--- a/Documentacao/YieldWay.docx
+++ b/Documentacao/YieldWay.docx
@@ -1024,19 +1024,60 @@
     </w:p>
     <w:p>
       <w:pPr>
-        <w:spacing w:line="278" w:lineRule="auto"/>
-        <w:ind w:firstLine="0"/>
-        <w:jc w:val="left"/>
-        <w:rPr>
-          <w:rFonts w:eastAsiaTheme="majorEastAsia" w:cstheme="majorBidi"/>
-          <w:b/>
-          <w:caps/>
-          <w:color w:val="000000" w:themeColor="text1"/>
-          <w:szCs w:val="40"/>
-        </w:rPr>
-      </w:pPr>
-      <w:r>
-        <w:br w:type="page"/>
+        <w:pStyle w:val="Ttulo1"/>
+      </w:pPr>
+      <w:r>
+        <w:lastRenderedPageBreak/>
+        <w:t>OBJETIVO</w:t>
+      </w:r>
+    </w:p>
+    <w:p>
+      <w:r>
+        <w:t xml:space="preserve">O objetivo principal do projeto </w:t>
+      </w:r>
+      <w:proofErr w:type="spellStart"/>
+      <w:r>
+        <w:t>YieldWay</w:t>
+      </w:r>
+      <w:proofErr w:type="spellEnd"/>
+      <w:r>
+        <w:t xml:space="preserve"> é desenvolver e implementar, em um prazo máximo de </w:t>
+      </w:r>
+      <w:r>
+        <w:t>55</w:t>
+      </w:r>
+      <w:r>
+        <w:t xml:space="preserve"> dias, um website funcional e educativo voltado para a gestão estratégica de investimentos através da matemática financeira aplicada. A plataforma pretende consolidar em um único ambiente digital a capacidade de registrar contas e carteiras de ativos, oferecendo ao usuário</w:t>
+      </w:r>
+      <w:r>
+        <w:t xml:space="preserve"> </w:t>
+      </w:r>
+      <w:r>
+        <w:t xml:space="preserve">uma visão clara e intuitiva de seu patrimônio através de dashboards dinâmicos. O diferencial do projeto </w:t>
+      </w:r>
+      <w:r>
+        <w:t>está</w:t>
+      </w:r>
+      <w:r>
+        <w:t xml:space="preserve"> na tradução de conceitos aritméticos complexos, como juros compostos, em simuladores interativos e uma linguagem acessível, simplificando a linguagem complicada que costuma confundir quem está começando e focando no que realmente faz o dinheiro render. Ao final deste período, o projeto entregará um sistema operante que integra conteúdos explicativos, ferramentas de cálculo de rendimento e formulários de cadastro, servindo como a ferramenta</w:t>
+      </w:r>
+      <w:r>
+        <w:t xml:space="preserve"> para </w:t>
+      </w:r>
+      <w:r>
+        <w:t>quem busca sair do aperto e</w:t>
+      </w:r>
+      <w:r>
+        <w:t xml:space="preserve"> </w:t>
+      </w:r>
+      <w:r>
+        <w:t>construir independência financeir</w:t>
+      </w:r>
+      <w:r>
+        <w:t>a</w:t>
+      </w:r>
+      <w:r>
+        <w:t>.</w:t>
       </w:r>
     </w:p>
     <w:p>

--- a/Documentacao/YieldWay.docx
+++ b/Documentacao/YieldWay.docx
@@ -333,7 +333,7 @@
           <w:r>
             <w:fldChar w:fldCharType="separate"/>
           </w:r>
-          <w:hyperlink w:anchor="_Toc227596469" w:history="1">
+          <w:hyperlink w:anchor="_Toc227599379" w:history="1">
             <w:r>
               <w:rPr>
                 <w:rStyle w:val="Hyperlink"/>
@@ -375,7 +375,7 @@
                 <w:noProof/>
                 <w:webHidden/>
               </w:rPr>
-              <w:instrText xml:space="preserve"> PAGEREF _Toc227596469 \h </w:instrText>
+              <w:instrText xml:space="preserve"> PAGEREF _Toc227599379 \h </w:instrText>
             </w:r>
             <w:r>
               <w:rPr>
@@ -419,13 +419,185 @@
               <w:lang w:eastAsia="pt-BR"/>
             </w:rPr>
           </w:pPr>
-          <w:hyperlink w:anchor="_Toc227596470" w:history="1">
+          <w:hyperlink w:anchor="_Toc227599380" w:history="1">
             <w:r>
               <w:rPr>
                 <w:rStyle w:val="Hyperlink"/>
                 <w:noProof/>
               </w:rPr>
               <w:t>2</w:t>
+            </w:r>
+            <w:r>
+              <w:rPr>
+                <w:rFonts w:asciiTheme="minorHAnsi" w:eastAsiaTheme="minorEastAsia" w:hAnsiTheme="minorHAnsi"/>
+                <w:noProof/>
+                <w:lang w:eastAsia="pt-BR"/>
+              </w:rPr>
+              <w:tab/>
+            </w:r>
+            <w:r>
+              <w:rPr>
+                <w:rStyle w:val="Hyperlink"/>
+                <w:noProof/>
+              </w:rPr>
+              <w:t>OBJETIVO</w:t>
+            </w:r>
+            <w:r>
+              <w:rPr>
+                <w:noProof/>
+                <w:webHidden/>
+              </w:rPr>
+              <w:tab/>
+            </w:r>
+            <w:r>
+              <w:rPr>
+                <w:noProof/>
+                <w:webHidden/>
+              </w:rPr>
+              <w:fldChar w:fldCharType="begin"/>
+            </w:r>
+            <w:r>
+              <w:rPr>
+                <w:noProof/>
+                <w:webHidden/>
+              </w:rPr>
+              <w:instrText xml:space="preserve"> PAGEREF _Toc227599380 \h </w:instrText>
+            </w:r>
+            <w:r>
+              <w:rPr>
+                <w:noProof/>
+                <w:webHidden/>
+              </w:rPr>
+            </w:r>
+            <w:r>
+              <w:rPr>
+                <w:noProof/>
+                <w:webHidden/>
+              </w:rPr>
+              <w:fldChar w:fldCharType="separate"/>
+            </w:r>
+            <w:r>
+              <w:rPr>
+                <w:noProof/>
+                <w:webHidden/>
+              </w:rPr>
+              <w:t>6</w:t>
+            </w:r>
+            <w:r>
+              <w:rPr>
+                <w:noProof/>
+                <w:webHidden/>
+              </w:rPr>
+              <w:fldChar w:fldCharType="end"/>
+            </w:r>
+          </w:hyperlink>
+        </w:p>
+        <w:p>
+          <w:pPr>
+            <w:pStyle w:val="Sumrio1"/>
+            <w:tabs>
+              <w:tab w:val="left" w:pos="1200"/>
+              <w:tab w:val="right" w:leader="dot" w:pos="9061"/>
+            </w:tabs>
+            <w:rPr>
+              <w:rFonts w:asciiTheme="minorHAnsi" w:eastAsiaTheme="minorEastAsia" w:hAnsiTheme="minorHAnsi"/>
+              <w:noProof/>
+              <w:lang w:eastAsia="pt-BR"/>
+            </w:rPr>
+          </w:pPr>
+          <w:hyperlink w:anchor="_Toc227599381" w:history="1">
+            <w:r>
+              <w:rPr>
+                <w:rStyle w:val="Hyperlink"/>
+                <w:noProof/>
+              </w:rPr>
+              <w:t>3</w:t>
+            </w:r>
+            <w:r>
+              <w:rPr>
+                <w:rFonts w:asciiTheme="minorHAnsi" w:eastAsiaTheme="minorEastAsia" w:hAnsiTheme="minorHAnsi"/>
+                <w:noProof/>
+                <w:lang w:eastAsia="pt-BR"/>
+              </w:rPr>
+              <w:tab/>
+            </w:r>
+            <w:r>
+              <w:rPr>
+                <w:rStyle w:val="Hyperlink"/>
+                <w:noProof/>
+              </w:rPr>
+              <w:t>Justificativa</w:t>
+            </w:r>
+            <w:r>
+              <w:rPr>
+                <w:noProof/>
+                <w:webHidden/>
+              </w:rPr>
+              <w:tab/>
+            </w:r>
+            <w:r>
+              <w:rPr>
+                <w:noProof/>
+                <w:webHidden/>
+              </w:rPr>
+              <w:fldChar w:fldCharType="begin"/>
+            </w:r>
+            <w:r>
+              <w:rPr>
+                <w:noProof/>
+                <w:webHidden/>
+              </w:rPr>
+              <w:instrText xml:space="preserve"> PAGEREF _Toc227599381 \h </w:instrText>
+            </w:r>
+            <w:r>
+              <w:rPr>
+                <w:noProof/>
+                <w:webHidden/>
+              </w:rPr>
+            </w:r>
+            <w:r>
+              <w:rPr>
+                <w:noProof/>
+                <w:webHidden/>
+              </w:rPr>
+              <w:fldChar w:fldCharType="separate"/>
+            </w:r>
+            <w:r>
+              <w:rPr>
+                <w:noProof/>
+                <w:webHidden/>
+              </w:rPr>
+              <w:t>7</w:t>
+            </w:r>
+            <w:r>
+              <w:rPr>
+                <w:noProof/>
+                <w:webHidden/>
+              </w:rPr>
+              <w:fldChar w:fldCharType="end"/>
+            </w:r>
+          </w:hyperlink>
+        </w:p>
+        <w:p>
+          <w:pPr>
+            <w:pStyle w:val="Sumrio1"/>
+            <w:tabs>
+              <w:tab w:val="left" w:pos="1200"/>
+              <w:tab w:val="right" w:leader="dot" w:pos="9061"/>
+            </w:tabs>
+            <w:rPr>
+              <w:rFonts w:asciiTheme="minorHAnsi" w:eastAsiaTheme="minorEastAsia" w:hAnsiTheme="minorHAnsi"/>
+              <w:noProof/>
+              <w:lang w:eastAsia="pt-BR"/>
+            </w:rPr>
+          </w:pPr>
+          <w:hyperlink w:anchor="_Toc227599382" w:history="1">
+            <w:r>
+              <w:rPr>
+                <w:rStyle w:val="Hyperlink"/>
+                <w:noProof/>
+              </w:rPr>
+              <w:t>4</w:t>
             </w:r>
             <w:r>
               <w:rPr>
@@ -461,7 +633,7 @@
                 <w:noProof/>
                 <w:webHidden/>
               </w:rPr>
-              <w:instrText xml:space="preserve"> PAGEREF _Toc227596470 \h </w:instrText>
+              <w:instrText xml:space="preserve"> PAGEREF _Toc227599382 \h </w:instrText>
             </w:r>
             <w:r>
               <w:rPr>
@@ -481,7 +653,7 @@
                 <w:noProof/>
                 <w:webHidden/>
               </w:rPr>
-              <w:t>6</w:t>
+              <w:t>8</w:t>
             </w:r>
             <w:r>
               <w:rPr>
@@ -518,7 +690,7 @@
       <w:pPr>
         <w:pStyle w:val="Ttulo1"/>
       </w:pPr>
-      <w:bookmarkStart w:id="0" w:name="_Toc227596469"/>
+      <w:bookmarkStart w:id="0" w:name="_Toc227599379"/>
       <w:r>
         <w:lastRenderedPageBreak/>
         <w:t>Contexto</w:t>
@@ -608,15 +780,7 @@
         <w:t xml:space="preserve"> de empréstimo </w:t>
       </w:r>
       <w:r>
-        <w:t xml:space="preserve">já </w:t>
-      </w:r>
-      <w:proofErr w:type="gramStart"/>
-      <w:r>
-        <w:t>haveriam</w:t>
-      </w:r>
-      <w:proofErr w:type="gramEnd"/>
-      <w:r>
-        <w:t xml:space="preserve"> bezerros, </w:t>
+        <w:t xml:space="preserve">já haveriam bezerros, </w:t>
       </w:r>
       <w:r>
         <w:t>sendo assim o</w:t>
@@ -1026,10 +1190,12 @@
       <w:pPr>
         <w:pStyle w:val="Ttulo1"/>
       </w:pPr>
+      <w:bookmarkStart w:id="1" w:name="_Toc227599380"/>
       <w:r>
         <w:lastRenderedPageBreak/>
         <w:t>OBJETIVO</w:t>
       </w:r>
+      <w:bookmarkEnd w:id="1"/>
     </w:p>
     <w:p>
       <w:r>
@@ -1084,12 +1250,102 @@
       <w:pPr>
         <w:pStyle w:val="Ttulo1"/>
       </w:pPr>
-      <w:bookmarkStart w:id="1" w:name="_Toc227596470"/>
+      <w:bookmarkStart w:id="2" w:name="_Toc227599381"/>
+      <w:r>
+        <w:lastRenderedPageBreak/>
+        <w:t>Justificativa</w:t>
+      </w:r>
+      <w:bookmarkEnd w:id="2"/>
+    </w:p>
+    <w:p>
+      <w:r>
+        <w:t xml:space="preserve">A verdadeira motivação por trás do </w:t>
+      </w:r>
+      <w:proofErr w:type="spellStart"/>
+      <w:r>
+        <w:t>YieldWay</w:t>
+      </w:r>
+      <w:proofErr w:type="spellEnd"/>
+      <w:r>
+        <w:t xml:space="preserve"> é </w:t>
+      </w:r>
+      <w:r>
+        <w:t>construir o motor da minha própria liberdade. Investir, para mim, deixou de ser um conceito teórico para se tornar o projeto de soberania pessoal mais importante da minha vida.</w:t>
+      </w:r>
+      <w:r>
+        <w:t xml:space="preserve"> </w:t>
+      </w:r>
+      <w:r>
+        <w:t xml:space="preserve">A urgência deste projeto reside no valor da clareza. </w:t>
+      </w:r>
+      <w:r>
+        <w:t>Assim não irei</w:t>
+      </w:r>
+      <w:r>
+        <w:t xml:space="preserve"> mais depender de planilhas confusas ou do feeling do mercado</w:t>
+      </w:r>
+      <w:r>
+        <w:t>, tendo</w:t>
+      </w:r>
+      <w:r>
+        <w:t xml:space="preserve"> um dashboard que me diga exatamente onde estou e para onde vou. Construir essa plataforma é um investimento no meu ativo mais precioso</w:t>
+      </w:r>
+      <w:r>
+        <w:t xml:space="preserve">, </w:t>
+      </w:r>
+      <w:r>
+        <w:t xml:space="preserve">a paz. </w:t>
+      </w:r>
+      <w:r>
+        <w:t>Isso traz a</w:t>
+      </w:r>
+      <w:r>
+        <w:t xml:space="preserve"> satisfação de ver os juros compostos </w:t>
+      </w:r>
+      <w:r>
+        <w:t>deixarem de ser fórmulas frias e abstratas</w:t>
+      </w:r>
+      <w:r>
+        <w:t xml:space="preserve"> </w:t>
+      </w:r>
+      <w:r>
+        <w:t>e se materializa</w:t>
+      </w:r>
+      <w:r>
+        <w:t xml:space="preserve">rem </w:t>
+      </w:r>
+      <w:r>
+        <w:t xml:space="preserve">em planos concretos, garantindo </w:t>
+      </w:r>
+      <w:r>
+        <w:t xml:space="preserve">com transparência e fundamentação </w:t>
+      </w:r>
+      <w:r>
+        <w:t>que cada decisão financeira que eu tome hoje seja um degrau para o conforto e a independência que pretendo desfrutar</w:t>
+      </w:r>
+      <w:r>
+        <w:t xml:space="preserve"> no</w:t>
+      </w:r>
+      <w:r>
+        <w:t xml:space="preserve"> amanhã.</w:t>
+      </w:r>
+      <w:r>
+        <w:t xml:space="preserve"> Sendo assim, </w:t>
+      </w:r>
+      <w:r>
+        <w:t>o meu futuro será escrito por decisões estratégicas, e nunca pela sorte.</w:t>
+      </w:r>
+    </w:p>
+    <w:p>
+      <w:pPr>
+        <w:pStyle w:val="Ttulo1"/>
+      </w:pPr>
+      <w:bookmarkStart w:id="3" w:name="_Toc227599382"/>
       <w:r>
         <w:lastRenderedPageBreak/>
         <w:t>Referências</w:t>
       </w:r>
-      <w:bookmarkEnd w:id="1"/>
+      <w:bookmarkEnd w:id="3"/>
     </w:p>
     <w:p>
       <w:pPr>
@@ -1381,16 +1637,11 @@
       <w:r>
         <w:t xml:space="preserve">, </w:t>
       </w:r>
-      <w:proofErr w:type="gramStart"/>
       <w:r>
         <w:t>https://www.beursgeschiedenis.nl/en/the-story/.</w:t>
       </w:r>
       <w:r>
-        <w:t>[</w:t>
-      </w:r>
-      <w:proofErr w:type="gramEnd"/>
-      <w:r>
-        <w:t>Acessado em 2</w:t>
+        <w:t>[Acessado em 2</w:t>
       </w:r>
       <w:r>
         <w:t>0</w:t>

--- a/Documentacao/YieldWay.docx
+++ b/Documentacao/YieldWay.docx
@@ -1,19 +1,19 @@
 
 <file path=word/document.xml><?xml version="1.0" encoding="utf-8"?>
-<w:document xmlns:wpc="http://schemas.microsoft.com/office/word/2010/wordprocessingCanvas" xmlns:cx="http://schemas.microsoft.com/office/drawing/2014/chartex" xmlns:cx1="http://schemas.microsoft.com/office/drawing/2015/9/8/chartex" xmlns:cx2="http://schemas.microsoft.com/office/drawing/2015/10/21/chartex" xmlns:cx3="http://schemas.microsoft.com/office/drawing/2016/5/9/chartex" xmlns:cx4="http://schemas.microsoft.com/office/drawing/2016/5/10/chartex" xmlns:cx5="http://schemas.microsoft.com/office/drawing/2016/5/11/chartex" xmlns:cx6="http://schemas.microsoft.com/office/drawing/2016/5/12/chartex" xmlns:cx7="http://schemas.microsoft.com/office/drawing/2016/5/13/chartex" xmlns:cx8="http://schemas.microsoft.com/office/drawing/2016/5/14/chartex" xmlns:mc="http://schemas.openxmlformats.org/markup-compatibility/2006" xmlns:aink="http://schemas.microsoft.com/office/drawing/2016/ink" xmlns:am3d="http://schemas.microsoft.com/office/drawing/2017/model3d" xmlns:o="urn:schemas-microsoft-com:office:office" xmlns:oel="http://schemas.microsoft.com/office/2019/extlst" xmlns:r="http://schemas.openxmlformats.org/officeDocument/2006/relationships" xmlns:m="http://schemas.openxmlformats.org/officeDocument/2006/math" xmlns:v="urn:schemas-microsoft-com:vml" xmlns:wp14="http://schemas.microsoft.com/office/word/2010/wordprocessingDrawing" xmlns:wp="http://schemas.openxmlformats.org/drawingml/2006/wordprocessingDrawing" xmlns:w10="urn:schemas-microsoft-com:office:word" xmlns:w="http://schemas.openxmlformats.org/wordprocessingml/2006/main" xmlns:w14="http://schemas.microsoft.com/office/word/2010/wordml" xmlns:w15="http://schemas.microsoft.com/office/word/2012/wordml" xmlns:w16cex="http://schemas.microsoft.com/office/word/2018/wordml/cex" xmlns:w16cid="http://schemas.microsoft.com/office/word/2016/wordml/cid" xmlns:w16="http://schemas.microsoft.com/office/word/2018/wordml" xmlns:w16du="http://schemas.microsoft.com/office/word/2023/wordml/word16du" xmlns:w16sdtdh="http://schemas.microsoft.com/office/word/2020/wordml/sdtdatahash" xmlns:w16sdtfl="http://schemas.microsoft.com/office/word/2024/wordml/sdtformatlock" xmlns:w16se="http://schemas.microsoft.com/office/word/2015/wordml/symex" xmlns:wpg="http://schemas.microsoft.com/office/word/2010/wordprocessingGroup" xmlns:wpi="http://schemas.microsoft.com/office/word/2010/wordprocessingInk" xmlns:wne="http://schemas.microsoft.com/office/word/2006/wordml" xmlns:wps="http://schemas.microsoft.com/office/word/2010/wordprocessingShape" mc:Ignorable="w14 w15 w16se w16cid w16 w16cex w16sdtdh w16sdtfl w16du wp14">
+<w:document xmlns:w="http://schemas.openxmlformats.org/wordprocessingml/2006/main" xmlns:r="http://schemas.openxmlformats.org/officeDocument/2006/relationships" xmlns:wps="http://schemas.microsoft.com/office/word/2010/wordprocessingShape" xmlns:mc="http://schemas.openxmlformats.org/markup-compatibility/2006" xmlns:w10="urn:schemas-microsoft-com:office:word" xmlns:v="urn:schemas-microsoft-com:vml" xmlns:wp14="http://schemas.microsoft.com/office/word/2010/wordprocessingDrawing" xmlns:wpg="http://schemas.microsoft.com/office/word/2010/wordprocessingGroup" xmlns:wpc="http://schemas.microsoft.com/office/word/2010/wordprocessingCanvas" xmlns:w14="http://schemas.microsoft.com/office/word/2010/wordml" xmlns:w15="http://schemas.microsoft.com/office/word/2012/wordml" xmlns:cx1="http://schemas.microsoft.com/office/drawing/2015/9/8/chartex" xmlns:cx2="http://schemas.microsoft.com/office/drawing/2015/10/21/chartex" mc:Ignorable="wp14 w14 w15">
   <w:body>
     <w:p>
       <w:pPr>
         <w:jc w:val="center"/>
         <w:rPr>
-          <w:b/>
-          <w:bCs/>
+          <w:b w:val="1"/>
+          <w:bCs w:val="1"/>
         </w:rPr>
       </w:pPr>
       <w:r>
         <w:rPr>
-          <w:b/>
-          <w:bCs/>
+          <w:b w:val="1"/>
+          <w:bCs w:val="1"/>
         </w:rPr>
         <w:t>SÃO PAULO TECH SCHOOL</w:t>
       </w:r>
@@ -22,14 +22,14 @@
       <w:pPr>
         <w:jc w:val="center"/>
         <w:rPr>
-          <w:b/>
-          <w:bCs/>
+          <w:b w:val="1"/>
+          <w:bCs w:val="1"/>
         </w:rPr>
       </w:pPr>
       <w:r>
         <w:rPr>
-          <w:b/>
-          <w:bCs/>
+          <w:b w:val="1"/>
+          <w:bCs w:val="1"/>
         </w:rPr>
         <w:t>ANÁLISE E DESENVOLVIMENTO DE SISTEMAS</w:t>
       </w:r>
@@ -38,8 +38,8 @@
       <w:pPr>
         <w:jc w:val="center"/>
         <w:rPr>
-          <w:b/>
-          <w:bCs/>
+          <w:b w:val="1"/>
+          <w:bCs w:val="1"/>
         </w:rPr>
       </w:pPr>
     </w:p>
@@ -47,8 +47,8 @@
       <w:pPr>
         <w:ind w:firstLine="0"/>
         <w:rPr>
-          <w:b/>
-          <w:bCs/>
+          <w:b w:val="1"/>
+          <w:bCs w:val="1"/>
         </w:rPr>
       </w:pPr>
     </w:p>
@@ -56,8 +56,8 @@
       <w:pPr>
         <w:ind w:firstLine="0"/>
         <w:rPr>
-          <w:b/>
-          <w:bCs/>
+          <w:b w:val="1"/>
+          <w:bCs w:val="1"/>
         </w:rPr>
       </w:pPr>
     </w:p>
@@ -65,8 +65,8 @@
       <w:pPr>
         <w:ind w:firstLine="0"/>
         <w:rPr>
-          <w:b/>
-          <w:bCs/>
+          <w:b w:val="1"/>
+          <w:bCs w:val="1"/>
         </w:rPr>
       </w:pPr>
     </w:p>
@@ -74,8 +74,8 @@
       <w:pPr>
         <w:ind w:firstLine="0"/>
         <w:rPr>
-          <w:b/>
-          <w:bCs/>
+          <w:b w:val="1"/>
+          <w:bCs w:val="1"/>
         </w:rPr>
       </w:pPr>
     </w:p>
@@ -83,15 +83,15 @@
       <w:pPr>
         <w:ind w:firstLine="0"/>
         <w:rPr>
-          <w:b/>
-          <w:bCs/>
+          <w:b w:val="1"/>
+          <w:bCs w:val="1"/>
         </w:rPr>
       </w:pPr>
     </w:p>
     <w:p>
       <w:pPr>
-        <w:pStyle w:val="Corpodetexto"/>
-        <w:spacing w:before="2" w:line="424" w:lineRule="auto"/>
+        <w:pStyle w:val="P21"/>
+        <w:spacing w:lineRule="auto" w:line="424" w:before="2" w:beforeAutospacing="0" w:afterAutospacing="0"/>
         <w:ind w:left="1440" w:right="1706"/>
         <w:jc w:val="center"/>
       </w:pPr>
@@ -103,8 +103,8 @@
       <w:pPr>
         <w:jc w:val="center"/>
         <w:rPr>
-          <w:b/>
-          <w:bCs/>
+          <w:b w:val="1"/>
+          <w:bCs w:val="1"/>
         </w:rPr>
       </w:pPr>
     </w:p>
@@ -112,8 +112,8 @@
       <w:pPr>
         <w:jc w:val="center"/>
         <w:rPr>
-          <w:b/>
-          <w:bCs/>
+          <w:b w:val="1"/>
+          <w:bCs w:val="1"/>
         </w:rPr>
       </w:pPr>
     </w:p>
@@ -121,8 +121,8 @@
       <w:pPr>
         <w:jc w:val="center"/>
         <w:rPr>
-          <w:b/>
-          <w:bCs/>
+          <w:b w:val="1"/>
+          <w:bCs w:val="1"/>
         </w:rPr>
       </w:pPr>
     </w:p>
@@ -130,49 +130,32 @@
       <w:pPr>
         <w:jc w:val="center"/>
         <w:rPr>
-          <w:b/>
-          <w:bCs/>
+          <w:b w:val="1"/>
+          <w:bCs w:val="1"/>
         </w:rPr>
       </w:pPr>
       <w:r>
         <w:rPr>
-          <w:b/>
-          <w:bCs/>
+          <w:b w:val="1"/>
+          <w:bCs w:val="1"/>
         </w:rPr>
-        <w:t xml:space="preserve">Projeto Individual: </w:t>
-      </w:r>
-      <w:proofErr w:type="spellStart"/>
-      <w:r>
-        <w:rPr>
-          <w:b/>
-          <w:bCs/>
-        </w:rPr>
-        <w:t>YieldWay</w:t>
-      </w:r>
-      <w:proofErr w:type="spellEnd"/>
+        <w:t>Projeto Individual: YieldWay</w:t>
+      </w:r>
     </w:p>
     <w:p>
       <w:pPr>
         <w:jc w:val="center"/>
       </w:pPr>
       <w:r>
-        <w:t xml:space="preserve">Seu </w:t>
-      </w:r>
-      <w:proofErr w:type="spellStart"/>
-      <w:r>
-        <w:t>Yield</w:t>
-      </w:r>
-      <w:proofErr w:type="spellEnd"/>
-      <w:r>
-        <w:t>, Suas Regras!</w:t>
+        <w:t>Seu Yield, Suas Regras!</w:t>
       </w:r>
     </w:p>
     <w:p>
       <w:pPr>
         <w:jc w:val="center"/>
         <w:rPr>
-          <w:b/>
-          <w:bCs/>
+          <w:b w:val="1"/>
+          <w:bCs w:val="1"/>
         </w:rPr>
       </w:pPr>
     </w:p>
@@ -180,8 +163,8 @@
       <w:pPr>
         <w:jc w:val="center"/>
         <w:rPr>
-          <w:b/>
-          <w:bCs/>
+          <w:b w:val="1"/>
+          <w:bCs w:val="1"/>
         </w:rPr>
       </w:pPr>
     </w:p>
@@ -189,8 +172,8 @@
       <w:pPr>
         <w:ind w:firstLine="0"/>
         <w:rPr>
-          <w:b/>
-          <w:bCs/>
+          <w:b w:val="1"/>
+          <w:bCs w:val="1"/>
         </w:rPr>
       </w:pPr>
     </w:p>
@@ -198,8 +181,8 @@
       <w:pPr>
         <w:jc w:val="center"/>
         <w:rPr>
-          <w:b/>
-          <w:bCs/>
+          <w:b w:val="1"/>
+          <w:bCs w:val="1"/>
         </w:rPr>
       </w:pPr>
     </w:p>
@@ -207,8 +190,8 @@
       <w:pPr>
         <w:ind w:firstLine="0"/>
         <w:rPr>
-          <w:b/>
-          <w:bCs/>
+          <w:b w:val="1"/>
+          <w:bCs w:val="1"/>
         </w:rPr>
       </w:pPr>
     </w:p>
@@ -216,8 +199,8 @@
       <w:pPr>
         <w:jc w:val="center"/>
         <w:rPr>
-          <w:b/>
-          <w:bCs/>
+          <w:b w:val="1"/>
+          <w:bCs w:val="1"/>
         </w:rPr>
       </w:pPr>
     </w:p>
@@ -225,8 +208,8 @@
       <w:pPr>
         <w:jc w:val="center"/>
         <w:rPr>
-          <w:b/>
-          <w:bCs/>
+          <w:b w:val="1"/>
+          <w:bCs w:val="1"/>
         </w:rPr>
       </w:pPr>
     </w:p>
@@ -234,8 +217,8 @@
       <w:pPr>
         <w:jc w:val="center"/>
         <w:rPr>
-          <w:b/>
-          <w:bCs/>
+          <w:b w:val="1"/>
+          <w:bCs w:val="1"/>
         </w:rPr>
       </w:pPr>
     </w:p>
@@ -243,14 +226,14 @@
       <w:pPr>
         <w:jc w:val="center"/>
         <w:rPr>
-          <w:b/>
-          <w:bCs/>
+          <w:b w:val="1"/>
+          <w:bCs w:val="1"/>
         </w:rPr>
       </w:pPr>
       <w:r>
         <w:rPr>
-          <w:b/>
-          <w:bCs/>
+          <w:b w:val="1"/>
+          <w:bCs w:val="1"/>
         </w:rPr>
         <w:t>São Paulo</w:t>
       </w:r>
@@ -259,14 +242,14 @@
       <w:pPr>
         <w:jc w:val="center"/>
         <w:rPr>
-          <w:b/>
-          <w:bCs/>
+          <w:b w:val="1"/>
+          <w:bCs w:val="1"/>
         </w:rPr>
       </w:pPr>
       <w:r>
         <w:rPr>
-          <w:b/>
-          <w:bCs/>
+          <w:b w:val="1"/>
+          <w:bCs w:val="1"/>
         </w:rPr>
         <w:t>Junho, 2026</w:t>
       </w:r>
@@ -274,9 +257,9 @@
     <w:sdt>
       <w:sdtPr>
         <w:rPr>
-          <w:rFonts w:ascii="Times New Roman" w:eastAsiaTheme="minorHAnsi" w:hAnsi="Times New Roman" w:cstheme="minorBidi"/>
-          <w:b/>
-          <w:bCs/>
+          <w:rFonts w:ascii="Times New Roman" w:hAnsi="Times New Roman" w:cstheme="minorBidi" w:eastAsiaTheme="minorHAnsi"/>
+          <w:b w:val="1"/>
+          <w:bCs w:val="1"/>
           <w:color w:val="auto"/>
           <w:sz w:val="24"/>
           <w:szCs w:val="24"/>
@@ -285,13 +268,14 @@
         <w:id w:val="802273697"/>
         <w:docPartObj>
           <w:docPartGallery w:val="Table of Contents"/>
+          <w:docPartCategory w:val=""/>
           <w:docPartUnique/>
         </w:docPartObj>
       </w:sdtPr>
       <w:sdtContent>
         <w:p>
           <w:pPr>
-            <w:pStyle w:val="CabealhodoSumrio"/>
+            <w:pStyle w:val="P15"/>
             <w:jc w:val="center"/>
           </w:pPr>
           <w:r>
@@ -300,16 +284,15 @@
         </w:p>
         <w:p>
           <w:pPr>
-            <w:pStyle w:val="Sumrio1"/>
+            <w:pStyle w:val="P16"/>
             <w:tabs>
-              <w:tab w:val="left" w:pos="1200"/>
-              <w:tab w:val="right" w:leader="dot" w:pos="9061"/>
+              <w:tab w:val="left" w:pos="1200" w:leader="none"/>
+              <w:tab w:val="right" w:pos="9061" w:leader="dot"/>
             </w:tabs>
             <w:rPr>
-              <w:rFonts w:asciiTheme="minorHAnsi" w:eastAsiaTheme="minorEastAsia" w:hAnsiTheme="minorHAnsi"/>
-              <w:noProof/>
+              <w:rFonts w:asciiTheme="minorHAnsi" w:hAnsiTheme="minorHAnsi" w:eastAsiaTheme="minorEastAsia"/>
+              <w:noProof w:val="1"/>
               <w:lang w:eastAsia="pt-BR"/>
-              <w14:ligatures w14:val="standardContextual"/>
             </w:rPr>
           </w:pPr>
           <w:r>
@@ -321,75 +304,62 @@
           <w:r>
             <w:fldChar w:fldCharType="separate"/>
           </w:r>
-          <w:hyperlink w:anchor="_Toc231160620" w:history="1">
-            <w:r>
-              <w:rPr>
-                <w:rStyle w:val="Hyperlink"/>
-                <w:noProof/>
+          <w:hyperlink w:anchor="_Toc231160620">
+            <w:r>
+              <w:rPr>
+                <w:rStyle w:val="C2"/>
+                <w:noProof w:val="1"/>
               </w:rPr>
               <w:t>1</w:t>
             </w:r>
             <w:r>
               <w:rPr>
-                <w:rFonts w:asciiTheme="minorHAnsi" w:eastAsiaTheme="minorEastAsia" w:hAnsiTheme="minorHAnsi"/>
-                <w:noProof/>
+                <w:rFonts w:asciiTheme="minorHAnsi" w:hAnsiTheme="minorHAnsi" w:eastAsiaTheme="minorEastAsia"/>
+                <w:noProof w:val="1"/>
                 <w:lang w:eastAsia="pt-BR"/>
-                <w14:ligatures w14:val="standardContextual"/>
               </w:rPr>
               <w:tab/>
             </w:r>
             <w:r>
               <w:rPr>
-                <w:rStyle w:val="Hyperlink"/>
-                <w:noProof/>
+                <w:rStyle w:val="C2"/>
+                <w:noProof w:val="1"/>
               </w:rPr>
               <w:t>Contexto</w:t>
             </w:r>
             <w:r>
               <w:rPr>
-                <w:noProof/>
-                <w:webHidden/>
+                <w:noProof w:val="1"/>
               </w:rPr>
               <w:tab/>
             </w:r>
             <w:r>
               <w:rPr>
-                <w:noProof/>
-                <w:webHidden/>
+                <w:noProof w:val="1"/>
               </w:rPr>
               <w:fldChar w:fldCharType="begin"/>
             </w:r>
             <w:r>
               <w:rPr>
-                <w:noProof/>
-                <w:webHidden/>
+                <w:noProof w:val="1"/>
               </w:rPr>
               <w:instrText xml:space="preserve"> PAGEREF _Toc231160620 \h </w:instrText>
             </w:r>
             <w:r>
               <w:rPr>
-                <w:noProof/>
-                <w:webHidden/>
-              </w:rPr>
-            </w:r>
-            <w:r>
-              <w:rPr>
-                <w:noProof/>
-                <w:webHidden/>
+                <w:noProof w:val="1"/>
               </w:rPr>
               <w:fldChar w:fldCharType="separate"/>
             </w:r>
             <w:r>
               <w:rPr>
-                <w:noProof/>
-                <w:webHidden/>
+                <w:noProof w:val="1"/>
               </w:rPr>
               <w:t>3</w:t>
             </w:r>
             <w:r>
               <w:rPr>
-                <w:noProof/>
-                <w:webHidden/>
+                <w:noProof w:val="1"/>
               </w:rPr>
               <w:fldChar w:fldCharType="end"/>
             </w:r>
@@ -397,87 +367,73 @@
         </w:p>
         <w:p>
           <w:pPr>
-            <w:pStyle w:val="Sumrio1"/>
+            <w:pStyle w:val="P16"/>
             <w:tabs>
-              <w:tab w:val="left" w:pos="1200"/>
-              <w:tab w:val="right" w:leader="dot" w:pos="9061"/>
+              <w:tab w:val="left" w:pos="1200" w:leader="none"/>
+              <w:tab w:val="right" w:pos="9061" w:leader="dot"/>
             </w:tabs>
             <w:rPr>
-              <w:rFonts w:asciiTheme="minorHAnsi" w:eastAsiaTheme="minorEastAsia" w:hAnsiTheme="minorHAnsi"/>
-              <w:noProof/>
+              <w:rFonts w:asciiTheme="minorHAnsi" w:hAnsiTheme="minorHAnsi" w:eastAsiaTheme="minorEastAsia"/>
+              <w:noProof w:val="1"/>
               <w:lang w:eastAsia="pt-BR"/>
-              <w14:ligatures w14:val="standardContextual"/>
             </w:rPr>
           </w:pPr>
-          <w:hyperlink w:anchor="_Toc231160621" w:history="1">
-            <w:r>
-              <w:rPr>
-                <w:rStyle w:val="Hyperlink"/>
-                <w:noProof/>
+          <w:hyperlink w:anchor="_Toc231160621">
+            <w:r>
+              <w:rPr>
+                <w:rStyle w:val="C2"/>
+                <w:noProof w:val="1"/>
               </w:rPr>
               <w:t>2</w:t>
             </w:r>
             <w:r>
               <w:rPr>
-                <w:rFonts w:asciiTheme="minorHAnsi" w:eastAsiaTheme="minorEastAsia" w:hAnsiTheme="minorHAnsi"/>
-                <w:noProof/>
+                <w:rFonts w:asciiTheme="minorHAnsi" w:hAnsiTheme="minorHAnsi" w:eastAsiaTheme="minorEastAsia"/>
+                <w:noProof w:val="1"/>
                 <w:lang w:eastAsia="pt-BR"/>
-                <w14:ligatures w14:val="standardContextual"/>
               </w:rPr>
               <w:tab/>
             </w:r>
             <w:r>
               <w:rPr>
-                <w:rStyle w:val="Hyperlink"/>
-                <w:noProof/>
+                <w:rStyle w:val="C2"/>
+                <w:noProof w:val="1"/>
               </w:rPr>
               <w:t>OBJETIVO</w:t>
             </w:r>
             <w:r>
               <w:rPr>
-                <w:noProof/>
-                <w:webHidden/>
+                <w:noProof w:val="1"/>
               </w:rPr>
               <w:tab/>
             </w:r>
             <w:r>
               <w:rPr>
-                <w:noProof/>
-                <w:webHidden/>
+                <w:noProof w:val="1"/>
               </w:rPr>
               <w:fldChar w:fldCharType="begin"/>
             </w:r>
             <w:r>
               <w:rPr>
-                <w:noProof/>
-                <w:webHidden/>
+                <w:noProof w:val="1"/>
               </w:rPr>
               <w:instrText xml:space="preserve"> PAGEREF _Toc231160621 \h </w:instrText>
             </w:r>
             <w:r>
               <w:rPr>
-                <w:noProof/>
-                <w:webHidden/>
-              </w:rPr>
-            </w:r>
-            <w:r>
-              <w:rPr>
-                <w:noProof/>
-                <w:webHidden/>
+                <w:noProof w:val="1"/>
               </w:rPr>
               <w:fldChar w:fldCharType="separate"/>
             </w:r>
             <w:r>
               <w:rPr>
-                <w:noProof/>
-                <w:webHidden/>
+                <w:noProof w:val="1"/>
               </w:rPr>
               <w:t>6</w:t>
             </w:r>
             <w:r>
               <w:rPr>
-                <w:noProof/>
-                <w:webHidden/>
+                <w:noProof w:val="1"/>
               </w:rPr>
               <w:fldChar w:fldCharType="end"/>
             </w:r>
@@ -485,87 +441,73 @@
         </w:p>
         <w:p>
           <w:pPr>
-            <w:pStyle w:val="Sumrio1"/>
+            <w:pStyle w:val="P16"/>
             <w:tabs>
-              <w:tab w:val="left" w:pos="1200"/>
-              <w:tab w:val="right" w:leader="dot" w:pos="9061"/>
+              <w:tab w:val="left" w:pos="1200" w:leader="none"/>
+              <w:tab w:val="right" w:pos="9061" w:leader="dot"/>
             </w:tabs>
             <w:rPr>
-              <w:rFonts w:asciiTheme="minorHAnsi" w:eastAsiaTheme="minorEastAsia" w:hAnsiTheme="minorHAnsi"/>
-              <w:noProof/>
+              <w:rFonts w:asciiTheme="minorHAnsi" w:hAnsiTheme="minorHAnsi" w:eastAsiaTheme="minorEastAsia"/>
+              <w:noProof w:val="1"/>
               <w:lang w:eastAsia="pt-BR"/>
-              <w14:ligatures w14:val="standardContextual"/>
             </w:rPr>
           </w:pPr>
-          <w:hyperlink w:anchor="_Toc231160622" w:history="1">
-            <w:r>
-              <w:rPr>
-                <w:rStyle w:val="Hyperlink"/>
-                <w:noProof/>
+          <w:hyperlink w:anchor="_Toc231160622">
+            <w:r>
+              <w:rPr>
+                <w:rStyle w:val="C2"/>
+                <w:noProof w:val="1"/>
               </w:rPr>
               <w:t>3</w:t>
             </w:r>
             <w:r>
               <w:rPr>
-                <w:rFonts w:asciiTheme="minorHAnsi" w:eastAsiaTheme="minorEastAsia" w:hAnsiTheme="minorHAnsi"/>
-                <w:noProof/>
+                <w:rFonts w:asciiTheme="minorHAnsi" w:hAnsiTheme="minorHAnsi" w:eastAsiaTheme="minorEastAsia"/>
+                <w:noProof w:val="1"/>
                 <w:lang w:eastAsia="pt-BR"/>
-                <w14:ligatures w14:val="standardContextual"/>
               </w:rPr>
               <w:tab/>
             </w:r>
             <w:r>
               <w:rPr>
-                <w:rStyle w:val="Hyperlink"/>
-                <w:noProof/>
+                <w:rStyle w:val="C2"/>
+                <w:noProof w:val="1"/>
               </w:rPr>
               <w:t>Justificativa</w:t>
             </w:r>
             <w:r>
               <w:rPr>
-                <w:noProof/>
-                <w:webHidden/>
+                <w:noProof w:val="1"/>
               </w:rPr>
               <w:tab/>
             </w:r>
             <w:r>
               <w:rPr>
-                <w:noProof/>
-                <w:webHidden/>
+                <w:noProof w:val="1"/>
               </w:rPr>
               <w:fldChar w:fldCharType="begin"/>
             </w:r>
             <w:r>
               <w:rPr>
-                <w:noProof/>
-                <w:webHidden/>
+                <w:noProof w:val="1"/>
               </w:rPr>
               <w:instrText xml:space="preserve"> PAGEREF _Toc231160622 \h </w:instrText>
             </w:r>
             <w:r>
               <w:rPr>
-                <w:noProof/>
-                <w:webHidden/>
-              </w:rPr>
-            </w:r>
-            <w:r>
-              <w:rPr>
-                <w:noProof/>
-                <w:webHidden/>
+                <w:noProof w:val="1"/>
               </w:rPr>
               <w:fldChar w:fldCharType="separate"/>
             </w:r>
             <w:r>
               <w:rPr>
-                <w:noProof/>
-                <w:webHidden/>
+                <w:noProof w:val="1"/>
               </w:rPr>
               <w:t>7</w:t>
             </w:r>
             <w:r>
               <w:rPr>
-                <w:noProof/>
-                <w:webHidden/>
+                <w:noProof w:val="1"/>
               </w:rPr>
               <w:fldChar w:fldCharType="end"/>
             </w:r>
@@ -573,87 +515,73 @@
         </w:p>
         <w:p>
           <w:pPr>
-            <w:pStyle w:val="Sumrio1"/>
+            <w:pStyle w:val="P16"/>
             <w:tabs>
-              <w:tab w:val="left" w:pos="1200"/>
-              <w:tab w:val="right" w:leader="dot" w:pos="9061"/>
+              <w:tab w:val="left" w:pos="1200" w:leader="none"/>
+              <w:tab w:val="right" w:pos="9061" w:leader="dot"/>
             </w:tabs>
             <w:rPr>
-              <w:rFonts w:asciiTheme="minorHAnsi" w:eastAsiaTheme="minorEastAsia" w:hAnsiTheme="minorHAnsi"/>
-              <w:noProof/>
+              <w:rFonts w:asciiTheme="minorHAnsi" w:hAnsiTheme="minorHAnsi" w:eastAsiaTheme="minorEastAsia"/>
+              <w:noProof w:val="1"/>
               <w:lang w:eastAsia="pt-BR"/>
-              <w14:ligatures w14:val="standardContextual"/>
             </w:rPr>
           </w:pPr>
-          <w:hyperlink w:anchor="_Toc231160623" w:history="1">
-            <w:r>
-              <w:rPr>
-                <w:rStyle w:val="Hyperlink"/>
-                <w:noProof/>
+          <w:hyperlink w:anchor="_Toc231160623">
+            <w:r>
+              <w:rPr>
+                <w:rStyle w:val="C2"/>
+                <w:noProof w:val="1"/>
               </w:rPr>
               <w:t>4</w:t>
             </w:r>
             <w:r>
               <w:rPr>
-                <w:rFonts w:asciiTheme="minorHAnsi" w:eastAsiaTheme="minorEastAsia" w:hAnsiTheme="minorHAnsi"/>
-                <w:noProof/>
+                <w:rFonts w:asciiTheme="minorHAnsi" w:hAnsiTheme="minorHAnsi" w:eastAsiaTheme="minorEastAsia"/>
+                <w:noProof w:val="1"/>
                 <w:lang w:eastAsia="pt-BR"/>
-                <w14:ligatures w14:val="standardContextual"/>
               </w:rPr>
               <w:tab/>
             </w:r>
             <w:r>
               <w:rPr>
-                <w:rStyle w:val="Hyperlink"/>
-                <w:noProof/>
+                <w:rStyle w:val="C2"/>
+                <w:noProof w:val="1"/>
               </w:rPr>
               <w:t>Escopo</w:t>
             </w:r>
             <w:r>
               <w:rPr>
-                <w:noProof/>
-                <w:webHidden/>
+                <w:noProof w:val="1"/>
               </w:rPr>
               <w:tab/>
             </w:r>
             <w:r>
               <w:rPr>
-                <w:noProof/>
-                <w:webHidden/>
+                <w:noProof w:val="1"/>
               </w:rPr>
               <w:fldChar w:fldCharType="begin"/>
             </w:r>
             <w:r>
               <w:rPr>
-                <w:noProof/>
-                <w:webHidden/>
+                <w:noProof w:val="1"/>
               </w:rPr>
               <w:instrText xml:space="preserve"> PAGEREF _Toc231160623 \h </w:instrText>
             </w:r>
             <w:r>
               <w:rPr>
-                <w:noProof/>
-                <w:webHidden/>
-              </w:rPr>
-            </w:r>
-            <w:r>
-              <w:rPr>
-                <w:noProof/>
-                <w:webHidden/>
+                <w:noProof w:val="1"/>
               </w:rPr>
               <w:fldChar w:fldCharType="separate"/>
             </w:r>
             <w:r>
               <w:rPr>
-                <w:noProof/>
-                <w:webHidden/>
+                <w:noProof w:val="1"/>
               </w:rPr>
               <w:t>8</w:t>
             </w:r>
             <w:r>
               <w:rPr>
-                <w:noProof/>
-                <w:webHidden/>
+                <w:noProof w:val="1"/>
               </w:rPr>
               <w:fldChar w:fldCharType="end"/>
             </w:r>
@@ -661,88 +589,74 @@
         </w:p>
         <w:p>
           <w:pPr>
-            <w:pStyle w:val="Sumrio2"/>
+            <w:pStyle w:val="P17"/>
             <w:tabs>
-              <w:tab w:val="left" w:pos="1680"/>
-              <w:tab w:val="right" w:leader="dot" w:pos="9061"/>
+              <w:tab w:val="left" w:pos="1680" w:leader="none"/>
+              <w:tab w:val="right" w:pos="9061" w:leader="dot"/>
             </w:tabs>
             <w:rPr>
-              <w:rFonts w:asciiTheme="minorHAnsi" w:eastAsiaTheme="minorEastAsia" w:hAnsiTheme="minorHAnsi"/>
-              <w:noProof/>
+              <w:rFonts w:asciiTheme="minorHAnsi" w:hAnsiTheme="minorHAnsi" w:eastAsiaTheme="minorEastAsia"/>
+              <w:noProof w:val="1"/>
               <w:lang w:eastAsia="pt-BR"/>
-              <w14:ligatures w14:val="standardContextual"/>
             </w:rPr>
           </w:pPr>
-          <w:hyperlink w:anchor="_Toc231160624" w:history="1">
-            <w:r>
-              <w:rPr>
-                <w:rStyle w:val="Hyperlink"/>
-                <w:noProof/>
+          <w:hyperlink w:anchor="_Toc231160624">
+            <w:r>
+              <w:rPr>
+                <w:rStyle w:val="C2"/>
+                <w:noProof w:val="1"/>
               </w:rPr>
               <w:t>4.1</w:t>
             </w:r>
             <w:r>
               <w:rPr>
-                <w:rFonts w:asciiTheme="minorHAnsi" w:eastAsiaTheme="minorEastAsia" w:hAnsiTheme="minorHAnsi"/>
-                <w:noProof/>
+                <w:rFonts w:asciiTheme="minorHAnsi" w:hAnsiTheme="minorHAnsi" w:eastAsiaTheme="minorEastAsia"/>
+                <w:noProof w:val="1"/>
                 <w:lang w:eastAsia="pt-BR"/>
-                <w14:ligatures w14:val="standardContextual"/>
               </w:rPr>
               <w:tab/>
             </w:r>
             <w:r>
               <w:rPr>
-                <w:rStyle w:val="Hyperlink"/>
-                <w:noProof/>
-                <w:lang w:eastAsia="pt-BR" w:bidi="pt-BR"/>
+                <w:rStyle w:val="C2"/>
+                <w:noProof w:val="1"/>
+                <w:lang w:bidi="pt-BR" w:eastAsia="pt-BR"/>
               </w:rPr>
               <w:t>Descrição Resumida do Projeto</w:t>
             </w:r>
             <w:r>
               <w:rPr>
-                <w:noProof/>
-                <w:webHidden/>
+                <w:noProof w:val="1"/>
               </w:rPr>
               <w:tab/>
             </w:r>
             <w:r>
               <w:rPr>
-                <w:noProof/>
-                <w:webHidden/>
+                <w:noProof w:val="1"/>
               </w:rPr>
               <w:fldChar w:fldCharType="begin"/>
             </w:r>
             <w:r>
               <w:rPr>
-                <w:noProof/>
-                <w:webHidden/>
+                <w:noProof w:val="1"/>
               </w:rPr>
               <w:instrText xml:space="preserve"> PAGEREF _Toc231160624 \h </w:instrText>
             </w:r>
             <w:r>
               <w:rPr>
-                <w:noProof/>
-                <w:webHidden/>
-              </w:rPr>
-            </w:r>
-            <w:r>
-              <w:rPr>
-                <w:noProof/>
-                <w:webHidden/>
+                <w:noProof w:val="1"/>
               </w:rPr>
               <w:fldChar w:fldCharType="separate"/>
             </w:r>
             <w:r>
               <w:rPr>
-                <w:noProof/>
-                <w:webHidden/>
+                <w:noProof w:val="1"/>
               </w:rPr>
               <w:t>8</w:t>
             </w:r>
             <w:r>
               <w:rPr>
-                <w:noProof/>
-                <w:webHidden/>
+                <w:noProof w:val="1"/>
               </w:rPr>
               <w:fldChar w:fldCharType="end"/>
             </w:r>
@@ -750,87 +664,73 @@
         </w:p>
         <w:p>
           <w:pPr>
-            <w:pStyle w:val="Sumrio2"/>
+            <w:pStyle w:val="P17"/>
             <w:tabs>
-              <w:tab w:val="left" w:pos="1680"/>
-              <w:tab w:val="right" w:leader="dot" w:pos="9061"/>
+              <w:tab w:val="left" w:pos="1680" w:leader="none"/>
+              <w:tab w:val="right" w:pos="9061" w:leader="dot"/>
             </w:tabs>
             <w:rPr>
-              <w:rFonts w:asciiTheme="minorHAnsi" w:eastAsiaTheme="minorEastAsia" w:hAnsiTheme="minorHAnsi"/>
-              <w:noProof/>
+              <w:rFonts w:asciiTheme="minorHAnsi" w:hAnsiTheme="minorHAnsi" w:eastAsiaTheme="minorEastAsia"/>
+              <w:noProof w:val="1"/>
               <w:lang w:eastAsia="pt-BR"/>
-              <w14:ligatures w14:val="standardContextual"/>
             </w:rPr>
           </w:pPr>
-          <w:hyperlink w:anchor="_Toc231160625" w:history="1">
-            <w:r>
-              <w:rPr>
-                <w:rStyle w:val="Hyperlink"/>
-                <w:noProof/>
+          <w:hyperlink w:anchor="_Toc231160625">
+            <w:r>
+              <w:rPr>
+                <w:rStyle w:val="C2"/>
+                <w:noProof w:val="1"/>
               </w:rPr>
               <w:t>4.2</w:t>
             </w:r>
             <w:r>
               <w:rPr>
-                <w:rFonts w:asciiTheme="minorHAnsi" w:eastAsiaTheme="minorEastAsia" w:hAnsiTheme="minorHAnsi"/>
-                <w:noProof/>
+                <w:rFonts w:asciiTheme="minorHAnsi" w:hAnsiTheme="minorHAnsi" w:eastAsiaTheme="minorEastAsia"/>
+                <w:noProof w:val="1"/>
                 <w:lang w:eastAsia="pt-BR"/>
-                <w14:ligatures w14:val="standardContextual"/>
               </w:rPr>
               <w:tab/>
             </w:r>
             <w:r>
               <w:rPr>
-                <w:rStyle w:val="Hyperlink"/>
-                <w:noProof/>
+                <w:rStyle w:val="C2"/>
+                <w:noProof w:val="1"/>
               </w:rPr>
               <w:t>Resultados Esperados</w:t>
             </w:r>
             <w:r>
               <w:rPr>
-                <w:noProof/>
-                <w:webHidden/>
+                <w:noProof w:val="1"/>
               </w:rPr>
               <w:tab/>
             </w:r>
             <w:r>
               <w:rPr>
-                <w:noProof/>
-                <w:webHidden/>
+                <w:noProof w:val="1"/>
               </w:rPr>
               <w:fldChar w:fldCharType="begin"/>
             </w:r>
             <w:r>
               <w:rPr>
-                <w:noProof/>
-                <w:webHidden/>
+                <w:noProof w:val="1"/>
               </w:rPr>
               <w:instrText xml:space="preserve"> PAGEREF _Toc231160625 \h </w:instrText>
             </w:r>
             <w:r>
               <w:rPr>
-                <w:noProof/>
-                <w:webHidden/>
-              </w:rPr>
-            </w:r>
-            <w:r>
-              <w:rPr>
-                <w:noProof/>
-                <w:webHidden/>
+                <w:noProof w:val="1"/>
               </w:rPr>
               <w:fldChar w:fldCharType="separate"/>
             </w:r>
             <w:r>
               <w:rPr>
-                <w:noProof/>
-                <w:webHidden/>
+                <w:noProof w:val="1"/>
               </w:rPr>
               <w:t>8</w:t>
             </w:r>
             <w:r>
               <w:rPr>
-                <w:noProof/>
-                <w:webHidden/>
+                <w:noProof w:val="1"/>
               </w:rPr>
               <w:fldChar w:fldCharType="end"/>
             </w:r>
@@ -838,115 +738,73 @@
         </w:p>
         <w:p>
           <w:pPr>
-            <w:pStyle w:val="Sumrio2"/>
+            <w:pStyle w:val="P17"/>
             <w:tabs>
-              <w:tab w:val="left" w:pos="1680"/>
-              <w:tab w:val="right" w:leader="dot" w:pos="9061"/>
+              <w:tab w:val="left" w:pos="1680" w:leader="none"/>
+              <w:tab w:val="right" w:pos="9061" w:leader="dot"/>
             </w:tabs>
             <w:rPr>
-              <w:rFonts w:asciiTheme="minorHAnsi" w:eastAsiaTheme="minorEastAsia" w:hAnsiTheme="minorHAnsi"/>
-              <w:noProof/>
+              <w:rFonts w:asciiTheme="minorHAnsi" w:hAnsiTheme="minorHAnsi" w:eastAsiaTheme="minorEastAsia"/>
+              <w:noProof w:val="1"/>
               <w:lang w:eastAsia="pt-BR"/>
-              <w14:ligatures w14:val="standardContextual"/>
             </w:rPr>
           </w:pPr>
-          <w:hyperlink w:anchor="_Toc231160626" w:history="1">
-            <w:r>
-              <w:rPr>
-                <w:rStyle w:val="Hyperlink"/>
-                <w:noProof/>
+          <w:hyperlink w:anchor="_Toc231160626">
+            <w:r>
+              <w:rPr>
+                <w:rStyle w:val="C2"/>
+                <w:noProof w:val="1"/>
               </w:rPr>
               <w:t>4.3</w:t>
             </w:r>
             <w:r>
               <w:rPr>
-                <w:rFonts w:asciiTheme="minorHAnsi" w:eastAsiaTheme="minorEastAsia" w:hAnsiTheme="minorHAnsi"/>
-                <w:noProof/>
+                <w:rFonts w:asciiTheme="minorHAnsi" w:hAnsiTheme="minorHAnsi" w:eastAsiaTheme="minorEastAsia"/>
+                <w:noProof w:val="1"/>
                 <w:lang w:eastAsia="pt-BR"/>
-                <w14:ligatures w14:val="standardContextual"/>
               </w:rPr>
               <w:tab/>
             </w:r>
             <w:r>
               <w:rPr>
-                <w:rStyle w:val="Hyperlink"/>
-                <w:noProof/>
-              </w:rPr>
-              <w:t>Requisit</w:t>
-            </w:r>
-            <w:r>
-              <w:rPr>
-                <w:rStyle w:val="Hyperlink"/>
-                <w:noProof/>
-              </w:rPr>
-              <w:t>o</w:t>
-            </w:r>
-            <w:r>
-              <w:rPr>
-                <w:rStyle w:val="Hyperlink"/>
-                <w:noProof/>
-              </w:rPr>
-              <w:t>s d</w:t>
-            </w:r>
-            <w:r>
-              <w:rPr>
-                <w:rStyle w:val="Hyperlink"/>
-                <w:noProof/>
-              </w:rPr>
-              <w:t>o</w:t>
-            </w:r>
-            <w:r>
-              <w:rPr>
-                <w:rStyle w:val="Hyperlink"/>
-                <w:noProof/>
-              </w:rPr>
-              <w:t xml:space="preserve"> Projeto</w:t>
-            </w:r>
-            <w:r>
-              <w:rPr>
-                <w:noProof/>
-                <w:webHidden/>
+                <w:rStyle w:val="C2"/>
+                <w:noProof w:val="1"/>
+              </w:rPr>
+              <w:t>Requisitos do Projeto</w:t>
+            </w:r>
+            <w:r>
+              <w:rPr>
+                <w:noProof w:val="1"/>
               </w:rPr>
               <w:tab/>
             </w:r>
             <w:r>
               <w:rPr>
-                <w:noProof/>
-                <w:webHidden/>
+                <w:noProof w:val="1"/>
               </w:rPr>
               <w:fldChar w:fldCharType="begin"/>
             </w:r>
             <w:r>
               <w:rPr>
-                <w:noProof/>
-                <w:webHidden/>
+                <w:noProof w:val="1"/>
               </w:rPr>
               <w:instrText xml:space="preserve"> PAGEREF _Toc231160626 \h </w:instrText>
             </w:r>
             <w:r>
               <w:rPr>
-                <w:noProof/>
-                <w:webHidden/>
-              </w:rPr>
-            </w:r>
-            <w:r>
-              <w:rPr>
-                <w:noProof/>
-                <w:webHidden/>
+                <w:noProof w:val="1"/>
               </w:rPr>
               <w:fldChar w:fldCharType="separate"/>
             </w:r>
             <w:r>
               <w:rPr>
-                <w:noProof/>
-                <w:webHidden/>
+                <w:noProof w:val="1"/>
               </w:rPr>
               <w:t>9</w:t>
             </w:r>
             <w:r>
               <w:rPr>
-                <w:noProof/>
-                <w:webHidden/>
+                <w:noProof w:val="1"/>
               </w:rPr>
               <w:fldChar w:fldCharType="end"/>
             </w:r>
@@ -954,87 +812,73 @@
         </w:p>
         <w:p>
           <w:pPr>
-            <w:pStyle w:val="Sumrio2"/>
+            <w:pStyle w:val="P17"/>
             <w:tabs>
-              <w:tab w:val="left" w:pos="1680"/>
-              <w:tab w:val="right" w:leader="dot" w:pos="9061"/>
+              <w:tab w:val="left" w:pos="1680" w:leader="none"/>
+              <w:tab w:val="right" w:pos="9061" w:leader="dot"/>
             </w:tabs>
             <w:rPr>
-              <w:rFonts w:asciiTheme="minorHAnsi" w:eastAsiaTheme="minorEastAsia" w:hAnsiTheme="minorHAnsi"/>
-              <w:noProof/>
+              <w:rFonts w:asciiTheme="minorHAnsi" w:hAnsiTheme="minorHAnsi" w:eastAsiaTheme="minorEastAsia"/>
+              <w:noProof w:val="1"/>
               <w:lang w:eastAsia="pt-BR"/>
-              <w14:ligatures w14:val="standardContextual"/>
             </w:rPr>
           </w:pPr>
-          <w:hyperlink w:anchor="_Toc231160627" w:history="1">
-            <w:r>
-              <w:rPr>
-                <w:rStyle w:val="Hyperlink"/>
-                <w:noProof/>
+          <w:hyperlink w:anchor="_Toc231160627">
+            <w:r>
+              <w:rPr>
+                <w:rStyle w:val="C2"/>
+                <w:noProof w:val="1"/>
               </w:rPr>
               <w:t>4.4</w:t>
             </w:r>
             <w:r>
               <w:rPr>
-                <w:rFonts w:asciiTheme="minorHAnsi" w:eastAsiaTheme="minorEastAsia" w:hAnsiTheme="minorHAnsi"/>
-                <w:noProof/>
+                <w:rFonts w:asciiTheme="minorHAnsi" w:hAnsiTheme="minorHAnsi" w:eastAsiaTheme="minorEastAsia"/>
+                <w:noProof w:val="1"/>
                 <w:lang w:eastAsia="pt-BR"/>
-                <w14:ligatures w14:val="standardContextual"/>
               </w:rPr>
               <w:tab/>
             </w:r>
             <w:r>
               <w:rPr>
-                <w:rStyle w:val="Hyperlink"/>
-                <w:noProof/>
+                <w:rStyle w:val="C2"/>
+                <w:noProof w:val="1"/>
               </w:rPr>
               <w:t>Limites e Exclusões</w:t>
             </w:r>
             <w:r>
               <w:rPr>
-                <w:noProof/>
-                <w:webHidden/>
+                <w:noProof w:val="1"/>
               </w:rPr>
               <w:tab/>
             </w:r>
             <w:r>
               <w:rPr>
-                <w:noProof/>
-                <w:webHidden/>
+                <w:noProof w:val="1"/>
               </w:rPr>
               <w:fldChar w:fldCharType="begin"/>
             </w:r>
             <w:r>
               <w:rPr>
-                <w:noProof/>
-                <w:webHidden/>
+                <w:noProof w:val="1"/>
               </w:rPr>
               <w:instrText xml:space="preserve"> PAGEREF _Toc231160627 \h </w:instrText>
             </w:r>
             <w:r>
               <w:rPr>
-                <w:noProof/>
-                <w:webHidden/>
-              </w:rPr>
-            </w:r>
-            <w:r>
-              <w:rPr>
-                <w:noProof/>
-                <w:webHidden/>
+                <w:noProof w:val="1"/>
               </w:rPr>
               <w:fldChar w:fldCharType="separate"/>
             </w:r>
             <w:r>
               <w:rPr>
-                <w:noProof/>
-                <w:webHidden/>
+                <w:noProof w:val="1"/>
               </w:rPr>
               <w:t>10</w:t>
             </w:r>
             <w:r>
               <w:rPr>
-                <w:noProof/>
-                <w:webHidden/>
+                <w:noProof w:val="1"/>
               </w:rPr>
               <w:fldChar w:fldCharType="end"/>
             </w:r>
@@ -1042,87 +886,73 @@
         </w:p>
         <w:p>
           <w:pPr>
-            <w:pStyle w:val="Sumrio2"/>
+            <w:pStyle w:val="P17"/>
             <w:tabs>
-              <w:tab w:val="left" w:pos="1680"/>
-              <w:tab w:val="right" w:leader="dot" w:pos="9061"/>
+              <w:tab w:val="left" w:pos="1680" w:leader="none"/>
+              <w:tab w:val="right" w:pos="9061" w:leader="dot"/>
             </w:tabs>
             <w:rPr>
-              <w:rFonts w:asciiTheme="minorHAnsi" w:eastAsiaTheme="minorEastAsia" w:hAnsiTheme="minorHAnsi"/>
-              <w:noProof/>
+              <w:rFonts w:asciiTheme="minorHAnsi" w:hAnsiTheme="minorHAnsi" w:eastAsiaTheme="minorEastAsia"/>
+              <w:noProof w:val="1"/>
               <w:lang w:eastAsia="pt-BR"/>
-              <w14:ligatures w14:val="standardContextual"/>
             </w:rPr>
           </w:pPr>
-          <w:hyperlink w:anchor="_Toc231160628" w:history="1">
-            <w:r>
-              <w:rPr>
-                <w:rStyle w:val="Hyperlink"/>
-                <w:noProof/>
+          <w:hyperlink w:anchor="_Toc231160628">
+            <w:r>
+              <w:rPr>
+                <w:rStyle w:val="C2"/>
+                <w:noProof w:val="1"/>
               </w:rPr>
               <w:t>4.5</w:t>
             </w:r>
             <w:r>
               <w:rPr>
-                <w:rFonts w:asciiTheme="minorHAnsi" w:eastAsiaTheme="minorEastAsia" w:hAnsiTheme="minorHAnsi"/>
-                <w:noProof/>
+                <w:rFonts w:asciiTheme="minorHAnsi" w:hAnsiTheme="minorHAnsi" w:eastAsiaTheme="minorEastAsia"/>
+                <w:noProof w:val="1"/>
                 <w:lang w:eastAsia="pt-BR"/>
-                <w14:ligatures w14:val="standardContextual"/>
               </w:rPr>
               <w:tab/>
             </w:r>
             <w:r>
               <w:rPr>
-                <w:rStyle w:val="Hyperlink"/>
-                <w:noProof/>
+                <w:rStyle w:val="C2"/>
+                <w:noProof w:val="1"/>
               </w:rPr>
               <w:t>Macro Cronograma</w:t>
             </w:r>
             <w:r>
               <w:rPr>
-                <w:noProof/>
-                <w:webHidden/>
+                <w:noProof w:val="1"/>
               </w:rPr>
               <w:tab/>
             </w:r>
             <w:r>
               <w:rPr>
-                <w:noProof/>
-                <w:webHidden/>
+                <w:noProof w:val="1"/>
               </w:rPr>
               <w:fldChar w:fldCharType="begin"/>
             </w:r>
             <w:r>
               <w:rPr>
-                <w:noProof/>
-                <w:webHidden/>
+                <w:noProof w:val="1"/>
               </w:rPr>
               <w:instrText xml:space="preserve"> PAGEREF _Toc231160628 \h </w:instrText>
             </w:r>
             <w:r>
               <w:rPr>
-                <w:noProof/>
-                <w:webHidden/>
-              </w:rPr>
-            </w:r>
-            <w:r>
-              <w:rPr>
-                <w:noProof/>
-                <w:webHidden/>
+                <w:noProof w:val="1"/>
               </w:rPr>
               <w:fldChar w:fldCharType="separate"/>
             </w:r>
             <w:r>
               <w:rPr>
-                <w:noProof/>
-                <w:webHidden/>
+                <w:noProof w:val="1"/>
               </w:rPr>
               <w:t>11</w:t>
             </w:r>
             <w:r>
               <w:rPr>
-                <w:noProof/>
-                <w:webHidden/>
+                <w:noProof w:val="1"/>
               </w:rPr>
               <w:fldChar w:fldCharType="end"/>
             </w:r>
@@ -1130,87 +960,73 @@
         </w:p>
         <w:p>
           <w:pPr>
-            <w:pStyle w:val="Sumrio2"/>
+            <w:pStyle w:val="P17"/>
             <w:tabs>
-              <w:tab w:val="left" w:pos="1680"/>
-              <w:tab w:val="right" w:leader="dot" w:pos="9061"/>
+              <w:tab w:val="left" w:pos="1680" w:leader="none"/>
+              <w:tab w:val="right" w:pos="9061" w:leader="dot"/>
             </w:tabs>
             <w:rPr>
-              <w:rFonts w:asciiTheme="minorHAnsi" w:eastAsiaTheme="minorEastAsia" w:hAnsiTheme="minorHAnsi"/>
-              <w:noProof/>
+              <w:rFonts w:asciiTheme="minorHAnsi" w:hAnsiTheme="minorHAnsi" w:eastAsiaTheme="minorEastAsia"/>
+              <w:noProof w:val="1"/>
               <w:lang w:eastAsia="pt-BR"/>
-              <w14:ligatures w14:val="standardContextual"/>
             </w:rPr>
           </w:pPr>
-          <w:hyperlink w:anchor="_Toc231160629" w:history="1">
-            <w:r>
-              <w:rPr>
-                <w:rStyle w:val="Hyperlink"/>
-                <w:noProof/>
+          <w:hyperlink w:anchor="_Toc231160629">
+            <w:r>
+              <w:rPr>
+                <w:rStyle w:val="C2"/>
+                <w:noProof w:val="1"/>
               </w:rPr>
               <w:t>4.6</w:t>
             </w:r>
             <w:r>
               <w:rPr>
-                <w:rFonts w:asciiTheme="minorHAnsi" w:eastAsiaTheme="minorEastAsia" w:hAnsiTheme="minorHAnsi"/>
-                <w:noProof/>
+                <w:rFonts w:asciiTheme="minorHAnsi" w:hAnsiTheme="minorHAnsi" w:eastAsiaTheme="minorEastAsia"/>
+                <w:noProof w:val="1"/>
                 <w:lang w:eastAsia="pt-BR"/>
-                <w14:ligatures w14:val="standardContextual"/>
               </w:rPr>
               <w:tab/>
             </w:r>
             <w:r>
               <w:rPr>
-                <w:rStyle w:val="Hyperlink"/>
-                <w:noProof/>
+                <w:rStyle w:val="C2"/>
+                <w:noProof w:val="1"/>
               </w:rPr>
               <w:t>Recursos Necessários</w:t>
             </w:r>
             <w:r>
               <w:rPr>
-                <w:noProof/>
-                <w:webHidden/>
+                <w:noProof w:val="1"/>
               </w:rPr>
               <w:tab/>
             </w:r>
             <w:r>
               <w:rPr>
-                <w:noProof/>
-                <w:webHidden/>
+                <w:noProof w:val="1"/>
               </w:rPr>
               <w:fldChar w:fldCharType="begin"/>
             </w:r>
             <w:r>
               <w:rPr>
-                <w:noProof/>
-                <w:webHidden/>
+                <w:noProof w:val="1"/>
               </w:rPr>
               <w:instrText xml:space="preserve"> PAGEREF _Toc231160629 \h </w:instrText>
             </w:r>
             <w:r>
               <w:rPr>
-                <w:noProof/>
-                <w:webHidden/>
-              </w:rPr>
-            </w:r>
-            <w:r>
-              <w:rPr>
-                <w:noProof/>
-                <w:webHidden/>
+                <w:noProof w:val="1"/>
               </w:rPr>
               <w:fldChar w:fldCharType="separate"/>
             </w:r>
             <w:r>
               <w:rPr>
-                <w:noProof/>
-                <w:webHidden/>
+                <w:noProof w:val="1"/>
               </w:rPr>
               <w:t>13</w:t>
             </w:r>
             <w:r>
               <w:rPr>
-                <w:noProof/>
-                <w:webHidden/>
+                <w:noProof w:val="1"/>
               </w:rPr>
               <w:fldChar w:fldCharType="end"/>
             </w:r>
@@ -1218,87 +1034,73 @@
         </w:p>
         <w:p>
           <w:pPr>
-            <w:pStyle w:val="Sumrio2"/>
+            <w:pStyle w:val="P17"/>
             <w:tabs>
-              <w:tab w:val="left" w:pos="1680"/>
-              <w:tab w:val="right" w:leader="dot" w:pos="9061"/>
+              <w:tab w:val="left" w:pos="1680" w:leader="none"/>
+              <w:tab w:val="right" w:pos="9061" w:leader="dot"/>
             </w:tabs>
             <w:rPr>
-              <w:rFonts w:asciiTheme="minorHAnsi" w:eastAsiaTheme="minorEastAsia" w:hAnsiTheme="minorHAnsi"/>
-              <w:noProof/>
+              <w:rFonts w:asciiTheme="minorHAnsi" w:hAnsiTheme="minorHAnsi" w:eastAsiaTheme="minorEastAsia"/>
+              <w:noProof w:val="1"/>
               <w:lang w:eastAsia="pt-BR"/>
-              <w14:ligatures w14:val="standardContextual"/>
             </w:rPr>
           </w:pPr>
-          <w:hyperlink w:anchor="_Toc231160630" w:history="1">
-            <w:r>
-              <w:rPr>
-                <w:rStyle w:val="Hyperlink"/>
-                <w:noProof/>
+          <w:hyperlink w:anchor="_Toc231160630">
+            <w:r>
+              <w:rPr>
+                <w:rStyle w:val="C2"/>
+                <w:noProof w:val="1"/>
               </w:rPr>
               <w:t>4.7</w:t>
             </w:r>
             <w:r>
               <w:rPr>
-                <w:rFonts w:asciiTheme="minorHAnsi" w:eastAsiaTheme="minorEastAsia" w:hAnsiTheme="minorHAnsi"/>
-                <w:noProof/>
+                <w:rFonts w:asciiTheme="minorHAnsi" w:hAnsiTheme="minorHAnsi" w:eastAsiaTheme="minorEastAsia"/>
+                <w:noProof w:val="1"/>
                 <w:lang w:eastAsia="pt-BR"/>
-                <w14:ligatures w14:val="standardContextual"/>
               </w:rPr>
               <w:tab/>
             </w:r>
             <w:r>
               <w:rPr>
-                <w:rStyle w:val="Hyperlink"/>
-                <w:noProof/>
+                <w:rStyle w:val="C2"/>
+                <w:noProof w:val="1"/>
               </w:rPr>
               <w:t>Riscos e Restrições</w:t>
             </w:r>
             <w:r>
               <w:rPr>
-                <w:noProof/>
-                <w:webHidden/>
+                <w:noProof w:val="1"/>
               </w:rPr>
               <w:tab/>
             </w:r>
             <w:r>
               <w:rPr>
-                <w:noProof/>
-                <w:webHidden/>
+                <w:noProof w:val="1"/>
               </w:rPr>
               <w:fldChar w:fldCharType="begin"/>
             </w:r>
             <w:r>
               <w:rPr>
-                <w:noProof/>
-                <w:webHidden/>
+                <w:noProof w:val="1"/>
               </w:rPr>
               <w:instrText xml:space="preserve"> PAGEREF _Toc231160630 \h </w:instrText>
             </w:r>
             <w:r>
               <w:rPr>
-                <w:noProof/>
-                <w:webHidden/>
-              </w:rPr>
-            </w:r>
-            <w:r>
-              <w:rPr>
-                <w:noProof/>
-                <w:webHidden/>
+                <w:noProof w:val="1"/>
               </w:rPr>
               <w:fldChar w:fldCharType="separate"/>
             </w:r>
             <w:r>
               <w:rPr>
-                <w:noProof/>
-                <w:webHidden/>
+                <w:noProof w:val="1"/>
               </w:rPr>
               <w:t>13</w:t>
             </w:r>
             <w:r>
               <w:rPr>
-                <w:noProof/>
-                <w:webHidden/>
+                <w:noProof w:val="1"/>
               </w:rPr>
               <w:fldChar w:fldCharType="end"/>
             </w:r>
@@ -1306,87 +1108,73 @@
         </w:p>
         <w:p>
           <w:pPr>
-            <w:pStyle w:val="Sumrio2"/>
+            <w:pStyle w:val="P17"/>
             <w:tabs>
-              <w:tab w:val="left" w:pos="1680"/>
-              <w:tab w:val="right" w:leader="dot" w:pos="9061"/>
+              <w:tab w:val="left" w:pos="1680" w:leader="none"/>
+              <w:tab w:val="right" w:pos="9061" w:leader="dot"/>
             </w:tabs>
             <w:rPr>
-              <w:rFonts w:asciiTheme="minorHAnsi" w:eastAsiaTheme="minorEastAsia" w:hAnsiTheme="minorHAnsi"/>
-              <w:noProof/>
+              <w:rFonts w:asciiTheme="minorHAnsi" w:hAnsiTheme="minorHAnsi" w:eastAsiaTheme="minorEastAsia"/>
+              <w:noProof w:val="1"/>
               <w:lang w:eastAsia="pt-BR"/>
-              <w14:ligatures w14:val="standardContextual"/>
             </w:rPr>
           </w:pPr>
-          <w:hyperlink w:anchor="_Toc231160631" w:history="1">
-            <w:r>
-              <w:rPr>
-                <w:rStyle w:val="Hyperlink"/>
-                <w:noProof/>
+          <w:hyperlink w:anchor="_Toc231160631">
+            <w:r>
+              <w:rPr>
+                <w:rStyle w:val="C2"/>
+                <w:noProof w:val="1"/>
               </w:rPr>
               <w:t>4.8</w:t>
             </w:r>
             <w:r>
               <w:rPr>
-                <w:rFonts w:asciiTheme="minorHAnsi" w:eastAsiaTheme="minorEastAsia" w:hAnsiTheme="minorHAnsi"/>
-                <w:noProof/>
+                <w:rFonts w:asciiTheme="minorHAnsi" w:hAnsiTheme="minorHAnsi" w:eastAsiaTheme="minorEastAsia"/>
+                <w:noProof w:val="1"/>
                 <w:lang w:eastAsia="pt-BR"/>
-                <w14:ligatures w14:val="standardContextual"/>
               </w:rPr>
               <w:tab/>
             </w:r>
             <w:r>
               <w:rPr>
-                <w:rStyle w:val="Hyperlink"/>
-                <w:noProof/>
+                <w:rStyle w:val="C2"/>
+                <w:noProof w:val="1"/>
               </w:rPr>
               <w:t>Partes Interessadas</w:t>
             </w:r>
             <w:r>
               <w:rPr>
-                <w:noProof/>
-                <w:webHidden/>
+                <w:noProof w:val="1"/>
               </w:rPr>
               <w:tab/>
             </w:r>
             <w:r>
               <w:rPr>
-                <w:noProof/>
-                <w:webHidden/>
+                <w:noProof w:val="1"/>
               </w:rPr>
               <w:fldChar w:fldCharType="begin"/>
             </w:r>
             <w:r>
               <w:rPr>
-                <w:noProof/>
-                <w:webHidden/>
+                <w:noProof w:val="1"/>
               </w:rPr>
               <w:instrText xml:space="preserve"> PAGEREF _Toc231160631 \h </w:instrText>
             </w:r>
             <w:r>
               <w:rPr>
-                <w:noProof/>
-                <w:webHidden/>
-              </w:rPr>
-            </w:r>
-            <w:r>
-              <w:rPr>
-                <w:noProof/>
-                <w:webHidden/>
+                <w:noProof w:val="1"/>
               </w:rPr>
               <w:fldChar w:fldCharType="separate"/>
             </w:r>
             <w:r>
               <w:rPr>
-                <w:noProof/>
-                <w:webHidden/>
+                <w:noProof w:val="1"/>
               </w:rPr>
               <w:t>13</w:t>
             </w:r>
             <w:r>
               <w:rPr>
-                <w:noProof/>
-                <w:webHidden/>
+                <w:noProof w:val="1"/>
               </w:rPr>
               <w:fldChar w:fldCharType="end"/>
             </w:r>
@@ -1394,87 +1182,73 @@
         </w:p>
         <w:p>
           <w:pPr>
-            <w:pStyle w:val="Sumrio1"/>
+            <w:pStyle w:val="P16"/>
             <w:tabs>
-              <w:tab w:val="left" w:pos="1200"/>
-              <w:tab w:val="right" w:leader="dot" w:pos="9061"/>
+              <w:tab w:val="left" w:pos="1200" w:leader="none"/>
+              <w:tab w:val="right" w:pos="9061" w:leader="dot"/>
             </w:tabs>
             <w:rPr>
-              <w:rFonts w:asciiTheme="minorHAnsi" w:eastAsiaTheme="minorEastAsia" w:hAnsiTheme="minorHAnsi"/>
-              <w:noProof/>
+              <w:rFonts w:asciiTheme="minorHAnsi" w:hAnsiTheme="minorHAnsi" w:eastAsiaTheme="minorEastAsia"/>
+              <w:noProof w:val="1"/>
               <w:lang w:eastAsia="pt-BR"/>
-              <w14:ligatures w14:val="standardContextual"/>
             </w:rPr>
           </w:pPr>
-          <w:hyperlink w:anchor="_Toc231160632" w:history="1">
-            <w:r>
-              <w:rPr>
-                <w:rStyle w:val="Hyperlink"/>
-                <w:noProof/>
+          <w:hyperlink w:anchor="_Toc231160632">
+            <w:r>
+              <w:rPr>
+                <w:rStyle w:val="C2"/>
+                <w:noProof w:val="1"/>
               </w:rPr>
               <w:t>5</w:t>
             </w:r>
             <w:r>
               <w:rPr>
-                <w:rFonts w:asciiTheme="minorHAnsi" w:eastAsiaTheme="minorEastAsia" w:hAnsiTheme="minorHAnsi"/>
-                <w:noProof/>
+                <w:rFonts w:asciiTheme="minorHAnsi" w:hAnsiTheme="minorHAnsi" w:eastAsiaTheme="minorEastAsia"/>
+                <w:noProof w:val="1"/>
                 <w:lang w:eastAsia="pt-BR"/>
-                <w14:ligatures w14:val="standardContextual"/>
               </w:rPr>
               <w:tab/>
             </w:r>
             <w:r>
               <w:rPr>
-                <w:rStyle w:val="Hyperlink"/>
-                <w:noProof/>
+                <w:rStyle w:val="C2"/>
+                <w:noProof w:val="1"/>
               </w:rPr>
               <w:t>Referências</w:t>
             </w:r>
             <w:r>
               <w:rPr>
-                <w:noProof/>
-                <w:webHidden/>
+                <w:noProof w:val="1"/>
               </w:rPr>
               <w:tab/>
             </w:r>
             <w:r>
               <w:rPr>
-                <w:noProof/>
-                <w:webHidden/>
+                <w:noProof w:val="1"/>
               </w:rPr>
               <w:fldChar w:fldCharType="begin"/>
             </w:r>
             <w:r>
               <w:rPr>
-                <w:noProof/>
-                <w:webHidden/>
+                <w:noProof w:val="1"/>
               </w:rPr>
               <w:instrText xml:space="preserve"> PAGEREF _Toc231160632 \h </w:instrText>
             </w:r>
             <w:r>
               <w:rPr>
-                <w:noProof/>
-                <w:webHidden/>
-              </w:rPr>
-            </w:r>
-            <w:r>
-              <w:rPr>
-                <w:noProof/>
-                <w:webHidden/>
+                <w:noProof w:val="1"/>
               </w:rPr>
               <w:fldChar w:fldCharType="separate"/>
             </w:r>
             <w:r>
               <w:rPr>
-                <w:noProof/>
-                <w:webHidden/>
+                <w:noProof w:val="1"/>
               </w:rPr>
               <w:t>14</w:t>
             </w:r>
             <w:r>
               <w:rPr>
-                <w:noProof/>
-                <w:webHidden/>
+                <w:noProof w:val="1"/>
               </w:rPr>
               <w:fldChar w:fldCharType="end"/>
             </w:r>
@@ -1483,8 +1257,8 @@
         <w:p>
           <w:r>
             <w:rPr>
-              <w:b/>
-              <w:bCs/>
+              <w:b w:val="1"/>
+              <w:bCs w:val="1"/>
             </w:rPr>
             <w:fldChar w:fldCharType="end"/>
           </w:r>
@@ -1493,43 +1267,34 @@
     </w:sdt>
     <w:p>
       <w:pPr>
-        <w:spacing w:line="278" w:lineRule="auto"/>
+        <w:spacing w:lineRule="auto" w:line="278" w:beforeAutospacing="0" w:afterAutospacing="0"/>
         <w:ind w:firstLine="0"/>
         <w:jc w:val="left"/>
         <w:rPr>
-          <w:b/>
-          <w:bCs/>
+          <w:b w:val="1"/>
+          <w:bCs w:val="1"/>
         </w:rPr>
       </w:pPr>
     </w:p>
     <w:p>
       <w:pPr>
-        <w:pStyle w:val="Ttulo1"/>
-      </w:pPr>
-      <w:bookmarkStart w:id="0" w:name="_Toc231160620"/>
-      <w:r>
-        <w:lastRenderedPageBreak/>
+        <w:pStyle w:val="P1"/>
+      </w:pPr>
+      <w:bookmarkStart w:id="0" w:name="_Toc231160620" w:displacedByCustomXml="next"/>
+      <w:r>
         <w:t>Contexto</w:t>
       </w:r>
-      <w:bookmarkEnd w:id="0"/>
+      <w:bookmarkEnd w:id="0" w:displacedByCustomXml="next"/>
     </w:p>
     <w:p>
       <w:r>
-        <w:t xml:space="preserve">O ato de investir, embora muitas vezes seja associado à modernidade tecnológica, encontra suas origens na necessidade humana de escala e na observação dos ciclos naturais. Na Antiga Mesopotâmia, por volta de 1700 a.C., o investimento não era feito por meio de moedas de papel ou por bits digitais, mas através de ativos como grãos e gado. O conceito de capital era, em sua essência, biológico. O investidor entregava sementes ou animais a um produtor, esperando que a capacidade reprodutiva desses bens gerasse um excedente. Esse retorno era chamado de Mash pelos sumérios, esse termo significava tanto juros quanto bezerro, evidenciando que o lucro era visto como o crescimento natural do recurso investido, já que eles entendiam que ao emprestar 10 cabeças de gado a outra pessoa, no final do período de empréstimo já </w:t>
-      </w:r>
-      <w:proofErr w:type="gramStart"/>
-      <w:r>
-        <w:t>haveriam</w:t>
-      </w:r>
-      <w:proofErr w:type="gramEnd"/>
-      <w:r>
-        <w:t xml:space="preserve"> bezerros, sendo assim o investidor teria direito a parte desse excedente, ou nesse caso, a alguns bezerros. Assim os investimentos se tornaram essencial não só para o crescimento pessoal, mas também para o crescimento coletivo.</w:t>
+        <w:t>O ato de investir, embora muitas vezes seja associado à modernidade tecnológica, encontra suas origens na necessidade humana de escala e na observação dos ciclos naturais. Na Antiga Mesopotâmia, por volta de 1700 a.C., o investimento não era feito por meio de moedas de papel ou por bits digitais, mas através de ativos como grãos e gado. O conceito de capital era, em sua essência, biológico. O investidor entregava sementes ou animais a um produtor, esperando que a capacidade reprodutiva desses bens gerasse um excedente. Esse retorno era chamado de Mash pelos sumérios, esse termo significava tanto juros quanto bezerro, evidenciando que o lucro era visto como o crescimento natural do recurso investido, já que eles entendiam que ao emprestar 10 cabeças de gado a outra pessoa, no final do período de empréstimo já haveriam bezerros, sendo assim o investidor teria direito a parte desse excedente, ou nesse caso, a alguns bezerros. Assim os investimentos se tornaram essencial não só para o crescimento pessoal, mas também para o crescimento coletivo.</w:t>
       </w:r>
     </w:p>
     <w:p>
       <w:pPr>
-        <w:spacing w:line="240" w:lineRule="auto"/>
-        <w:ind w:left="3969" w:firstLine="0"/>
+        <w:spacing w:lineRule="auto" w:line="240" w:beforeAutospacing="0" w:afterAutospacing="0"/>
+        <w:ind w:firstLine="0" w:left="3969"/>
         <w:rPr>
           <w:sz w:val="20"/>
           <w:szCs w:val="20"/>
@@ -1556,39 +1321,19 @@
     </w:p>
     <w:p>
       <w:pPr>
-        <w:ind w:left="3828" w:firstLine="0"/>
+        <w:ind w:firstLine="0" w:left="3828"/>
       </w:pPr>
       <w:r>
         <w:rPr>
           <w:sz w:val="20"/>
           <w:szCs w:val="20"/>
         </w:rPr>
-        <w:t>Se um homem contraiu uma dívida e a Tempestade corroeu seu campo, ou uma enchente o sobrepôs, ou se o grão não foi produzido do campo por falta de água, ele não precisa pagar o grão ao credor naquele ano. Ele vai umedecer32 O tablet e não pagar nenhuma parcela naquele ano. (</w:t>
-      </w:r>
-      <w:proofErr w:type="spellStart"/>
-      <w:r>
-        <w:rPr>
-          <w:sz w:val="20"/>
-          <w:szCs w:val="20"/>
-        </w:rPr>
-        <w:t>Dedović</w:t>
-      </w:r>
-      <w:proofErr w:type="spellEnd"/>
-      <w:r>
-        <w:rPr>
-          <w:sz w:val="20"/>
-          <w:szCs w:val="20"/>
-        </w:rPr>
-        <w:t>, 2023)</w:t>
+        <w:t>Se um homem contraiu uma dívida e a Tempestade corroeu seu campo, ou uma enchente o sobrepôs, ou se o grão não foi produzido do campo por falta de água, ele não precisa pagar o grão ao credor naquele ano. Ele vai umedecer32 O tablet e não pagar nenhuma parcela naquele ano. (Dedović, 2023)</w:t>
       </w:r>
     </w:p>
     <w:p>
       <w:r>
-        <w:t xml:space="preserve">Essa lógica de financiamento para a expansão produtiva evoluiu ao longo dos séculos até encontrar sua forma institucional moderna em 1602, com a criação da Companhia das Índias Orientais (CIO). Este momento um divisor de águas na história do capitalismo, foi a introdução do conceito de capital permanente e de ações negociáveis. Diferente dos modelos anteriores, onde o investidor financiava uma única viagem e recebia o retorno após o desembarque, a CIO </w:t>
-      </w:r>
-      <w:r>
-        <w:lastRenderedPageBreak/>
-        <w:t>permitiu que o capital permanecesse na empresa para financiar múltiplas frotas, enquanto os investidores podiam vender suas participações para terceiros.</w:t>
+        <w:t>Essa lógica de financiamento para a expansão produtiva evoluiu ao longo dos séculos até encontrar sua forma institucional moderna em 1602, com a criação da Companhia das Índias Orientais (CIO). Este momento um divisor de águas na história do capitalismo, foi a introdução do conceito de capital permanente e de ações negociáveis. Diferente dos modelos anteriores, onde o investidor financiava uma única viagem e recebia o retorno após o desembarque, a CIO permitiu que o capital permanecesse na empresa para financiar múltiplas frotas, enquanto os investidores podiam vender suas participações para terceiros.</w:t>
       </w:r>
     </w:p>
     <w:p>
@@ -1603,131 +1348,294 @@
     </w:p>
     <w:p>
       <w:r>
-        <w:t>A dificuldade de expansão dos investimentos no país está diretamente ligada ao cenário social, já que segundo a Pesquisa de Endividamento e Inadimplência do Consumidor (</w:t>
-      </w:r>
-      <w:proofErr w:type="spellStart"/>
-      <w:r>
-        <w:t>Peic</w:t>
-      </w:r>
-      <w:proofErr w:type="spellEnd"/>
-      <w:r>
-        <w:t>), cerca de 80% das famílias brasileiras enfrentam algum nível de endividamento, o que torna a poupança de recursos um grande desafio. Para aqueles que conseguem reservar algum capital, a falta de familiaridade com a matemática financeira e o medo da volatilidade mantem viva uma herança cultural conservadora chamada de Caderneta de Poupança que continua sendo o destino preferido de 23% da população que investe, conforme aponta o Raio-X do Investidor da ANBIMA. Mesmo perdendo frequentemente para a inflação, a poupança é vista como um porto seguro, revelando que a maior dívida do brasileiro não é apenas financeira, mas de conhecimento sobre como fazer o dinheiro trabalhar de forma eficiente. Foi justamente ao observar esse abismo entre o potencial do mercado e a estagnação das finanças pessoais ao meu redor que percebi a necessidade de seguir um caminho diferente.</w:t>
-      </w:r>
+        <w:t>A dificuldade de expansão dos investimentos no país está diretamente ligada ao cenário social, já que segundo a Pesquisa de Endividamento e Inadimplência do Consumidor (Peic), cerca de 80% das famílias brasileiras enfrentam algum nível de endividamento, o que torna a poupança de recursos um grande desafio. Para aqueles que conseguem reservar algum capital, a falta de familiaridade com a matemática financeira e o medo da volatilidade mantem viva uma herança cultural conservadora chamada de Caderneta de Poupança que continua sendo o destino preferido de 23% da população que investe, conforme aponta o Raio-X do Investidor da ANBIMA. Mesmo perdendo frequentemente para a inflação, a poupança é vista como um porto seguro, revelando que a maior dívida do brasileiro não é apenas financeira, mas de conhecimento sobre como fazer o dinheiro trabalhar de forma eficiente. Foi justamente ao observar esse abismo entre o potencial do mercado e a estagnação das finanças pessoais ao meu redor que percebi a necessidade de seguir um caminho diferente</w:t>
+      </w:r>
+      <w:r>
+        <w:rPr>
+          <w:rtl w:val="0"/>
+          <w:lang w:val="pt-BR" w:bidi="pt-BR" w:eastAsia="pt-BR"/>
+        </w:rPr>
+        <w:t xml:space="preserve"> e ass</w:t>
+      </w:r>
+      <w:r>
+        <w:rPr>
+          <w:rtl w:val="0"/>
+          <w:lang w:val="pt-BR" w:bidi="pt-BR" w:eastAsia="pt-BR"/>
+        </w:rPr>
+        <w:t>im como a ONU, co</w:t>
+      </w:r>
+      <w:r>
+        <w:rPr>
+          <w:rtl w:val="0"/>
+          <w:lang w:val="pt-BR" w:bidi="pt-BR" w:eastAsia="pt-BR"/>
+        </w:rPr>
+        <w:t>ntemplar a ODS 1</w:t>
+      </w:r>
+      <w:r>
+        <w:rPr>
+          <w:rtl w:val="0"/>
+          <w:lang w:val="pt-BR" w:bidi="pt-BR" w:eastAsia="pt-BR"/>
+        </w:rPr>
+        <w:t xml:space="preserve"> nomead</w:t>
+      </w:r>
+      <w:r>
+        <w:rPr>
+          <w:rtl w:val="0"/>
+          <w:lang w:val="pt-BR" w:bidi="pt-BR" w:eastAsia="pt-BR"/>
+        </w:rPr>
+        <w:t xml:space="preserve">a de Erradicação da Pobreza, </w:t>
+      </w:r>
+      <w:bookmarkStart w:id="1" w:name="_dx_frag_StartFragment" w:displacedByCustomXml="next"/>
+      <w:bookmarkEnd w:id="1" w:displacedByCustomXml="next"/>
+      <w:r>
+        <w:rPr>
+          <w:rtl w:val="0"/>
+          <w:lang w:val="pt-BR" w:bidi="pt-BR" w:eastAsia="pt-BR"/>
+        </w:rPr>
+        <w:t>c</w:t>
+      </w:r>
+      <w:r>
+        <w:t>onstru</w:t>
+      </w:r>
+      <w:r>
+        <w:rPr>
+          <w:rtl w:val="0"/>
+          <w:lang w:val="pt-BR" w:bidi="pt-BR" w:eastAsia="pt-BR"/>
+        </w:rPr>
+        <w:t>indo</w:t>
+      </w:r>
+      <w:r>
+        <w:t xml:space="preserve"> a resiliência de pessoas em situação de vulnerabilidade, reduzindo sua exposição a choques econômicos, sociais e ambientais.</w:t>
+      </w:r>
+      <w:bookmarkStart w:id="2" w:name="_dx_frag_EndFragment" w:displacedByCustomXml="next"/>
+      <w:bookmarkEnd w:id="2" w:displacedByCustomXml="next"/>
     </w:p>
     <w:p>
-      <w:r>
-        <w:lastRenderedPageBreak/>
-        <w:t>Esse cenário nacional marcado pelo endividamento não era muito diferente dentro de casa, então para mim uma trajetória de construção patrimonial era essencial e começou a se materializar de forma prática logo no início da minha vida profissional. Ao ingressar no meu primeiro estágio, decidi que a bolsa auxílio que recebia não seria destinada totalmente para consumo imediato, mas serviria como a base para o meu primeiro excedente financeiro. Essa iniciativa não foi por acaso, mas sim fruto da orientação constante do meu pai, que por ser contador e ter muito contato com a parte financeira sempre me instruía sobre a importância de separar uma parcela recorrente dos meus ganhos para investir, enfatizando que o hábito da disciplina era tão valioso quanto o valor financeiro em si. Assim aprendi a enxergar o dinheiro não apenas como um meio de sobrevivência, mas como uma semente que, se bem plantada e gerida através da matemática financeira, poderia render frutos de longo prazo, permitindo que eu possa romper com o ciclo de apenas trabalhar para pagar os custos de vida e dívidas, e possa realmente construir uma independência financeira trazendo conforto e paz para dentro de casa.</w:t>
-      </w:r>
+      <w:bookmarkStart w:id="3" w:name="_dx_frag_StartFragment" w:displacedByCustomXml="next"/>
+      <w:bookmarkEnd w:id="3" w:displacedByCustomXml="next"/>
+      <w:r>
+        <w:drawing>
+          <wp:inline xmlns:wp="http://schemas.openxmlformats.org/drawingml/2006/wordprocessingDrawing" distT="0" distB="0" distL="0" distR="0">
+            <wp:extent cx="4438650" cy="2352675"/>
+            <wp:effectExtent l="0" t="0" r="0" b="0"/>
+            <wp:docPr id="2" name="Picture 2" descr="Objetivo 1. Acabar com a pobreza em todas as suas formas, em todos os  lugares | GT Agenda 2030"/>
+            <wp:cNvGraphicFramePr/>
+            <a:graphic xmlns:a="http://schemas.openxmlformats.org/drawingml/2006/main">
+              <a:graphicData uri="http://schemas.openxmlformats.org/drawingml/2006/picture">
+                <pic:pic xmlns:pic="http://schemas.openxmlformats.org/drawingml/2006/picture">
+                  <pic:nvPicPr>
+                    <pic:cNvPr id="1" name="Picture 1" descr="Objetivo 1. Acabar com a pobreza em todas as suas formas, em todos os  lugares | GT Agenda 2030"/>
+                    <pic:cNvPicPr/>
+                  </pic:nvPicPr>
+                  <pic:blipFill dpi="0">
+                    <a:blip xmlns:r="http://schemas.openxmlformats.org/officeDocument/2006/relationships" r:embed="Relimage1"/>
+                    <a:srcRect/>
+                    <a:stretch>
+                      <a:fillRect/>
+                    </a:stretch>
+                  </pic:blipFill>
+                  <pic:spPr>
+                    <a:xfrm>
+                      <a:off x="0" y="0"/>
+                      <a:ext cx="4438650" cy="2352675"/>
+                    </a:xfrm>
+                    <a:prstGeom prst="rect"/>
+                  </pic:spPr>
+                </pic:pic>
+              </a:graphicData>
+            </a:graphic>
+          </wp:inline>
+        </w:drawing>
+      </w:r>
+      <w:bookmarkStart w:id="4" w:name="_dx_frag_EndFragment" w:displacedByCustomXml="next"/>
+      <w:bookmarkEnd w:id="4" w:displacedByCustomXml="next"/>
     </w:p>
     <w:p>
-      <w:r>
-        <w:t xml:space="preserve">Após o incentivo era então necessário buscar aprofundamento técnico pela internet aonde, por vezes, exibia conteúdos confusos. Movido pela curiosidade, mergulhei em fóruns, canais especializados e blogs financeiros, tentando decifrar a grande pilha de siglas e conceitos que compõem o mercado. Essa busca autodidata por clareza transformou a minha forma de enxergar cada centavo da bolsa auxílio, consolidando a ideia de que o conhecimento é o ativo mais valioso de qualquer carteira, essa era a principal ideia da minha principal fonte de conhecimento para investir, o canal no </w:t>
-      </w:r>
-      <w:proofErr w:type="spellStart"/>
-      <w:r>
-        <w:t>youtube</w:t>
-      </w:r>
-      <w:proofErr w:type="spellEnd"/>
-      <w:r>
-        <w:t xml:space="preserve"> Geração Dividendos, onde o principal é entender o porquê de investir em cada ativo e não uma dica de investimento onde você só segue cegamente. E assim segui investindo mês a mês, disciplinadamente, entendendo sempre um pouquinho mais do mercado e criando uma crescente financeira que hoje me gera liberdade para seguir caminhos que me preparem ainda mais e me consolidem na minha busca de crescimento pessoal e profissional, como por exemplo estudar na </w:t>
-      </w:r>
-      <w:proofErr w:type="spellStart"/>
-      <w:r>
-        <w:t>SpTech</w:t>
-      </w:r>
-      <w:proofErr w:type="spellEnd"/>
-      <w:r>
-        <w:t xml:space="preserve"> sem precisar me preocupar tanto com a parte financeira. Foi este despertar, fundamentado na disciplina e no suporte familiar, que me motivou a documentar e estruturar todo o conhecimento que agora compõe este projeto.</w:t>
+      <w:pPr>
+        <w:rPr>
+          <w:vertAlign w:val="subscript"/>
+        </w:rPr>
+      </w:pPr>
+      <w:bookmarkStart w:id="5" w:name="_dx_frag_StartFragment" w:displacedByCustomXml="next"/>
+      <w:bookmarkEnd w:id="5" w:displacedByCustomXml="next"/>
+      <w:bookmarkStart w:id="6" w:name="_dx_frag_EndFragment" w:displacedByCustomXml="next"/>
+      <w:bookmarkEnd w:id="6" w:displacedByCustomXml="next"/>
+      <w:r>
+        <w:rPr>
+          <w:vertAlign w:val="subscript"/>
+        </w:rPr>
+        <w:softHyphen/>
+      </w:r>
+      <w:r>
+        <w:rPr>
+          <w:vertAlign w:val="subscript"/>
+        </w:rPr>
+        <w:softHyphen/>
+      </w:r>
+      <w:r>
+        <w:rPr>
+          <w:vertAlign w:val="subscript"/>
+        </w:rPr>
+        <w:softHyphen/>
       </w:r>
     </w:p>
     <w:p>
-      <w:pPr>
-        <w:pStyle w:val="Ttulo1"/>
-      </w:pPr>
-      <w:bookmarkStart w:id="1" w:name="_Toc231160621"/>
-      <w:r>
-        <w:lastRenderedPageBreak/>
-        <w:t>OBJETIVO</w:t>
-      </w:r>
-      <w:bookmarkEnd w:id="1"/>
+      <w:r>
+        <w:t>Esse cenário nacional marcado pelo endividamento não era muito diferente dentro de casa, então para mim uma trajetória de construção patrimonial era essencial e começou a se materializar de forma prática logo no início da minha vida profissional. Ao ingressar no meu primeiro estágio, decidi que a bolsa auxílio que recebia não seria destinada totalmente para consumo imediato, mas serviria como a base para o meu primeiro excedente financeiro. Essa iniciativa não foi por acaso, mas sim fruto da orientação constante do meu pai, que por ser contador e ter muito contato com a parte financeira sempre me instruía sobre a importância de separar uma parcela recorrente dos meus ganhos para investir, enfatizando que o hábito da disciplina era tão valioso quanto o valor financeiro em si. Assim aprendi a enxergar o dinheiro não apenas como um meio de sobrevivência, mas como uma semente que, se bem plantada e gerida através da matemática financeira, poderia render frutos de longo prazo, permitindo que eu possa romper com o ciclo de apenas trabalhar para pagar os custos de vida e dívidas, e possa realmente construir uma independência financeira trazendo conforto e paz para dentro de casa.</w:t>
+      </w:r>
     </w:p>
     <w:p>
       <w:r>
-        <w:t xml:space="preserve">O objetivo principal do projeto </w:t>
-      </w:r>
-      <w:proofErr w:type="spellStart"/>
-      <w:r>
-        <w:t>YieldWay</w:t>
-      </w:r>
-      <w:proofErr w:type="spellEnd"/>
-      <w:r>
-        <w:t xml:space="preserve"> é desenvolver e implementar, em um prazo máximo de 55 dias, um website funcional e educativo voltado para a gestão estratégica de investimentos através da matemática financeira aplicada. A plataforma pretende consolidar em um único ambiente digital a capacidade de registrar contas e carteiras de ativos, oferecendo ao usuário uma visão clara e intuitiva de seu patrimônio através de dashboards dinâmicos. O diferencial do projeto está na tradução de conceitos aritméticos complexos, como juros compostos, em simuladores interativos e uma linguagem acessível, simplificando a linguagem complicada que costuma confundir quem está começando e focando no que realmente faz o dinheiro render. Ao final deste período, o projeto entregará um sistema operante que integra conteúdos explicativos, ferramentas de cálculo de rendimento e formulários de cadastro, servindo como a ferramenta para quem busca sair do aperto e construir independência financeira.</w:t>
+        <w:t>Após o incentivo era então necessário buscar aprofundamento técnico pela internet aonde, por vezes, exibia conteúdos confusos. Movido pela curiosidade, mergulhei em fóruns, canais especializados e blogs financeiros, tentando decifrar a grande pilha de siglas e conceitos que compõem o mercado. Essa busca autodidata por clareza transformou a minha forma de enxergar cada centavo da bolsa auxílio, consolidando a ideia de que o conhecimento é o ativo mais valioso de qualquer carteira, essa era a principal ideia da minha principal fonte de conhecimento para investir, o canal no youtube Geração Dividendos, onde o principal é entender o porquê de investir em cada ativo e não uma dica de investimento onde você só segue cegamente. E assim segui investindo mês a mês, disciplinadamente, entendendo sempre um pouquinho mais do mercado e criando uma crescente financeira que hoje me gera liberdade para seguir caminhos que me preparem ainda mais e me consolidem na minha busca de crescimento pessoal e profissional, como por exemplo estudar na SpTech sem precisar me preocupar tanto com a parte financeira. Foi este despertar, fundamentado na disciplina e no suporte familiar, que me motivou a documentar e estruturar todo o conhecimento que agora compõe este projeto.</w:t>
       </w:r>
     </w:p>
     <w:p>
       <w:pPr>
-        <w:pStyle w:val="Ttulo1"/>
-      </w:pPr>
-      <w:bookmarkStart w:id="2" w:name="_Toc231160622"/>
-      <w:r>
-        <w:lastRenderedPageBreak/>
-        <w:t>Justificativa</w:t>
-      </w:r>
-      <w:bookmarkEnd w:id="2"/>
+        <w:pStyle w:val="P1"/>
+      </w:pPr>
+      <w:bookmarkStart w:id="7" w:name="_Toc231160621" w:displacedByCustomXml="next"/>
+      <w:r>
+        <w:t>OBJETIVO</w:t>
+      </w:r>
+      <w:bookmarkEnd w:id="7" w:displacedByCustomXml="next"/>
     </w:p>
     <w:p>
       <w:r>
-        <w:t xml:space="preserve">A verdadeira motivação por trás do </w:t>
-      </w:r>
-      <w:proofErr w:type="spellStart"/>
-      <w:r>
-        <w:t>YieldWay</w:t>
-      </w:r>
-      <w:proofErr w:type="spellEnd"/>
-      <w:r>
-        <w:t xml:space="preserve"> é construir o motor da minha própria liberdade. Investir, para mim, deixou de ser um conceito teórico para se tornar o projeto de soberania pessoal mais importante da minha vida. A urgência deste projeto reside no valor da clareza. Assim não irei mais depender de planilhas confusas ou do feeling do mercado, tendo um dashboard que me diga exatamente onde estou e para onde vou. Construir essa plataforma é um investimento no meu ativo mais precioso, a paz. Isso traz a satisfação de ver os juros compostos deixarem de ser fórmulas frias e abstratas e se materializarem em planos concretos, garantindo com transparência e fundamentação que cada decisão financeira que eu tome hoje seja um degrau para o conforto e a independência que pretendo desfrutar no amanhã. Sendo assim, o meu futuro será escrito por decisões estratégicas, e nunca pela sorte.</w:t>
+        <w:t>O objetivo principal do projeto YieldWay é desenvolver e implementar, em um prazo máximo de 55 dias, um website funcional e educativo voltado para a gestão estratégica de investimentos através da matemática financeira aplicada. A plataforma pretende consolidar em um único ambiente digital a capacidade de registrar contas e carteiras de ativos, oferecendo ao usuário uma visão clara e intuitiva de seu patrimônio através de dashboards dinâmicos. O diferencial do projeto está na tradução de conceitos aritméticos complexos, como juros compostos, em simuladores interativos e uma linguagem acessível, simplificando a linguagem complicada que costuma confundir quem está começando e focando no que realmente faz o dinheiro render. Ao final deste período, o projeto entregará um sistema operante que integra conteúdos explicativos, ferramentas de cálculo de rendimento e formulários de cadastro, servindo como a ferramenta para quem busca sair do aperto e construir independência financeira.</w:t>
       </w:r>
     </w:p>
     <w:p>
       <w:pPr>
-        <w:pStyle w:val="Ttulo1"/>
-      </w:pPr>
-      <w:bookmarkStart w:id="3" w:name="_Toc231160623"/>
-      <w:r>
-        <w:lastRenderedPageBreak/>
-        <w:t>Escopo</w:t>
-      </w:r>
-      <w:bookmarkEnd w:id="3"/>
+        <w:pStyle w:val="P1"/>
+      </w:pPr>
+      <w:bookmarkStart w:id="8" w:name="_Toc231160622" w:displacedByCustomXml="next"/>
+      <w:r>
+        <w:t>Justificativa</w:t>
+      </w:r>
+      <w:bookmarkEnd w:id="8" w:displacedByCustomXml="next"/>
     </w:p>
     <w:p>
       <w:pPr>
-        <w:pStyle w:val="Ttulo2"/>
-      </w:pPr>
-      <w:bookmarkStart w:id="4" w:name="_Toc231160624"/>
-      <w:r>
         <w:rPr>
-          <w:lang w:eastAsia="pt-BR" w:bidi="pt-BR"/>
+          <w:b w:val="0"/>
+          <w:bCs w:val="0"/>
+        </w:rPr>
+      </w:pPr>
+      <w:bookmarkStart w:id="9" w:name="_dx_frag_StartFragment" w:displacedByCustomXml="next"/>
+      <w:bookmarkEnd w:id="9" w:displacedByCustomXml="next"/>
+      <w:r>
+        <w:rPr>
+          <w:b w:val="0"/>
+          <w:bCs w:val="0"/>
+          <w:rtl w:val="0"/>
+          <w:lang w:val="pt-BR" w:bidi="pt-BR" w:eastAsia="pt-BR"/>
+        </w:rPr>
+        <w:t xml:space="preserve">O </w:t>
+      </w:r>
+      <w:r>
+        <w:rPr>
+          <w:b w:val="0"/>
+          <w:bCs w:val="0"/>
+          <w:rtl w:val="0"/>
+          <w:lang w:val="pt-BR" w:bidi="pt-BR" w:eastAsia="pt-BR"/>
+        </w:rPr>
+        <w:t xml:space="preserve">desenvolvimento </w:t>
+      </w:r>
+      <w:r>
+        <w:rPr>
+          <w:b w:val="0"/>
+          <w:bCs w:val="0"/>
+        </w:rPr>
+        <w:t xml:space="preserve">do YieldWay justifica-se pela necessidade de superar o </w:t>
+      </w:r>
+      <w:r>
+        <w:rPr>
+          <w:b w:val="0"/>
+          <w:bCs w:val="0"/>
+          <w:rtl w:val="0"/>
+          <w:lang w:val="pt-BR" w:bidi="pt-BR" w:eastAsia="pt-BR"/>
+        </w:rPr>
+        <w:t xml:space="preserve">distanciamento </w:t>
+      </w:r>
+      <w:r>
+        <w:rPr>
+          <w:b w:val="0"/>
+          <w:bCs w:val="0"/>
+        </w:rPr>
+        <w:t>entre o desejo de investir e a falta de clareza prática que hoje torna o investidor refém de planilhas confusas ou do</w:t>
+      </w:r>
+      <w:r>
+        <w:rPr>
+          <w:b w:val="0"/>
+          <w:bCs w:val="0"/>
+          <w:rtl w:val="0"/>
+          <w:lang w:val="pt-BR" w:bidi="pt-BR" w:eastAsia="pt-BR"/>
+        </w:rPr>
+        <w:t xml:space="preserve"> </w:t>
+      </w:r>
+      <w:r>
+        <w:rPr>
+          <w:b w:val="0"/>
+          <w:i w:val="0"/>
+          <w:bCs w:val="0"/>
+          <w:iCs w:val="0"/>
+          <w:u w:val="none"/>
+        </w:rPr>
+        <w:t xml:space="preserve">feeling </w:t>
+      </w:r>
+      <w:r>
+        <w:rPr>
+          <w:b w:val="0"/>
+          <w:bCs w:val="0"/>
+        </w:rPr>
+        <w:t>de mercado. O projeto se valida ao viabilizar a gestão estratégica de investimentos através da matemática financeira aplicada, consolidando em um único ambiente digital a capacidade de registrar contas e carteiras de ativos para oferecer ao usuário uma visão clara e intuitiva de seu patrimônio por meio de dashboards dinâmicos.</w:t>
+      </w:r>
+      <w:bookmarkStart w:id="10" w:name="_dx_frag_EndFragment" w:displacedByCustomXml="next"/>
+      <w:bookmarkEnd w:id="10" w:displacedByCustomXml="next"/>
+    </w:p>
+    <w:p>
+      <w:bookmarkStart w:id="11" w:name="_dx_frag_StartFragment" w:displacedByCustomXml="next"/>
+      <w:bookmarkEnd w:id="11" w:displacedByCustomXml="next"/>
+      <w:r>
+        <w:rPr>
+          <w:b w:val="0"/>
+          <w:bCs w:val="0"/>
+        </w:rPr>
+        <w:t>O diferencial e impacto real da aplicação estão na tradução de conceitos aritméticos complexos, como juros compostos, em simuladores interativos e em uma linguagem acessível, simplificando a burocracia técnica que costuma afastar quem está começando. Ao materializar fórmulas abstratas em ferramentas visuais, o YieldWay substitui a complexidade por decisões puramente estratégicas e fundamentadas, eliminando o fator sorte na construção da independência financeira.</w:t>
+      </w:r>
+      <w:bookmarkStart w:id="12" w:name="_dx_frag_EndFragment" w:displacedByCustomXml="next"/>
+      <w:bookmarkEnd w:id="12" w:displacedByCustomXml="next"/>
+    </w:p>
+    <w:p>
+      <w:pPr>
+        <w:pStyle w:val="P1"/>
+      </w:pPr>
+      <w:bookmarkStart w:id="13" w:name="_Toc231160623" w:displacedByCustomXml="next"/>
+      <w:r>
+        <w:t>Escopo</w:t>
+      </w:r>
+      <w:bookmarkEnd w:id="13" w:displacedByCustomXml="next"/>
+    </w:p>
+    <w:p>
+      <w:pPr>
+        <w:pStyle w:val="P2"/>
+      </w:pPr>
+      <w:bookmarkStart w:id="14" w:name="_Toc231160624" w:displacedByCustomXml="next"/>
+      <w:r>
+        <w:rPr>
+          <w:lang w:bidi="pt-BR" w:eastAsia="pt-BR"/>
         </w:rPr>
         <w:t>Descrição Resumida do Projeto</w:t>
       </w:r>
-      <w:bookmarkEnd w:id="4"/>
+      <w:bookmarkEnd w:id="14" w:displacedByCustomXml="next"/>
     </w:p>
     <w:p>
       <w:r>
-        <w:t xml:space="preserve">O projeto </w:t>
-      </w:r>
-      <w:proofErr w:type="spellStart"/>
-      <w:r>
-        <w:t>YieldWay</w:t>
-      </w:r>
-      <w:proofErr w:type="spellEnd"/>
-      <w:r>
-        <w:t xml:space="preserve"> consiste em uma plataforma pessoal de inteligência financeira voltada para</w:t>
+        <w:t>O projeto YieldWay consiste em uma plataforma pessoal de inteligência financeira voltada para</w:t>
       </w:r>
       <w:r>
         <w:rPr>
-          <w:lang w:eastAsia="pt-BR" w:bidi="pt-BR"/>
+          <w:lang w:bidi="pt-BR" w:eastAsia="pt-BR"/>
         </w:rPr>
         <w:t xml:space="preserve"> o monitoramento e gerenciamento </w:t>
       </w:r>
@@ -1736,7 +1644,7 @@
       </w:r>
       <w:r>
         <w:rPr>
-          <w:lang w:eastAsia="pt-BR" w:bidi="pt-BR"/>
+          <w:lang w:bidi="pt-BR" w:eastAsia="pt-BR"/>
         </w:rPr>
         <w:t xml:space="preserve"> </w:t>
       </w:r>
@@ -1745,7 +1653,7 @@
       </w:r>
       <w:r>
         <w:rPr>
-          <w:lang w:eastAsia="pt-BR" w:bidi="pt-BR"/>
+          <w:lang w:bidi="pt-BR" w:eastAsia="pt-BR"/>
         </w:rPr>
         <w:t xml:space="preserve">total investido, o </w:t>
       </w:r>
@@ -1754,7 +1662,7 @@
       </w:r>
       <w:r>
         <w:rPr>
-          <w:lang w:eastAsia="pt-BR" w:bidi="pt-BR"/>
+          <w:lang w:bidi="pt-BR" w:eastAsia="pt-BR"/>
         </w:rPr>
         <w:t>de compra dos ativos, a maior posição da carteira e o ticket médio de aporte</w:t>
       </w:r>
@@ -1763,7 +1671,7 @@
       </w:r>
       <w:r>
         <w:rPr>
-          <w:lang w:eastAsia="pt-BR" w:bidi="pt-BR"/>
+          <w:lang w:bidi="pt-BR" w:eastAsia="pt-BR"/>
         </w:rPr>
         <w:t>a dashboard</w:t>
       </w:r>
@@ -1772,18 +1680,13 @@
       </w:r>
       <w:r>
         <w:rPr>
-          <w:lang w:eastAsia="pt-BR" w:bidi="pt-BR"/>
+          <w:lang w:bidi="pt-BR" w:eastAsia="pt-BR"/>
         </w:rPr>
         <w:t xml:space="preserve">KPIs e </w:t>
       </w:r>
       <w:r>
-        <w:t xml:space="preserve">gráficos </w:t>
-      </w:r>
-      <w:proofErr w:type="gramStart"/>
-      <w:r>
-        <w:t>dinâmicos .</w:t>
-      </w:r>
-      <w:proofErr w:type="gramEnd"/>
+        <w:t>gráficos dinâmicos .</w:t>
+      </w:r>
     </w:p>
     <w:p>
       <w:r>
@@ -1791,7 +1694,7 @@
       </w:r>
       <w:r>
         <w:rPr>
-          <w:lang w:eastAsia="pt-BR" w:bidi="pt-BR"/>
+          <w:lang w:bidi="pt-BR" w:eastAsia="pt-BR"/>
         </w:rPr>
         <w:t xml:space="preserve"> e escalabilidade, além do </w:t>
       </w:r>
@@ -1801,9 +1704,9 @@
     </w:p>
     <w:p>
       <w:pPr>
-        <w:pStyle w:val="Ttulo2"/>
-      </w:pPr>
-      <w:bookmarkStart w:id="5" w:name="_Toc231160625"/>
+        <w:pStyle w:val="P2"/>
+      </w:pPr>
+      <w:bookmarkStart w:id="15" w:name="_Toc231160625" w:displacedByCustomXml="next"/>
       <w:r>
         <w:t>R</w:t>
       </w:r>
@@ -1815,22 +1718,19 @@
       </w:r>
       <w:r>
         <w:softHyphen/>
+      </w:r>
+      <w:r>
         <w:t>esultados Esperados</w:t>
       </w:r>
-      <w:bookmarkEnd w:id="5"/>
+      <w:bookmarkEnd w:id="15" w:displacedByCustomXml="next"/>
     </w:p>
     <w:p>
       <w:r>
-        <w:t xml:space="preserve">Os resultados esperados para o projeto </w:t>
-      </w:r>
-      <w:proofErr w:type="spellStart"/>
-      <w:r>
-        <w:t>YieldWay</w:t>
-      </w:r>
-      <w:proofErr w:type="spellEnd"/>
+        <w:t>Os resultados esperados para o projeto YieldWay</w:t>
+      </w:r>
       <w:r>
         <w:rPr>
-          <w:lang w:eastAsia="pt-BR" w:bidi="pt-BR"/>
+          <w:lang w:bidi="pt-BR" w:eastAsia="pt-BR"/>
         </w:rPr>
         <w:t xml:space="preserve"> consistem no </w:t>
       </w:r>
@@ -1839,7 +1739,7 @@
       </w:r>
       <w:r>
         <w:rPr>
-          <w:lang w:eastAsia="pt-BR" w:bidi="pt-BR"/>
+          <w:lang w:bidi="pt-BR" w:eastAsia="pt-BR"/>
         </w:rPr>
         <w:t xml:space="preserve"> </w:t>
       </w:r>
@@ -1848,7 +1748,7 @@
       </w:r>
       <w:r>
         <w:rPr>
-          <w:lang w:eastAsia="pt-BR" w:bidi="pt-BR"/>
+          <w:lang w:bidi="pt-BR" w:eastAsia="pt-BR"/>
         </w:rPr>
         <w:t xml:space="preserve"> (SaaS)</w:t>
       </w:r>
@@ -1857,7 +1757,7 @@
       </w:r>
       <w:r>
         <w:rPr>
-          <w:lang w:eastAsia="pt-BR" w:bidi="pt-BR"/>
+          <w:lang w:bidi="pt-BR" w:eastAsia="pt-BR"/>
         </w:rPr>
         <w:t xml:space="preserve">a </w:t>
       </w:r>
@@ -1868,7 +1768,7 @@
     <w:p>
       <w:r>
         <w:rPr>
-          <w:lang w:eastAsia="pt-BR" w:bidi="pt-BR"/>
+          <w:lang w:bidi="pt-BR" w:eastAsia="pt-BR"/>
         </w:rPr>
         <w:t xml:space="preserve">Ao final espera-se ter todo o SaaS </w:t>
       </w:r>
@@ -1877,7 +1777,7 @@
       </w:r>
       <w:r>
         <w:rPr>
-          <w:lang w:eastAsia="pt-BR" w:bidi="pt-BR"/>
+          <w:lang w:bidi="pt-BR" w:eastAsia="pt-BR"/>
         </w:rPr>
         <w:t xml:space="preserve">em um ambiente virtualizado, composto por um </w:t>
       </w:r>
@@ -1886,7 +1786,7 @@
       </w:r>
       <w:r>
         <w:rPr>
-          <w:lang w:eastAsia="pt-BR" w:bidi="pt-BR"/>
+          <w:lang w:bidi="pt-BR" w:eastAsia="pt-BR"/>
         </w:rPr>
         <w:t xml:space="preserve">MySQL </w:t>
       </w:r>
@@ -1895,7 +1795,7 @@
       </w:r>
       <w:r>
         <w:rPr>
-          <w:lang w:eastAsia="pt-BR" w:bidi="pt-BR"/>
+          <w:lang w:bidi="pt-BR" w:eastAsia="pt-BR"/>
         </w:rPr>
         <w:t xml:space="preserve">para a </w:t>
       </w:r>
@@ -1910,20 +1810,19 @@
     </w:p>
     <w:p>
       <w:pPr>
-        <w:pStyle w:val="Ttulo2"/>
-      </w:pPr>
-      <w:bookmarkStart w:id="6" w:name="_Toc231160626"/>
-      <w:r>
-        <w:lastRenderedPageBreak/>
+        <w:pStyle w:val="P2"/>
+      </w:pPr>
+      <w:bookmarkStart w:id="16" w:name="_Toc231160626" w:displacedByCustomXml="next"/>
+      <w:r>
         <w:t>Requisitos do Projeto</w:t>
       </w:r>
-      <w:bookmarkEnd w:id="6"/>
+      <w:bookmarkEnd w:id="16" w:displacedByCustomXml="next"/>
     </w:p>
     <w:tbl>
       <w:tblPr>
-        <w:tblStyle w:val="TabelaSimples-1"/>
+        <w:tblStyle w:val="T1"/>
         <w:tblW w:w="0" w:type="auto"/>
-        <w:tblLook w:val="04A0" w:firstRow="1" w:lastRow="0" w:firstColumn="1" w:lastColumn="0" w:noHBand="0" w:noVBand="1"/>
+        <w:tblLook w:val="04A0"/>
       </w:tblPr>
       <w:tblGrid>
         <w:gridCol w:w="750"/>
@@ -1941,12 +1840,12 @@
               <w:ind w:firstLine="0"/>
               <w:jc w:val="center"/>
               <w:rPr>
-                <w:lang w:eastAsia="pt-BR" w:bidi="pt-BR"/>
-              </w:rPr>
-            </w:pPr>
-            <w:r>
-              <w:rPr>
-                <w:lang w:eastAsia="pt-BR" w:bidi="pt-BR"/>
+                <w:lang w:bidi="pt-BR" w:eastAsia="pt-BR"/>
+              </w:rPr>
+            </w:pPr>
+            <w:r>
+              <w:rPr>
+                <w:lang w:bidi="pt-BR" w:eastAsia="pt-BR"/>
               </w:rPr>
               <w:t>Requisitos Funcionais do Projeto</w:t>
             </w:r>
@@ -1965,7 +1864,7 @@
             </w:pPr>
             <w:r>
               <w:rPr>
-                <w:lang w:eastAsia="pt-BR" w:bidi="pt-BR"/>
+                <w:lang w:bidi="pt-BR" w:eastAsia="pt-BR"/>
               </w:rPr>
               <w:t>RF01</w:t>
             </w:r>
@@ -1997,7 +1896,7 @@
             </w:pPr>
             <w:r>
               <w:rPr>
-                <w:lang w:eastAsia="pt-BR" w:bidi="pt-BR"/>
+                <w:lang w:bidi="pt-BR" w:eastAsia="pt-BR"/>
               </w:rPr>
               <w:t>RF02</w:t>
             </w:r>
@@ -2029,7 +1928,7 @@
             </w:pPr>
             <w:r>
               <w:rPr>
-                <w:lang w:eastAsia="pt-BR" w:bidi="pt-BR"/>
+                <w:lang w:bidi="pt-BR" w:eastAsia="pt-BR"/>
               </w:rPr>
               <w:t>RF03</w:t>
             </w:r>
@@ -2048,7 +1947,7 @@
             </w:r>
             <w:r>
               <w:rPr>
-                <w:lang w:eastAsia="pt-BR" w:bidi="pt-BR"/>
+                <w:lang w:bidi="pt-BR" w:eastAsia="pt-BR"/>
               </w:rPr>
               <w:t xml:space="preserve">a intenção </w:t>
             </w:r>
@@ -2070,7 +1969,7 @@
             </w:pPr>
             <w:r>
               <w:rPr>
-                <w:lang w:eastAsia="pt-BR" w:bidi="pt-BR"/>
+                <w:lang w:bidi="pt-BR" w:eastAsia="pt-BR"/>
               </w:rPr>
               <w:t>RF04</w:t>
             </w:r>
@@ -2102,7 +2001,7 @@
             </w:pPr>
             <w:r>
               <w:rPr>
-                <w:lang w:eastAsia="pt-BR" w:bidi="pt-BR"/>
+                <w:lang w:bidi="pt-BR" w:eastAsia="pt-BR"/>
               </w:rPr>
               <w:t>RF05</w:t>
             </w:r>
@@ -2121,7 +2020,7 @@
             </w:r>
             <w:r>
               <w:rPr>
-                <w:lang w:eastAsia="pt-BR" w:bidi="pt-BR"/>
+                <w:lang w:bidi="pt-BR" w:eastAsia="pt-BR"/>
               </w:rPr>
               <w:t>a dashboard</w:t>
             </w:r>
@@ -2130,7 +2029,7 @@
             </w:r>
             <w:r>
               <w:rPr>
-                <w:lang w:eastAsia="pt-BR" w:bidi="pt-BR"/>
+                <w:lang w:bidi="pt-BR" w:eastAsia="pt-BR"/>
               </w:rPr>
               <w:t>usuário</w:t>
             </w:r>
@@ -2152,7 +2051,7 @@
             </w:pPr>
             <w:r>
               <w:rPr>
-                <w:lang w:eastAsia="pt-BR" w:bidi="pt-BR"/>
+                <w:lang w:bidi="pt-BR" w:eastAsia="pt-BR"/>
               </w:rPr>
               <w:t>RF06</w:t>
             </w:r>
@@ -2171,37 +2070,21 @@
             </w:r>
             <w:r>
               <w:rPr>
-                <w:lang w:eastAsia="pt-BR" w:bidi="pt-BR"/>
+                <w:lang w:bidi="pt-BR" w:eastAsia="pt-BR"/>
               </w:rPr>
               <w:t xml:space="preserve"> </w:t>
             </w:r>
             <w:r>
               <w:t xml:space="preserve">com os </w:t>
             </w:r>
-            <w:proofErr w:type="spellStart"/>
-            <w:r>
-              <w:rPr>
-                <w:lang w:eastAsia="pt-BR" w:bidi="pt-BR"/>
-              </w:rPr>
-              <w:t>tickers</w:t>
-            </w:r>
-            <w:proofErr w:type="spellEnd"/>
-            <w:r>
-              <w:rPr>
-                <w:lang w:eastAsia="pt-BR" w:bidi="pt-BR"/>
-              </w:rPr>
-              <w:t xml:space="preserve"> </w:t>
-            </w:r>
-            <w:r>
-              <w:t>dos ativos registados, permitindo ao utilizador selecionar um ativo específico (</w:t>
-            </w:r>
-            <w:proofErr w:type="spellStart"/>
-            <w:r>
-              <w:t>ex</w:t>
-            </w:r>
-            <w:proofErr w:type="spellEnd"/>
-            <w:r>
-              <w:t>: VALE4) para visualizar o seu respetivo preço médio de aquisição atualizado.</w:t>
+            <w:r>
+              <w:rPr>
+                <w:lang w:bidi="pt-BR" w:eastAsia="pt-BR"/>
+              </w:rPr>
+              <w:t xml:space="preserve">tickers </w:t>
+            </w:r>
+            <w:r>
+              <w:t>dos ativos registados, permitindo ao utilizador selecionar um ativo específico (ex: VALE4) para visualizar o seu respetivo preço médio de aquisição atualizado.</w:t>
             </w:r>
           </w:p>
         </w:tc>
@@ -2218,7 +2101,7 @@
             </w:pPr>
             <w:r>
               <w:rPr>
-                <w:lang w:eastAsia="pt-BR" w:bidi="pt-BR"/>
+                <w:lang w:bidi="pt-BR" w:eastAsia="pt-BR"/>
               </w:rPr>
               <w:t>RF07</w:t>
             </w:r>
@@ -2237,27 +2120,25 @@
             </w:r>
             <w:r>
               <w:rPr>
-                <w:lang w:eastAsia="pt-BR" w:bidi="pt-BR"/>
+                <w:lang w:bidi="pt-BR" w:eastAsia="pt-BR"/>
               </w:rPr>
               <w:t>a</w:t>
             </w:r>
             <w:r>
               <w:t xml:space="preserve"> dashboard o </w:t>
             </w:r>
-            <w:proofErr w:type="spellStart"/>
-            <w:r>
-              <w:rPr>
-                <w:lang w:eastAsia="pt-BR" w:bidi="pt-BR"/>
+            <w:r>
+              <w:rPr>
+                <w:lang w:bidi="pt-BR" w:eastAsia="pt-BR"/>
               </w:rPr>
               <w:t>ticker</w:t>
             </w:r>
-            <w:proofErr w:type="spellEnd"/>
             <w:r>
               <w:t xml:space="preserve"> do ativo com maior representação </w:t>
             </w:r>
             <w:r>
               <w:rPr>
-                <w:lang w:eastAsia="pt-BR" w:bidi="pt-BR"/>
+                <w:lang w:bidi="pt-BR" w:eastAsia="pt-BR"/>
               </w:rPr>
               <w:t xml:space="preserve">monetária </w:t>
             </w:r>
@@ -2266,7 +2147,7 @@
             </w:r>
             <w:r>
               <w:rPr>
-                <w:lang w:eastAsia="pt-BR" w:bidi="pt-BR"/>
+                <w:lang w:bidi="pt-BR" w:eastAsia="pt-BR"/>
               </w:rPr>
               <w:t>usuário</w:t>
             </w:r>
@@ -2288,7 +2169,7 @@
             </w:pPr>
             <w:r>
               <w:rPr>
-                <w:lang w:eastAsia="pt-BR" w:bidi="pt-BR"/>
+                <w:lang w:bidi="pt-BR" w:eastAsia="pt-BR"/>
               </w:rPr>
               <w:t>RF08</w:t>
             </w:r>
@@ -2307,7 +2188,7 @@
             </w:r>
             <w:r>
               <w:rPr>
-                <w:lang w:eastAsia="pt-BR" w:bidi="pt-BR"/>
+                <w:lang w:bidi="pt-BR" w:eastAsia="pt-BR"/>
               </w:rPr>
               <w:t>exibir na dashboard</w:t>
             </w:r>
@@ -2329,7 +2210,7 @@
             </w:pPr>
             <w:r>
               <w:rPr>
-                <w:lang w:eastAsia="pt-BR" w:bidi="pt-BR"/>
+                <w:lang w:bidi="pt-BR" w:eastAsia="pt-BR"/>
               </w:rPr>
               <w:t>RF09</w:t>
             </w:r>
@@ -2348,7 +2229,7 @@
             </w:r>
             <w:r>
               <w:rPr>
-                <w:lang w:eastAsia="pt-BR" w:bidi="pt-BR"/>
+                <w:lang w:bidi="pt-BR" w:eastAsia="pt-BR"/>
               </w:rPr>
               <w:t xml:space="preserve"> de no máximo 12 meses</w:t>
             </w:r>
@@ -2357,7 +2238,7 @@
             </w:r>
             <w:r>
               <w:rPr>
-                <w:lang w:eastAsia="pt-BR" w:bidi="pt-BR"/>
+                <w:lang w:bidi="pt-BR" w:eastAsia="pt-BR"/>
               </w:rPr>
               <w:t>o valor investido no respectivo mês</w:t>
             </w:r>
@@ -2379,9 +2260,8 @@
             </w:pPr>
             <w:r>
               <w:rPr>
-                <w:lang w:eastAsia="pt-BR" w:bidi="pt-BR"/>
-              </w:rPr>
-              <w:lastRenderedPageBreak/>
+                <w:lang w:bidi="pt-BR" w:eastAsia="pt-BR"/>
+              </w:rPr>
               <w:t>RF10</w:t>
             </w:r>
           </w:p>
@@ -2399,7 +2279,7 @@
             </w:r>
             <w:r>
               <w:rPr>
-                <w:lang w:eastAsia="pt-BR" w:bidi="pt-BR"/>
+                <w:lang w:bidi="pt-BR" w:eastAsia="pt-BR"/>
               </w:rPr>
               <w:t xml:space="preserve">de </w:t>
             </w:r>
@@ -2421,7 +2301,7 @@
             </w:pPr>
             <w:r>
               <w:rPr>
-                <w:lang w:eastAsia="pt-BR" w:bidi="pt-BR"/>
+                <w:lang w:bidi="pt-BR" w:eastAsia="pt-BR"/>
               </w:rPr>
               <w:t>RF11</w:t>
             </w:r>
@@ -2440,7 +2320,7 @@
             </w:r>
             <w:r>
               <w:rPr>
-                <w:lang w:eastAsia="pt-BR" w:bidi="pt-BR"/>
+                <w:lang w:bidi="pt-BR" w:eastAsia="pt-BR"/>
               </w:rPr>
               <w:t>a Dashboard</w:t>
             </w:r>
@@ -2454,9 +2334,9 @@
     <w:p/>
     <w:tbl>
       <w:tblPr>
-        <w:tblStyle w:val="TabelaSimples-1"/>
+        <w:tblStyle w:val="T1"/>
         <w:tblW w:w="0" w:type="auto"/>
-        <w:tblLook w:val="04A0" w:firstRow="1" w:lastRow="0" w:firstColumn="1" w:lastColumn="0" w:noHBand="0" w:noVBand="1"/>
+        <w:tblLook w:val="04A0"/>
       </w:tblPr>
       <w:tblGrid>
         <w:gridCol w:w="923"/>
@@ -2474,12 +2354,12 @@
               <w:ind w:firstLine="0"/>
               <w:jc w:val="center"/>
               <w:rPr>
-                <w:lang w:eastAsia="pt-BR" w:bidi="pt-BR"/>
-              </w:rPr>
-            </w:pPr>
-            <w:r>
-              <w:rPr>
-                <w:lang w:eastAsia="pt-BR" w:bidi="pt-BR"/>
+                <w:lang w:bidi="pt-BR" w:eastAsia="pt-BR"/>
+              </w:rPr>
+            </w:pPr>
+            <w:r>
+              <w:rPr>
+                <w:lang w:bidi="pt-BR" w:eastAsia="pt-BR"/>
               </w:rPr>
               <w:t>Requisitos Não Funcionais do Projeto</w:t>
             </w:r>
@@ -2498,7 +2378,7 @@
             </w:pPr>
             <w:r>
               <w:rPr>
-                <w:lang w:eastAsia="pt-BR" w:bidi="pt-BR"/>
+                <w:lang w:bidi="pt-BR" w:eastAsia="pt-BR"/>
               </w:rPr>
               <w:t>RNF01</w:t>
             </w:r>
@@ -2530,7 +2410,7 @@
             </w:pPr>
             <w:r>
               <w:rPr>
-                <w:lang w:eastAsia="pt-BR" w:bidi="pt-BR"/>
+                <w:lang w:bidi="pt-BR" w:eastAsia="pt-BR"/>
               </w:rPr>
               <w:t>RNF02</w:t>
             </w:r>
@@ -2549,7 +2429,7 @@
             </w:r>
             <w:r>
               <w:rPr>
-                <w:lang w:eastAsia="pt-BR" w:bidi="pt-BR"/>
+                <w:lang w:bidi="pt-BR" w:eastAsia="pt-BR"/>
               </w:rPr>
               <w:t xml:space="preserve"> </w:t>
             </w:r>
@@ -2558,30 +2438,16 @@
             </w:r>
             <w:r>
               <w:rPr>
-                <w:lang w:eastAsia="pt-BR" w:bidi="pt-BR"/>
-              </w:rPr>
-              <w:t xml:space="preserve">al </w:t>
-            </w:r>
-            <w:proofErr w:type="spellStart"/>
-            <w:r>
-              <w:rPr>
-                <w:lang w:eastAsia="pt-BR" w:bidi="pt-BR"/>
-              </w:rPr>
-              <w:t>Lubuntu</w:t>
-            </w:r>
-            <w:proofErr w:type="spellEnd"/>
-            <w:r>
-              <w:rPr>
-                <w:lang w:eastAsia="pt-BR" w:bidi="pt-BR"/>
-              </w:rPr>
-              <w:t xml:space="preserve"> </w:t>
+                <w:lang w:bidi="pt-BR" w:eastAsia="pt-BR"/>
+              </w:rPr>
+              <w:t xml:space="preserve">al Lubuntu </w:t>
             </w:r>
             <w:r>
               <w:t>e ser perfeitamente executável no navegador</w:t>
             </w:r>
             <w:r>
               <w:rPr>
-                <w:lang w:eastAsia="pt-BR" w:bidi="pt-BR"/>
+                <w:lang w:bidi="pt-BR" w:eastAsia="pt-BR"/>
               </w:rPr>
               <w:t xml:space="preserve"> Google Chrome</w:t>
             </w:r>
@@ -2600,7 +2466,7 @@
             </w:pPr>
             <w:r>
               <w:rPr>
-                <w:lang w:eastAsia="pt-BR" w:bidi="pt-BR"/>
+                <w:lang w:bidi="pt-BR" w:eastAsia="pt-BR"/>
               </w:rPr>
               <w:t>RNF03</w:t>
             </w:r>
@@ -2632,7 +2498,7 @@
             </w:pPr>
             <w:r>
               <w:rPr>
-                <w:lang w:eastAsia="pt-BR" w:bidi="pt-BR"/>
+                <w:lang w:bidi="pt-BR" w:eastAsia="pt-BR"/>
               </w:rPr>
               <w:t>RNF04</w:t>
             </w:r>
@@ -2648,7 +2514,7 @@
             </w:pPr>
             <w:r>
               <w:rPr>
-                <w:lang w:eastAsia="pt-BR" w:bidi="pt-BR"/>
+                <w:lang w:bidi="pt-BR" w:eastAsia="pt-BR"/>
               </w:rPr>
               <w:t>A dashboard</w:t>
             </w:r>
@@ -2657,7 +2523,7 @@
             </w:r>
             <w:r>
               <w:rPr>
-                <w:lang w:eastAsia="pt-BR" w:bidi="pt-BR"/>
+                <w:lang w:bidi="pt-BR" w:eastAsia="pt-BR"/>
               </w:rPr>
               <w:t xml:space="preserve"> </w:t>
             </w:r>
@@ -2666,7 +2532,7 @@
             </w:r>
             <w:r>
               <w:rPr>
-                <w:lang w:eastAsia="pt-BR" w:bidi="pt-BR"/>
+                <w:lang w:bidi="pt-BR" w:eastAsia="pt-BR"/>
               </w:rPr>
               <w:t>5</w:t>
             </w:r>
@@ -2680,18 +2546,18 @@
     <w:p/>
     <w:p>
       <w:pPr>
-        <w:pStyle w:val="Ttulo2"/>
-      </w:pPr>
-      <w:bookmarkStart w:id="7" w:name="_Toc231160627"/>
+        <w:pStyle w:val="P2"/>
+      </w:pPr>
+      <w:bookmarkStart w:id="17" w:name="_Toc231160627" w:displacedByCustomXml="next"/>
       <w:r>
         <w:t>Limites e Exclusões</w:t>
       </w:r>
-      <w:bookmarkEnd w:id="7"/>
+      <w:bookmarkEnd w:id="17" w:displacedByCustomXml="next"/>
     </w:p>
     <w:p>
       <w:r>
         <w:rPr>
-          <w:lang w:eastAsia="pt-BR" w:bidi="pt-BR"/>
+          <w:lang w:bidi="pt-BR" w:eastAsia="pt-BR"/>
         </w:rPr>
         <w:t>Sobre os limites do projeto, incluem o d</w:t>
       </w:r>
@@ -2700,20 +2566,16 @@
       </w:r>
       <w:r>
         <w:rPr>
-          <w:lang w:eastAsia="pt-BR" w:bidi="pt-BR"/>
+          <w:lang w:bidi="pt-BR" w:eastAsia="pt-BR"/>
         </w:rPr>
         <w:t>, a i</w:t>
       </w:r>
       <w:r>
-        <w:t xml:space="preserve">mplementação do questionário de perfil de investidor, da calculadora de recomendação de aporte com base em receitas e despesas, do simulador de juros compostos e do painel de controle </w:t>
-      </w:r>
-      <w:r>
-        <w:lastRenderedPageBreak/>
-        <w:t>patrimonial</w:t>
+        <w:t>mplementação do questionário de perfil de investidor, da calculadora de recomendação de aporte com base em receitas e despesas, do simulador de juros compostos e do painel de controle patrimonial</w:t>
       </w:r>
       <w:r>
         <w:rPr>
-          <w:lang w:eastAsia="pt-BR" w:bidi="pt-BR"/>
+          <w:lang w:bidi="pt-BR" w:eastAsia="pt-BR"/>
         </w:rPr>
         <w:t>, a c</w:t>
       </w:r>
@@ -2724,7 +2586,7 @@
     <w:p>
       <w:r>
         <w:rPr>
-          <w:lang w:eastAsia="pt-BR" w:bidi="pt-BR"/>
+          <w:lang w:bidi="pt-BR" w:eastAsia="pt-BR"/>
         </w:rPr>
         <w:t xml:space="preserve">Sobre as exclusões do projeto, tratam-se os seguintes assuntos: </w:t>
       </w:r>
@@ -2733,7 +2595,7 @@
       </w:r>
       <w:r>
         <w:rPr>
-          <w:lang w:eastAsia="pt-BR" w:bidi="pt-BR"/>
+          <w:lang w:bidi="pt-BR" w:eastAsia="pt-BR"/>
         </w:rPr>
         <w:t>, a a</w:t>
       </w:r>
@@ -2742,7 +2604,7 @@
       </w:r>
       <w:r>
         <w:rPr>
-          <w:lang w:eastAsia="pt-BR" w:bidi="pt-BR"/>
+          <w:lang w:bidi="pt-BR" w:eastAsia="pt-BR"/>
         </w:rPr>
         <w:t xml:space="preserve"> ou </w:t>
       </w:r>
@@ -2751,7 +2613,7 @@
       </w:r>
       <w:r>
         <w:rPr>
-          <w:lang w:eastAsia="pt-BR" w:bidi="pt-BR"/>
+          <w:lang w:bidi="pt-BR" w:eastAsia="pt-BR"/>
         </w:rPr>
         <w:t>, n</w:t>
       </w:r>
@@ -2760,7 +2622,7 @@
       </w:r>
       <w:r>
         <w:rPr>
-          <w:lang w:eastAsia="pt-BR" w:bidi="pt-BR"/>
+          <w:lang w:bidi="pt-BR" w:eastAsia="pt-BR"/>
         </w:rPr>
         <w:t xml:space="preserve"> </w:t>
       </w:r>
@@ -2770,21 +2632,21 @@
     </w:p>
     <w:p>
       <w:pPr>
-        <w:pStyle w:val="Ttulo2"/>
-      </w:pPr>
-      <w:bookmarkStart w:id="8" w:name="_Toc231160628"/>
+        <w:pStyle w:val="P2"/>
+      </w:pPr>
+      <w:bookmarkStart w:id="18" w:name="_Toc231160628" w:displacedByCustomXml="next"/>
       <w:r>
         <w:t>Macro Cronograma</w:t>
       </w:r>
-      <w:bookmarkEnd w:id="8"/>
+      <w:bookmarkEnd w:id="18" w:displacedByCustomXml="next"/>
     </w:p>
     <w:tbl>
       <w:tblPr>
-        <w:tblStyle w:val="TabelaSimples-1"/>
+        <w:tblStyle w:val="T1"/>
         <w:tblW w:w="9064" w:type="dxa"/>
         <w:jc w:val="center"/>
         <w:tblLayout w:type="fixed"/>
-        <w:tblLook w:val="04A0" w:firstRow="1" w:lastRow="0" w:firstColumn="1" w:lastColumn="0" w:noHBand="0" w:noVBand="1"/>
+        <w:tblLook w:val="04A0"/>
       </w:tblPr>
       <w:tblGrid>
         <w:gridCol w:w="1747"/>
@@ -2809,7 +2671,7 @@
             </w:pPr>
             <w:r>
               <w:rPr>
-                <w:lang w:eastAsia="pt-BR" w:bidi="pt-BR"/>
+                <w:lang w:bidi="pt-BR" w:eastAsia="pt-BR"/>
               </w:rPr>
               <w:t>Macro Cronograma - 62 Dias</w:t>
             </w:r>
@@ -2832,7 +2694,7 @@
             </w:pPr>
             <w:r>
               <w:rPr>
-                <w:lang w:eastAsia="pt-BR" w:bidi="pt-BR"/>
+                <w:lang w:bidi="pt-BR" w:eastAsia="pt-BR"/>
               </w:rPr>
               <w:t>Atividade</w:t>
             </w:r>
@@ -2850,7 +2712,7 @@
             </w:pPr>
             <w:r>
               <w:rPr>
-                <w:lang w:eastAsia="pt-BR" w:bidi="pt-BR"/>
+                <w:lang w:bidi="pt-BR" w:eastAsia="pt-BR"/>
               </w:rPr>
               <w:t>Dias Estimados</w:t>
             </w:r>
@@ -2868,7 +2730,7 @@
             </w:pPr>
             <w:r>
               <w:rPr>
-                <w:lang w:eastAsia="pt-BR" w:bidi="pt-BR"/>
+                <w:lang w:bidi="pt-BR" w:eastAsia="pt-BR"/>
               </w:rPr>
               <w:t>Descrição</w:t>
             </w:r>
@@ -2886,7 +2748,7 @@
             </w:pPr>
             <w:r>
               <w:rPr>
-                <w:lang w:eastAsia="pt-BR" w:bidi="pt-BR"/>
+                <w:lang w:bidi="pt-BR" w:eastAsia="pt-BR"/>
               </w:rPr>
               <w:t>Pontuação</w:t>
             </w:r>
@@ -2909,7 +2771,7 @@
             </w:pPr>
             <w:r>
               <w:rPr>
-                <w:lang w:eastAsia="pt-BR" w:bidi="pt-BR"/>
+                <w:lang w:bidi="pt-BR" w:eastAsia="pt-BR"/>
               </w:rPr>
               <w:t>Start do Projeto</w:t>
             </w:r>
@@ -2927,7 +2789,7 @@
             </w:pPr>
             <w:r>
               <w:rPr>
-                <w:lang w:eastAsia="pt-BR" w:bidi="pt-BR"/>
+                <w:lang w:bidi="pt-BR" w:eastAsia="pt-BR"/>
               </w:rPr>
               <w:t>7</w:t>
             </w:r>
@@ -2942,85 +2804,53 @@
             <w:pPr>
               <w:ind w:firstLine="0"/>
               <w:rPr>
-                <w:lang w:eastAsia="pt-BR" w:bidi="pt-BR"/>
-              </w:rPr>
-            </w:pPr>
-            <w:r>
-              <w:rPr>
-                <w:lang w:eastAsia="pt-BR" w:bidi="pt-BR"/>
-              </w:rPr>
-              <w:t xml:space="preserve">-&gt; </w:t>
-            </w:r>
-            <w:r>
-              <w:rPr>
-                <w:lang w:eastAsia="pt-BR" w:bidi="pt-BR"/>
-              </w:rPr>
-              <w:t xml:space="preserve">Criar e Organizar o </w:t>
-            </w:r>
-            <w:proofErr w:type="spellStart"/>
-            <w:r>
-              <w:rPr>
-                <w:lang w:eastAsia="pt-BR" w:bidi="pt-BR"/>
-              </w:rPr>
-              <w:t>Trello</w:t>
-            </w:r>
-            <w:proofErr w:type="spellEnd"/>
-          </w:p>
-          <w:p>
-            <w:pPr>
-              <w:ind w:firstLine="0"/>
-              <w:rPr>
-                <w:lang w:eastAsia="pt-BR" w:bidi="pt-BR"/>
-              </w:rPr>
-            </w:pPr>
-            <w:r>
-              <w:rPr>
-                <w:lang w:eastAsia="pt-BR" w:bidi="pt-BR"/>
-              </w:rPr>
-              <w:t xml:space="preserve">-&gt; </w:t>
-            </w:r>
-            <w:r>
-              <w:rPr>
-                <w:lang w:eastAsia="pt-BR" w:bidi="pt-BR"/>
-              </w:rPr>
-              <w:t>Definir o Backlog</w:t>
-            </w:r>
-          </w:p>
-          <w:p>
-            <w:pPr>
-              <w:ind w:firstLine="0"/>
-              <w:rPr>
-                <w:lang w:eastAsia="pt-BR" w:bidi="pt-BR"/>
-              </w:rPr>
-            </w:pPr>
-            <w:r>
-              <w:rPr>
-                <w:lang w:eastAsia="pt-BR" w:bidi="pt-BR"/>
-              </w:rPr>
-              <w:t xml:space="preserve">-&gt; </w:t>
-            </w:r>
-            <w:r>
-              <w:rPr>
-                <w:lang w:eastAsia="pt-BR" w:bidi="pt-BR"/>
-              </w:rPr>
-              <w:t>Criar e Organizar o Github</w:t>
-            </w:r>
-          </w:p>
-          <w:p>
-            <w:pPr>
-              <w:ind w:firstLine="0"/>
-            </w:pPr>
-            <w:r>
-              <w:rPr>
-                <w:lang w:eastAsia="pt-BR" w:bidi="pt-BR"/>
-              </w:rPr>
-              <w:t xml:space="preserve">-&gt; </w:t>
-            </w:r>
-            <w:r>
-              <w:rPr>
-                <w:lang w:eastAsia="pt-BR" w:bidi="pt-BR"/>
-              </w:rPr>
-              <w:t>Definir o Tema</w:t>
+                <w:lang w:bidi="pt-BR" w:eastAsia="pt-BR"/>
+              </w:rPr>
+            </w:pPr>
+            <w:r>
+              <w:rPr>
+                <w:lang w:bidi="pt-BR" w:eastAsia="pt-BR"/>
+              </w:rPr>
+              <w:t>-&gt; Criar e Organizar o Trello</w:t>
+            </w:r>
+          </w:p>
+          <w:p>
+            <w:pPr>
+              <w:ind w:firstLine="0"/>
+              <w:rPr>
+                <w:lang w:bidi="pt-BR" w:eastAsia="pt-BR"/>
+              </w:rPr>
+            </w:pPr>
+            <w:r>
+              <w:rPr>
+                <w:lang w:bidi="pt-BR" w:eastAsia="pt-BR"/>
+              </w:rPr>
+              <w:t>-&gt; Definir o Backlog</w:t>
+            </w:r>
+          </w:p>
+          <w:p>
+            <w:pPr>
+              <w:ind w:firstLine="0"/>
+              <w:rPr>
+                <w:lang w:bidi="pt-BR" w:eastAsia="pt-BR"/>
+              </w:rPr>
+            </w:pPr>
+            <w:r>
+              <w:rPr>
+                <w:lang w:bidi="pt-BR" w:eastAsia="pt-BR"/>
+              </w:rPr>
+              <w:t>-&gt; Criar e Organizar o Github</w:t>
+            </w:r>
+          </w:p>
+          <w:p>
+            <w:pPr>
+              <w:ind w:firstLine="0"/>
+            </w:pPr>
+            <w:r>
+              <w:rPr>
+                <w:lang w:bidi="pt-BR" w:eastAsia="pt-BR"/>
+              </w:rPr>
+              <w:t>-&gt; Definir o Tema</w:t>
             </w:r>
           </w:p>
         </w:tc>
@@ -3036,7 +2866,7 @@
             </w:pPr>
             <w:r>
               <w:rPr>
-                <w:lang w:eastAsia="pt-BR" w:bidi="pt-BR"/>
+                <w:lang w:bidi="pt-BR" w:eastAsia="pt-BR"/>
               </w:rPr>
               <w:t>5</w:t>
             </w:r>
@@ -3059,7 +2889,7 @@
             </w:pPr>
             <w:r>
               <w:rPr>
-                <w:lang w:eastAsia="pt-BR" w:bidi="pt-BR"/>
+                <w:lang w:bidi="pt-BR" w:eastAsia="pt-BR"/>
               </w:rPr>
               <w:t>Iniciar a Documentação</w:t>
             </w:r>
@@ -3077,7 +2907,7 @@
             </w:pPr>
             <w:r>
               <w:rPr>
-                <w:lang w:eastAsia="pt-BR" w:bidi="pt-BR"/>
+                <w:lang w:bidi="pt-BR" w:eastAsia="pt-BR"/>
               </w:rPr>
               <w:t>7</w:t>
             </w:r>
@@ -3129,7 +2959,7 @@
             </w:pPr>
             <w:r>
               <w:rPr>
-                <w:lang w:eastAsia="pt-BR" w:bidi="pt-BR"/>
+                <w:lang w:bidi="pt-BR" w:eastAsia="pt-BR"/>
               </w:rPr>
               <w:t>Tela Home do Site</w:t>
             </w:r>
@@ -3147,7 +2977,7 @@
             </w:pPr>
             <w:r>
               <w:rPr>
-                <w:lang w:eastAsia="pt-BR" w:bidi="pt-BR"/>
+                <w:lang w:bidi="pt-BR" w:eastAsia="pt-BR"/>
               </w:rPr>
               <w:t>7</w:t>
             </w:r>
@@ -3199,7 +3029,7 @@
             </w:pPr>
             <w:r>
               <w:rPr>
-                <w:lang w:eastAsia="pt-BR" w:bidi="pt-BR"/>
+                <w:lang w:bidi="pt-BR" w:eastAsia="pt-BR"/>
               </w:rPr>
               <w:t>Tela de Login e Cadastro</w:t>
             </w:r>
@@ -3217,7 +3047,7 @@
             </w:pPr>
             <w:r>
               <w:rPr>
-                <w:lang w:eastAsia="pt-BR" w:bidi="pt-BR"/>
+                <w:lang w:bidi="pt-BR" w:eastAsia="pt-BR"/>
               </w:rPr>
               <w:t>7</w:t>
             </w:r>
@@ -3236,7 +3066,9 @@
               <w:t>Fazer HTML e CSS das páginas de login e cadastro.</w:t>
             </w:r>
             <w:r>
-              <w:br/>
+              <w:br w:type="textWrapping"/>
+            </w:r>
+            <w:r>
               <w:t>Conectar as telas com o banco de dados utilizando o web-data-viz.</w:t>
             </w:r>
           </w:p>
@@ -3273,7 +3105,7 @@
             </w:pPr>
             <w:r>
               <w:rPr>
-                <w:lang w:eastAsia="pt-BR" w:bidi="pt-BR"/>
+                <w:lang w:bidi="pt-BR" w:eastAsia="pt-BR"/>
               </w:rPr>
               <w:t>Dashboard</w:t>
             </w:r>
@@ -3291,7 +3123,7 @@
             </w:pPr>
             <w:r>
               <w:rPr>
-                <w:lang w:eastAsia="pt-BR" w:bidi="pt-BR"/>
+                <w:lang w:bidi="pt-BR" w:eastAsia="pt-BR"/>
               </w:rPr>
               <w:t>7</w:t>
             </w:r>
@@ -3307,17 +3139,7 @@
               <w:ind w:firstLine="0"/>
             </w:pPr>
             <w:r>
-              <w:t xml:space="preserve">Fazer o HTML e CSS da </w:t>
-            </w:r>
-            <w:proofErr w:type="spellStart"/>
-            <w:proofErr w:type="gramStart"/>
-            <w:r>
-              <w:t>pagina</w:t>
-            </w:r>
-            <w:proofErr w:type="spellEnd"/>
-            <w:proofErr w:type="gramEnd"/>
-            <w:r>
-              <w:t xml:space="preserve"> de dashboard.</w:t>
+              <w:t>Fazer o HTML e CSS da pagina de dashboard.</w:t>
             </w:r>
           </w:p>
         </w:tc>
@@ -3353,9 +3175,8 @@
             </w:pPr>
             <w:r>
               <w:rPr>
-                <w:lang w:eastAsia="pt-BR" w:bidi="pt-BR"/>
-              </w:rPr>
-              <w:lastRenderedPageBreak/>
+                <w:lang w:bidi="pt-BR" w:eastAsia="pt-BR"/>
+              </w:rPr>
               <w:t>PPT</w:t>
             </w:r>
           </w:p>
@@ -3372,7 +3193,7 @@
             </w:pPr>
             <w:r>
               <w:rPr>
-                <w:lang w:eastAsia="pt-BR" w:bidi="pt-BR"/>
+                <w:lang w:bidi="pt-BR" w:eastAsia="pt-BR"/>
               </w:rPr>
               <w:t>7</w:t>
             </w:r>
@@ -3388,10 +3209,7 @@
               <w:ind w:firstLine="0"/>
             </w:pPr>
             <w:r>
-              <w:t>Fazer o material de apresentação do projeto</w:t>
-            </w:r>
-            <w:r>
-              <w:t>.</w:t>
+              <w:t>Fazer o material de apresentação do projeto.</w:t>
             </w:r>
           </w:p>
         </w:tc>
@@ -3427,7 +3245,7 @@
             </w:pPr>
             <w:r>
               <w:rPr>
-                <w:lang w:eastAsia="pt-BR" w:bidi="pt-BR"/>
+                <w:lang w:bidi="pt-BR" w:eastAsia="pt-BR"/>
               </w:rPr>
               <w:t>Implementação da Dashboard com Banco</w:t>
             </w:r>
@@ -3466,15 +3284,7 @@
               <w:ind w:firstLine="0"/>
             </w:pPr>
             <w:r>
-              <w:t xml:space="preserve">Criar os gráficos com </w:t>
-            </w:r>
-            <w:proofErr w:type="spellStart"/>
-            <w:r>
-              <w:t>ChartJs</w:t>
-            </w:r>
-            <w:proofErr w:type="spellEnd"/>
-            <w:r>
-              <w:t xml:space="preserve"> com os dados recebidos do banco.</w:t>
+              <w:t>Criar os gráficos com ChartJs com os dados recebidos do banco.</w:t>
             </w:r>
           </w:p>
         </w:tc>
@@ -3510,7 +3320,7 @@
             </w:pPr>
             <w:r>
               <w:rPr>
-                <w:lang w:eastAsia="pt-BR" w:bidi="pt-BR"/>
+                <w:lang w:bidi="pt-BR" w:eastAsia="pt-BR"/>
               </w:rPr>
               <w:t>Implementação do Quiz</w:t>
             </w:r>
@@ -3544,7 +3354,9 @@
               <w:t>Fazer o Quiz com perguntas e respostas.</w:t>
             </w:r>
             <w:r>
-              <w:br/>
+              <w:br w:type="textWrapping"/>
+            </w:r>
+            <w:r>
               <w:t>Alteração na tabela e modelagem do banco de dados para receber resposta do quiz.</w:t>
             </w:r>
           </w:p>
@@ -3581,7 +3393,7 @@
             </w:pPr>
             <w:r>
               <w:rPr>
-                <w:lang w:eastAsia="pt-BR" w:bidi="pt-BR"/>
+                <w:lang w:bidi="pt-BR" w:eastAsia="pt-BR"/>
               </w:rPr>
               <w:t>Configuração da VM e Inserção do Banco</w:t>
             </w:r>
@@ -3656,7 +3468,7 @@
             </w:pPr>
             <w:r>
               <w:rPr>
-                <w:lang w:eastAsia="pt-BR" w:bidi="pt-BR"/>
+                <w:lang w:bidi="pt-BR" w:eastAsia="pt-BR"/>
               </w:rPr>
               <w:t>Criação das Calculadoras</w:t>
             </w:r>
@@ -3687,18 +3499,7 @@
               <w:ind w:firstLine="0"/>
             </w:pPr>
             <w:r>
-              <w:t xml:space="preserve">Fazer </w:t>
-            </w:r>
-            <w:proofErr w:type="gramStart"/>
-            <w:r>
-              <w:t>pagina</w:t>
-            </w:r>
-            <w:proofErr w:type="gramEnd"/>
-            <w:r>
-              <w:t xml:space="preserve"> das calculadoras de Quanto Investir e </w:t>
-            </w:r>
-            <w:r>
-              <w:t>de Juros compostos com HTML, CSS e JS</w:t>
+              <w:t>Fazer pagina das calculadoras de Quanto Investir e de Juros compostos com HTML, CSS e JS</w:t>
             </w:r>
           </w:p>
         </w:tc>
@@ -3734,7 +3535,7 @@
             </w:pPr>
             <w:r>
               <w:rPr>
-                <w:lang w:eastAsia="pt-BR" w:bidi="pt-BR"/>
+                <w:lang w:bidi="pt-BR" w:eastAsia="pt-BR"/>
               </w:rPr>
               <w:t>Inserção da Aplicação na VM</w:t>
             </w:r>
@@ -3817,7 +3618,7 @@
             </w:pPr>
             <w:r>
               <w:rPr>
-                <w:lang w:eastAsia="pt-BR" w:bidi="pt-BR"/>
+                <w:lang w:bidi="pt-BR" w:eastAsia="pt-BR"/>
               </w:rPr>
               <w:t>Ajustes no PPT</w:t>
             </w:r>
@@ -3892,7 +3693,7 @@
             </w:pPr>
             <w:r>
               <w:rPr>
-                <w:lang w:eastAsia="pt-BR" w:bidi="pt-BR"/>
+                <w:lang w:bidi="pt-BR" w:eastAsia="pt-BR"/>
               </w:rPr>
               <w:t>Ajustes na Documentação</w:t>
             </w:r>
@@ -3967,7 +3768,7 @@
             </w:pPr>
             <w:r>
               <w:rPr>
-                <w:lang w:eastAsia="pt-BR" w:bidi="pt-BR"/>
+                <w:lang w:bidi="pt-BR" w:eastAsia="pt-BR"/>
               </w:rPr>
               <w:t>Apresentação do Projeto</w:t>
             </w:r>
@@ -4022,20 +3823,19 @@
     <w:p/>
     <w:p>
       <w:pPr>
-        <w:pStyle w:val="Ttulo2"/>
-      </w:pPr>
-      <w:bookmarkStart w:id="9" w:name="_Toc231160629"/>
-      <w:r>
-        <w:lastRenderedPageBreak/>
+        <w:pStyle w:val="P2"/>
+      </w:pPr>
+      <w:bookmarkStart w:id="19" w:name="_Toc231160629" w:displacedByCustomXml="next"/>
+      <w:r>
         <w:t>Recursos Necessários</w:t>
       </w:r>
-      <w:bookmarkEnd w:id="9"/>
+      <w:bookmarkEnd w:id="19" w:displacedByCustomXml="next"/>
     </w:p>
     <w:tbl>
       <w:tblPr>
-        <w:tblStyle w:val="Tabelacomgrade2"/>
+        <w:tblStyle w:val="T4"/>
         <w:tblW w:w="0" w:type="auto"/>
-        <w:tblLook w:val="04A0" w:firstRow="1" w:lastRow="0" w:firstColumn="1" w:lastColumn="0" w:noHBand="0" w:noVBand="1"/>
+        <w:tblLook w:val="04A0"/>
       </w:tblPr>
       <w:tblGrid>
         <w:gridCol w:w="2547"/>
@@ -4051,16 +3851,16 @@
           </w:tcPr>
           <w:p>
             <w:pPr>
-              <w:spacing w:line="240" w:lineRule="auto"/>
-              <w:ind w:firstLine="0"/>
-              <w:jc w:val="center"/>
-              <w:rPr>
-                <w:rFonts w:eastAsia="Calibri" w:cs="Times New Roman"/>
-              </w:rPr>
-            </w:pPr>
-            <w:r>
-              <w:rPr>
-                <w:rFonts w:eastAsia="Calibri" w:cs="Times New Roman"/>
+              <w:spacing w:lineRule="auto" w:line="240" w:beforeAutospacing="0" w:afterAutospacing="0"/>
+              <w:ind w:firstLine="0"/>
+              <w:jc w:val="center"/>
+              <w:rPr>
+                <w:rFonts w:cs="Times New Roman" w:eastAsia="Calibri"/>
+              </w:rPr>
+            </w:pPr>
+            <w:r>
+              <w:rPr>
+                <w:rFonts w:cs="Times New Roman" w:eastAsia="Calibri"/>
               </w:rPr>
               <w:t>Recursos Necessários</w:t>
             </w:r>
@@ -4075,16 +3875,16 @@
           </w:tcPr>
           <w:p>
             <w:pPr>
-              <w:spacing w:line="240" w:lineRule="auto"/>
-              <w:ind w:firstLine="0"/>
-              <w:jc w:val="center"/>
-              <w:rPr>
-                <w:rFonts w:eastAsia="Calibri" w:cs="Times New Roman"/>
-              </w:rPr>
-            </w:pPr>
-            <w:r>
-              <w:rPr>
-                <w:rFonts w:eastAsia="Calibri" w:cs="Times New Roman"/>
+              <w:spacing w:lineRule="auto" w:line="240" w:beforeAutospacing="0" w:afterAutospacing="0"/>
+              <w:ind w:firstLine="0"/>
+              <w:jc w:val="center"/>
+              <w:rPr>
+                <w:rFonts w:cs="Times New Roman" w:eastAsia="Calibri"/>
+              </w:rPr>
+            </w:pPr>
+            <w:r>
+              <w:rPr>
+                <w:rFonts w:cs="Times New Roman" w:eastAsia="Calibri"/>
               </w:rPr>
               <w:t>Recurso</w:t>
             </w:r>
@@ -4097,16 +3897,16 @@
           </w:tcPr>
           <w:p>
             <w:pPr>
-              <w:spacing w:line="240" w:lineRule="auto"/>
-              <w:ind w:firstLine="0"/>
-              <w:jc w:val="center"/>
-              <w:rPr>
-                <w:rFonts w:eastAsia="Calibri" w:cs="Times New Roman"/>
-              </w:rPr>
-            </w:pPr>
-            <w:r>
-              <w:rPr>
-                <w:rFonts w:eastAsia="Calibri" w:cs="Times New Roman"/>
+              <w:spacing w:lineRule="auto" w:line="240" w:beforeAutospacing="0" w:afterAutospacing="0"/>
+              <w:ind w:firstLine="0"/>
+              <w:jc w:val="center"/>
+              <w:rPr>
+                <w:rFonts w:cs="Times New Roman" w:eastAsia="Calibri"/>
+              </w:rPr>
+            </w:pPr>
+            <w:r>
+              <w:rPr>
+                <w:rFonts w:cs="Times New Roman" w:eastAsia="Calibri"/>
               </w:rPr>
               <w:t>Responsável</w:t>
             </w:r>
@@ -4119,16 +3919,16 @@
           </w:tcPr>
           <w:p>
             <w:pPr>
-              <w:spacing w:line="240" w:lineRule="auto"/>
-              <w:ind w:firstLine="0"/>
-              <w:jc w:val="center"/>
-              <w:rPr>
-                <w:rFonts w:eastAsia="Calibri" w:cs="Times New Roman"/>
-              </w:rPr>
-            </w:pPr>
-            <w:r>
-              <w:rPr>
-                <w:rFonts w:eastAsia="Calibri" w:cs="Times New Roman"/>
+              <w:spacing w:lineRule="auto" w:line="240" w:beforeAutospacing="0" w:afterAutospacing="0"/>
+              <w:ind w:firstLine="0"/>
+              <w:jc w:val="center"/>
+              <w:rPr>
+                <w:rFonts w:cs="Times New Roman" w:eastAsia="Calibri"/>
+              </w:rPr>
+            </w:pPr>
+            <w:r>
+              <w:rPr>
+                <w:rFonts w:cs="Times New Roman" w:eastAsia="Calibri"/>
               </w:rPr>
               <w:t>Carga Horária Estimada</w:t>
             </w:r>
@@ -4142,16 +3942,16 @@
           </w:tcPr>
           <w:p>
             <w:pPr>
-              <w:spacing w:line="240" w:lineRule="auto"/>
-              <w:ind w:firstLine="0"/>
-              <w:jc w:val="center"/>
-              <w:rPr>
-                <w:rFonts w:eastAsia="Calibri" w:cs="Times New Roman"/>
-              </w:rPr>
-            </w:pPr>
-            <w:r>
-              <w:rPr>
-                <w:rFonts w:eastAsia="Calibri" w:cs="Times New Roman"/>
+              <w:spacing w:lineRule="auto" w:line="240" w:beforeAutospacing="0" w:afterAutospacing="0"/>
+              <w:ind w:firstLine="0"/>
+              <w:jc w:val="center"/>
+              <w:rPr>
+                <w:rFonts w:cs="Times New Roman" w:eastAsia="Calibri"/>
+              </w:rPr>
+            </w:pPr>
+            <w:r>
+              <w:rPr>
+                <w:rFonts w:cs="Times New Roman" w:eastAsia="Calibri"/>
               </w:rPr>
               <w:t>Gestor de Projeto</w:t>
             </w:r>
@@ -4163,16 +3963,16 @@
           </w:tcPr>
           <w:p>
             <w:pPr>
-              <w:spacing w:line="240" w:lineRule="auto"/>
-              <w:ind w:firstLine="0"/>
-              <w:jc w:val="center"/>
-              <w:rPr>
-                <w:rFonts w:eastAsia="Calibri" w:cs="Times New Roman"/>
-              </w:rPr>
-            </w:pPr>
-            <w:r>
-              <w:rPr>
-                <w:rFonts w:eastAsia="Calibri" w:cs="Times New Roman"/>
+              <w:spacing w:lineRule="auto" w:line="240" w:beforeAutospacing="0" w:afterAutospacing="0"/>
+              <w:ind w:firstLine="0"/>
+              <w:jc w:val="center"/>
+              <w:rPr>
+                <w:rFonts w:cs="Times New Roman" w:eastAsia="Calibri"/>
+              </w:rPr>
+            </w:pPr>
+            <w:r>
+              <w:rPr>
+                <w:rFonts w:cs="Times New Roman" w:eastAsia="Calibri"/>
               </w:rPr>
               <w:t>Gustavo de Cássio Gomes Perez</w:t>
             </w:r>
@@ -4185,16 +3985,16 @@
           </w:tcPr>
           <w:p>
             <w:pPr>
-              <w:spacing w:line="240" w:lineRule="auto"/>
-              <w:ind w:firstLine="0"/>
-              <w:jc w:val="center"/>
-              <w:rPr>
-                <w:rFonts w:eastAsia="Calibri" w:cs="Times New Roman"/>
-              </w:rPr>
-            </w:pPr>
-            <w:r>
-              <w:rPr>
-                <w:rFonts w:eastAsia="Calibri" w:cs="Times New Roman"/>
+              <w:spacing w:lineRule="auto" w:line="240" w:beforeAutospacing="0" w:afterAutospacing="0"/>
+              <w:ind w:firstLine="0"/>
+              <w:jc w:val="center"/>
+              <w:rPr>
+                <w:rFonts w:cs="Times New Roman" w:eastAsia="Calibri"/>
+              </w:rPr>
+            </w:pPr>
+            <w:r>
+              <w:rPr>
+                <w:rFonts w:cs="Times New Roman" w:eastAsia="Calibri"/>
               </w:rPr>
               <w:t>40 Horas Semanais</w:t>
             </w:r>
@@ -4208,16 +4008,16 @@
           </w:tcPr>
           <w:p>
             <w:pPr>
-              <w:spacing w:line="240" w:lineRule="auto"/>
-              <w:ind w:firstLine="0"/>
-              <w:jc w:val="center"/>
-              <w:rPr>
-                <w:rFonts w:eastAsia="Calibri" w:cs="Times New Roman"/>
-              </w:rPr>
-            </w:pPr>
-            <w:r>
-              <w:rPr>
-                <w:rFonts w:eastAsia="Calibri" w:cs="Times New Roman"/>
+              <w:spacing w:lineRule="auto" w:line="240" w:beforeAutospacing="0" w:afterAutospacing="0"/>
+              <w:ind w:firstLine="0"/>
+              <w:jc w:val="center"/>
+              <w:rPr>
+                <w:rFonts w:cs="Times New Roman" w:eastAsia="Calibri"/>
+              </w:rPr>
+            </w:pPr>
+            <w:r>
+              <w:rPr>
+                <w:rFonts w:cs="Times New Roman" w:eastAsia="Calibri"/>
               </w:rPr>
               <w:t>Analista de Sistemas</w:t>
             </w:r>
@@ -4229,16 +4029,16 @@
           </w:tcPr>
           <w:p>
             <w:pPr>
-              <w:spacing w:line="240" w:lineRule="auto"/>
-              <w:ind w:firstLine="0"/>
-              <w:jc w:val="center"/>
-              <w:rPr>
-                <w:rFonts w:eastAsia="Calibri" w:cs="Times New Roman"/>
-              </w:rPr>
-            </w:pPr>
-            <w:r>
-              <w:rPr>
-                <w:rFonts w:eastAsia="Calibri" w:cs="Times New Roman"/>
+              <w:spacing w:lineRule="auto" w:line="240" w:beforeAutospacing="0" w:afterAutospacing="0"/>
+              <w:ind w:firstLine="0"/>
+              <w:jc w:val="center"/>
+              <w:rPr>
+                <w:rFonts w:cs="Times New Roman" w:eastAsia="Calibri"/>
+              </w:rPr>
+            </w:pPr>
+            <w:r>
+              <w:rPr>
+                <w:rFonts w:cs="Times New Roman" w:eastAsia="Calibri"/>
               </w:rPr>
               <w:t>Gustavo de Cássio Gomes Perez</w:t>
             </w:r>
@@ -4251,16 +4051,16 @@
           </w:tcPr>
           <w:p>
             <w:pPr>
-              <w:spacing w:line="240" w:lineRule="auto"/>
-              <w:ind w:firstLine="0"/>
-              <w:jc w:val="center"/>
-              <w:rPr>
-                <w:rFonts w:eastAsia="Calibri" w:cs="Times New Roman"/>
-              </w:rPr>
-            </w:pPr>
-            <w:r>
-              <w:rPr>
-                <w:rFonts w:eastAsia="Calibri" w:cs="Times New Roman"/>
+              <w:spacing w:lineRule="auto" w:line="240" w:beforeAutospacing="0" w:afterAutospacing="0"/>
+              <w:ind w:firstLine="0"/>
+              <w:jc w:val="center"/>
+              <w:rPr>
+                <w:rFonts w:cs="Times New Roman" w:eastAsia="Calibri"/>
+              </w:rPr>
+            </w:pPr>
+            <w:r>
+              <w:rPr>
+                <w:rFonts w:cs="Times New Roman" w:eastAsia="Calibri"/>
               </w:rPr>
               <w:t>40 Horas Semanais</w:t>
             </w:r>
@@ -4274,16 +4074,16 @@
           </w:tcPr>
           <w:p>
             <w:pPr>
-              <w:spacing w:line="240" w:lineRule="auto"/>
-              <w:ind w:firstLine="0"/>
-              <w:jc w:val="center"/>
-              <w:rPr>
-                <w:rFonts w:eastAsia="Calibri" w:cs="Times New Roman"/>
-              </w:rPr>
-            </w:pPr>
-            <w:r>
-              <w:rPr>
-                <w:rFonts w:eastAsia="Calibri" w:cs="Times New Roman"/>
+              <w:spacing w:lineRule="auto" w:line="240" w:beforeAutospacing="0" w:afterAutospacing="0"/>
+              <w:ind w:firstLine="0"/>
+              <w:jc w:val="center"/>
+              <w:rPr>
+                <w:rFonts w:cs="Times New Roman" w:eastAsia="Calibri"/>
+              </w:rPr>
+            </w:pPr>
+            <w:r>
+              <w:rPr>
+                <w:rFonts w:cs="Times New Roman" w:eastAsia="Calibri"/>
               </w:rPr>
               <w:t>Analista de Negócios</w:t>
             </w:r>
@@ -4295,16 +4095,16 @@
           </w:tcPr>
           <w:p>
             <w:pPr>
-              <w:spacing w:line="240" w:lineRule="auto"/>
-              <w:ind w:firstLine="0"/>
-              <w:jc w:val="center"/>
-              <w:rPr>
-                <w:rFonts w:eastAsia="Calibri" w:cs="Times New Roman"/>
-              </w:rPr>
-            </w:pPr>
-            <w:r>
-              <w:rPr>
-                <w:rFonts w:eastAsia="Calibri" w:cs="Times New Roman"/>
+              <w:spacing w:lineRule="auto" w:line="240" w:beforeAutospacing="0" w:afterAutospacing="0"/>
+              <w:ind w:firstLine="0"/>
+              <w:jc w:val="center"/>
+              <w:rPr>
+                <w:rFonts w:cs="Times New Roman" w:eastAsia="Calibri"/>
+              </w:rPr>
+            </w:pPr>
+            <w:r>
+              <w:rPr>
+                <w:rFonts w:cs="Times New Roman" w:eastAsia="Calibri"/>
               </w:rPr>
               <w:t>Gustavo de Cássio Gomes Perez</w:t>
             </w:r>
@@ -4317,16 +4117,16 @@
           </w:tcPr>
           <w:p>
             <w:pPr>
-              <w:spacing w:line="240" w:lineRule="auto"/>
-              <w:ind w:firstLine="0"/>
-              <w:jc w:val="center"/>
-              <w:rPr>
-                <w:rFonts w:eastAsia="Calibri" w:cs="Times New Roman"/>
-              </w:rPr>
-            </w:pPr>
-            <w:r>
-              <w:rPr>
-                <w:rFonts w:eastAsia="Calibri" w:cs="Times New Roman"/>
+              <w:spacing w:lineRule="auto" w:line="240" w:beforeAutospacing="0" w:afterAutospacing="0"/>
+              <w:ind w:firstLine="0"/>
+              <w:jc w:val="center"/>
+              <w:rPr>
+                <w:rFonts w:cs="Times New Roman" w:eastAsia="Calibri"/>
+              </w:rPr>
+            </w:pPr>
+            <w:r>
+              <w:rPr>
+                <w:rFonts w:cs="Times New Roman" w:eastAsia="Calibri"/>
               </w:rPr>
               <w:t>40 Horas Semanais</w:t>
             </w:r>
@@ -4340,16 +4140,16 @@
           </w:tcPr>
           <w:p>
             <w:pPr>
-              <w:spacing w:line="240" w:lineRule="auto"/>
-              <w:ind w:firstLine="0"/>
-              <w:jc w:val="center"/>
-              <w:rPr>
-                <w:rFonts w:eastAsia="Calibri" w:cs="Times New Roman"/>
-              </w:rPr>
-            </w:pPr>
-            <w:r>
-              <w:rPr>
-                <w:rFonts w:eastAsia="Calibri" w:cs="Times New Roman"/>
+              <w:spacing w:lineRule="auto" w:line="240" w:beforeAutospacing="0" w:afterAutospacing="0"/>
+              <w:ind w:firstLine="0"/>
+              <w:jc w:val="center"/>
+              <w:rPr>
+                <w:rFonts w:cs="Times New Roman" w:eastAsia="Calibri"/>
+              </w:rPr>
+            </w:pPr>
+            <w:r>
+              <w:rPr>
+                <w:rFonts w:cs="Times New Roman" w:eastAsia="Calibri"/>
               </w:rPr>
               <w:t>Desenvolvedor</w:t>
             </w:r>
@@ -4361,16 +4161,16 @@
           </w:tcPr>
           <w:p>
             <w:pPr>
-              <w:spacing w:line="240" w:lineRule="auto"/>
-              <w:ind w:firstLine="0"/>
-              <w:jc w:val="center"/>
-              <w:rPr>
-                <w:rFonts w:eastAsia="Calibri" w:cs="Times New Roman"/>
-              </w:rPr>
-            </w:pPr>
-            <w:r>
-              <w:rPr>
-                <w:rFonts w:eastAsia="Calibri" w:cs="Times New Roman"/>
+              <w:spacing w:lineRule="auto" w:line="240" w:beforeAutospacing="0" w:afterAutospacing="0"/>
+              <w:ind w:firstLine="0"/>
+              <w:jc w:val="center"/>
+              <w:rPr>
+                <w:rFonts w:cs="Times New Roman" w:eastAsia="Calibri"/>
+              </w:rPr>
+            </w:pPr>
+            <w:r>
+              <w:rPr>
+                <w:rFonts w:cs="Times New Roman" w:eastAsia="Calibri"/>
               </w:rPr>
               <w:t>Gustavo de Cássio Gomes Perez</w:t>
             </w:r>
@@ -4383,16 +4183,16 @@
           </w:tcPr>
           <w:p>
             <w:pPr>
-              <w:spacing w:line="240" w:lineRule="auto"/>
-              <w:ind w:firstLine="0"/>
-              <w:jc w:val="center"/>
-              <w:rPr>
-                <w:rFonts w:eastAsia="Calibri" w:cs="Times New Roman"/>
-              </w:rPr>
-            </w:pPr>
-            <w:r>
-              <w:rPr>
-                <w:rFonts w:eastAsia="Calibri" w:cs="Times New Roman"/>
+              <w:spacing w:lineRule="auto" w:line="240" w:beforeAutospacing="0" w:afterAutospacing="0"/>
+              <w:ind w:firstLine="0"/>
+              <w:jc w:val="center"/>
+              <w:rPr>
+                <w:rFonts w:cs="Times New Roman" w:eastAsia="Calibri"/>
+              </w:rPr>
+            </w:pPr>
+            <w:r>
+              <w:rPr>
+                <w:rFonts w:cs="Times New Roman" w:eastAsia="Calibri"/>
               </w:rPr>
               <w:t>40 Horas Semanais</w:t>
             </w:r>
@@ -4406,16 +4206,16 @@
           </w:tcPr>
           <w:p>
             <w:pPr>
-              <w:spacing w:line="240" w:lineRule="auto"/>
-              <w:ind w:firstLine="0"/>
-              <w:jc w:val="center"/>
-              <w:rPr>
-                <w:rFonts w:eastAsia="Calibri" w:cs="Times New Roman"/>
-              </w:rPr>
-            </w:pPr>
-            <w:r>
-              <w:rPr>
-                <w:rFonts w:eastAsia="Calibri" w:cs="Times New Roman"/>
+              <w:spacing w:lineRule="auto" w:line="240" w:beforeAutospacing="0" w:afterAutospacing="0"/>
+              <w:ind w:firstLine="0"/>
+              <w:jc w:val="center"/>
+              <w:rPr>
+                <w:rFonts w:cs="Times New Roman" w:eastAsia="Calibri"/>
+              </w:rPr>
+            </w:pPr>
+            <w:r>
+              <w:rPr>
+                <w:rFonts w:cs="Times New Roman" w:eastAsia="Calibri"/>
               </w:rPr>
               <w:t>Analista de Banco de Dados</w:t>
             </w:r>
@@ -4427,16 +4227,16 @@
           </w:tcPr>
           <w:p>
             <w:pPr>
-              <w:spacing w:line="240" w:lineRule="auto"/>
-              <w:ind w:firstLine="0"/>
-              <w:jc w:val="center"/>
-              <w:rPr>
-                <w:rFonts w:eastAsia="Calibri" w:cs="Times New Roman"/>
-              </w:rPr>
-            </w:pPr>
-            <w:r>
-              <w:rPr>
-                <w:rFonts w:eastAsia="Calibri" w:cs="Times New Roman"/>
+              <w:spacing w:lineRule="auto" w:line="240" w:beforeAutospacing="0" w:afterAutospacing="0"/>
+              <w:ind w:firstLine="0"/>
+              <w:jc w:val="center"/>
+              <w:rPr>
+                <w:rFonts w:cs="Times New Roman" w:eastAsia="Calibri"/>
+              </w:rPr>
+            </w:pPr>
+            <w:r>
+              <w:rPr>
+                <w:rFonts w:cs="Times New Roman" w:eastAsia="Calibri"/>
               </w:rPr>
               <w:t>Gustavo de Cássio Gomes Perez</w:t>
             </w:r>
@@ -4449,16 +4249,16 @@
           </w:tcPr>
           <w:p>
             <w:pPr>
-              <w:spacing w:line="240" w:lineRule="auto"/>
-              <w:ind w:firstLine="0"/>
-              <w:jc w:val="center"/>
-              <w:rPr>
-                <w:rFonts w:eastAsia="Calibri" w:cs="Times New Roman"/>
-              </w:rPr>
-            </w:pPr>
-            <w:r>
-              <w:rPr>
-                <w:rFonts w:eastAsia="Calibri" w:cs="Times New Roman"/>
+              <w:spacing w:lineRule="auto" w:line="240" w:beforeAutospacing="0" w:afterAutospacing="0"/>
+              <w:ind w:firstLine="0"/>
+              <w:jc w:val="center"/>
+              <w:rPr>
+                <w:rFonts w:cs="Times New Roman" w:eastAsia="Calibri"/>
+              </w:rPr>
+            </w:pPr>
+            <w:r>
+              <w:rPr>
+                <w:rFonts w:cs="Times New Roman" w:eastAsia="Calibri"/>
               </w:rPr>
               <w:t>40 Horas Semanais</w:t>
             </w:r>
@@ -4472,16 +4272,16 @@
           </w:tcPr>
           <w:p>
             <w:pPr>
-              <w:spacing w:line="240" w:lineRule="auto"/>
-              <w:ind w:firstLine="0"/>
-              <w:jc w:val="center"/>
-              <w:rPr>
-                <w:rFonts w:eastAsia="Calibri" w:cs="Times New Roman"/>
-              </w:rPr>
-            </w:pPr>
-            <w:r>
-              <w:rPr>
-                <w:rFonts w:eastAsia="Calibri" w:cs="Times New Roman"/>
+              <w:spacing w:lineRule="auto" w:line="240" w:beforeAutospacing="0" w:afterAutospacing="0"/>
+              <w:ind w:firstLine="0"/>
+              <w:jc w:val="center"/>
+              <w:rPr>
+                <w:rFonts w:cs="Times New Roman" w:eastAsia="Calibri"/>
+              </w:rPr>
+            </w:pPr>
+            <w:r>
+              <w:rPr>
+                <w:rFonts w:cs="Times New Roman" w:eastAsia="Calibri"/>
               </w:rPr>
               <w:t>Analista de Garantia da Qualidade</w:t>
             </w:r>
@@ -4493,16 +4293,16 @@
           </w:tcPr>
           <w:p>
             <w:pPr>
-              <w:spacing w:line="240" w:lineRule="auto"/>
-              <w:ind w:firstLine="0"/>
-              <w:jc w:val="center"/>
-              <w:rPr>
-                <w:rFonts w:eastAsia="Calibri" w:cs="Times New Roman"/>
-              </w:rPr>
-            </w:pPr>
-            <w:r>
-              <w:rPr>
-                <w:rFonts w:eastAsia="Calibri" w:cs="Times New Roman"/>
+              <w:spacing w:lineRule="auto" w:line="240" w:beforeAutospacing="0" w:afterAutospacing="0"/>
+              <w:ind w:firstLine="0"/>
+              <w:jc w:val="center"/>
+              <w:rPr>
+                <w:rFonts w:cs="Times New Roman" w:eastAsia="Calibri"/>
+              </w:rPr>
+            </w:pPr>
+            <w:r>
+              <w:rPr>
+                <w:rFonts w:cs="Times New Roman" w:eastAsia="Calibri"/>
               </w:rPr>
               <w:t>Gustavo de Cássio Gomes Perez</w:t>
             </w:r>
@@ -4515,16 +4315,16 @@
           </w:tcPr>
           <w:p>
             <w:pPr>
-              <w:spacing w:line="240" w:lineRule="auto"/>
-              <w:ind w:firstLine="0"/>
-              <w:jc w:val="center"/>
-              <w:rPr>
-                <w:rFonts w:eastAsia="Calibri" w:cs="Times New Roman"/>
-              </w:rPr>
-            </w:pPr>
-            <w:r>
-              <w:rPr>
-                <w:rFonts w:eastAsia="Calibri" w:cs="Times New Roman"/>
+              <w:spacing w:lineRule="auto" w:line="240" w:beforeAutospacing="0" w:afterAutospacing="0"/>
+              <w:ind w:firstLine="0"/>
+              <w:jc w:val="center"/>
+              <w:rPr>
+                <w:rFonts w:cs="Times New Roman" w:eastAsia="Calibri"/>
+              </w:rPr>
+            </w:pPr>
+            <w:r>
+              <w:rPr>
+                <w:rFonts w:cs="Times New Roman" w:eastAsia="Calibri"/>
               </w:rPr>
               <w:t>40 Horas Semanais</w:t>
             </w:r>
@@ -4541,18 +4341,18 @@
           <w:p>
             <w:pPr>
               <w:tabs>
-                <w:tab w:val="left" w:pos="3535"/>
+                <w:tab w:val="left" w:pos="3535" w:leader="none"/>
               </w:tabs>
-              <w:spacing w:line="240" w:lineRule="auto"/>
-              <w:ind w:firstLine="0"/>
-              <w:jc w:val="center"/>
-              <w:rPr>
-                <w:rFonts w:eastAsia="Calibri" w:cs="Times New Roman"/>
-              </w:rPr>
-            </w:pPr>
-            <w:r>
-              <w:rPr>
-                <w:rFonts w:eastAsia="Calibri" w:cs="Times New Roman"/>
+              <w:spacing w:lineRule="auto" w:line="240" w:beforeAutospacing="0" w:afterAutospacing="0"/>
+              <w:ind w:firstLine="0"/>
+              <w:jc w:val="center"/>
+              <w:rPr>
+                <w:rFonts w:cs="Times New Roman" w:eastAsia="Calibri"/>
+              </w:rPr>
+            </w:pPr>
+            <w:r>
+              <w:rPr>
+                <w:rFonts w:cs="Times New Roman" w:eastAsia="Calibri"/>
               </w:rPr>
               <w:t>Recursos Tecnológicos</w:t>
             </w:r>
@@ -4567,16 +4367,16 @@
           </w:tcPr>
           <w:p>
             <w:pPr>
-              <w:spacing w:line="240" w:lineRule="auto"/>
-              <w:ind w:firstLine="0"/>
-              <w:jc w:val="center"/>
-              <w:rPr>
-                <w:rFonts w:eastAsia="Calibri" w:cs="Times New Roman"/>
-              </w:rPr>
-            </w:pPr>
-            <w:r>
-              <w:rPr>
-                <w:rFonts w:eastAsia="Calibri" w:cs="Times New Roman"/>
+              <w:spacing w:lineRule="auto" w:line="240" w:beforeAutospacing="0" w:afterAutospacing="0"/>
+              <w:ind w:firstLine="0"/>
+              <w:jc w:val="center"/>
+              <w:rPr>
+                <w:rFonts w:cs="Times New Roman" w:eastAsia="Calibri"/>
+              </w:rPr>
+            </w:pPr>
+            <w:r>
+              <w:rPr>
+                <w:rFonts w:cs="Times New Roman" w:eastAsia="Calibri"/>
               </w:rPr>
               <w:t>Recurso</w:t>
             </w:r>
@@ -4589,16 +4389,16 @@
           </w:tcPr>
           <w:p>
             <w:pPr>
-              <w:spacing w:line="240" w:lineRule="auto"/>
-              <w:ind w:firstLine="0"/>
-              <w:jc w:val="center"/>
-              <w:rPr>
-                <w:rFonts w:eastAsia="Calibri" w:cs="Times New Roman"/>
-              </w:rPr>
-            </w:pPr>
-            <w:r>
-              <w:rPr>
-                <w:rFonts w:eastAsia="Calibri" w:cs="Times New Roman"/>
+              <w:spacing w:lineRule="auto" w:line="240" w:beforeAutospacing="0" w:afterAutospacing="0"/>
+              <w:ind w:firstLine="0"/>
+              <w:jc w:val="center"/>
+              <w:rPr>
+                <w:rFonts w:cs="Times New Roman" w:eastAsia="Calibri"/>
+              </w:rPr>
+            </w:pPr>
+            <w:r>
+              <w:rPr>
+                <w:rFonts w:cs="Times New Roman" w:eastAsia="Calibri"/>
               </w:rPr>
               <w:t>Quantidade</w:t>
             </w:r>
@@ -4611,16 +4411,16 @@
           </w:tcPr>
           <w:p>
             <w:pPr>
-              <w:spacing w:line="240" w:lineRule="auto"/>
-              <w:ind w:firstLine="0"/>
-              <w:jc w:val="center"/>
-              <w:rPr>
-                <w:rFonts w:eastAsia="Calibri" w:cs="Times New Roman"/>
-              </w:rPr>
-            </w:pPr>
-            <w:r>
-              <w:rPr>
-                <w:rFonts w:eastAsia="Calibri" w:cs="Times New Roman"/>
+              <w:spacing w:lineRule="auto" w:line="240" w:beforeAutospacing="0" w:afterAutospacing="0"/>
+              <w:ind w:firstLine="0"/>
+              <w:jc w:val="center"/>
+              <w:rPr>
+                <w:rFonts w:cs="Times New Roman" w:eastAsia="Calibri"/>
+              </w:rPr>
+            </w:pPr>
+            <w:r>
+              <w:rPr>
+                <w:rFonts w:cs="Times New Roman" w:eastAsia="Calibri"/>
               </w:rPr>
               <w:t>Uso Estimado</w:t>
             </w:r>
@@ -4634,16 +4434,16 @@
           </w:tcPr>
           <w:p>
             <w:pPr>
-              <w:spacing w:line="240" w:lineRule="auto"/>
-              <w:ind w:firstLine="0"/>
-              <w:jc w:val="center"/>
-              <w:rPr>
-                <w:rFonts w:eastAsia="Calibri" w:cs="Times New Roman"/>
-              </w:rPr>
-            </w:pPr>
-            <w:r>
-              <w:rPr>
-                <w:rFonts w:eastAsia="Calibri" w:cs="Times New Roman"/>
+              <w:spacing w:lineRule="auto" w:line="240" w:beforeAutospacing="0" w:afterAutospacing="0"/>
+              <w:ind w:firstLine="0"/>
+              <w:jc w:val="center"/>
+              <w:rPr>
+                <w:rFonts w:cs="Times New Roman" w:eastAsia="Calibri"/>
+              </w:rPr>
+            </w:pPr>
+            <w:r>
+              <w:rPr>
+                <w:rFonts w:cs="Times New Roman" w:eastAsia="Calibri"/>
               </w:rPr>
               <w:t>Notebook</w:t>
             </w:r>
@@ -4655,16 +4455,16 @@
           </w:tcPr>
           <w:p>
             <w:pPr>
-              <w:spacing w:line="240" w:lineRule="auto"/>
-              <w:ind w:firstLine="0"/>
-              <w:jc w:val="center"/>
-              <w:rPr>
-                <w:rFonts w:eastAsia="Calibri" w:cs="Times New Roman"/>
-              </w:rPr>
-            </w:pPr>
-            <w:r>
-              <w:rPr>
-                <w:rFonts w:eastAsia="Calibri" w:cs="Times New Roman"/>
+              <w:spacing w:lineRule="auto" w:line="240" w:beforeAutospacing="0" w:afterAutospacing="0"/>
+              <w:ind w:firstLine="0"/>
+              <w:jc w:val="center"/>
+              <w:rPr>
+                <w:rFonts w:cs="Times New Roman" w:eastAsia="Calibri"/>
+              </w:rPr>
+            </w:pPr>
+            <w:r>
+              <w:rPr>
+                <w:rFonts w:cs="Times New Roman" w:eastAsia="Calibri"/>
               </w:rPr>
               <w:t>1</w:t>
             </w:r>
@@ -4676,16 +4476,16 @@
           </w:tcPr>
           <w:p>
             <w:pPr>
-              <w:spacing w:line="240" w:lineRule="auto"/>
-              <w:ind w:firstLine="0"/>
-              <w:jc w:val="center"/>
-              <w:rPr>
-                <w:rFonts w:eastAsia="Calibri" w:cs="Times New Roman"/>
-              </w:rPr>
-            </w:pPr>
-            <w:r>
-              <w:rPr>
-                <w:rFonts w:eastAsia="Calibri" w:cs="Times New Roman"/>
+              <w:spacing w:lineRule="auto" w:line="240" w:beforeAutospacing="0" w:afterAutospacing="0"/>
+              <w:ind w:firstLine="0"/>
+              <w:jc w:val="center"/>
+              <w:rPr>
+                <w:rFonts w:cs="Times New Roman" w:eastAsia="Calibri"/>
+              </w:rPr>
+            </w:pPr>
+            <w:r>
+              <w:rPr>
+                <w:rFonts w:cs="Times New Roman" w:eastAsia="Calibri"/>
               </w:rPr>
               <w:t>Uso contínuo</w:t>
             </w:r>
@@ -4699,16 +4499,16 @@
           </w:tcPr>
           <w:p>
             <w:pPr>
-              <w:spacing w:line="240" w:lineRule="auto"/>
-              <w:ind w:firstLine="0"/>
-              <w:jc w:val="center"/>
-              <w:rPr>
-                <w:rFonts w:eastAsia="Calibri" w:cs="Times New Roman"/>
-              </w:rPr>
-            </w:pPr>
-            <w:r>
-              <w:rPr>
-                <w:rFonts w:eastAsia="Calibri" w:cs="Times New Roman"/>
+              <w:spacing w:lineRule="auto" w:line="240" w:beforeAutospacing="0" w:afterAutospacing="0"/>
+              <w:ind w:firstLine="0"/>
+              <w:jc w:val="center"/>
+              <w:rPr>
+                <w:rFonts w:cs="Times New Roman" w:eastAsia="Calibri"/>
+              </w:rPr>
+            </w:pPr>
+            <w:r>
+              <w:rPr>
+                <w:rFonts w:cs="Times New Roman" w:eastAsia="Calibri"/>
               </w:rPr>
               <w:t>Servidor de Hospedagem</w:t>
             </w:r>
@@ -4720,16 +4520,16 @@
           </w:tcPr>
           <w:p>
             <w:pPr>
-              <w:spacing w:line="240" w:lineRule="auto"/>
-              <w:ind w:firstLine="0"/>
-              <w:jc w:val="center"/>
-              <w:rPr>
-                <w:rFonts w:eastAsia="Calibri" w:cs="Times New Roman"/>
-              </w:rPr>
-            </w:pPr>
-            <w:r>
-              <w:rPr>
-                <w:rFonts w:eastAsia="Calibri" w:cs="Times New Roman"/>
+              <w:spacing w:lineRule="auto" w:line="240" w:beforeAutospacing="0" w:afterAutospacing="0"/>
+              <w:ind w:firstLine="0"/>
+              <w:jc w:val="center"/>
+              <w:rPr>
+                <w:rFonts w:cs="Times New Roman" w:eastAsia="Calibri"/>
+              </w:rPr>
+            </w:pPr>
+            <w:r>
+              <w:rPr>
+                <w:rFonts w:cs="Times New Roman" w:eastAsia="Calibri"/>
               </w:rPr>
               <w:t>1</w:t>
             </w:r>
@@ -4741,16 +4541,16 @@
           </w:tcPr>
           <w:p>
             <w:pPr>
-              <w:spacing w:line="240" w:lineRule="auto"/>
-              <w:ind w:firstLine="0"/>
-              <w:jc w:val="center"/>
-              <w:rPr>
-                <w:rFonts w:eastAsia="Calibri" w:cs="Times New Roman"/>
-              </w:rPr>
-            </w:pPr>
-            <w:r>
-              <w:rPr>
-                <w:rFonts w:eastAsia="Calibri" w:cs="Times New Roman"/>
+              <w:spacing w:lineRule="auto" w:line="240" w:beforeAutospacing="0" w:afterAutospacing="0"/>
+              <w:ind w:firstLine="0"/>
+              <w:jc w:val="center"/>
+              <w:rPr>
+                <w:rFonts w:cs="Times New Roman" w:eastAsia="Calibri"/>
+              </w:rPr>
+            </w:pPr>
+            <w:r>
+              <w:rPr>
+                <w:rFonts w:cs="Times New Roman" w:eastAsia="Calibri"/>
               </w:rPr>
               <w:t>Conforme demanda</w:t>
             </w:r>
@@ -4764,16 +4564,16 @@
           </w:tcPr>
           <w:p>
             <w:pPr>
-              <w:spacing w:line="240" w:lineRule="auto"/>
-              <w:ind w:firstLine="0"/>
-              <w:jc w:val="center"/>
-              <w:rPr>
-                <w:rFonts w:eastAsia="Calibri" w:cs="Times New Roman"/>
-              </w:rPr>
-            </w:pPr>
-            <w:r>
-              <w:rPr>
-                <w:rFonts w:eastAsia="Calibri" w:cs="Times New Roman"/>
+              <w:spacing w:lineRule="auto" w:line="240" w:beforeAutospacing="0" w:afterAutospacing="0"/>
+              <w:ind w:firstLine="0"/>
+              <w:jc w:val="center"/>
+              <w:rPr>
+                <w:rFonts w:cs="Times New Roman" w:eastAsia="Calibri"/>
+              </w:rPr>
+            </w:pPr>
+            <w:r>
+              <w:rPr>
+                <w:rFonts w:cs="Times New Roman" w:eastAsia="Calibri"/>
               </w:rPr>
               <w:t>Site institucional</w:t>
             </w:r>
@@ -4785,16 +4585,16 @@
           </w:tcPr>
           <w:p>
             <w:pPr>
-              <w:spacing w:line="240" w:lineRule="auto"/>
-              <w:ind w:firstLine="0"/>
-              <w:jc w:val="center"/>
-              <w:rPr>
-                <w:rFonts w:eastAsia="Calibri" w:cs="Times New Roman"/>
-              </w:rPr>
-            </w:pPr>
-            <w:r>
-              <w:rPr>
-                <w:rFonts w:eastAsia="Calibri" w:cs="Times New Roman"/>
+              <w:spacing w:lineRule="auto" w:line="240" w:beforeAutospacing="0" w:afterAutospacing="0"/>
+              <w:ind w:firstLine="0"/>
+              <w:jc w:val="center"/>
+              <w:rPr>
+                <w:rFonts w:cs="Times New Roman" w:eastAsia="Calibri"/>
+              </w:rPr>
+            </w:pPr>
+            <w:r>
+              <w:rPr>
+                <w:rFonts w:cs="Times New Roman" w:eastAsia="Calibri"/>
               </w:rPr>
               <w:t>1</w:t>
             </w:r>
@@ -4806,16 +4606,16 @@
           </w:tcPr>
           <w:p>
             <w:pPr>
-              <w:spacing w:line="240" w:lineRule="auto"/>
-              <w:ind w:firstLine="0"/>
-              <w:jc w:val="center"/>
-              <w:rPr>
-                <w:rFonts w:eastAsia="Calibri" w:cs="Times New Roman"/>
-              </w:rPr>
-            </w:pPr>
-            <w:r>
-              <w:rPr>
-                <w:rFonts w:eastAsia="Calibri" w:cs="Times New Roman"/>
+              <w:spacing w:lineRule="auto" w:line="240" w:beforeAutospacing="0" w:afterAutospacing="0"/>
+              <w:ind w:firstLine="0"/>
+              <w:jc w:val="center"/>
+              <w:rPr>
+                <w:rFonts w:cs="Times New Roman" w:eastAsia="Calibri"/>
+              </w:rPr>
+            </w:pPr>
+            <w:r>
+              <w:rPr>
+                <w:rFonts w:cs="Times New Roman" w:eastAsia="Calibri"/>
               </w:rPr>
               <w:t>Acesso contínuo</w:t>
             </w:r>
@@ -4830,48 +4630,34 @@
           </w:tcPr>
           <w:p>
             <w:pPr>
-              <w:spacing w:line="240" w:lineRule="auto"/>
-              <w:ind w:firstLine="0"/>
-              <w:jc w:val="center"/>
-              <w:rPr>
-                <w:rFonts w:eastAsia="Calibri" w:cs="Times New Roman"/>
-              </w:rPr>
-            </w:pPr>
-            <w:r>
-              <w:rPr>
-                <w:rFonts w:eastAsia="Calibri" w:cs="Times New Roman"/>
+              <w:spacing w:lineRule="auto" w:line="240" w:beforeAutospacing="0" w:afterAutospacing="0"/>
+              <w:ind w:firstLine="0"/>
+              <w:jc w:val="center"/>
+              <w:rPr>
+                <w:rFonts w:cs="Times New Roman" w:eastAsia="Calibri"/>
+              </w:rPr>
+            </w:pPr>
+            <w:r>
+              <w:rPr>
+                <w:rFonts w:cs="Times New Roman" w:eastAsia="Calibri"/>
               </w:rPr>
               <w:t>Ferramenta de Gestão</w:t>
             </w:r>
           </w:p>
           <w:p>
             <w:pPr>
-              <w:spacing w:line="240" w:lineRule="auto"/>
-              <w:ind w:firstLine="0"/>
-              <w:jc w:val="center"/>
-              <w:rPr>
-                <w:rFonts w:eastAsia="Calibri" w:cs="Times New Roman"/>
-              </w:rPr>
-            </w:pPr>
-            <w:r>
-              <w:rPr>
-                <w:rFonts w:eastAsia="Calibri" w:cs="Times New Roman"/>
-              </w:rPr>
-              <w:t>(</w:t>
-            </w:r>
-            <w:proofErr w:type="spellStart"/>
-            <w:r>
-              <w:rPr>
-                <w:rFonts w:eastAsia="Calibri" w:cs="Times New Roman"/>
-              </w:rPr>
-              <w:t>Trello</w:t>
-            </w:r>
-            <w:proofErr w:type="spellEnd"/>
-            <w:r>
-              <w:rPr>
-                <w:rFonts w:eastAsia="Calibri" w:cs="Times New Roman"/>
-              </w:rPr>
-              <w:t>)</w:t>
+              <w:spacing w:lineRule="auto" w:line="240" w:beforeAutospacing="0" w:afterAutospacing="0"/>
+              <w:ind w:firstLine="0"/>
+              <w:jc w:val="center"/>
+              <w:rPr>
+                <w:rFonts w:cs="Times New Roman" w:eastAsia="Calibri"/>
+              </w:rPr>
+            </w:pPr>
+            <w:r>
+              <w:rPr>
+                <w:rFonts w:cs="Times New Roman" w:eastAsia="Calibri"/>
+              </w:rPr>
+              <w:t>(Trello)</w:t>
             </w:r>
           </w:p>
         </w:tc>
@@ -4882,16 +4668,16 @@
           </w:tcPr>
           <w:p>
             <w:pPr>
-              <w:spacing w:line="240" w:lineRule="auto"/>
-              <w:ind w:firstLine="0"/>
-              <w:jc w:val="center"/>
-              <w:rPr>
-                <w:rFonts w:eastAsia="Calibri" w:cs="Times New Roman"/>
-              </w:rPr>
-            </w:pPr>
-            <w:r>
-              <w:rPr>
-                <w:rFonts w:eastAsia="Calibri" w:cs="Times New Roman"/>
+              <w:spacing w:lineRule="auto" w:line="240" w:beforeAutospacing="0" w:afterAutospacing="0"/>
+              <w:ind w:firstLine="0"/>
+              <w:jc w:val="center"/>
+              <w:rPr>
+                <w:rFonts w:cs="Times New Roman" w:eastAsia="Calibri"/>
+              </w:rPr>
+            </w:pPr>
+            <w:r>
+              <w:rPr>
+                <w:rFonts w:cs="Times New Roman" w:eastAsia="Calibri"/>
               </w:rPr>
               <w:t>1</w:t>
             </w:r>
@@ -4904,16 +4690,16 @@
           </w:tcPr>
           <w:p>
             <w:pPr>
-              <w:spacing w:line="240" w:lineRule="auto"/>
-              <w:ind w:firstLine="0"/>
-              <w:jc w:val="center"/>
-              <w:rPr>
-                <w:rFonts w:eastAsia="Calibri" w:cs="Times New Roman"/>
-              </w:rPr>
-            </w:pPr>
-            <w:r>
-              <w:rPr>
-                <w:rFonts w:eastAsia="Calibri" w:cs="Times New Roman"/>
+              <w:spacing w:lineRule="auto" w:line="240" w:beforeAutospacing="0" w:afterAutospacing="0"/>
+              <w:ind w:firstLine="0"/>
+              <w:jc w:val="center"/>
+              <w:rPr>
+                <w:rFonts w:cs="Times New Roman" w:eastAsia="Calibri"/>
+              </w:rPr>
+            </w:pPr>
+            <w:r>
+              <w:rPr>
+                <w:rFonts w:cs="Times New Roman" w:eastAsia="Calibri"/>
               </w:rPr>
               <w:t>Acesso contínuo</w:t>
             </w:r>
@@ -4928,38 +4714,18 @@
           </w:tcPr>
           <w:p>
             <w:pPr>
-              <w:spacing w:line="240" w:lineRule="auto"/>
-              <w:ind w:firstLine="0"/>
-              <w:jc w:val="center"/>
-              <w:rPr>
-                <w:rFonts w:eastAsia="Calibri" w:cs="Times New Roman"/>
-              </w:rPr>
-            </w:pPr>
-            <w:r>
-              <w:rPr>
-                <w:rFonts w:eastAsia="Calibri" w:cs="Times New Roman"/>
-              </w:rPr>
-              <w:t>Ferramenta de</w:t>
-            </w:r>
-            <w:r>
-              <w:rPr>
-                <w:rFonts w:eastAsia="Calibri" w:cs="Times New Roman"/>
-              </w:rPr>
-              <w:t xml:space="preserve"> Versionamento (</w:t>
-            </w:r>
-            <w:proofErr w:type="spellStart"/>
-            <w:r>
-              <w:rPr>
-                <w:rFonts w:eastAsia="Calibri" w:cs="Times New Roman"/>
-              </w:rPr>
-              <w:t>Git</w:t>
-            </w:r>
-            <w:proofErr w:type="spellEnd"/>
-            <w:r>
-              <w:rPr>
-                <w:rFonts w:eastAsia="Calibri" w:cs="Times New Roman"/>
-              </w:rPr>
-              <w:t xml:space="preserve"> e GitHub)</w:t>
+              <w:spacing w:lineRule="auto" w:line="240" w:beforeAutospacing="0" w:afterAutospacing="0"/>
+              <w:ind w:firstLine="0"/>
+              <w:jc w:val="center"/>
+              <w:rPr>
+                <w:rFonts w:cs="Times New Roman" w:eastAsia="Calibri"/>
+              </w:rPr>
+            </w:pPr>
+            <w:r>
+              <w:rPr>
+                <w:rFonts w:cs="Times New Roman" w:eastAsia="Calibri"/>
+              </w:rPr>
+              <w:t>Ferramenta de Versionamento (Git e GitHub)</w:t>
             </w:r>
           </w:p>
         </w:tc>
@@ -4970,16 +4736,16 @@
           </w:tcPr>
           <w:p>
             <w:pPr>
-              <w:spacing w:line="240" w:lineRule="auto"/>
-              <w:ind w:firstLine="0"/>
-              <w:jc w:val="center"/>
-              <w:rPr>
-                <w:rFonts w:eastAsia="Calibri" w:cs="Times New Roman"/>
-              </w:rPr>
-            </w:pPr>
-            <w:r>
-              <w:rPr>
-                <w:rFonts w:eastAsia="Calibri" w:cs="Times New Roman"/>
+              <w:spacing w:lineRule="auto" w:line="240" w:beforeAutospacing="0" w:afterAutospacing="0"/>
+              <w:ind w:firstLine="0"/>
+              <w:jc w:val="center"/>
+              <w:rPr>
+                <w:rFonts w:cs="Times New Roman" w:eastAsia="Calibri"/>
+              </w:rPr>
+            </w:pPr>
+            <w:r>
+              <w:rPr>
+                <w:rFonts w:cs="Times New Roman" w:eastAsia="Calibri"/>
               </w:rPr>
               <w:t>1</w:t>
             </w:r>
@@ -4992,16 +4758,16 @@
           </w:tcPr>
           <w:p>
             <w:pPr>
-              <w:spacing w:line="240" w:lineRule="auto"/>
-              <w:ind w:firstLine="0"/>
-              <w:jc w:val="center"/>
-              <w:rPr>
-                <w:rFonts w:eastAsia="Calibri" w:cs="Times New Roman"/>
-              </w:rPr>
-            </w:pPr>
-            <w:r>
-              <w:rPr>
-                <w:rFonts w:eastAsia="Calibri" w:cs="Times New Roman"/>
+              <w:spacing w:lineRule="auto" w:line="240" w:beforeAutospacing="0" w:afterAutospacing="0"/>
+              <w:ind w:firstLine="0"/>
+              <w:jc w:val="center"/>
+              <w:rPr>
+                <w:rFonts w:cs="Times New Roman" w:eastAsia="Calibri"/>
+              </w:rPr>
+            </w:pPr>
+            <w:r>
+              <w:rPr>
+                <w:rFonts w:cs="Times New Roman" w:eastAsia="Calibri"/>
               </w:rPr>
               <w:t>Acesso contínuo</w:t>
             </w:r>
@@ -5012,70 +4778,39 @@
     <w:p/>
     <w:p>
       <w:pPr>
-        <w:pStyle w:val="Ttulo2"/>
-      </w:pPr>
-      <w:bookmarkStart w:id="10" w:name="_Toc231160630"/>
+        <w:pStyle w:val="P2"/>
+      </w:pPr>
+      <w:bookmarkStart w:id="20" w:name="_Toc231160630" w:displacedByCustomXml="next"/>
       <w:r>
         <w:t>Riscos e Restrições</w:t>
       </w:r>
-      <w:bookmarkEnd w:id="10"/>
+      <w:bookmarkEnd w:id="20" w:displacedByCustomXml="next"/>
     </w:p>
     <w:p>
       <w:r>
-        <w:t xml:space="preserve">Falando sobre </w:t>
-      </w:r>
-      <w:r>
-        <w:t xml:space="preserve">os riscos, destaca-se a sobrecarga de atividades sobre um único desenvolvedor, o que significa que imprevistos de </w:t>
-      </w:r>
-      <w:r>
-        <w:t>origem</w:t>
-      </w:r>
-      <w:r>
-        <w:t xml:space="preserve"> pessoal</w:t>
-      </w:r>
-      <w:r>
-        <w:t xml:space="preserve"> ou </w:t>
-      </w:r>
-      <w:r>
-        <w:t>acadêmica podem afetar diretamente o cumprimento do cronograma planejado. Há também o risco técnico de conflitos na configuração da rede interna, como problemas de conectividade entre o sistema operacional hospedeiro e a máquina virtual, o que comprometeria temporariamente o acesso ao servidor web.</w:t>
+        <w:t>Falando sobre os riscos, destaca-se a sobrecarga de atividades sobre um único desenvolvedor, o que significa que imprevistos de origem pessoal ou acadêmica podem afetar diretamente o cumprimento do cronograma planejado. Há também o risco técnico de conflitos na configuração da rede interna, como problemas de conectividade entre o sistema operacional hospedeiro e a máquina virtual, o que comprometeria temporariamente o acesso ao servidor web.</w:t>
       </w:r>
     </w:p>
     <w:p>
       <w:r>
-        <w:t>Em relação às restrições impostas ao projeto, a principal limitação está concentrada nos recursos humanos, visto que todas as etapas de desenvolvimento, homologação e implantação do sistema dependem da capacidade produtiva de um</w:t>
-      </w:r>
-      <w:r>
-        <w:t>a pessoa só</w:t>
-      </w:r>
-      <w:r>
-        <w:t>, impossibilitando a divisão de tarefas ou a criação de funcionalidades em paralelo. Por</w:t>
-      </w:r>
-      <w:r>
-        <w:t xml:space="preserve"> </w:t>
-      </w:r>
-      <w:r>
-        <w:t xml:space="preserve">fim, a atualização dos painéis visuais e a precisão dos indicadores financeiros ficam totalmente restritas à frequência e à exatidão com </w:t>
-      </w:r>
-      <w:r>
-        <w:lastRenderedPageBreak/>
-        <w:t>que o próprio usuário realiza a inserção manual das movimentações, dada a ausência de mecanismos de integração automática com provedores de dados externos.</w:t>
+        <w:t>Em relação às restrições impostas ao projeto, a principal limitação está concentrada nos recursos humanos, visto que todas as etapas de desenvolvimento, homologação e implantação do sistema dependem da capacidade produtiva de uma pessoa só, impossibilitando a divisão de tarefas ou a criação de funcionalidades em paralelo. Por fim, a atualização dos painéis visuais e a precisão dos indicadores financeiros ficam totalmente restritas à frequência e à exatidão com que o próprio usuário realiza a inserção manual das movimentações, dada a ausência de mecanismos de integração automática com provedores de dados externos.</w:t>
       </w:r>
     </w:p>
     <w:p>
       <w:pPr>
-        <w:pStyle w:val="Ttulo2"/>
-      </w:pPr>
-      <w:bookmarkStart w:id="11" w:name="_Toc231160631"/>
+        <w:pStyle w:val="P2"/>
+      </w:pPr>
+      <w:bookmarkStart w:id="21" w:name="_Toc231160631" w:displacedByCustomXml="next"/>
       <w:r>
         <w:t>Partes Interessadas</w:t>
       </w:r>
-      <w:bookmarkEnd w:id="11"/>
+      <w:bookmarkEnd w:id="21" w:displacedByCustomXml="next"/>
     </w:p>
     <w:tbl>
       <w:tblPr>
-        <w:tblStyle w:val="Tabelacomgrade3"/>
+        <w:tblStyle w:val="T5"/>
         <w:tblW w:w="0" w:type="auto"/>
-        <w:tblLook w:val="04A0" w:firstRow="1" w:lastRow="0" w:firstColumn="1" w:lastColumn="0" w:noHBand="0" w:noVBand="1"/>
+        <w:tblLook w:val="04A0"/>
       </w:tblPr>
       <w:tblGrid>
         <w:gridCol w:w="3397"/>
@@ -5091,16 +4826,16 @@
           </w:tcPr>
           <w:p>
             <w:pPr>
-              <w:spacing w:line="240" w:lineRule="auto"/>
-              <w:ind w:firstLine="0"/>
-              <w:jc w:val="center"/>
-              <w:rPr>
-                <w:rFonts w:eastAsia="Calibri" w:cs="Times New Roman"/>
-              </w:rPr>
-            </w:pPr>
-            <w:r>
-              <w:rPr>
-                <w:rFonts w:eastAsia="Calibri" w:cs="Times New Roman"/>
+              <w:spacing w:lineRule="auto" w:line="240" w:beforeAutospacing="0" w:afterAutospacing="0"/>
+              <w:ind w:firstLine="0"/>
+              <w:jc w:val="center"/>
+              <w:rPr>
+                <w:rFonts w:cs="Times New Roman" w:eastAsia="Calibri"/>
+              </w:rPr>
+            </w:pPr>
+            <w:r>
+              <w:rPr>
+                <w:rFonts w:cs="Times New Roman" w:eastAsia="Calibri"/>
               </w:rPr>
               <w:t>Partes Interessadas</w:t>
             </w:r>
@@ -5115,16 +4850,16 @@
           </w:tcPr>
           <w:p>
             <w:pPr>
-              <w:spacing w:line="240" w:lineRule="auto"/>
-              <w:ind w:firstLine="0"/>
-              <w:jc w:val="center"/>
-              <w:rPr>
-                <w:rFonts w:eastAsia="Calibri" w:cs="Times New Roman"/>
-              </w:rPr>
-            </w:pPr>
-            <w:r>
-              <w:rPr>
-                <w:rFonts w:eastAsia="Calibri" w:cs="Times New Roman"/>
+              <w:spacing w:lineRule="auto" w:line="240" w:beforeAutospacing="0" w:afterAutospacing="0"/>
+              <w:ind w:firstLine="0"/>
+              <w:jc w:val="center"/>
+              <w:rPr>
+                <w:rFonts w:cs="Times New Roman" w:eastAsia="Calibri"/>
+              </w:rPr>
+            </w:pPr>
+            <w:r>
+              <w:rPr>
+                <w:rFonts w:cs="Times New Roman" w:eastAsia="Calibri"/>
               </w:rPr>
               <w:t>Stakeholder</w:t>
             </w:r>
@@ -5137,16 +4872,16 @@
           </w:tcPr>
           <w:p>
             <w:pPr>
-              <w:spacing w:line="240" w:lineRule="auto"/>
-              <w:ind w:firstLine="0"/>
-              <w:jc w:val="center"/>
-              <w:rPr>
-                <w:rFonts w:eastAsia="Calibri" w:cs="Times New Roman"/>
-              </w:rPr>
-            </w:pPr>
-            <w:r>
-              <w:rPr>
-                <w:rFonts w:eastAsia="Calibri" w:cs="Times New Roman"/>
+              <w:spacing w:lineRule="auto" w:line="240" w:beforeAutospacing="0" w:afterAutospacing="0"/>
+              <w:ind w:firstLine="0"/>
+              <w:jc w:val="center"/>
+              <w:rPr>
+                <w:rFonts w:cs="Times New Roman" w:eastAsia="Calibri"/>
+              </w:rPr>
+            </w:pPr>
+            <w:r>
+              <w:rPr>
+                <w:rFonts w:cs="Times New Roman" w:eastAsia="Calibri"/>
               </w:rPr>
               <w:t>Papel no Projeto</w:t>
             </w:r>
@@ -5159,16 +4894,16 @@
           </w:tcPr>
           <w:p>
             <w:pPr>
-              <w:spacing w:line="240" w:lineRule="auto"/>
-              <w:ind w:firstLine="0"/>
-              <w:jc w:val="center"/>
-              <w:rPr>
-                <w:rFonts w:eastAsia="Calibri" w:cs="Times New Roman"/>
-              </w:rPr>
-            </w:pPr>
-            <w:r>
-              <w:rPr>
-                <w:rFonts w:eastAsia="Calibri" w:cs="Times New Roman"/>
+              <w:spacing w:lineRule="auto" w:line="240" w:beforeAutospacing="0" w:afterAutospacing="0"/>
+              <w:ind w:firstLine="0"/>
+              <w:jc w:val="center"/>
+              <w:rPr>
+                <w:rFonts w:cs="Times New Roman" w:eastAsia="Calibri"/>
+              </w:rPr>
+            </w:pPr>
+            <w:r>
+              <w:rPr>
+                <w:rFonts w:cs="Times New Roman" w:eastAsia="Calibri"/>
               </w:rPr>
               <w:t>Responsabilidade Principal</w:t>
             </w:r>
@@ -5183,48 +4918,48 @@
           </w:tcPr>
           <w:p>
             <w:pPr>
-              <w:spacing w:line="240" w:lineRule="auto"/>
-              <w:ind w:firstLine="0"/>
-              <w:jc w:val="center"/>
-              <w:rPr>
-                <w:rFonts w:eastAsia="Calibri" w:cs="Times New Roman"/>
-              </w:rPr>
-            </w:pPr>
-            <w:r>
-              <w:rPr>
-                <w:rFonts w:eastAsia="Calibri" w:cs="Times New Roman"/>
+              <w:spacing w:lineRule="auto" w:line="240" w:beforeAutospacing="0" w:afterAutospacing="0"/>
+              <w:ind w:firstLine="0"/>
+              <w:jc w:val="center"/>
+              <w:rPr>
+                <w:rFonts w:cs="Times New Roman" w:eastAsia="Calibri"/>
+              </w:rPr>
+            </w:pPr>
+            <w:r>
+              <w:rPr>
+                <w:rFonts w:cs="Times New Roman" w:eastAsia="Calibri"/>
               </w:rPr>
               <w:t>Clara Salomão</w:t>
             </w:r>
           </w:p>
           <w:p>
             <w:pPr>
-              <w:spacing w:line="240" w:lineRule="auto"/>
-              <w:ind w:firstLine="0"/>
-              <w:jc w:val="center"/>
-              <w:rPr>
-                <w:rFonts w:eastAsia="Calibri" w:cs="Times New Roman"/>
-              </w:rPr>
-            </w:pPr>
-            <w:r>
-              <w:rPr>
-                <w:rFonts w:eastAsia="Calibri" w:cs="Times New Roman"/>
+              <w:spacing w:lineRule="auto" w:line="240" w:beforeAutospacing="0" w:afterAutospacing="0"/>
+              <w:ind w:firstLine="0"/>
+              <w:jc w:val="center"/>
+              <w:rPr>
+                <w:rFonts w:cs="Times New Roman" w:eastAsia="Calibri"/>
+              </w:rPr>
+            </w:pPr>
+            <w:r>
+              <w:rPr>
+                <w:rFonts w:cs="Times New Roman" w:eastAsia="Calibri"/>
               </w:rPr>
               <w:t>Fernando Brandão</w:t>
             </w:r>
           </w:p>
           <w:p>
             <w:pPr>
-              <w:spacing w:line="240" w:lineRule="auto"/>
-              <w:ind w:firstLine="0"/>
-              <w:jc w:val="center"/>
-              <w:rPr>
-                <w:rFonts w:eastAsia="Calibri" w:cs="Times New Roman"/>
-              </w:rPr>
-            </w:pPr>
-            <w:r>
-              <w:rPr>
-                <w:rFonts w:eastAsia="Calibri" w:cs="Times New Roman"/>
+              <w:spacing w:lineRule="auto" w:line="240" w:beforeAutospacing="0" w:afterAutospacing="0"/>
+              <w:ind w:firstLine="0"/>
+              <w:jc w:val="center"/>
+              <w:rPr>
+                <w:rFonts w:cs="Times New Roman" w:eastAsia="Calibri"/>
+              </w:rPr>
+            </w:pPr>
+            <w:r>
+              <w:rPr>
+                <w:rFonts w:cs="Times New Roman" w:eastAsia="Calibri"/>
               </w:rPr>
               <w:t>Rayssa Aguiar</w:t>
             </w:r>
@@ -5237,16 +4972,16 @@
           </w:tcPr>
           <w:p>
             <w:pPr>
-              <w:spacing w:line="240" w:lineRule="auto"/>
-              <w:ind w:firstLine="0"/>
-              <w:jc w:val="center"/>
-              <w:rPr>
-                <w:rFonts w:eastAsia="Calibri" w:cs="Times New Roman"/>
-              </w:rPr>
-            </w:pPr>
-            <w:r>
-              <w:rPr>
-                <w:rFonts w:eastAsia="Calibri" w:cs="Times New Roman"/>
+              <w:spacing w:lineRule="auto" w:line="240" w:beforeAutospacing="0" w:afterAutospacing="0"/>
+              <w:ind w:firstLine="0"/>
+              <w:jc w:val="center"/>
+              <w:rPr>
+                <w:rFonts w:cs="Times New Roman" w:eastAsia="Calibri"/>
+              </w:rPr>
+            </w:pPr>
+            <w:r>
+              <w:rPr>
+                <w:rFonts w:cs="Times New Roman" w:eastAsia="Calibri"/>
               </w:rPr>
               <w:t>Banca de Avaliação</w:t>
             </w:r>
@@ -5259,16 +4994,16 @@
           </w:tcPr>
           <w:p>
             <w:pPr>
-              <w:spacing w:line="240" w:lineRule="auto"/>
-              <w:ind w:firstLine="0"/>
-              <w:jc w:val="center"/>
-              <w:rPr>
-                <w:rFonts w:eastAsia="Calibri" w:cs="Times New Roman"/>
-              </w:rPr>
-            </w:pPr>
-            <w:r>
-              <w:rPr>
-                <w:rFonts w:eastAsia="Calibri" w:cs="Times New Roman"/>
+              <w:spacing w:lineRule="auto" w:line="240" w:beforeAutospacing="0" w:afterAutospacing="0"/>
+              <w:ind w:firstLine="0"/>
+              <w:jc w:val="center"/>
+              <w:rPr>
+                <w:rFonts w:cs="Times New Roman" w:eastAsia="Calibri"/>
+              </w:rPr>
+            </w:pPr>
+            <w:r>
+              <w:rPr>
+                <w:rFonts w:cs="Times New Roman" w:eastAsia="Calibri"/>
               </w:rPr>
               <w:t>Financiamento e aprovação do projeto.</w:t>
             </w:r>
@@ -5283,16 +5018,16 @@
           </w:tcPr>
           <w:p>
             <w:pPr>
-              <w:spacing w:line="240" w:lineRule="auto"/>
-              <w:ind w:firstLine="0"/>
-              <w:jc w:val="center"/>
-              <w:rPr>
-                <w:rFonts w:eastAsia="Calibri" w:cs="Times New Roman"/>
-              </w:rPr>
-            </w:pPr>
-            <w:r>
-              <w:rPr>
-                <w:rFonts w:eastAsia="Calibri" w:cs="Times New Roman"/>
+              <w:spacing w:lineRule="auto" w:line="240" w:beforeAutospacing="0" w:afterAutospacing="0"/>
+              <w:ind w:firstLine="0"/>
+              <w:jc w:val="center"/>
+              <w:rPr>
+                <w:rFonts w:cs="Times New Roman" w:eastAsia="Calibri"/>
+              </w:rPr>
+            </w:pPr>
+            <w:r>
+              <w:rPr>
+                <w:rFonts w:cs="Times New Roman" w:eastAsia="Calibri"/>
               </w:rPr>
               <w:t>Gustavo de Cássio Gomes Perez</w:t>
             </w:r>
@@ -5305,16 +5040,16 @@
           </w:tcPr>
           <w:p>
             <w:pPr>
-              <w:spacing w:line="240" w:lineRule="auto"/>
-              <w:ind w:firstLine="0"/>
-              <w:jc w:val="center"/>
-              <w:rPr>
-                <w:rFonts w:eastAsia="Calibri" w:cs="Times New Roman"/>
-              </w:rPr>
-            </w:pPr>
-            <w:r>
-              <w:rPr>
-                <w:rFonts w:eastAsia="Calibri" w:cs="Times New Roman"/>
+              <w:spacing w:lineRule="auto" w:line="240" w:beforeAutospacing="0" w:afterAutospacing="0"/>
+              <w:ind w:firstLine="0"/>
+              <w:jc w:val="center"/>
+              <w:rPr>
+                <w:rFonts w:cs="Times New Roman" w:eastAsia="Calibri"/>
+              </w:rPr>
+            </w:pPr>
+            <w:r>
+              <w:rPr>
+                <w:rFonts w:cs="Times New Roman" w:eastAsia="Calibri"/>
               </w:rPr>
               <w:t>Gestor de Projeto</w:t>
             </w:r>
@@ -5327,16 +5062,16 @@
           </w:tcPr>
           <w:p>
             <w:pPr>
-              <w:spacing w:line="240" w:lineRule="auto"/>
-              <w:ind w:firstLine="0"/>
-              <w:jc w:val="center"/>
-              <w:rPr>
-                <w:rFonts w:eastAsia="Calibri" w:cs="Times New Roman"/>
-              </w:rPr>
-            </w:pPr>
-            <w:r>
-              <w:rPr>
-                <w:rFonts w:eastAsia="Calibri" w:cs="Times New Roman"/>
+              <w:spacing w:lineRule="auto" w:line="240" w:beforeAutospacing="0" w:afterAutospacing="0"/>
+              <w:ind w:firstLine="0"/>
+              <w:jc w:val="center"/>
+              <w:rPr>
+                <w:rFonts w:cs="Times New Roman" w:eastAsia="Calibri"/>
+              </w:rPr>
+            </w:pPr>
+            <w:r>
+              <w:rPr>
+                <w:rFonts w:cs="Times New Roman" w:eastAsia="Calibri"/>
               </w:rPr>
               <w:t>Garantir as entregas do projeto no prazo definido.</w:t>
             </w:r>
@@ -5351,16 +5086,16 @@
           </w:tcPr>
           <w:p>
             <w:pPr>
-              <w:spacing w:line="240" w:lineRule="auto"/>
-              <w:ind w:firstLine="0"/>
-              <w:jc w:val="center"/>
-              <w:rPr>
-                <w:rFonts w:eastAsia="Calibri" w:cs="Times New Roman"/>
-              </w:rPr>
-            </w:pPr>
-            <w:r>
-              <w:rPr>
-                <w:rFonts w:eastAsia="Calibri" w:cs="Times New Roman"/>
+              <w:spacing w:lineRule="auto" w:line="240" w:beforeAutospacing="0" w:afterAutospacing="0"/>
+              <w:ind w:firstLine="0"/>
+              <w:jc w:val="center"/>
+              <w:rPr>
+                <w:rFonts w:cs="Times New Roman" w:eastAsia="Calibri"/>
+              </w:rPr>
+            </w:pPr>
+            <w:r>
+              <w:rPr>
+                <w:rFonts w:cs="Times New Roman" w:eastAsia="Calibri"/>
               </w:rPr>
               <w:t>Gustavo de Cássio Gomes Perez</w:t>
             </w:r>
@@ -5373,16 +5108,16 @@
           </w:tcPr>
           <w:p>
             <w:pPr>
-              <w:spacing w:line="240" w:lineRule="auto"/>
-              <w:ind w:firstLine="0"/>
-              <w:jc w:val="center"/>
-              <w:rPr>
-                <w:rFonts w:eastAsia="Calibri" w:cs="Times New Roman"/>
-              </w:rPr>
-            </w:pPr>
-            <w:r>
-              <w:rPr>
-                <w:rFonts w:eastAsia="Calibri" w:cs="Times New Roman"/>
+              <w:spacing w:lineRule="auto" w:line="240" w:beforeAutospacing="0" w:afterAutospacing="0"/>
+              <w:ind w:firstLine="0"/>
+              <w:jc w:val="center"/>
+              <w:rPr>
+                <w:rFonts w:cs="Times New Roman" w:eastAsia="Calibri"/>
+              </w:rPr>
+            </w:pPr>
+            <w:r>
+              <w:rPr>
+                <w:rFonts w:cs="Times New Roman" w:eastAsia="Calibri"/>
               </w:rPr>
               <w:t>Analista de Sistemas</w:t>
             </w:r>
@@ -5395,16 +5130,16 @@
           </w:tcPr>
           <w:p>
             <w:pPr>
-              <w:spacing w:line="240" w:lineRule="auto"/>
-              <w:ind w:firstLine="0"/>
-              <w:jc w:val="center"/>
-              <w:rPr>
-                <w:rFonts w:eastAsia="Calibri" w:cs="Times New Roman"/>
-              </w:rPr>
-            </w:pPr>
-            <w:r>
-              <w:rPr>
-                <w:rFonts w:eastAsia="Calibri" w:cs="Times New Roman"/>
+              <w:spacing w:lineRule="auto" w:line="240" w:beforeAutospacing="0" w:afterAutospacing="0"/>
+              <w:ind w:firstLine="0"/>
+              <w:jc w:val="center"/>
+              <w:rPr>
+                <w:rFonts w:cs="Times New Roman" w:eastAsia="Calibri"/>
+              </w:rPr>
+            </w:pPr>
+            <w:r>
+              <w:rPr>
+                <w:rFonts w:cs="Times New Roman" w:eastAsia="Calibri"/>
               </w:rPr>
               <w:t>Traduzir os requisitos de negócio em especificação técnica para o time de desenvolvimento.</w:t>
             </w:r>
@@ -5419,16 +5154,16 @@
           </w:tcPr>
           <w:p>
             <w:pPr>
-              <w:spacing w:line="240" w:lineRule="auto"/>
-              <w:ind w:firstLine="0"/>
-              <w:jc w:val="center"/>
-              <w:rPr>
-                <w:rFonts w:eastAsia="Calibri" w:cs="Times New Roman"/>
-              </w:rPr>
-            </w:pPr>
-            <w:r>
-              <w:rPr>
-                <w:rFonts w:eastAsia="Calibri" w:cs="Times New Roman"/>
+              <w:spacing w:lineRule="auto" w:line="240" w:beforeAutospacing="0" w:afterAutospacing="0"/>
+              <w:ind w:firstLine="0"/>
+              <w:jc w:val="center"/>
+              <w:rPr>
+                <w:rFonts w:cs="Times New Roman" w:eastAsia="Calibri"/>
+              </w:rPr>
+            </w:pPr>
+            <w:r>
+              <w:rPr>
+                <w:rFonts w:cs="Times New Roman" w:eastAsia="Calibri"/>
               </w:rPr>
               <w:t>Gustavo de Cássio Gomes Perez</w:t>
             </w:r>
@@ -5441,16 +5176,16 @@
           </w:tcPr>
           <w:p>
             <w:pPr>
-              <w:spacing w:line="240" w:lineRule="auto"/>
-              <w:ind w:firstLine="0"/>
-              <w:jc w:val="center"/>
-              <w:rPr>
-                <w:rFonts w:eastAsia="Calibri" w:cs="Times New Roman"/>
-              </w:rPr>
-            </w:pPr>
-            <w:r>
-              <w:rPr>
-                <w:rFonts w:eastAsia="Calibri" w:cs="Times New Roman"/>
+              <w:spacing w:lineRule="auto" w:line="240" w:beforeAutospacing="0" w:afterAutospacing="0"/>
+              <w:ind w:firstLine="0"/>
+              <w:jc w:val="center"/>
+              <w:rPr>
+                <w:rFonts w:cs="Times New Roman" w:eastAsia="Calibri"/>
+              </w:rPr>
+            </w:pPr>
+            <w:r>
+              <w:rPr>
+                <w:rFonts w:cs="Times New Roman" w:eastAsia="Calibri"/>
               </w:rPr>
               <w:t>Analista de Negócios</w:t>
             </w:r>
@@ -5463,30 +5198,18 @@
           </w:tcPr>
           <w:p>
             <w:pPr>
-              <w:spacing w:line="240" w:lineRule="auto"/>
-              <w:ind w:firstLine="0"/>
-              <w:jc w:val="center"/>
-              <w:rPr>
-                <w:rFonts w:eastAsia="Calibri" w:cs="Times New Roman"/>
-              </w:rPr>
-            </w:pPr>
-            <w:r>
-              <w:rPr>
-                <w:rFonts w:eastAsia="Calibri" w:cs="Times New Roman"/>
-              </w:rPr>
-              <w:t xml:space="preserve">Compreender as dores do negócio e/ou cliente e </w:t>
-            </w:r>
-            <w:r>
-              <w:rPr>
-                <w:rFonts w:eastAsia="Calibri" w:cs="Times New Roman"/>
-              </w:rPr>
-              <w:t>transformá-las</w:t>
-            </w:r>
-            <w:r>
-              <w:rPr>
-                <w:rFonts w:eastAsia="Calibri" w:cs="Times New Roman"/>
-              </w:rPr>
-              <w:t xml:space="preserve"> em requisitos do projeto.</w:t>
+              <w:spacing w:lineRule="auto" w:line="240" w:beforeAutospacing="0" w:afterAutospacing="0"/>
+              <w:ind w:firstLine="0"/>
+              <w:jc w:val="center"/>
+              <w:rPr>
+                <w:rFonts w:cs="Times New Roman" w:eastAsia="Calibri"/>
+              </w:rPr>
+            </w:pPr>
+            <w:r>
+              <w:rPr>
+                <w:rFonts w:cs="Times New Roman" w:eastAsia="Calibri"/>
+              </w:rPr>
+              <w:t>Compreender as dores do negócio e/ou cliente e transformá-las em requisitos do projeto.</w:t>
             </w:r>
           </w:p>
         </w:tc>
@@ -5499,16 +5222,16 @@
           </w:tcPr>
           <w:p>
             <w:pPr>
-              <w:spacing w:line="240" w:lineRule="auto"/>
-              <w:ind w:firstLine="0"/>
-              <w:jc w:val="center"/>
-              <w:rPr>
-                <w:rFonts w:eastAsia="Calibri" w:cs="Times New Roman"/>
-              </w:rPr>
-            </w:pPr>
-            <w:r>
-              <w:rPr>
-                <w:rFonts w:eastAsia="Calibri" w:cs="Times New Roman"/>
+              <w:spacing w:lineRule="auto" w:line="240" w:beforeAutospacing="0" w:afterAutospacing="0"/>
+              <w:ind w:firstLine="0"/>
+              <w:jc w:val="center"/>
+              <w:rPr>
+                <w:rFonts w:cs="Times New Roman" w:eastAsia="Calibri"/>
+              </w:rPr>
+            </w:pPr>
+            <w:r>
+              <w:rPr>
+                <w:rFonts w:cs="Times New Roman" w:eastAsia="Calibri"/>
               </w:rPr>
               <w:t>Gustavo de Cássio Gomes Perez</w:t>
             </w:r>
@@ -5521,16 +5244,16 @@
           </w:tcPr>
           <w:p>
             <w:pPr>
-              <w:spacing w:line="240" w:lineRule="auto"/>
-              <w:ind w:firstLine="0"/>
-              <w:jc w:val="center"/>
-              <w:rPr>
-                <w:rFonts w:eastAsia="Calibri" w:cs="Times New Roman"/>
-              </w:rPr>
-            </w:pPr>
-            <w:r>
-              <w:rPr>
-                <w:rFonts w:eastAsia="Calibri" w:cs="Times New Roman"/>
+              <w:spacing w:lineRule="auto" w:line="240" w:beforeAutospacing="0" w:afterAutospacing="0"/>
+              <w:ind w:firstLine="0"/>
+              <w:jc w:val="center"/>
+              <w:rPr>
+                <w:rFonts w:cs="Times New Roman" w:eastAsia="Calibri"/>
+              </w:rPr>
+            </w:pPr>
+            <w:r>
+              <w:rPr>
+                <w:rFonts w:cs="Times New Roman" w:eastAsia="Calibri"/>
               </w:rPr>
               <w:t>Desenvolvedor</w:t>
             </w:r>
@@ -5543,32 +5266,18 @@
           </w:tcPr>
           <w:p>
             <w:pPr>
-              <w:spacing w:line="240" w:lineRule="auto"/>
-              <w:ind w:firstLine="0"/>
-              <w:jc w:val="center"/>
-              <w:rPr>
-                <w:rFonts w:eastAsia="Calibri" w:cs="Times New Roman"/>
-              </w:rPr>
-            </w:pPr>
-            <w:r>
-              <w:rPr>
-                <w:rFonts w:eastAsia="Calibri" w:cs="Times New Roman"/>
-              </w:rPr>
-              <w:t xml:space="preserve">Codificar o projeto em HTML, CSS, </w:t>
-            </w:r>
-            <w:proofErr w:type="spellStart"/>
-            <w:r>
-              <w:rPr>
-                <w:rFonts w:eastAsia="Calibri" w:cs="Times New Roman"/>
-              </w:rPr>
-              <w:t>JavaScript</w:t>
-            </w:r>
-            <w:proofErr w:type="spellEnd"/>
-            <w:r>
-              <w:rPr>
-                <w:rFonts w:eastAsia="Calibri" w:cs="Times New Roman"/>
-              </w:rPr>
-              <w:t>.</w:t>
+              <w:spacing w:lineRule="auto" w:line="240" w:beforeAutospacing="0" w:afterAutospacing="0"/>
+              <w:ind w:firstLine="0"/>
+              <w:jc w:val="center"/>
+              <w:rPr>
+                <w:rFonts w:cs="Times New Roman" w:eastAsia="Calibri"/>
+              </w:rPr>
+            </w:pPr>
+            <w:r>
+              <w:rPr>
+                <w:rFonts w:cs="Times New Roman" w:eastAsia="Calibri"/>
+              </w:rPr>
+              <w:t>Codificar o projeto em HTML, CSS, JavaScript.</w:t>
             </w:r>
           </w:p>
         </w:tc>
@@ -5581,16 +5290,16 @@
           </w:tcPr>
           <w:p>
             <w:pPr>
-              <w:spacing w:line="240" w:lineRule="auto"/>
-              <w:ind w:firstLine="0"/>
-              <w:jc w:val="center"/>
-              <w:rPr>
-                <w:rFonts w:eastAsia="Calibri" w:cs="Times New Roman"/>
-              </w:rPr>
-            </w:pPr>
-            <w:r>
-              <w:rPr>
-                <w:rFonts w:eastAsia="Calibri" w:cs="Times New Roman"/>
+              <w:spacing w:lineRule="auto" w:line="240" w:beforeAutospacing="0" w:afterAutospacing="0"/>
+              <w:ind w:firstLine="0"/>
+              <w:jc w:val="center"/>
+              <w:rPr>
+                <w:rFonts w:cs="Times New Roman" w:eastAsia="Calibri"/>
+              </w:rPr>
+            </w:pPr>
+            <w:r>
+              <w:rPr>
+                <w:rFonts w:cs="Times New Roman" w:eastAsia="Calibri"/>
               </w:rPr>
               <w:t>Gustavo de Cássio Gomes Perez</w:t>
             </w:r>
@@ -5603,16 +5312,16 @@
           </w:tcPr>
           <w:p>
             <w:pPr>
-              <w:spacing w:line="240" w:lineRule="auto"/>
-              <w:ind w:firstLine="0"/>
-              <w:jc w:val="center"/>
-              <w:rPr>
-                <w:rFonts w:eastAsia="Calibri" w:cs="Times New Roman"/>
-              </w:rPr>
-            </w:pPr>
-            <w:r>
-              <w:rPr>
-                <w:rFonts w:eastAsia="Calibri" w:cs="Times New Roman"/>
+              <w:spacing w:lineRule="auto" w:line="240" w:beforeAutospacing="0" w:afterAutospacing="0"/>
+              <w:ind w:firstLine="0"/>
+              <w:jc w:val="center"/>
+              <w:rPr>
+                <w:rFonts w:cs="Times New Roman" w:eastAsia="Calibri"/>
+              </w:rPr>
+            </w:pPr>
+            <w:r>
+              <w:rPr>
+                <w:rFonts w:cs="Times New Roman" w:eastAsia="Calibri"/>
               </w:rPr>
               <w:t>Analista de Banco de Dados</w:t>
             </w:r>
@@ -5625,16 +5334,16 @@
           </w:tcPr>
           <w:p>
             <w:pPr>
-              <w:spacing w:line="240" w:lineRule="auto"/>
-              <w:ind w:firstLine="0"/>
-              <w:jc w:val="center"/>
-              <w:rPr>
-                <w:rFonts w:eastAsia="Calibri" w:cs="Times New Roman"/>
-              </w:rPr>
-            </w:pPr>
-            <w:r>
-              <w:rPr>
-                <w:rFonts w:eastAsia="Calibri" w:cs="Times New Roman"/>
+              <w:spacing w:lineRule="auto" w:line="240" w:beforeAutospacing="0" w:afterAutospacing="0"/>
+              <w:ind w:firstLine="0"/>
+              <w:jc w:val="center"/>
+              <w:rPr>
+                <w:rFonts w:cs="Times New Roman" w:eastAsia="Calibri"/>
+              </w:rPr>
+            </w:pPr>
+            <w:r>
+              <w:rPr>
+                <w:rFonts w:cs="Times New Roman" w:eastAsia="Calibri"/>
               </w:rPr>
               <w:t>Projetar e implementar a estrutura de armazenamento de dados gerados.</w:t>
             </w:r>
@@ -5649,16 +5358,16 @@
           </w:tcPr>
           <w:p>
             <w:pPr>
-              <w:spacing w:line="240" w:lineRule="auto"/>
-              <w:ind w:firstLine="0"/>
-              <w:jc w:val="center"/>
-              <w:rPr>
-                <w:rFonts w:eastAsia="Calibri" w:cs="Times New Roman"/>
-              </w:rPr>
-            </w:pPr>
-            <w:r>
-              <w:rPr>
-                <w:rFonts w:eastAsia="Calibri" w:cs="Times New Roman"/>
+              <w:spacing w:lineRule="auto" w:line="240" w:beforeAutospacing="0" w:afterAutospacing="0"/>
+              <w:ind w:firstLine="0"/>
+              <w:jc w:val="center"/>
+              <w:rPr>
+                <w:rFonts w:cs="Times New Roman" w:eastAsia="Calibri"/>
+              </w:rPr>
+            </w:pPr>
+            <w:r>
+              <w:rPr>
+                <w:rFonts w:cs="Times New Roman" w:eastAsia="Calibri"/>
               </w:rPr>
               <w:t>Gustavo de Cássio Gomes Perez</w:t>
             </w:r>
@@ -5671,16 +5380,16 @@
           </w:tcPr>
           <w:p>
             <w:pPr>
-              <w:spacing w:line="240" w:lineRule="auto"/>
-              <w:ind w:firstLine="0"/>
-              <w:jc w:val="center"/>
-              <w:rPr>
-                <w:rFonts w:eastAsia="Calibri" w:cs="Times New Roman"/>
-              </w:rPr>
-            </w:pPr>
-            <w:r>
-              <w:rPr>
-                <w:rFonts w:eastAsia="Calibri" w:cs="Times New Roman"/>
+              <w:spacing w:lineRule="auto" w:line="240" w:beforeAutospacing="0" w:afterAutospacing="0"/>
+              <w:ind w:firstLine="0"/>
+              <w:jc w:val="center"/>
+              <w:rPr>
+                <w:rFonts w:cs="Times New Roman" w:eastAsia="Calibri"/>
+              </w:rPr>
+            </w:pPr>
+            <w:r>
+              <w:rPr>
+                <w:rFonts w:cs="Times New Roman" w:eastAsia="Calibri"/>
               </w:rPr>
               <w:t>Analista de Garantia da Qualidade</w:t>
             </w:r>
@@ -5693,16 +5402,16 @@
           </w:tcPr>
           <w:p>
             <w:pPr>
-              <w:spacing w:line="240" w:lineRule="auto"/>
-              <w:ind w:firstLine="0"/>
-              <w:jc w:val="center"/>
-              <w:rPr>
-                <w:rFonts w:eastAsia="Calibri" w:cs="Times New Roman"/>
-              </w:rPr>
-            </w:pPr>
-            <w:r>
-              <w:rPr>
-                <w:rFonts w:eastAsia="Calibri" w:cs="Times New Roman"/>
+              <w:spacing w:lineRule="auto" w:line="240" w:beforeAutospacing="0" w:afterAutospacing="0"/>
+              <w:ind w:firstLine="0"/>
+              <w:jc w:val="center"/>
+              <w:rPr>
+                <w:rFonts w:cs="Times New Roman" w:eastAsia="Calibri"/>
+              </w:rPr>
+            </w:pPr>
+            <w:r>
+              <w:rPr>
+                <w:rFonts w:cs="Times New Roman" w:eastAsia="Calibri"/>
               </w:rPr>
               <w:t>Testar e garantir que o projeto funcione como esperado.</w:t>
             </w:r>
@@ -5715,45 +5424,23 @@
     <w:p/>
     <w:p>
       <w:pPr>
-        <w:pStyle w:val="Ttulo1"/>
-      </w:pPr>
-      <w:bookmarkStart w:id="12" w:name="_Toc231160632"/>
-      <w:r>
-        <w:lastRenderedPageBreak/>
+        <w:pStyle w:val="P1"/>
+      </w:pPr>
+      <w:bookmarkStart w:id="22" w:name="_Toc231160632" w:displacedByCustomXml="next"/>
+      <w:r>
         <w:t>Referências</w:t>
       </w:r>
-      <w:bookmarkEnd w:id="12"/>
+      <w:bookmarkEnd w:id="22" w:displacedByCustomXml="next"/>
     </w:p>
     <w:p>
       <w:pPr>
         <w:ind w:firstLine="0"/>
         <w:jc w:val="left"/>
       </w:pPr>
-      <w:proofErr w:type="spellStart"/>
-      <w:r>
-        <w:t>Crabben</w:t>
-      </w:r>
-      <w:proofErr w:type="spellEnd"/>
-      <w:r>
-        <w:t xml:space="preserve">, Jan van der. "Agricultura no Crescente Fértil e Mesopotâmia." World </w:t>
-      </w:r>
-      <w:proofErr w:type="spellStart"/>
-      <w:r>
-        <w:t>History</w:t>
-      </w:r>
-      <w:proofErr w:type="spellEnd"/>
-      <w:r>
-        <w:t xml:space="preserve"> </w:t>
-      </w:r>
-      <w:proofErr w:type="spellStart"/>
-      <w:r>
-        <w:t>Encyclopedia</w:t>
-      </w:r>
-      <w:proofErr w:type="spellEnd"/>
-      <w:r>
-        <w:t>, 22 de março de 2023, </w:t>
-      </w:r>
-      <w:hyperlink r:id="rId6">
+      <w:r>
+        <w:t>Crabben, Jan van der. "Agricultura no Crescente Fértil e Mesopotâmia." World History Encyclopedia, 22 de março de 2023, </w:t>
+      </w:r>
+      <w:hyperlink r:id="R2">
         <w:r>
           <w:t>https://www.worldhistory.org/article/9/agriculture-in-the-fertile-crescent--mesopotamia/</w:t>
         </w:r>
@@ -5767,29 +5454,8 @@
         <w:ind w:firstLine="0"/>
         <w:jc w:val="left"/>
       </w:pPr>
-      <w:proofErr w:type="spellStart"/>
-      <w:r>
-        <w:t>Dedović</w:t>
-      </w:r>
-      <w:proofErr w:type="spellEnd"/>
-      <w:r>
-        <w:t xml:space="preserve">, B. "§ 48 - </w:t>
-      </w:r>
-      <w:proofErr w:type="spellStart"/>
-      <w:r>
-        <w:t>eHammurabi</w:t>
-      </w:r>
-      <w:proofErr w:type="spellEnd"/>
-      <w:r>
-        <w:t>." Fundação OMNIKA, 26 de outubro de 2023, ehlaw.org/</w:t>
-      </w:r>
-      <w:proofErr w:type="spellStart"/>
-      <w:r>
-        <w:t>law</w:t>
-      </w:r>
-      <w:proofErr w:type="spellEnd"/>
-      <w:r>
-        <w:t>/48. [Acessado em 20 de abril de 2026]</w:t>
+      <w:r>
+        <w:t>Dedović, B. "§ 48 - eHammurabi." Fundação OMNIKA, 26 de outubro de 2023, ehlaw.org/law/48. [Acessado em 20 de abril de 2026]</w:t>
       </w:r>
     </w:p>
     <w:p>
@@ -5798,31 +5464,7 @@
         <w:jc w:val="left"/>
       </w:pPr>
       <w:r>
-        <w:t xml:space="preserve">BEATTIE, A. The </w:t>
-      </w:r>
-      <w:proofErr w:type="spellStart"/>
-      <w:r>
-        <w:t>Birth</w:t>
-      </w:r>
-      <w:proofErr w:type="spellEnd"/>
-      <w:r>
-        <w:t xml:space="preserve"> </w:t>
-      </w:r>
-      <w:proofErr w:type="spellStart"/>
-      <w:r>
-        <w:t>of</w:t>
-      </w:r>
-      <w:proofErr w:type="spellEnd"/>
-      <w:r>
-        <w:t xml:space="preserve"> Stock </w:t>
-      </w:r>
-      <w:proofErr w:type="spellStart"/>
-      <w:r>
-        <w:t>Exchanges</w:t>
-      </w:r>
-      <w:proofErr w:type="spellEnd"/>
-      <w:r>
-        <w:t>, https://www.investopedia.com/articles/07/stock-exchange-history.asp. [Acessado em 20 de abril de 2026]</w:t>
+        <w:t>BEATTIE, A. The Birth of Stock Exchanges, https://www.investopedia.com/articles/07/stock-exchange-history.asp. [Acessado em 20 de abril de 2026]</w:t>
       </w:r>
     </w:p>
     <w:p>
@@ -5831,81 +5473,9 @@
         <w:jc w:val="left"/>
       </w:pPr>
       <w:r>
-        <w:t>BLAKEMORE, E. </w:t>
-      </w:r>
-      <w:proofErr w:type="spellStart"/>
-      <w:r>
-        <w:t>How</w:t>
-      </w:r>
-      <w:proofErr w:type="spellEnd"/>
-      <w:r>
-        <w:t xml:space="preserve"> </w:t>
-      </w:r>
-      <w:proofErr w:type="spellStart"/>
-      <w:r>
-        <w:t>the</w:t>
-      </w:r>
-      <w:proofErr w:type="spellEnd"/>
-      <w:r>
-        <w:t xml:space="preserve"> East </w:t>
-      </w:r>
-      <w:proofErr w:type="spellStart"/>
-      <w:r>
-        <w:t>India</w:t>
-      </w:r>
-      <w:proofErr w:type="spellEnd"/>
-      <w:r>
-        <w:t xml:space="preserve"> </w:t>
-      </w:r>
-      <w:proofErr w:type="spellStart"/>
-      <w:r>
-        <w:t>Company</w:t>
-      </w:r>
-      <w:proofErr w:type="spellEnd"/>
-      <w:r>
-        <w:t xml:space="preserve"> </w:t>
-      </w:r>
-      <w:proofErr w:type="spellStart"/>
-      <w:r>
-        <w:t>became</w:t>
-      </w:r>
-      <w:proofErr w:type="spellEnd"/>
-      <w:r>
-        <w:t xml:space="preserve"> </w:t>
-      </w:r>
-      <w:proofErr w:type="spellStart"/>
-      <w:r>
-        <w:t>the</w:t>
-      </w:r>
-      <w:proofErr w:type="spellEnd"/>
-      <w:r>
-        <w:t xml:space="preserve"> </w:t>
-      </w:r>
-      <w:proofErr w:type="spellStart"/>
-      <w:r>
-        <w:t>world’s</w:t>
-      </w:r>
-      <w:proofErr w:type="spellEnd"/>
-      <w:r>
-        <w:t xml:space="preserve"> </w:t>
-      </w:r>
-      <w:proofErr w:type="spellStart"/>
-      <w:r>
-        <w:t>most</w:t>
-      </w:r>
-      <w:proofErr w:type="spellEnd"/>
-      <w:r>
-        <w:t xml:space="preserve"> </w:t>
-      </w:r>
-      <w:proofErr w:type="spellStart"/>
-      <w:r>
-        <w:t>powerful</w:t>
-      </w:r>
-      <w:proofErr w:type="spellEnd"/>
-      <w:r>
-        <w:t xml:space="preserve"> business, </w:t>
-      </w:r>
-      <w:hyperlink r:id="rId7">
+        <w:t xml:space="preserve">BLAKEMORE, E. How the East India Company became the world’s most powerful business, </w:t>
+      </w:r>
+      <w:hyperlink r:id="R3">
         <w:r>
           <w:t>https://www.nationalgeographic.com/culture/article/british-east-india-trading-company-most-powerful-business</w:t>
         </w:r>
@@ -5920,23 +5490,7 @@
         <w:jc w:val="left"/>
       </w:pPr>
       <w:r>
-        <w:t xml:space="preserve">400 </w:t>
-      </w:r>
-      <w:proofErr w:type="spellStart"/>
-      <w:r>
-        <w:t>years</w:t>
-      </w:r>
-      <w:proofErr w:type="spellEnd"/>
-      <w:r>
-        <w:t xml:space="preserve">: The story, </w:t>
-      </w:r>
-      <w:proofErr w:type="gramStart"/>
-      <w:r>
-        <w:t>https://www.beursgeschiedenis.nl/en/the-story/.[</w:t>
-      </w:r>
-      <w:proofErr w:type="gramEnd"/>
-      <w:r>
-        <w:t>Acessado em 20 de abril de 2026]</w:t>
+        <w:t>400 years: The story, https://www.beursgeschiedenis.nl/en/the-story/.[Acessado em 20 de abril de 2026]</w:t>
       </w:r>
     </w:p>
     <w:p>
@@ -5972,17 +5526,9 @@
         <w:jc w:val="left"/>
       </w:pPr>
       <w:r>
-        <w:t>CONFEDERAÇÃO NACIONAL DO COMÉRCIO DE BENS, SERVIÇOS E TURISMO (CNC). Pesquisa de Endividamento e Inadimplência do Consumidor (</w:t>
-      </w:r>
-      <w:proofErr w:type="spellStart"/>
-      <w:r>
-        <w:t>Peic</w:t>
-      </w:r>
-      <w:proofErr w:type="spellEnd"/>
-      <w:r>
-        <w:t xml:space="preserve">): março de 2026. Rio de Janeiro: CNC, 2026, </w:t>
-      </w:r>
-      <w:hyperlink r:id="rId8" w:tgtFrame="_blank">
+        <w:t xml:space="preserve">CONFEDERAÇÃO NACIONAL DO COMÉRCIO DE BENS, SERVIÇOS E TURISMO (CNC). Pesquisa de Endividamento e Inadimplência do Consumidor (Peic): março de 2026. Rio de Janeiro: CNC, 2026, </w:t>
+      </w:r>
+      <w:hyperlink r:id="R4" w:tgtFrame="_blank">
         <w:r>
           <w:t>https://portal-bucket.azureedge.net/wp-content/2026/04/Pesquisas-CNC-PEIC-mar_26.pdf</w:t>
         </w:r>
@@ -6016,30 +5562,31 @@
       </w:r>
     </w:p>
     <w:sectPr>
-      <w:pgSz w:w="11906" w:h="16838"/>
-      <w:pgMar w:top="1701" w:right="1134" w:bottom="1134" w:left="1701" w:header="709" w:footer="709" w:gutter="0"/>
-      <w:cols w:space="720"/>
+      <w:type w:val="nextPage"/>
+      <w:pgSz w:w="11906" w:h="16838" w:code="0"/>
+      <w:pgMar w:left="1701" w:right="1134" w:top="1701" w:bottom="1134" w:header="709" w:footer="709" w:gutter="0"/>
+      <w:cols w:equalWidth="1" w:space="720"/>
     </w:sectPr>
   </w:body>
 </w:document>
 </file>
 
 <file path=word/numbering.xml><?xml version="1.0" encoding="utf-8"?>
-<w:numbering xmlns:wpc="http://schemas.microsoft.com/office/word/2010/wordprocessingCanvas" xmlns:cx="http://schemas.microsoft.com/office/drawing/2014/chartex" xmlns:cx1="http://schemas.microsoft.com/office/drawing/2015/9/8/chartex" xmlns:cx2="http://schemas.microsoft.com/office/drawing/2015/10/21/chartex" xmlns:cx3="http://schemas.microsoft.com/office/drawing/2016/5/9/chartex" xmlns:cx4="http://schemas.microsoft.com/office/drawing/2016/5/10/chartex" xmlns:cx5="http://schemas.microsoft.com/office/drawing/2016/5/11/chartex" xmlns:cx6="http://schemas.microsoft.com/office/drawing/2016/5/12/chartex" xmlns:cx7="http://schemas.microsoft.com/office/drawing/2016/5/13/chartex" xmlns:cx8="http://schemas.microsoft.com/office/drawing/2016/5/14/chartex" xmlns:mc="http://schemas.openxmlformats.org/markup-compatibility/2006" xmlns:aink="http://schemas.microsoft.com/office/drawing/2016/ink" xmlns:am3d="http://schemas.microsoft.com/office/drawing/2017/model3d" xmlns:o="urn:schemas-microsoft-com:office:office" xmlns:oel="http://schemas.microsoft.com/office/2019/extlst" xmlns:r="http://schemas.openxmlformats.org/officeDocument/2006/relationships" xmlns:m="http://schemas.openxmlformats.org/officeDocument/2006/math" xmlns:v="urn:schemas-microsoft-com:vml" xmlns:wp14="http://schemas.microsoft.com/office/word/2010/wordprocessingDrawing" xmlns:wp="http://schemas.openxmlformats.org/drawingml/2006/wordprocessingDrawing" xmlns:w10="urn:schemas-microsoft-com:office:word" xmlns:w="http://schemas.openxmlformats.org/wordprocessingml/2006/main" xmlns:w14="http://schemas.microsoft.com/office/word/2010/wordml" xmlns:w15="http://schemas.microsoft.com/office/word/2012/wordml" xmlns:w16cex="http://schemas.microsoft.com/office/word/2018/wordml/cex" xmlns:w16cid="http://schemas.microsoft.com/office/word/2016/wordml/cid" xmlns:w16="http://schemas.microsoft.com/office/word/2018/wordml" xmlns:w16du="http://schemas.microsoft.com/office/word/2023/wordml/word16du" xmlns:w16sdtdh="http://schemas.microsoft.com/office/word/2020/wordml/sdtdatahash" xmlns:w16sdtfl="http://schemas.microsoft.com/office/word/2024/wordml/sdtformatlock" xmlns:w16se="http://schemas.microsoft.com/office/word/2015/wordml/symex" xmlns:wpg="http://schemas.microsoft.com/office/word/2010/wordprocessingGroup" xmlns:wpi="http://schemas.microsoft.com/office/word/2010/wordprocessingInk" xmlns:wne="http://schemas.microsoft.com/office/word/2006/wordml" xmlns:wps="http://schemas.microsoft.com/office/word/2010/wordprocessingShape" mc:Ignorable="w14 w15 w16se w16cid w16 w16cex w16sdtdh w16sdtfl w16du wp14">
-  <w:abstractNum w:abstractNumId="0" w15:restartNumberingAfterBreak="0">
+<w:numbering xmlns:w="http://schemas.openxmlformats.org/wordprocessingml/2006/main">
+  <w:abstractNum w:abstractNumId="0">
     <w:nsid w:val="09F063C8"/>
     <w:multiLevelType w:val="multilevel"/>
-    <w:tmpl w:val="357E8AF6"/>
     <w:lvl w:ilvl="0">
       <w:start w:val="1"/>
       <w:numFmt w:val="bullet"/>
+      <w:suff w:val="tab"/>
       <w:lvlText w:val=""/>
       <w:lvlJc w:val="left"/>
       <w:pPr>
+        <w:ind w:hanging="360" w:left="720"/>
         <w:tabs>
-          <w:tab w:val="num" w:pos="720"/>
+          <w:tab w:val="num" w:pos="720" w:leader="none"/>
         </w:tabs>
-        <w:ind w:left="720" w:hanging="360"/>
       </w:pPr>
       <w:rPr>
         <w:rFonts w:ascii="Symbol" w:hAnsi="Symbol" w:hint="default"/>
@@ -6049,13 +5596,14 @@
     <w:lvl w:ilvl="1">
       <w:start w:val="1"/>
       <w:numFmt w:val="bullet"/>
+      <w:suff w:val="tab"/>
       <w:lvlText w:val="o"/>
       <w:lvlJc w:val="left"/>
       <w:pPr>
+        <w:ind w:hanging="360" w:left="1440"/>
         <w:tabs>
-          <w:tab w:val="num" w:pos="1440"/>
+          <w:tab w:val="num" w:pos="1440" w:leader="none"/>
         </w:tabs>
-        <w:ind w:left="1440" w:hanging="360"/>
       </w:pPr>
       <w:rPr>
         <w:rFonts w:ascii="Courier New" w:hAnsi="Courier New" w:cs="Times New Roman" w:hint="default"/>
@@ -6065,13 +5613,14 @@
     <w:lvl w:ilvl="2">
       <w:start w:val="1"/>
       <w:numFmt w:val="bullet"/>
+      <w:suff w:val="tab"/>
       <w:lvlText w:val=""/>
       <w:lvlJc w:val="left"/>
       <w:pPr>
+        <w:ind w:hanging="360" w:left="2160"/>
         <w:tabs>
-          <w:tab w:val="num" w:pos="2160"/>
+          <w:tab w:val="num" w:pos="2160" w:leader="none"/>
         </w:tabs>
-        <w:ind w:left="2160" w:hanging="360"/>
       </w:pPr>
       <w:rPr>
         <w:rFonts w:ascii="Wingdings" w:hAnsi="Wingdings" w:hint="default"/>
@@ -6081,13 +5630,14 @@
     <w:lvl w:ilvl="3">
       <w:start w:val="1"/>
       <w:numFmt w:val="bullet"/>
+      <w:suff w:val="tab"/>
       <w:lvlText w:val=""/>
       <w:lvlJc w:val="left"/>
       <w:pPr>
+        <w:ind w:hanging="360" w:left="2880"/>
         <w:tabs>
-          <w:tab w:val="num" w:pos="2880"/>
+          <w:tab w:val="num" w:pos="2880" w:leader="none"/>
         </w:tabs>
-        <w:ind w:left="2880" w:hanging="360"/>
       </w:pPr>
       <w:rPr>
         <w:rFonts w:ascii="Wingdings" w:hAnsi="Wingdings" w:hint="default"/>
@@ -6097,13 +5647,14 @@
     <w:lvl w:ilvl="4">
       <w:start w:val="1"/>
       <w:numFmt w:val="bullet"/>
+      <w:suff w:val="tab"/>
       <w:lvlText w:val=""/>
       <w:lvlJc w:val="left"/>
       <w:pPr>
+        <w:ind w:hanging="360" w:left="3600"/>
         <w:tabs>
-          <w:tab w:val="num" w:pos="3600"/>
+          <w:tab w:val="num" w:pos="3600" w:leader="none"/>
         </w:tabs>
-        <w:ind w:left="3600" w:hanging="360"/>
       </w:pPr>
       <w:rPr>
         <w:rFonts w:ascii="Wingdings" w:hAnsi="Wingdings" w:hint="default"/>
@@ -6113,13 +5664,14 @@
     <w:lvl w:ilvl="5">
       <w:start w:val="1"/>
       <w:numFmt w:val="bullet"/>
+      <w:suff w:val="tab"/>
       <w:lvlText w:val=""/>
       <w:lvlJc w:val="left"/>
       <w:pPr>
+        <w:ind w:hanging="360" w:left="4320"/>
         <w:tabs>
-          <w:tab w:val="num" w:pos="4320"/>
+          <w:tab w:val="num" w:pos="4320" w:leader="none"/>
         </w:tabs>
-        <w:ind w:left="4320" w:hanging="360"/>
       </w:pPr>
       <w:rPr>
         <w:rFonts w:ascii="Wingdings" w:hAnsi="Wingdings" w:hint="default"/>
@@ -6129,13 +5681,14 @@
     <w:lvl w:ilvl="6">
       <w:start w:val="1"/>
       <w:numFmt w:val="bullet"/>
+      <w:suff w:val="tab"/>
       <w:lvlText w:val=""/>
       <w:lvlJc w:val="left"/>
       <w:pPr>
+        <w:ind w:hanging="360" w:left="5040"/>
         <w:tabs>
-          <w:tab w:val="num" w:pos="5040"/>
+          <w:tab w:val="num" w:pos="5040" w:leader="none"/>
         </w:tabs>
-        <w:ind w:left="5040" w:hanging="360"/>
       </w:pPr>
       <w:rPr>
         <w:rFonts w:ascii="Wingdings" w:hAnsi="Wingdings" w:hint="default"/>
@@ -6145,13 +5698,14 @@
     <w:lvl w:ilvl="7">
       <w:start w:val="1"/>
       <w:numFmt w:val="bullet"/>
+      <w:suff w:val="tab"/>
       <w:lvlText w:val=""/>
       <w:lvlJc w:val="left"/>
       <w:pPr>
+        <w:ind w:hanging="360" w:left="5760"/>
         <w:tabs>
-          <w:tab w:val="num" w:pos="5760"/>
+          <w:tab w:val="num" w:pos="5760" w:leader="none"/>
         </w:tabs>
-        <w:ind w:left="5760" w:hanging="360"/>
       </w:pPr>
       <w:rPr>
         <w:rFonts w:ascii="Wingdings" w:hAnsi="Wingdings" w:hint="default"/>
@@ -6161,13 +5715,14 @@
     <w:lvl w:ilvl="8">
       <w:start w:val="1"/>
       <w:numFmt w:val="bullet"/>
+      <w:suff w:val="tab"/>
       <w:lvlText w:val=""/>
       <w:lvlJc w:val="left"/>
       <w:pPr>
+        <w:ind w:hanging="360" w:left="6480"/>
         <w:tabs>
-          <w:tab w:val="num" w:pos="6480"/>
+          <w:tab w:val="num" w:pos="6480" w:leader="none"/>
         </w:tabs>
-        <w:ind w:left="6480" w:hanging="360"/>
       </w:pPr>
       <w:rPr>
         <w:rFonts w:ascii="Wingdings" w:hAnsi="Wingdings" w:hint="default"/>
@@ -6175,115 +5730,132 @@
       </w:rPr>
     </w:lvl>
   </w:abstractNum>
-  <w:abstractNum w:abstractNumId="1" w15:restartNumberingAfterBreak="0">
+  <w:abstractNum w:abstractNumId="1">
     <w:nsid w:val="1E450522"/>
     <w:multiLevelType w:val="multilevel"/>
-    <w:tmpl w:val="B6A0BD12"/>
     <w:lvl w:ilvl="0">
       <w:start w:val="1"/>
       <w:numFmt w:val="decimal"/>
-      <w:pStyle w:val="Ttulo1"/>
+      <w:pStyle w:val="P1"/>
+      <w:suff w:val="tab"/>
       <w:lvlText w:val="%1"/>
       <w:lvlJc w:val="left"/>
       <w:pPr>
-        <w:ind w:left="432" w:hanging="432"/>
-      </w:pPr>
+        <w:ind w:hanging="432" w:left="432"/>
+      </w:pPr>
+      <w:rPr/>
     </w:lvl>
     <w:lvl w:ilvl="1">
       <w:start w:val="1"/>
       <w:numFmt w:val="decimal"/>
-      <w:pStyle w:val="Ttulo2"/>
+      <w:pStyle w:val="P2"/>
+      <w:suff w:val="tab"/>
       <w:lvlText w:val="%1.%2"/>
       <w:lvlJc w:val="left"/>
       <w:pPr>
-        <w:ind w:left="576" w:hanging="576"/>
-      </w:pPr>
+        <w:ind w:hanging="576" w:left="576"/>
+      </w:pPr>
+      <w:rPr/>
     </w:lvl>
     <w:lvl w:ilvl="2">
       <w:start w:val="1"/>
       <w:numFmt w:val="decimal"/>
-      <w:pStyle w:val="Ttulo3"/>
+      <w:pStyle w:val="P3"/>
+      <w:suff w:val="tab"/>
       <w:lvlText w:val="%1.%2.%3"/>
       <w:lvlJc w:val="left"/>
       <w:pPr>
-        <w:ind w:left="720" w:hanging="720"/>
-      </w:pPr>
+        <w:ind w:hanging="720" w:left="720"/>
+      </w:pPr>
+      <w:rPr/>
     </w:lvl>
     <w:lvl w:ilvl="3">
       <w:start w:val="1"/>
       <w:numFmt w:val="decimal"/>
-      <w:pStyle w:val="Ttulo4"/>
+      <w:pStyle w:val="P4"/>
+      <w:suff w:val="tab"/>
       <w:lvlText w:val="%1.%2.%3.%4"/>
       <w:lvlJc w:val="left"/>
       <w:pPr>
-        <w:ind w:left="864" w:hanging="864"/>
-      </w:pPr>
+        <w:ind w:hanging="864" w:left="864"/>
+      </w:pPr>
+      <w:rPr/>
     </w:lvl>
     <w:lvl w:ilvl="4">
       <w:start w:val="1"/>
       <w:numFmt w:val="decimal"/>
-      <w:pStyle w:val="Ttulo5"/>
+      <w:pStyle w:val="P5"/>
+      <w:suff w:val="tab"/>
       <w:lvlText w:val="%1.%2.%3.%4.%5"/>
       <w:lvlJc w:val="left"/>
       <w:pPr>
-        <w:ind w:left="1008" w:hanging="1008"/>
-      </w:pPr>
+        <w:ind w:hanging="1008" w:left="1008"/>
+      </w:pPr>
+      <w:rPr/>
     </w:lvl>
     <w:lvl w:ilvl="5">
       <w:start w:val="1"/>
       <w:numFmt w:val="decimal"/>
-      <w:pStyle w:val="Ttulo6"/>
+      <w:pStyle w:val="P6"/>
+      <w:suff w:val="tab"/>
       <w:lvlText w:val="%1.%2.%3.%4.%5.%6"/>
       <w:lvlJc w:val="left"/>
       <w:pPr>
-        <w:ind w:left="1152" w:hanging="1152"/>
-      </w:pPr>
+        <w:ind w:hanging="1152" w:left="1152"/>
+      </w:pPr>
+      <w:rPr/>
     </w:lvl>
     <w:lvl w:ilvl="6">
       <w:start w:val="1"/>
       <w:numFmt w:val="decimal"/>
-      <w:pStyle w:val="Ttulo7"/>
+      <w:pStyle w:val="P7"/>
+      <w:suff w:val="tab"/>
       <w:lvlText w:val="%1.%2.%3.%4.%5.%6.%7"/>
       <w:lvlJc w:val="left"/>
       <w:pPr>
-        <w:ind w:left="1296" w:hanging="1296"/>
-      </w:pPr>
+        <w:ind w:hanging="1296" w:left="1296"/>
+      </w:pPr>
+      <w:rPr/>
     </w:lvl>
     <w:lvl w:ilvl="7">
       <w:start w:val="1"/>
       <w:numFmt w:val="decimal"/>
-      <w:pStyle w:val="Ttulo8"/>
+      <w:pStyle w:val="P8"/>
+      <w:suff w:val="tab"/>
       <w:lvlText w:val="%1.%2.%3.%4.%5.%6.%7.%8"/>
       <w:lvlJc w:val="left"/>
       <w:pPr>
-        <w:ind w:left="1440" w:hanging="1440"/>
-      </w:pPr>
+        <w:ind w:hanging="1440" w:left="1440"/>
+      </w:pPr>
+      <w:rPr/>
     </w:lvl>
     <w:lvl w:ilvl="8">
       <w:start w:val="1"/>
       <w:numFmt w:val="decimal"/>
-      <w:pStyle w:val="Ttulo9"/>
+      <w:pStyle w:val="P9"/>
+      <w:suff w:val="tab"/>
       <w:lvlText w:val="%1.%2.%3.%4.%5.%6.%7.%8.%9"/>
       <w:lvlJc w:val="left"/>
       <w:pPr>
-        <w:ind w:left="1584" w:hanging="1584"/>
-      </w:pPr>
+        <w:ind w:hanging="1584" w:left="1584"/>
+      </w:pPr>
+      <w:rPr/>
     </w:lvl>
   </w:abstractNum>
-  <w:abstractNum w:abstractNumId="2" w15:restartNumberingAfterBreak="0">
+  <w:abstractNum w:abstractNumId="2">
     <w:nsid w:val="26571EF4"/>
     <w:multiLevelType w:val="multilevel"/>
-    <w:tmpl w:val="129E852E"/>
     <w:lvl w:ilvl="0">
       <w:start w:val="1"/>
       <w:numFmt w:val="bullet"/>
+      <w:suff w:val="tab"/>
       <w:lvlText w:val=""/>
       <w:lvlJc w:val="left"/>
       <w:pPr>
+        <w:ind w:hanging="360" w:left="720"/>
         <w:tabs>
-          <w:tab w:val="num" w:pos="720"/>
+          <w:tab w:val="num" w:pos="720" w:leader="none"/>
         </w:tabs>
-        <w:ind w:left="720" w:hanging="360"/>
       </w:pPr>
       <w:rPr>
         <w:rFonts w:ascii="Symbol" w:hAnsi="Symbol" w:hint="default"/>
@@ -6293,13 +5865,14 @@
     <w:lvl w:ilvl="1">
       <w:start w:val="1"/>
       <w:numFmt w:val="bullet"/>
+      <w:suff w:val="tab"/>
       <w:lvlText w:val="o"/>
       <w:lvlJc w:val="left"/>
       <w:pPr>
+        <w:ind w:hanging="360" w:left="1440"/>
         <w:tabs>
-          <w:tab w:val="num" w:pos="1440"/>
+          <w:tab w:val="num" w:pos="1440" w:leader="none"/>
         </w:tabs>
-        <w:ind w:left="1440" w:hanging="360"/>
       </w:pPr>
       <w:rPr>
         <w:rFonts w:ascii="Courier New" w:hAnsi="Courier New" w:cs="Times New Roman" w:hint="default"/>
@@ -6309,13 +5882,14 @@
     <w:lvl w:ilvl="2">
       <w:start w:val="1"/>
       <w:numFmt w:val="bullet"/>
+      <w:suff w:val="tab"/>
       <w:lvlText w:val=""/>
       <w:lvlJc w:val="left"/>
       <w:pPr>
+        <w:ind w:hanging="360" w:left="2160"/>
         <w:tabs>
-          <w:tab w:val="num" w:pos="2160"/>
+          <w:tab w:val="num" w:pos="2160" w:leader="none"/>
         </w:tabs>
-        <w:ind w:left="2160" w:hanging="360"/>
       </w:pPr>
       <w:rPr>
         <w:rFonts w:ascii="Wingdings" w:hAnsi="Wingdings" w:hint="default"/>
@@ -6325,13 +5899,14 @@
     <w:lvl w:ilvl="3">
       <w:start w:val="1"/>
       <w:numFmt w:val="bullet"/>
+      <w:suff w:val="tab"/>
       <w:lvlText w:val=""/>
       <w:lvlJc w:val="left"/>
       <w:pPr>
+        <w:ind w:hanging="360" w:left="2880"/>
         <w:tabs>
-          <w:tab w:val="num" w:pos="2880"/>
+          <w:tab w:val="num" w:pos="2880" w:leader="none"/>
         </w:tabs>
-        <w:ind w:left="2880" w:hanging="360"/>
       </w:pPr>
       <w:rPr>
         <w:rFonts w:ascii="Wingdings" w:hAnsi="Wingdings" w:hint="default"/>
@@ -6341,13 +5916,14 @@
     <w:lvl w:ilvl="4">
       <w:start w:val="1"/>
       <w:numFmt w:val="bullet"/>
+      <w:suff w:val="tab"/>
       <w:lvlText w:val=""/>
       <w:lvlJc w:val="left"/>
       <w:pPr>
+        <w:ind w:hanging="360" w:left="3600"/>
         <w:tabs>
-          <w:tab w:val="num" w:pos="3600"/>
+          <w:tab w:val="num" w:pos="3600" w:leader="none"/>
         </w:tabs>
-        <w:ind w:left="3600" w:hanging="360"/>
       </w:pPr>
       <w:rPr>
         <w:rFonts w:ascii="Wingdings" w:hAnsi="Wingdings" w:hint="default"/>
@@ -6357,13 +5933,14 @@
     <w:lvl w:ilvl="5">
       <w:start w:val="1"/>
       <w:numFmt w:val="bullet"/>
+      <w:suff w:val="tab"/>
       <w:lvlText w:val=""/>
       <w:lvlJc w:val="left"/>
       <w:pPr>
+        <w:ind w:hanging="360" w:left="4320"/>
         <w:tabs>
-          <w:tab w:val="num" w:pos="4320"/>
+          <w:tab w:val="num" w:pos="4320" w:leader="none"/>
         </w:tabs>
-        <w:ind w:left="4320" w:hanging="360"/>
       </w:pPr>
       <w:rPr>
         <w:rFonts w:ascii="Wingdings" w:hAnsi="Wingdings" w:hint="default"/>
@@ -6373,13 +5950,14 @@
     <w:lvl w:ilvl="6">
       <w:start w:val="1"/>
       <w:numFmt w:val="bullet"/>
+      <w:suff w:val="tab"/>
       <w:lvlText w:val=""/>
       <w:lvlJc w:val="left"/>
       <w:pPr>
+        <w:ind w:hanging="360" w:left="5040"/>
         <w:tabs>
-          <w:tab w:val="num" w:pos="5040"/>
+          <w:tab w:val="num" w:pos="5040" w:leader="none"/>
         </w:tabs>
-        <w:ind w:left="5040" w:hanging="360"/>
       </w:pPr>
       <w:rPr>
         <w:rFonts w:ascii="Wingdings" w:hAnsi="Wingdings" w:hint="default"/>
@@ -6389,13 +5967,14 @@
     <w:lvl w:ilvl="7">
       <w:start w:val="1"/>
       <w:numFmt w:val="bullet"/>
+      <w:suff w:val="tab"/>
       <w:lvlText w:val=""/>
       <w:lvlJc w:val="left"/>
       <w:pPr>
+        <w:ind w:hanging="360" w:left="5760"/>
         <w:tabs>
-          <w:tab w:val="num" w:pos="5760"/>
+          <w:tab w:val="num" w:pos="5760" w:leader="none"/>
         </w:tabs>
-        <w:ind w:left="5760" w:hanging="360"/>
       </w:pPr>
       <w:rPr>
         <w:rFonts w:ascii="Wingdings" w:hAnsi="Wingdings" w:hint="default"/>
@@ -6405,13 +5984,14 @@
     <w:lvl w:ilvl="8">
       <w:start w:val="1"/>
       <w:numFmt w:val="bullet"/>
+      <w:suff w:val="tab"/>
       <w:lvlText w:val=""/>
       <w:lvlJc w:val="left"/>
       <w:pPr>
+        <w:ind w:hanging="360" w:left="6480"/>
         <w:tabs>
-          <w:tab w:val="num" w:pos="6480"/>
+          <w:tab w:val="num" w:pos="6480" w:leader="none"/>
         </w:tabs>
-        <w:ind w:left="6480" w:hanging="360"/>
       </w:pPr>
       <w:rPr>
         <w:rFonts w:ascii="Wingdings" w:hAnsi="Wingdings" w:hint="default"/>
@@ -6419,17 +5999,17 @@
       </w:rPr>
     </w:lvl>
   </w:abstractNum>
-  <w:abstractNum w:abstractNumId="3" w15:restartNumberingAfterBreak="0">
+  <w:abstractNum w:abstractNumId="3">
     <w:nsid w:val="27AF323A"/>
     <w:multiLevelType w:val="hybridMultilevel"/>
-    <w:tmpl w:val="CCE64BB6"/>
     <w:lvl w:ilvl="0" w:tplc="2C3D2248">
       <w:start w:val="1"/>
       <w:numFmt w:val="bullet"/>
+      <w:suff w:val="tab"/>
       <w:lvlText w:val="·"/>
       <w:lvlJc w:val="left"/>
       <w:pPr>
-        <w:ind w:left="720" w:hanging="354"/>
+        <w:ind w:hanging="354" w:left="720"/>
       </w:pPr>
       <w:rPr>
         <w:rFonts w:ascii="Symbol" w:hAnsi="Symbol"/>
@@ -6438,10 +6018,11 @@
     <w:lvl w:ilvl="1" w:tplc="581441C8">
       <w:start w:val="1"/>
       <w:numFmt w:val="bullet"/>
+      <w:suff w:val="tab"/>
       <w:lvlText w:val="o"/>
       <w:lvlJc w:val="left"/>
       <w:pPr>
-        <w:ind w:left="1440" w:hanging="354"/>
+        <w:ind w:hanging="354" w:left="1440"/>
       </w:pPr>
       <w:rPr>
         <w:rFonts w:ascii="Symbol" w:hAnsi="Symbol"/>
@@ -6450,10 +6031,11 @@
     <w:lvl w:ilvl="2" w:tplc="1D12D020">
       <w:start w:val="1"/>
       <w:numFmt w:val="bullet"/>
+      <w:suff w:val="tab"/>
       <w:lvlText w:val="·"/>
       <w:lvlJc w:val="left"/>
       <w:pPr>
-        <w:ind w:left="2160" w:hanging="354"/>
+        <w:ind w:hanging="354" w:left="2160"/>
       </w:pPr>
       <w:rPr>
         <w:rFonts w:ascii="Symbol" w:hAnsi="Symbol"/>
@@ -6462,10 +6044,11 @@
     <w:lvl w:ilvl="3" w:tplc="12436973">
       <w:start w:val="1"/>
       <w:numFmt w:val="bullet"/>
+      <w:suff w:val="tab"/>
       <w:lvlText w:val="o"/>
       <w:lvlJc w:val="left"/>
       <w:pPr>
-        <w:ind w:left="2880" w:hanging="354"/>
+        <w:ind w:hanging="354" w:left="2880"/>
       </w:pPr>
       <w:rPr>
         <w:rFonts w:ascii="Symbol" w:hAnsi="Symbol"/>
@@ -6474,10 +6057,11 @@
     <w:lvl w:ilvl="4" w:tplc="3CAC9E80">
       <w:start w:val="1"/>
       <w:numFmt w:val="bullet"/>
+      <w:suff w:val="tab"/>
       <w:lvlText w:val="·"/>
       <w:lvlJc w:val="left"/>
       <w:pPr>
-        <w:ind w:left="3600" w:hanging="354"/>
+        <w:ind w:hanging="354" w:left="3600"/>
       </w:pPr>
       <w:rPr>
         <w:rFonts w:ascii="Symbol" w:hAnsi="Symbol"/>
@@ -6486,10 +6070,11 @@
     <w:lvl w:ilvl="5" w:tplc="069BFCD4">
       <w:start w:val="1"/>
       <w:numFmt w:val="bullet"/>
+      <w:suff w:val="tab"/>
       <w:lvlText w:val="o"/>
       <w:lvlJc w:val="left"/>
       <w:pPr>
-        <w:ind w:left="4320" w:hanging="354"/>
+        <w:ind w:hanging="354" w:left="4320"/>
       </w:pPr>
       <w:rPr>
         <w:rFonts w:ascii="Symbol" w:hAnsi="Symbol"/>
@@ -6498,10 +6083,11 @@
     <w:lvl w:ilvl="6" w:tplc="45139FD2">
       <w:start w:val="1"/>
       <w:numFmt w:val="bullet"/>
+      <w:suff w:val="tab"/>
       <w:lvlText w:val="·"/>
       <w:lvlJc w:val="left"/>
       <w:pPr>
-        <w:ind w:left="5040" w:hanging="354"/>
+        <w:ind w:hanging="354" w:left="5040"/>
       </w:pPr>
       <w:rPr>
         <w:rFonts w:ascii="Symbol" w:hAnsi="Symbol"/>
@@ -6510,10 +6096,11 @@
     <w:lvl w:ilvl="7" w:tplc="0077303B">
       <w:start w:val="1"/>
       <w:numFmt w:val="bullet"/>
+      <w:suff w:val="tab"/>
       <w:lvlText w:val="o"/>
       <w:lvlJc w:val="left"/>
       <w:pPr>
-        <w:ind w:left="5760" w:hanging="354"/>
+        <w:ind w:hanging="354" w:left="5760"/>
       </w:pPr>
       <w:rPr>
         <w:rFonts w:ascii="Symbol" w:hAnsi="Symbol"/>
@@ -6522,30 +6109,31 @@
     <w:lvl w:ilvl="8" w:tplc="67895F21">
       <w:start w:val="1"/>
       <w:numFmt w:val="bullet"/>
+      <w:suff w:val="tab"/>
       <w:lvlText w:val="·"/>
       <w:lvlJc w:val="left"/>
       <w:pPr>
-        <w:ind w:left="6480" w:hanging="354"/>
+        <w:ind w:hanging="354" w:left="6480"/>
       </w:pPr>
       <w:rPr>
         <w:rFonts w:ascii="Symbol" w:hAnsi="Symbol"/>
       </w:rPr>
     </w:lvl>
   </w:abstractNum>
-  <w:abstractNum w:abstractNumId="4" w15:restartNumberingAfterBreak="0">
+  <w:abstractNum w:abstractNumId="4">
     <w:nsid w:val="6AB31713"/>
     <w:multiLevelType w:val="multilevel"/>
-    <w:tmpl w:val="01B6F56E"/>
     <w:lvl w:ilvl="0">
       <w:start w:val="1"/>
       <w:numFmt w:val="bullet"/>
+      <w:suff w:val="tab"/>
       <w:lvlText w:val=""/>
       <w:lvlJc w:val="left"/>
       <w:pPr>
+        <w:ind w:hanging="360" w:left="720"/>
         <w:tabs>
-          <w:tab w:val="num" w:pos="720"/>
+          <w:tab w:val="num" w:pos="720" w:leader="none"/>
         </w:tabs>
-        <w:ind w:left="720" w:hanging="360"/>
       </w:pPr>
       <w:rPr>
         <w:rFonts w:ascii="Symbol" w:hAnsi="Symbol" w:hint="default"/>
@@ -6555,13 +6143,14 @@
     <w:lvl w:ilvl="1">
       <w:start w:val="1"/>
       <w:numFmt w:val="bullet"/>
+      <w:suff w:val="tab"/>
       <w:lvlText w:val="o"/>
       <w:lvlJc w:val="left"/>
       <w:pPr>
+        <w:ind w:hanging="360" w:left="1440"/>
         <w:tabs>
-          <w:tab w:val="num" w:pos="1440"/>
+          <w:tab w:val="num" w:pos="1440" w:leader="none"/>
         </w:tabs>
-        <w:ind w:left="1440" w:hanging="360"/>
       </w:pPr>
       <w:rPr>
         <w:rFonts w:ascii="Courier New" w:hAnsi="Courier New" w:hint="default"/>
@@ -6571,13 +6160,14 @@
     <w:lvl w:ilvl="2">
       <w:start w:val="1"/>
       <w:numFmt w:val="bullet"/>
+      <w:suff w:val="tab"/>
       <w:lvlText w:val=""/>
       <w:lvlJc w:val="left"/>
       <w:pPr>
+        <w:ind w:hanging="360" w:left="2160"/>
         <w:tabs>
-          <w:tab w:val="num" w:pos="2160"/>
+          <w:tab w:val="num" w:pos="2160" w:leader="none"/>
         </w:tabs>
-        <w:ind w:left="2160" w:hanging="360"/>
       </w:pPr>
       <w:rPr>
         <w:rFonts w:ascii="Wingdings" w:hAnsi="Wingdings" w:hint="default"/>
@@ -6587,13 +6177,14 @@
     <w:lvl w:ilvl="3">
       <w:start w:val="1"/>
       <w:numFmt w:val="bullet"/>
+      <w:suff w:val="tab"/>
       <w:lvlText w:val=""/>
       <w:lvlJc w:val="left"/>
       <w:pPr>
+        <w:ind w:hanging="360" w:left="2880"/>
         <w:tabs>
-          <w:tab w:val="num" w:pos="2880"/>
+          <w:tab w:val="num" w:pos="2880" w:leader="none"/>
         </w:tabs>
-        <w:ind w:left="2880" w:hanging="360"/>
       </w:pPr>
       <w:rPr>
         <w:rFonts w:ascii="Wingdings" w:hAnsi="Wingdings" w:hint="default"/>
@@ -6603,13 +6194,14 @@
     <w:lvl w:ilvl="4">
       <w:start w:val="1"/>
       <w:numFmt w:val="bullet"/>
+      <w:suff w:val="tab"/>
       <w:lvlText w:val=""/>
       <w:lvlJc w:val="left"/>
       <w:pPr>
+        <w:ind w:hanging="360" w:left="3600"/>
         <w:tabs>
-          <w:tab w:val="num" w:pos="3600"/>
+          <w:tab w:val="num" w:pos="3600" w:leader="none"/>
         </w:tabs>
-        <w:ind w:left="3600" w:hanging="360"/>
       </w:pPr>
       <w:rPr>
         <w:rFonts w:ascii="Wingdings" w:hAnsi="Wingdings" w:hint="default"/>
@@ -6619,13 +6211,14 @@
     <w:lvl w:ilvl="5">
       <w:start w:val="1"/>
       <w:numFmt w:val="bullet"/>
+      <w:suff w:val="tab"/>
       <w:lvlText w:val=""/>
       <w:lvlJc w:val="left"/>
       <w:pPr>
+        <w:ind w:hanging="360" w:left="4320"/>
         <w:tabs>
-          <w:tab w:val="num" w:pos="4320"/>
+          <w:tab w:val="num" w:pos="4320" w:leader="none"/>
         </w:tabs>
-        <w:ind w:left="4320" w:hanging="360"/>
       </w:pPr>
       <w:rPr>
         <w:rFonts w:ascii="Wingdings" w:hAnsi="Wingdings" w:hint="default"/>
@@ -6635,13 +6228,14 @@
     <w:lvl w:ilvl="6">
       <w:start w:val="1"/>
       <w:numFmt w:val="bullet"/>
+      <w:suff w:val="tab"/>
       <w:lvlText w:val=""/>
       <w:lvlJc w:val="left"/>
       <w:pPr>
+        <w:ind w:hanging="360" w:left="5040"/>
         <w:tabs>
-          <w:tab w:val="num" w:pos="5040"/>
+          <w:tab w:val="num" w:pos="5040" w:leader="none"/>
         </w:tabs>
-        <w:ind w:left="5040" w:hanging="360"/>
       </w:pPr>
       <w:rPr>
         <w:rFonts w:ascii="Wingdings" w:hAnsi="Wingdings" w:hint="default"/>
@@ -6651,13 +6245,14 @@
     <w:lvl w:ilvl="7">
       <w:start w:val="1"/>
       <w:numFmt w:val="bullet"/>
+      <w:suff w:val="tab"/>
       <w:lvlText w:val=""/>
       <w:lvlJc w:val="left"/>
       <w:pPr>
+        <w:ind w:hanging="360" w:left="5760"/>
         <w:tabs>
-          <w:tab w:val="num" w:pos="5760"/>
+          <w:tab w:val="num" w:pos="5760" w:leader="none"/>
         </w:tabs>
-        <w:ind w:left="5760" w:hanging="360"/>
       </w:pPr>
       <w:rPr>
         <w:rFonts w:ascii="Wingdings" w:hAnsi="Wingdings" w:hint="default"/>
@@ -6667,13 +6262,14 @@
     <w:lvl w:ilvl="8">
       <w:start w:val="1"/>
       <w:numFmt w:val="bullet"/>
+      <w:suff w:val="tab"/>
       <w:lvlText w:val=""/>
       <w:lvlJc w:val="left"/>
       <w:pPr>
+        <w:ind w:hanging="360" w:left="6480"/>
         <w:tabs>
-          <w:tab w:val="num" w:pos="6480"/>
+          <w:tab w:val="num" w:pos="6480" w:leader="none"/>
         </w:tabs>
-        <w:ind w:left="6480" w:hanging="360"/>
       </w:pPr>
       <w:rPr>
         <w:rFonts w:ascii="Wingdings" w:hAnsi="Wingdings" w:hint="default"/>
@@ -6681,20 +6277,20 @@
       </w:rPr>
     </w:lvl>
   </w:abstractNum>
-  <w:abstractNum w:abstractNumId="5" w15:restartNumberingAfterBreak="0">
+  <w:abstractNum w:abstractNumId="5">
     <w:nsid w:val="709D1099"/>
     <w:multiLevelType w:val="multilevel"/>
-    <w:tmpl w:val="8B5E237A"/>
     <w:lvl w:ilvl="0">
       <w:start w:val="1"/>
       <w:numFmt w:val="bullet"/>
+      <w:suff w:val="tab"/>
       <w:lvlText w:val=""/>
       <w:lvlJc w:val="left"/>
       <w:pPr>
+        <w:ind w:hanging="360" w:left="720"/>
         <w:tabs>
-          <w:tab w:val="num" w:pos="720"/>
+          <w:tab w:val="num" w:pos="720" w:leader="none"/>
         </w:tabs>
-        <w:ind w:left="720" w:hanging="360"/>
       </w:pPr>
       <w:rPr>
         <w:rFonts w:ascii="Symbol" w:hAnsi="Symbol" w:hint="default"/>
@@ -6704,13 +6300,14 @@
     <w:lvl w:ilvl="1">
       <w:start w:val="1"/>
       <w:numFmt w:val="bullet"/>
+      <w:suff w:val="tab"/>
       <w:lvlText w:val=""/>
       <w:lvlJc w:val="left"/>
       <w:pPr>
+        <w:ind w:hanging="360" w:left="1440"/>
         <w:tabs>
-          <w:tab w:val="num" w:pos="1440"/>
+          <w:tab w:val="num" w:pos="1440" w:leader="none"/>
         </w:tabs>
-        <w:ind w:left="1440" w:hanging="360"/>
       </w:pPr>
       <w:rPr>
         <w:rFonts w:ascii="Symbol" w:hAnsi="Symbol" w:hint="default"/>
@@ -6720,13 +6317,14 @@
     <w:lvl w:ilvl="2">
       <w:start w:val="1"/>
       <w:numFmt w:val="bullet"/>
+      <w:suff w:val="tab"/>
       <w:lvlText w:val=""/>
       <w:lvlJc w:val="left"/>
       <w:pPr>
+        <w:ind w:hanging="360" w:left="2160"/>
         <w:tabs>
-          <w:tab w:val="num" w:pos="2160"/>
+          <w:tab w:val="num" w:pos="2160" w:leader="none"/>
         </w:tabs>
-        <w:ind w:left="2160" w:hanging="360"/>
       </w:pPr>
       <w:rPr>
         <w:rFonts w:ascii="Symbol" w:hAnsi="Symbol" w:hint="default"/>
@@ -6736,13 +6334,14 @@
     <w:lvl w:ilvl="3">
       <w:start w:val="1"/>
       <w:numFmt w:val="bullet"/>
+      <w:suff w:val="tab"/>
       <w:lvlText w:val=""/>
       <w:lvlJc w:val="left"/>
       <w:pPr>
+        <w:ind w:hanging="360" w:left="2880"/>
         <w:tabs>
-          <w:tab w:val="num" w:pos="2880"/>
+          <w:tab w:val="num" w:pos="2880" w:leader="none"/>
         </w:tabs>
-        <w:ind w:left="2880" w:hanging="360"/>
       </w:pPr>
       <w:rPr>
         <w:rFonts w:ascii="Symbol" w:hAnsi="Symbol" w:hint="default"/>
@@ -6752,13 +6351,14 @@
     <w:lvl w:ilvl="4">
       <w:start w:val="1"/>
       <w:numFmt w:val="bullet"/>
+      <w:suff w:val="tab"/>
       <w:lvlText w:val=""/>
       <w:lvlJc w:val="left"/>
       <w:pPr>
+        <w:ind w:hanging="360" w:left="3600"/>
         <w:tabs>
-          <w:tab w:val="num" w:pos="3600"/>
+          <w:tab w:val="num" w:pos="3600" w:leader="none"/>
         </w:tabs>
-        <w:ind w:left="3600" w:hanging="360"/>
       </w:pPr>
       <w:rPr>
         <w:rFonts w:ascii="Symbol" w:hAnsi="Symbol" w:hint="default"/>
@@ -6768,13 +6368,14 @@
     <w:lvl w:ilvl="5">
       <w:start w:val="1"/>
       <w:numFmt w:val="bullet"/>
+      <w:suff w:val="tab"/>
       <w:lvlText w:val=""/>
       <w:lvlJc w:val="left"/>
       <w:pPr>
+        <w:ind w:hanging="360" w:left="4320"/>
         <w:tabs>
-          <w:tab w:val="num" w:pos="4320"/>
+          <w:tab w:val="num" w:pos="4320" w:leader="none"/>
         </w:tabs>
-        <w:ind w:left="4320" w:hanging="360"/>
       </w:pPr>
       <w:rPr>
         <w:rFonts w:ascii="Symbol" w:hAnsi="Symbol" w:hint="default"/>
@@ -6784,13 +6385,14 @@
     <w:lvl w:ilvl="6">
       <w:start w:val="1"/>
       <w:numFmt w:val="bullet"/>
+      <w:suff w:val="tab"/>
       <w:lvlText w:val=""/>
       <w:lvlJc w:val="left"/>
       <w:pPr>
+        <w:ind w:hanging="360" w:left="5040"/>
         <w:tabs>
-          <w:tab w:val="num" w:pos="5040"/>
+          <w:tab w:val="num" w:pos="5040" w:leader="none"/>
         </w:tabs>
-        <w:ind w:left="5040" w:hanging="360"/>
       </w:pPr>
       <w:rPr>
         <w:rFonts w:ascii="Symbol" w:hAnsi="Symbol" w:hint="default"/>
@@ -6800,13 +6402,14 @@
     <w:lvl w:ilvl="7">
       <w:start w:val="1"/>
       <w:numFmt w:val="bullet"/>
+      <w:suff w:val="tab"/>
       <w:lvlText w:val=""/>
       <w:lvlJc w:val="left"/>
       <w:pPr>
+        <w:ind w:hanging="360" w:left="5760"/>
         <w:tabs>
-          <w:tab w:val="num" w:pos="5760"/>
+          <w:tab w:val="num" w:pos="5760" w:leader="none"/>
         </w:tabs>
-        <w:ind w:left="5760" w:hanging="360"/>
       </w:pPr>
       <w:rPr>
         <w:rFonts w:ascii="Symbol" w:hAnsi="Symbol" w:hint="default"/>
@@ -6816,13 +6419,14 @@
     <w:lvl w:ilvl="8">
       <w:start w:val="1"/>
       <w:numFmt w:val="bullet"/>
+      <w:suff w:val="tab"/>
       <w:lvlText w:val=""/>
       <w:lvlJc w:val="left"/>
       <w:pPr>
+        <w:ind w:hanging="360" w:left="6480"/>
         <w:tabs>
-          <w:tab w:val="num" w:pos="6480"/>
+          <w:tab w:val="num" w:pos="6480" w:leader="none"/>
         </w:tabs>
-        <w:ind w:left="6480" w:hanging="360"/>
       </w:pPr>
       <w:rPr>
         <w:rFonts w:ascii="Symbol" w:hAnsi="Symbol" w:hint="default"/>
@@ -6830,20 +6434,20 @@
       </w:rPr>
     </w:lvl>
   </w:abstractNum>
-  <w:abstractNum w:abstractNumId="6" w15:restartNumberingAfterBreak="0">
+  <w:abstractNum w:abstractNumId="6">
     <w:nsid w:val="7320749B"/>
     <w:multiLevelType w:val="multilevel"/>
-    <w:tmpl w:val="195AE0BA"/>
     <w:lvl w:ilvl="0">
       <w:start w:val="1"/>
       <w:numFmt w:val="bullet"/>
+      <w:suff w:val="tab"/>
       <w:lvlText w:val=""/>
       <w:lvlJc w:val="left"/>
       <w:pPr>
+        <w:ind w:hanging="360" w:left="720"/>
         <w:tabs>
-          <w:tab w:val="num" w:pos="720"/>
+          <w:tab w:val="num" w:pos="720" w:leader="none"/>
         </w:tabs>
-        <w:ind w:left="720" w:hanging="360"/>
       </w:pPr>
       <w:rPr>
         <w:rFonts w:ascii="Symbol" w:hAnsi="Symbol" w:hint="default"/>
@@ -6853,13 +6457,14 @@
     <w:lvl w:ilvl="1">
       <w:start w:val="1"/>
       <w:numFmt w:val="bullet"/>
+      <w:suff w:val="tab"/>
       <w:lvlText w:val="o"/>
       <w:lvlJc w:val="left"/>
       <w:pPr>
+        <w:ind w:hanging="360" w:left="1440"/>
         <w:tabs>
-          <w:tab w:val="num" w:pos="1440"/>
+          <w:tab w:val="num" w:pos="1440" w:leader="none"/>
         </w:tabs>
-        <w:ind w:left="1440" w:hanging="360"/>
       </w:pPr>
       <w:rPr>
         <w:rFonts w:ascii="Courier New" w:hAnsi="Courier New" w:hint="default"/>
@@ -6869,13 +6474,14 @@
     <w:lvl w:ilvl="2">
       <w:start w:val="1"/>
       <w:numFmt w:val="bullet"/>
+      <w:suff w:val="tab"/>
       <w:lvlText w:val=""/>
       <w:lvlJc w:val="left"/>
       <w:pPr>
+        <w:ind w:hanging="360" w:left="2160"/>
         <w:tabs>
-          <w:tab w:val="num" w:pos="2160"/>
+          <w:tab w:val="num" w:pos="2160" w:leader="none"/>
         </w:tabs>
-        <w:ind w:left="2160" w:hanging="360"/>
       </w:pPr>
       <w:rPr>
         <w:rFonts w:ascii="Wingdings" w:hAnsi="Wingdings" w:hint="default"/>
@@ -6885,13 +6491,14 @@
     <w:lvl w:ilvl="3">
       <w:start w:val="1"/>
       <w:numFmt w:val="bullet"/>
+      <w:suff w:val="tab"/>
       <w:lvlText w:val=""/>
       <w:lvlJc w:val="left"/>
       <w:pPr>
+        <w:ind w:hanging="360" w:left="2880"/>
         <w:tabs>
-          <w:tab w:val="num" w:pos="2880"/>
+          <w:tab w:val="num" w:pos="2880" w:leader="none"/>
         </w:tabs>
-        <w:ind w:left="2880" w:hanging="360"/>
       </w:pPr>
       <w:rPr>
         <w:rFonts w:ascii="Wingdings" w:hAnsi="Wingdings" w:hint="default"/>
@@ -6901,13 +6508,14 @@
     <w:lvl w:ilvl="4">
       <w:start w:val="1"/>
       <w:numFmt w:val="bullet"/>
+      <w:suff w:val="tab"/>
       <w:lvlText w:val=""/>
       <w:lvlJc w:val="left"/>
       <w:pPr>
+        <w:ind w:hanging="360" w:left="3600"/>
         <w:tabs>
-          <w:tab w:val="num" w:pos="3600"/>
+          <w:tab w:val="num" w:pos="3600" w:leader="none"/>
         </w:tabs>
-        <w:ind w:left="3600" w:hanging="360"/>
       </w:pPr>
       <w:rPr>
         <w:rFonts w:ascii="Wingdings" w:hAnsi="Wingdings" w:hint="default"/>
@@ -6917,13 +6525,14 @@
     <w:lvl w:ilvl="5">
       <w:start w:val="1"/>
       <w:numFmt w:val="bullet"/>
+      <w:suff w:val="tab"/>
       <w:lvlText w:val=""/>
       <w:lvlJc w:val="left"/>
       <w:pPr>
+        <w:ind w:hanging="360" w:left="4320"/>
         <w:tabs>
-          <w:tab w:val="num" w:pos="4320"/>
+          <w:tab w:val="num" w:pos="4320" w:leader="none"/>
         </w:tabs>
-        <w:ind w:left="4320" w:hanging="360"/>
       </w:pPr>
       <w:rPr>
         <w:rFonts w:ascii="Wingdings" w:hAnsi="Wingdings" w:hint="default"/>
@@ -6933,13 +6542,14 @@
     <w:lvl w:ilvl="6">
       <w:start w:val="1"/>
       <w:numFmt w:val="bullet"/>
+      <w:suff w:val="tab"/>
       <w:lvlText w:val=""/>
       <w:lvlJc w:val="left"/>
       <w:pPr>
+        <w:ind w:hanging="360" w:left="5040"/>
         <w:tabs>
-          <w:tab w:val="num" w:pos="5040"/>
+          <w:tab w:val="num" w:pos="5040" w:leader="none"/>
         </w:tabs>
-        <w:ind w:left="5040" w:hanging="360"/>
       </w:pPr>
       <w:rPr>
         <w:rFonts w:ascii="Wingdings" w:hAnsi="Wingdings" w:hint="default"/>
@@ -6949,13 +6559,14 @@
     <w:lvl w:ilvl="7">
       <w:start w:val="1"/>
       <w:numFmt w:val="bullet"/>
+      <w:suff w:val="tab"/>
       <w:lvlText w:val=""/>
       <w:lvlJc w:val="left"/>
       <w:pPr>
+        <w:ind w:hanging="360" w:left="5760"/>
         <w:tabs>
-          <w:tab w:val="num" w:pos="5760"/>
+          <w:tab w:val="num" w:pos="5760" w:leader="none"/>
         </w:tabs>
-        <w:ind w:left="5760" w:hanging="360"/>
       </w:pPr>
       <w:rPr>
         <w:rFonts w:ascii="Wingdings" w:hAnsi="Wingdings" w:hint="default"/>
@@ -6965,13 +6576,14 @@
     <w:lvl w:ilvl="8">
       <w:start w:val="1"/>
       <w:numFmt w:val="bullet"/>
+      <w:suff w:val="tab"/>
       <w:lvlText w:val=""/>
       <w:lvlJc w:val="left"/>
       <w:pPr>
+        <w:ind w:hanging="360" w:left="6480"/>
         <w:tabs>
-          <w:tab w:val="num" w:pos="6480"/>
+          <w:tab w:val="num" w:pos="6480" w:leader="none"/>
         </w:tabs>
-        <w:ind w:left="6480" w:hanging="360"/>
       </w:pPr>
       <w:rPr>
         <w:rFonts w:ascii="Wingdings" w:hAnsi="Wingdings" w:hint="default"/>
@@ -6979,20 +6591,20 @@
       </w:rPr>
     </w:lvl>
   </w:abstractNum>
-  <w:abstractNum w:abstractNumId="7" w15:restartNumberingAfterBreak="0">
+  <w:abstractNum w:abstractNumId="7">
     <w:nsid w:val="7A7A797F"/>
     <w:multiLevelType w:val="multilevel"/>
-    <w:tmpl w:val="03D2D066"/>
     <w:lvl w:ilvl="0">
       <w:start w:val="1"/>
       <w:numFmt w:val="bullet"/>
+      <w:suff w:val="tab"/>
       <w:lvlText w:val=""/>
       <w:lvlJc w:val="left"/>
       <w:pPr>
+        <w:ind w:hanging="360" w:left="720"/>
         <w:tabs>
-          <w:tab w:val="num" w:pos="720"/>
+          <w:tab w:val="num" w:pos="720" w:leader="none"/>
         </w:tabs>
-        <w:ind w:left="720" w:hanging="360"/>
       </w:pPr>
       <w:rPr>
         <w:rFonts w:ascii="Symbol" w:hAnsi="Symbol" w:hint="default"/>
@@ -7002,13 +6614,14 @@
     <w:lvl w:ilvl="1">
       <w:start w:val="1"/>
       <w:numFmt w:val="bullet"/>
+      <w:suff w:val="tab"/>
       <w:lvlText w:val="o"/>
       <w:lvlJc w:val="left"/>
       <w:pPr>
+        <w:ind w:hanging="360" w:left="1440"/>
         <w:tabs>
-          <w:tab w:val="num" w:pos="1440"/>
+          <w:tab w:val="num" w:pos="1440" w:leader="none"/>
         </w:tabs>
-        <w:ind w:left="1440" w:hanging="360"/>
       </w:pPr>
       <w:rPr>
         <w:rFonts w:ascii="Courier New" w:hAnsi="Courier New" w:hint="default"/>
@@ -7018,13 +6631,14 @@
     <w:lvl w:ilvl="2">
       <w:start w:val="1"/>
       <w:numFmt w:val="bullet"/>
+      <w:suff w:val="tab"/>
       <w:lvlText w:val=""/>
       <w:lvlJc w:val="left"/>
       <w:pPr>
+        <w:ind w:hanging="360" w:left="2160"/>
         <w:tabs>
-          <w:tab w:val="num" w:pos="2160"/>
+          <w:tab w:val="num" w:pos="2160" w:leader="none"/>
         </w:tabs>
-        <w:ind w:left="2160" w:hanging="360"/>
       </w:pPr>
       <w:rPr>
         <w:rFonts w:ascii="Wingdings" w:hAnsi="Wingdings" w:hint="default"/>
@@ -7034,13 +6648,14 @@
     <w:lvl w:ilvl="3">
       <w:start w:val="1"/>
       <w:numFmt w:val="bullet"/>
+      <w:suff w:val="tab"/>
       <w:lvlText w:val=""/>
       <w:lvlJc w:val="left"/>
       <w:pPr>
+        <w:ind w:hanging="360" w:left="2880"/>
         <w:tabs>
-          <w:tab w:val="num" w:pos="2880"/>
+          <w:tab w:val="num" w:pos="2880" w:leader="none"/>
         </w:tabs>
-        <w:ind w:left="2880" w:hanging="360"/>
       </w:pPr>
       <w:rPr>
         <w:rFonts w:ascii="Wingdings" w:hAnsi="Wingdings" w:hint="default"/>
@@ -7050,13 +6665,14 @@
     <w:lvl w:ilvl="4">
       <w:start w:val="1"/>
       <w:numFmt w:val="bullet"/>
+      <w:suff w:val="tab"/>
       <w:lvlText w:val=""/>
       <w:lvlJc w:val="left"/>
       <w:pPr>
+        <w:ind w:hanging="360" w:left="3600"/>
         <w:tabs>
-          <w:tab w:val="num" w:pos="3600"/>
+          <w:tab w:val="num" w:pos="3600" w:leader="none"/>
         </w:tabs>
-        <w:ind w:left="3600" w:hanging="360"/>
       </w:pPr>
       <w:rPr>
         <w:rFonts w:ascii="Wingdings" w:hAnsi="Wingdings" w:hint="default"/>
@@ -7066,13 +6682,14 @@
     <w:lvl w:ilvl="5">
       <w:start w:val="1"/>
       <w:numFmt w:val="bullet"/>
+      <w:suff w:val="tab"/>
       <w:lvlText w:val=""/>
       <w:lvlJc w:val="left"/>
       <w:pPr>
+        <w:ind w:hanging="360" w:left="4320"/>
         <w:tabs>
-          <w:tab w:val="num" w:pos="4320"/>
+          <w:tab w:val="num" w:pos="4320" w:leader="none"/>
         </w:tabs>
-        <w:ind w:left="4320" w:hanging="360"/>
       </w:pPr>
       <w:rPr>
         <w:rFonts w:ascii="Wingdings" w:hAnsi="Wingdings" w:hint="default"/>
@@ -7082,13 +6699,14 @@
     <w:lvl w:ilvl="6">
       <w:start w:val="1"/>
       <w:numFmt w:val="bullet"/>
+      <w:suff w:val="tab"/>
       <w:lvlText w:val=""/>
       <w:lvlJc w:val="left"/>
       <w:pPr>
+        <w:ind w:hanging="360" w:left="5040"/>
         <w:tabs>
-          <w:tab w:val="num" w:pos="5040"/>
+          <w:tab w:val="num" w:pos="5040" w:leader="none"/>
         </w:tabs>
-        <w:ind w:left="5040" w:hanging="360"/>
       </w:pPr>
       <w:rPr>
         <w:rFonts w:ascii="Wingdings" w:hAnsi="Wingdings" w:hint="default"/>
@@ -7098,13 +6716,14 @@
     <w:lvl w:ilvl="7">
       <w:start w:val="1"/>
       <w:numFmt w:val="bullet"/>
+      <w:suff w:val="tab"/>
       <w:lvlText w:val=""/>
       <w:lvlJc w:val="left"/>
       <w:pPr>
+        <w:ind w:hanging="360" w:left="5760"/>
         <w:tabs>
-          <w:tab w:val="num" w:pos="5760"/>
+          <w:tab w:val="num" w:pos="5760" w:leader="none"/>
         </w:tabs>
-        <w:ind w:left="5760" w:hanging="360"/>
       </w:pPr>
       <w:rPr>
         <w:rFonts w:ascii="Wingdings" w:hAnsi="Wingdings" w:hint="default"/>
@@ -7114,13 +6733,14 @@
     <w:lvl w:ilvl="8">
       <w:start w:val="1"/>
       <w:numFmt w:val="bullet"/>
+      <w:suff w:val="tab"/>
       <w:lvlText w:val=""/>
       <w:lvlJc w:val="left"/>
       <w:pPr>
+        <w:ind w:hanging="360" w:left="6480"/>
         <w:tabs>
-          <w:tab w:val="num" w:pos="6480"/>
+          <w:tab w:val="num" w:pos="6480" w:leader="none"/>
         </w:tabs>
-        <w:ind w:left="6480" w:hanging="360"/>
       </w:pPr>
       <w:rPr>
         <w:rFonts w:ascii="Wingdings" w:hAnsi="Wingdings" w:hint="default"/>
@@ -7128,467 +6748,101 @@
       </w:rPr>
     </w:lvl>
   </w:abstractNum>
-  <w:num w:numId="1" w16cid:durableId="348069324">
+  <w:num w:numId="1">
     <w:abstractNumId w:val="5"/>
   </w:num>
-  <w:num w:numId="2" w16cid:durableId="46030811">
+  <w:num w:numId="2">
     <w:abstractNumId w:val="1"/>
   </w:num>
-  <w:num w:numId="3" w16cid:durableId="2127455953">
+  <w:num w:numId="3">
     <w:abstractNumId w:val="1"/>
   </w:num>
-  <w:num w:numId="4" w16cid:durableId="1990011785">
+  <w:num w:numId="4">
     <w:abstractNumId w:val="1"/>
   </w:num>
-  <w:num w:numId="5" w16cid:durableId="1208688154">
+  <w:num w:numId="5">
     <w:abstractNumId w:val="4"/>
   </w:num>
-  <w:num w:numId="6" w16cid:durableId="1328705072">
+  <w:num w:numId="6">
     <w:abstractNumId w:val="6"/>
   </w:num>
-  <w:num w:numId="7" w16cid:durableId="2047487117">
+  <w:num w:numId="7">
     <w:abstractNumId w:val="7"/>
   </w:num>
-  <w:num w:numId="8" w16cid:durableId="1976058663">
+  <w:num w:numId="8">
     <w:abstractNumId w:val="1"/>
   </w:num>
-  <w:num w:numId="9" w16cid:durableId="546138610">
+  <w:num w:numId="9">
     <w:abstractNumId w:val="1"/>
   </w:num>
-  <w:num w:numId="10" w16cid:durableId="129983348">
+  <w:num w:numId="10">
     <w:abstractNumId w:val="1"/>
   </w:num>
-  <w:num w:numId="11" w16cid:durableId="1905487061">
+  <w:num w:numId="11">
     <w:abstractNumId w:val="1"/>
   </w:num>
-  <w:num w:numId="12" w16cid:durableId="316571108">
+  <w:num w:numId="12">
     <w:abstractNumId w:val="1"/>
   </w:num>
-  <w:num w:numId="13" w16cid:durableId="584148027">
+  <w:num w:numId="13">
     <w:abstractNumId w:val="1"/>
   </w:num>
-  <w:num w:numId="14" w16cid:durableId="922877974">
+  <w:num w:numId="14">
     <w:abstractNumId w:val="1"/>
   </w:num>
-  <w:num w:numId="15" w16cid:durableId="325788575">
+  <w:num w:numId="15">
     <w:abstractNumId w:val="1"/>
   </w:num>
-  <w:num w:numId="16" w16cid:durableId="472328745">
+  <w:num w:numId="16">
     <w:abstractNumId w:val="1"/>
   </w:num>
-  <w:num w:numId="17" w16cid:durableId="1370374804">
+  <w:num w:numId="17">
     <w:abstractNumId w:val="2"/>
   </w:num>
-  <w:num w:numId="18" w16cid:durableId="1965378894">
+  <w:num w:numId="18">
     <w:abstractNumId w:val="0"/>
   </w:num>
-  <w:num w:numId="19" w16cid:durableId="1488282481">
+  <w:num w:numId="19">
     <w:abstractNumId w:val="3"/>
   </w:num>
 </w:numbering>
 </file>
 
 <file path=word/styles.xml><?xml version="1.0" encoding="utf-8"?>
-<w:styles xmlns:mc="http://schemas.openxmlformats.org/markup-compatibility/2006" xmlns:r="http://schemas.openxmlformats.org/officeDocument/2006/relationships" xmlns:w="http://schemas.openxmlformats.org/wordprocessingml/2006/main" xmlns:w14="http://schemas.microsoft.com/office/word/2010/wordml" xmlns:w15="http://schemas.microsoft.com/office/word/2012/wordml" xmlns:w16cex="http://schemas.microsoft.com/office/word/2018/wordml/cex" xmlns:w16cid="http://schemas.microsoft.com/office/word/2016/wordml/cid" xmlns:w16="http://schemas.microsoft.com/office/word/2018/wordml" xmlns:w16du="http://schemas.microsoft.com/office/word/2023/wordml/word16du" xmlns:w16sdtdh="http://schemas.microsoft.com/office/word/2020/wordml/sdtdatahash" xmlns:w16sdtfl="http://schemas.microsoft.com/office/word/2024/wordml/sdtformatlock" xmlns:w16se="http://schemas.microsoft.com/office/word/2015/wordml/symex" mc:Ignorable="w14 w15 w16se w16cid w16 w16cex w16sdtdh w16sdtfl w16du">
+<w:styles xmlns:w="http://schemas.openxmlformats.org/wordprocessingml/2006/main">
   <w:docDefaults>
     <w:rPrDefault>
       <w:rPr>
-        <w:rFonts w:asciiTheme="minorHAnsi" w:eastAsiaTheme="minorHAnsi" w:hAnsiTheme="minorHAnsi" w:cstheme="minorBidi"/>
-        <w:kern w:val="2"/>
+        <w:rFonts w:asciiTheme="minorHAnsi" w:hAnsiTheme="minorHAnsi" w:cstheme="minorBidi" w:eastAsiaTheme="minorHAnsi"/>
         <w:sz w:val="24"/>
         <w:szCs w:val="24"/>
-        <w:lang w:val="pt-BR" w:eastAsia="en-US" w:bidi="ar-SA"/>
+        <w:kern w:val="2"/>
+        <w:lang w:val="pt-BR" w:bidi="ar-SA" w:eastAsia="en-US"/>
       </w:rPr>
     </w:rPrDefault>
     <w:pPrDefault>
       <w:pPr>
-        <w:spacing w:after="160" w:line="278" w:lineRule="auto"/>
+        <w:keepNext w:val="0"/>
+        <w:keepLines w:val="0"/>
+        <w:pageBreakBefore w:val="0"/>
+        <w:widowControl w:val="1"/>
+        <w:suppressLineNumbers w:val="0"/>
+        <w:shd w:val="clear" w:fill="auto"/>
+        <w:suppressAutoHyphens w:val="0"/>
+        <w:spacing w:lineRule="auto" w:line="278" w:before="0" w:after="160" w:beforeAutospacing="0" w:afterAutospacing="0"/>
+        <w:ind w:firstLine="0" w:left="0" w:right="0"/>
+        <w:contextualSpacing w:val="0"/>
+        <w:bidi w:val="0"/>
+        <w:jc w:val="left"/>
+        <w:outlineLvl w:val="9"/>
       </w:pPr>
     </w:pPrDefault>
   </w:docDefaults>
-  <w:latentStyles w:defLockedState="0" w:defUIPriority="99" w:defSemiHidden="0" w:defUnhideWhenUsed="0" w:defQFormat="0" w:count="376">
-    <w:lsdException w:name="Normal" w:uiPriority="0" w:qFormat="1"/>
-    <w:lsdException w:name="heading 1" w:uiPriority="9" w:qFormat="1"/>
-    <w:lsdException w:name="heading 2" w:semiHidden="1" w:uiPriority="9" w:unhideWhenUsed="1" w:qFormat="1"/>
-    <w:lsdException w:name="heading 3" w:semiHidden="1" w:uiPriority="9" w:unhideWhenUsed="1" w:qFormat="1"/>
-    <w:lsdException w:name="heading 4" w:semiHidden="1" w:uiPriority="9" w:unhideWhenUsed="1" w:qFormat="1"/>
-    <w:lsdException w:name="heading 5" w:semiHidden="1" w:uiPriority="9" w:unhideWhenUsed="1" w:qFormat="1"/>
-    <w:lsdException w:name="heading 6" w:semiHidden="1" w:uiPriority="9" w:unhideWhenUsed="1" w:qFormat="1"/>
-    <w:lsdException w:name="heading 7" w:semiHidden="1" w:uiPriority="9" w:unhideWhenUsed="1" w:qFormat="1"/>
-    <w:lsdException w:name="heading 8" w:semiHidden="1" w:uiPriority="9" w:unhideWhenUsed="1" w:qFormat="1"/>
-    <w:lsdException w:name="heading 9" w:semiHidden="1" w:uiPriority="9" w:unhideWhenUsed="1" w:qFormat="1"/>
-    <w:lsdException w:name="index 1" w:semiHidden="1" w:unhideWhenUsed="1"/>
-    <w:lsdException w:name="index 2" w:semiHidden="1" w:unhideWhenUsed="1"/>
-    <w:lsdException w:name="index 3" w:semiHidden="1" w:unhideWhenUsed="1"/>
-    <w:lsdException w:name="index 4" w:semiHidden="1" w:unhideWhenUsed="1"/>
-    <w:lsdException w:name="index 5" w:semiHidden="1" w:unhideWhenUsed="1"/>
-    <w:lsdException w:name="index 6" w:semiHidden="1" w:unhideWhenUsed="1"/>
-    <w:lsdException w:name="index 7" w:semiHidden="1" w:unhideWhenUsed="1"/>
-    <w:lsdException w:name="index 8" w:semiHidden="1" w:unhideWhenUsed="1"/>
-    <w:lsdException w:name="index 9" w:semiHidden="1" w:unhideWhenUsed="1"/>
-    <w:lsdException w:name="toc 1" w:semiHidden="1" w:uiPriority="39" w:unhideWhenUsed="1"/>
-    <w:lsdException w:name="toc 2" w:semiHidden="1" w:uiPriority="39" w:unhideWhenUsed="1"/>
-    <w:lsdException w:name="toc 3" w:semiHidden="1" w:uiPriority="39" w:unhideWhenUsed="1"/>
-    <w:lsdException w:name="toc 4" w:semiHidden="1" w:uiPriority="39" w:unhideWhenUsed="1"/>
-    <w:lsdException w:name="toc 5" w:semiHidden="1" w:uiPriority="39" w:unhideWhenUsed="1"/>
-    <w:lsdException w:name="toc 6" w:semiHidden="1" w:uiPriority="39" w:unhideWhenUsed="1"/>
-    <w:lsdException w:name="toc 7" w:semiHidden="1" w:uiPriority="39" w:unhideWhenUsed="1"/>
-    <w:lsdException w:name="toc 8" w:semiHidden="1" w:uiPriority="39" w:unhideWhenUsed="1"/>
-    <w:lsdException w:name="toc 9" w:semiHidden="1" w:uiPriority="39" w:unhideWhenUsed="1"/>
-    <w:lsdException w:name="Normal Indent" w:semiHidden="1" w:unhideWhenUsed="1"/>
-    <w:lsdException w:name="footnote text" w:semiHidden="1" w:unhideWhenUsed="1"/>
-    <w:lsdException w:name="annotation text" w:semiHidden="1" w:unhideWhenUsed="1"/>
-    <w:lsdException w:name="header" w:semiHidden="1" w:unhideWhenUsed="1"/>
-    <w:lsdException w:name="footer" w:semiHidden="1" w:unhideWhenUsed="1"/>
-    <w:lsdException w:name="index heading" w:semiHidden="1" w:unhideWhenUsed="1"/>
-    <w:lsdException w:name="caption" w:semiHidden="1" w:uiPriority="35" w:unhideWhenUsed="1" w:qFormat="1"/>
-    <w:lsdException w:name="table of figures" w:semiHidden="1" w:unhideWhenUsed="1"/>
-    <w:lsdException w:name="envelope address" w:semiHidden="1" w:unhideWhenUsed="1"/>
-    <w:lsdException w:name="envelope return" w:semiHidden="1" w:unhideWhenUsed="1"/>
-    <w:lsdException w:name="footnote reference" w:semiHidden="1" w:unhideWhenUsed="1"/>
-    <w:lsdException w:name="annotation reference" w:semiHidden="1" w:unhideWhenUsed="1"/>
-    <w:lsdException w:name="line number" w:semiHidden="1" w:unhideWhenUsed="1"/>
-    <w:lsdException w:name="page number" w:semiHidden="1" w:unhideWhenUsed="1"/>
-    <w:lsdException w:name="endnote reference" w:semiHidden="1" w:unhideWhenUsed="1"/>
-    <w:lsdException w:name="endnote text" w:semiHidden="1" w:unhideWhenUsed="1"/>
-    <w:lsdException w:name="table of authorities" w:semiHidden="1" w:unhideWhenUsed="1"/>
-    <w:lsdException w:name="macro" w:semiHidden="1" w:unhideWhenUsed="1"/>
-    <w:lsdException w:name="toa heading" w:semiHidden="1" w:unhideWhenUsed="1"/>
-    <w:lsdException w:name="List" w:semiHidden="1" w:unhideWhenUsed="1"/>
-    <w:lsdException w:name="List Bullet" w:semiHidden="1" w:unhideWhenUsed="1"/>
-    <w:lsdException w:name="List Number" w:semiHidden="1" w:unhideWhenUsed="1"/>
-    <w:lsdException w:name="List 2" w:semiHidden="1" w:unhideWhenUsed="1"/>
-    <w:lsdException w:name="List 3" w:semiHidden="1" w:unhideWhenUsed="1"/>
-    <w:lsdException w:name="List 4" w:semiHidden="1" w:unhideWhenUsed="1"/>
-    <w:lsdException w:name="List 5" w:semiHidden="1" w:unhideWhenUsed="1"/>
-    <w:lsdException w:name="List Bullet 2" w:semiHidden="1" w:unhideWhenUsed="1"/>
-    <w:lsdException w:name="List Bullet 3" w:semiHidden="1" w:unhideWhenUsed="1"/>
-    <w:lsdException w:name="List Bullet 4" w:semiHidden="1" w:unhideWhenUsed="1"/>
-    <w:lsdException w:name="List Bullet 5" w:semiHidden="1" w:unhideWhenUsed="1"/>
-    <w:lsdException w:name="List Number 2" w:semiHidden="1" w:unhideWhenUsed="1"/>
-    <w:lsdException w:name="List Number 3" w:semiHidden="1" w:unhideWhenUsed="1"/>
-    <w:lsdException w:name="List Number 4" w:semiHidden="1" w:unhideWhenUsed="1"/>
-    <w:lsdException w:name="List Number 5" w:semiHidden="1" w:unhideWhenUsed="1"/>
-    <w:lsdException w:name="Title" w:uiPriority="10" w:qFormat="1"/>
-    <w:lsdException w:name="Closing" w:semiHidden="1" w:unhideWhenUsed="1"/>
-    <w:lsdException w:name="Signature" w:semiHidden="1" w:unhideWhenUsed="1"/>
-    <w:lsdException w:name="Default Paragraph Font" w:semiHidden="1" w:uiPriority="1" w:unhideWhenUsed="1"/>
-    <w:lsdException w:name="Body Text" w:semiHidden="1" w:unhideWhenUsed="1"/>
-    <w:lsdException w:name="Body Text Indent" w:semiHidden="1" w:unhideWhenUsed="1"/>
-    <w:lsdException w:name="List Continue" w:semiHidden="1" w:unhideWhenUsed="1"/>
-    <w:lsdException w:name="List Continue 2" w:semiHidden="1" w:unhideWhenUsed="1"/>
-    <w:lsdException w:name="List Continue 3" w:semiHidden="1" w:unhideWhenUsed="1"/>
-    <w:lsdException w:name="List Continue 4" w:semiHidden="1" w:unhideWhenUsed="1"/>
-    <w:lsdException w:name="List Continue 5" w:semiHidden="1" w:unhideWhenUsed="1"/>
-    <w:lsdException w:name="Message Header" w:semiHidden="1" w:unhideWhenUsed="1"/>
-    <w:lsdException w:name="Subtitle" w:uiPriority="11" w:qFormat="1"/>
-    <w:lsdException w:name="Salutation" w:semiHidden="1" w:unhideWhenUsed="1"/>
-    <w:lsdException w:name="Date" w:semiHidden="1" w:unhideWhenUsed="1"/>
-    <w:lsdException w:name="Body Text First Indent" w:semiHidden="1" w:unhideWhenUsed="1"/>
-    <w:lsdException w:name="Body Text First Indent 2" w:semiHidden="1" w:unhideWhenUsed="1"/>
-    <w:lsdException w:name="Note Heading" w:semiHidden="1" w:unhideWhenUsed="1"/>
-    <w:lsdException w:name="Body Text 2" w:semiHidden="1" w:unhideWhenUsed="1"/>
-    <w:lsdException w:name="Body Text 3" w:semiHidden="1" w:unhideWhenUsed="1"/>
-    <w:lsdException w:name="Body Text Indent 2" w:semiHidden="1" w:unhideWhenUsed="1"/>
-    <w:lsdException w:name="Body Text Indent 3" w:semiHidden="1" w:unhideWhenUsed="1"/>
-    <w:lsdException w:name="Block Text" w:semiHidden="1" w:unhideWhenUsed="1"/>
-    <w:lsdException w:name="Hyperlink" w:semiHidden="1" w:unhideWhenUsed="1"/>
-    <w:lsdException w:name="FollowedHyperlink" w:semiHidden="1" w:unhideWhenUsed="1"/>
-    <w:lsdException w:name="Strong" w:uiPriority="22" w:qFormat="1"/>
-    <w:lsdException w:name="Emphasis" w:uiPriority="20" w:qFormat="1"/>
-    <w:lsdException w:name="Document Map" w:semiHidden="1" w:unhideWhenUsed="1"/>
-    <w:lsdException w:name="Plain Text" w:semiHidden="1" w:unhideWhenUsed="1"/>
-    <w:lsdException w:name="E-mail Signature" w:semiHidden="1" w:unhideWhenUsed="1"/>
-    <w:lsdException w:name="HTML Top of Form" w:semiHidden="1" w:unhideWhenUsed="1"/>
-    <w:lsdException w:name="HTML Bottom of Form" w:semiHidden="1" w:unhideWhenUsed="1"/>
-    <w:lsdException w:name="Normal (Web)" w:semiHidden="1" w:unhideWhenUsed="1"/>
-    <w:lsdException w:name="HTML Acronym" w:semiHidden="1" w:unhideWhenUsed="1"/>
-    <w:lsdException w:name="HTML Address" w:semiHidden="1" w:unhideWhenUsed="1"/>
-    <w:lsdException w:name="HTML Cite" w:semiHidden="1" w:unhideWhenUsed="1"/>
-    <w:lsdException w:name="HTML Code" w:semiHidden="1" w:unhideWhenUsed="1"/>
-    <w:lsdException w:name="HTML Definition" w:semiHidden="1" w:unhideWhenUsed="1"/>
-    <w:lsdException w:name="HTML Keyboard" w:semiHidden="1" w:unhideWhenUsed="1"/>
-    <w:lsdException w:name="HTML Preformatted" w:semiHidden="1" w:unhideWhenUsed="1"/>
-    <w:lsdException w:name="HTML Sample" w:semiHidden="1" w:unhideWhenUsed="1"/>
-    <w:lsdException w:name="HTML Typewriter" w:semiHidden="1" w:unhideWhenUsed="1"/>
-    <w:lsdException w:name="HTML Variable" w:semiHidden="1" w:unhideWhenUsed="1"/>
-    <w:lsdException w:name="Normal Table" w:semiHidden="1" w:unhideWhenUsed="1"/>
-    <w:lsdException w:name="annotation subject" w:semiHidden="1" w:unhideWhenUsed="1"/>
-    <w:lsdException w:name="No List" w:semiHidden="1" w:unhideWhenUsed="1"/>
-    <w:lsdException w:name="Outline List 1" w:semiHidden="1" w:unhideWhenUsed="1"/>
-    <w:lsdException w:name="Outline List 2" w:semiHidden="1" w:unhideWhenUsed="1"/>
-    <w:lsdException w:name="Outline List 3" w:semiHidden="1" w:unhideWhenUsed="1"/>
-    <w:lsdException w:name="Table Simple 1" w:semiHidden="1" w:unhideWhenUsed="1"/>
-    <w:lsdException w:name="Table Simple 2" w:semiHidden="1" w:unhideWhenUsed="1"/>
-    <w:lsdException w:name="Table Simple 3" w:semiHidden="1" w:unhideWhenUsed="1"/>
-    <w:lsdException w:name="Table Classic 1" w:semiHidden="1" w:unhideWhenUsed="1"/>
-    <w:lsdException w:name="Table Classic 2" w:semiHidden="1" w:unhideWhenUsed="1"/>
-    <w:lsdException w:name="Table Classic 3" w:semiHidden="1" w:unhideWhenUsed="1"/>
-    <w:lsdException w:name="Table Classic 4" w:semiHidden="1" w:unhideWhenUsed="1"/>
-    <w:lsdException w:name="Table Colorful 1" w:semiHidden="1" w:unhideWhenUsed="1"/>
-    <w:lsdException w:name="Table Colorful 2" w:semiHidden="1" w:unhideWhenUsed="1"/>
-    <w:lsdException w:name="Table Colorful 3" w:semiHidden="1" w:unhideWhenUsed="1"/>
-    <w:lsdException w:name="Table Columns 1" w:semiHidden="1" w:unhideWhenUsed="1"/>
-    <w:lsdException w:name="Table Columns 2" w:semiHidden="1" w:unhideWhenUsed="1"/>
-    <w:lsdException w:name="Table Columns 3" w:semiHidden="1" w:unhideWhenUsed="1"/>
-    <w:lsdException w:name="Table Columns 4" w:semiHidden="1" w:unhideWhenUsed="1"/>
-    <w:lsdException w:name="Table Columns 5" w:semiHidden="1" w:unhideWhenUsed="1"/>
-    <w:lsdException w:name="Table Grid 1" w:semiHidden="1" w:unhideWhenUsed="1"/>
-    <w:lsdException w:name="Table Grid 2" w:semiHidden="1" w:unhideWhenUsed="1"/>
-    <w:lsdException w:name="Table Grid 3" w:semiHidden="1" w:unhideWhenUsed="1"/>
-    <w:lsdException w:name="Table Grid 4" w:semiHidden="1" w:unhideWhenUsed="1"/>
-    <w:lsdException w:name="Table Grid 5" w:semiHidden="1" w:unhideWhenUsed="1"/>
-    <w:lsdException w:name="Table Grid 6" w:semiHidden="1" w:unhideWhenUsed="1"/>
-    <w:lsdException w:name="Table Grid 7" w:semiHidden="1" w:unhideWhenUsed="1"/>
-    <w:lsdException w:name="Table Grid 8" w:semiHidden="1" w:unhideWhenUsed="1"/>
-    <w:lsdException w:name="Table List 1" w:semiHidden="1" w:unhideWhenUsed="1"/>
-    <w:lsdException w:name="Table List 2" w:semiHidden="1" w:unhideWhenUsed="1"/>
-    <w:lsdException w:name="Table List 3" w:semiHidden="1" w:unhideWhenUsed="1"/>
-    <w:lsdException w:name="Table List 4" w:semiHidden="1" w:unhideWhenUsed="1"/>
-    <w:lsdException w:name="Table List 5" w:semiHidden="1" w:unhideWhenUsed="1"/>
-    <w:lsdException w:name="Table List 6" w:semiHidden="1" w:unhideWhenUsed="1"/>
-    <w:lsdException w:name="Table List 7" w:semiHidden="1" w:unhideWhenUsed="1"/>
-    <w:lsdException w:name="Table List 8" w:semiHidden="1" w:unhideWhenUsed="1"/>
-    <w:lsdException w:name="Table 3D effects 1" w:semiHidden="1" w:unhideWhenUsed="1"/>
-    <w:lsdException w:name="Table 3D effects 2" w:semiHidden="1" w:unhideWhenUsed="1"/>
-    <w:lsdException w:name="Table 3D effects 3" w:semiHidden="1" w:unhideWhenUsed="1"/>
-    <w:lsdException w:name="Table Contemporary" w:semiHidden="1" w:unhideWhenUsed="1"/>
-    <w:lsdException w:name="Table Elegant" w:semiHidden="1" w:unhideWhenUsed="1"/>
-    <w:lsdException w:name="Table Professional" w:semiHidden="1" w:unhideWhenUsed="1"/>
-    <w:lsdException w:name="Table Subtle 1" w:semiHidden="1" w:unhideWhenUsed="1"/>
-    <w:lsdException w:name="Table Subtle 2" w:semiHidden="1" w:unhideWhenUsed="1"/>
-    <w:lsdException w:name="Table Web 1" w:semiHidden="1" w:unhideWhenUsed="1"/>
-    <w:lsdException w:name="Table Web 2" w:semiHidden="1" w:unhideWhenUsed="1"/>
-    <w:lsdException w:name="Table Web 3" w:semiHidden="1" w:unhideWhenUsed="1"/>
-    <w:lsdException w:name="Balloon Text" w:semiHidden="1" w:unhideWhenUsed="1"/>
-    <w:lsdException w:name="Table Grid" w:uiPriority="39"/>
-    <w:lsdException w:name="Table Theme" w:semiHidden="1" w:unhideWhenUsed="1"/>
-    <w:lsdException w:name="Placeholder Text" w:semiHidden="1"/>
-    <w:lsdException w:name="No Spacing" w:uiPriority="1" w:qFormat="1"/>
-    <w:lsdException w:name="Light Shading" w:uiPriority="60"/>
-    <w:lsdException w:name="Light List" w:uiPriority="61"/>
-    <w:lsdException w:name="Light Grid" w:uiPriority="62"/>
-    <w:lsdException w:name="Medium Shading 1" w:uiPriority="63"/>
-    <w:lsdException w:name="Medium Shading 2" w:uiPriority="64"/>
-    <w:lsdException w:name="Medium List 1" w:uiPriority="65"/>
-    <w:lsdException w:name="Medium List 2" w:uiPriority="66"/>
-    <w:lsdException w:name="Medium Grid 1" w:uiPriority="67"/>
-    <w:lsdException w:name="Medium Grid 2" w:uiPriority="68"/>
-    <w:lsdException w:name="Medium Grid 3" w:uiPriority="69"/>
-    <w:lsdException w:name="Dark List" w:uiPriority="70"/>
-    <w:lsdException w:name="Colorful Shading" w:uiPriority="71"/>
-    <w:lsdException w:name="Colorful List" w:uiPriority="72"/>
-    <w:lsdException w:name="Colorful Grid" w:uiPriority="73"/>
-    <w:lsdException w:name="Light Shading Accent 1" w:uiPriority="60"/>
-    <w:lsdException w:name="Light List Accent 1" w:uiPriority="61"/>
-    <w:lsdException w:name="Light Grid Accent 1" w:uiPriority="62"/>
-    <w:lsdException w:name="Medium Shading 1 Accent 1" w:uiPriority="63"/>
-    <w:lsdException w:name="Medium Shading 2 Accent 1" w:uiPriority="64"/>
-    <w:lsdException w:name="Medium List 1 Accent 1" w:uiPriority="65"/>
-    <w:lsdException w:name="Revision" w:semiHidden="1"/>
-    <w:lsdException w:name="List Paragraph" w:uiPriority="34" w:qFormat="1"/>
-    <w:lsdException w:name="Quote" w:uiPriority="29" w:qFormat="1"/>
-    <w:lsdException w:name="Intense Quote" w:uiPriority="30" w:qFormat="1"/>
-    <w:lsdException w:name="Medium List 2 Accent 1" w:uiPriority="66"/>
-    <w:lsdException w:name="Medium Grid 1 Accent 1" w:uiPriority="67"/>
-    <w:lsdException w:name="Medium Grid 2 Accent 1" w:uiPriority="68"/>
-    <w:lsdException w:name="Medium Grid 3 Accent 1" w:uiPriority="69"/>
-    <w:lsdException w:name="Dark List Accent 1" w:uiPriority="70"/>
-    <w:lsdException w:name="Colorful Shading Accent 1" w:uiPriority="71"/>
-    <w:lsdException w:name="Colorful List Accent 1" w:uiPriority="72"/>
-    <w:lsdException w:name="Colorful Grid Accent 1" w:uiPriority="73"/>
-    <w:lsdException w:name="Light Shading Accent 2" w:uiPriority="60"/>
-    <w:lsdException w:name="Light List Accent 2" w:uiPriority="61"/>
-    <w:lsdException w:name="Light Grid Accent 2" w:uiPriority="62"/>
-    <w:lsdException w:name="Medium Shading 1 Accent 2" w:uiPriority="63"/>
-    <w:lsdException w:name="Medium Shading 2 Accent 2" w:uiPriority="64"/>
-    <w:lsdException w:name="Medium List 1 Accent 2" w:uiPriority="65"/>
-    <w:lsdException w:name="Medium List 2 Accent 2" w:uiPriority="66"/>
-    <w:lsdException w:name="Medium Grid 1 Accent 2" w:uiPriority="67"/>
-    <w:lsdException w:name="Medium Grid 2 Accent 2" w:uiPriority="68"/>
-    <w:lsdException w:name="Medium Grid 3 Accent 2" w:uiPriority="69"/>
-    <w:lsdException w:name="Dark List Accent 2" w:uiPriority="70"/>
-    <w:lsdException w:name="Colorful Shading Accent 2" w:uiPriority="71"/>
-    <w:lsdException w:name="Colorful List Accent 2" w:uiPriority="72"/>
-    <w:lsdException w:name="Colorful Grid Accent 2" w:uiPriority="73"/>
-    <w:lsdException w:name="Light Shading Accent 3" w:uiPriority="60"/>
-    <w:lsdException w:name="Light List Accent 3" w:uiPriority="61"/>
-    <w:lsdException w:name="Light Grid Accent 3" w:uiPriority="62"/>
-    <w:lsdException w:name="Medium Shading 1 Accent 3" w:uiPriority="63"/>
-    <w:lsdException w:name="Medium Shading 2 Accent 3" w:uiPriority="64"/>
-    <w:lsdException w:name="Medium List 1 Accent 3" w:uiPriority="65"/>
-    <w:lsdException w:name="Medium List 2 Accent 3" w:uiPriority="66"/>
-    <w:lsdException w:name="Medium Grid 1 Accent 3" w:uiPriority="67"/>
-    <w:lsdException w:name="Medium Grid 2 Accent 3" w:uiPriority="68"/>
-    <w:lsdException w:name="Medium Grid 3 Accent 3" w:uiPriority="69"/>
-    <w:lsdException w:name="Dark List Accent 3" w:uiPriority="70"/>
-    <w:lsdException w:name="Colorful Shading Accent 3" w:uiPriority="71"/>
-    <w:lsdException w:name="Colorful List Accent 3" w:uiPriority="72"/>
-    <w:lsdException w:name="Colorful Grid Accent 3" w:uiPriority="73"/>
-    <w:lsdException w:name="Light Shading Accent 4" w:uiPriority="60"/>
-    <w:lsdException w:name="Light List Accent 4" w:uiPriority="61"/>
-    <w:lsdException w:name="Light Grid Accent 4" w:uiPriority="62"/>
-    <w:lsdException w:name="Medium Shading 1 Accent 4" w:uiPriority="63"/>
-    <w:lsdException w:name="Medium Shading 2 Accent 4" w:uiPriority="64"/>
-    <w:lsdException w:name="Medium List 1 Accent 4" w:uiPriority="65"/>
-    <w:lsdException w:name="Medium List 2 Accent 4" w:uiPriority="66"/>
-    <w:lsdException w:name="Medium Grid 1 Accent 4" w:uiPriority="67"/>
-    <w:lsdException w:name="Medium Grid 2 Accent 4" w:uiPriority="68"/>
-    <w:lsdException w:name="Medium Grid 3 Accent 4" w:uiPriority="69"/>
-    <w:lsdException w:name="Dark List Accent 4" w:uiPriority="70"/>
-    <w:lsdException w:name="Colorful Shading Accent 4" w:uiPriority="71"/>
-    <w:lsdException w:name="Colorful List Accent 4" w:uiPriority="72"/>
-    <w:lsdException w:name="Colorful Grid Accent 4" w:uiPriority="73"/>
-    <w:lsdException w:name="Light Shading Accent 5" w:uiPriority="60"/>
-    <w:lsdException w:name="Light List Accent 5" w:uiPriority="61"/>
-    <w:lsdException w:name="Light Grid Accent 5" w:uiPriority="62"/>
-    <w:lsdException w:name="Medium Shading 1 Accent 5" w:uiPriority="63"/>
-    <w:lsdException w:name="Medium Shading 2 Accent 5" w:uiPriority="64"/>
-    <w:lsdException w:name="Medium List 1 Accent 5" w:uiPriority="65"/>
-    <w:lsdException w:name="Medium List 2 Accent 5" w:uiPriority="66"/>
-    <w:lsdException w:name="Medium Grid 1 Accent 5" w:uiPriority="67"/>
-    <w:lsdException w:name="Medium Grid 2 Accent 5" w:uiPriority="68"/>
-    <w:lsdException w:name="Medium Grid 3 Accent 5" w:uiPriority="69"/>
-    <w:lsdException w:name="Dark List Accent 5" w:uiPriority="70"/>
-    <w:lsdException w:name="Colorful Shading Accent 5" w:uiPriority="71"/>
-    <w:lsdException w:name="Colorful List Accent 5" w:uiPriority="72"/>
-    <w:lsdException w:name="Colorful Grid Accent 5" w:uiPriority="73"/>
-    <w:lsdException w:name="Light Shading Accent 6" w:uiPriority="60"/>
-    <w:lsdException w:name="Light List Accent 6" w:uiPriority="61"/>
-    <w:lsdException w:name="Light Grid Accent 6" w:uiPriority="62"/>
-    <w:lsdException w:name="Medium Shading 1 Accent 6" w:uiPriority="63"/>
-    <w:lsdException w:name="Medium Shading 2 Accent 6" w:uiPriority="64"/>
-    <w:lsdException w:name="Medium List 1 Accent 6" w:uiPriority="65"/>
-    <w:lsdException w:name="Medium List 2 Accent 6" w:uiPriority="66"/>
-    <w:lsdException w:name="Medium Grid 1 Accent 6" w:uiPriority="67"/>
-    <w:lsdException w:name="Medium Grid 2 Accent 6" w:uiPriority="68"/>
-    <w:lsdException w:name="Medium Grid 3 Accent 6" w:uiPriority="69"/>
-    <w:lsdException w:name="Dark List Accent 6" w:uiPriority="70"/>
-    <w:lsdException w:name="Colorful Shading Accent 6" w:uiPriority="71"/>
-    <w:lsdException w:name="Colorful List Accent 6" w:uiPriority="72"/>
-    <w:lsdException w:name="Colorful Grid Accent 6" w:uiPriority="73"/>
-    <w:lsdException w:name="Subtle Emphasis" w:uiPriority="19" w:qFormat="1"/>
-    <w:lsdException w:name="Intense Emphasis" w:uiPriority="21" w:qFormat="1"/>
-    <w:lsdException w:name="Subtle Reference" w:uiPriority="31" w:qFormat="1"/>
-    <w:lsdException w:name="Intense Reference" w:uiPriority="32" w:qFormat="1"/>
-    <w:lsdException w:name="Book Title" w:uiPriority="33" w:qFormat="1"/>
-    <w:lsdException w:name="Bibliography" w:semiHidden="1" w:uiPriority="37" w:unhideWhenUsed="1"/>
-    <w:lsdException w:name="TOC Heading" w:semiHidden="1" w:uiPriority="39" w:unhideWhenUsed="1" w:qFormat="1"/>
-    <w:lsdException w:name="Plain Table 1" w:uiPriority="41"/>
-    <w:lsdException w:name="Plain Table 2" w:uiPriority="42"/>
-    <w:lsdException w:name="Plain Table 3" w:uiPriority="43"/>
-    <w:lsdException w:name="Plain Table 4" w:uiPriority="44"/>
-    <w:lsdException w:name="Plain Table 5" w:uiPriority="45"/>
-    <w:lsdException w:name="Grid Table Light" w:uiPriority="40"/>
-    <w:lsdException w:name="Grid Table 1 Light" w:uiPriority="46"/>
-    <w:lsdException w:name="Grid Table 2" w:uiPriority="47"/>
-    <w:lsdException w:name="Grid Table 3" w:uiPriority="48"/>
-    <w:lsdException w:name="Grid Table 4" w:uiPriority="49"/>
-    <w:lsdException w:name="Grid Table 5 Dark" w:uiPriority="50"/>
-    <w:lsdException w:name="Grid Table 6 Colorful" w:uiPriority="51"/>
-    <w:lsdException w:name="Grid Table 7 Colorful" w:uiPriority="52"/>
-    <w:lsdException w:name="Grid Table 1 Light Accent 1" w:uiPriority="46"/>
-    <w:lsdException w:name="Grid Table 2 Accent 1" w:uiPriority="47"/>
-    <w:lsdException w:name="Grid Table 3 Accent 1" w:uiPriority="48"/>
-    <w:lsdException w:name="Grid Table 4 Accent 1" w:uiPriority="49"/>
-    <w:lsdException w:name="Grid Table 5 Dark Accent 1" w:uiPriority="50"/>
-    <w:lsdException w:name="Grid Table 6 Colorful Accent 1" w:uiPriority="51"/>
-    <w:lsdException w:name="Grid Table 7 Colorful Accent 1" w:uiPriority="52"/>
-    <w:lsdException w:name="Grid Table 1 Light Accent 2" w:uiPriority="46"/>
-    <w:lsdException w:name="Grid Table 2 Accent 2" w:uiPriority="47"/>
-    <w:lsdException w:name="Grid Table 3 Accent 2" w:uiPriority="48"/>
-    <w:lsdException w:name="Grid Table 4 Accent 2" w:uiPriority="49"/>
-    <w:lsdException w:name="Grid Table 5 Dark Accent 2" w:uiPriority="50"/>
-    <w:lsdException w:name="Grid Table 6 Colorful Accent 2" w:uiPriority="51"/>
-    <w:lsdException w:name="Grid Table 7 Colorful Accent 2" w:uiPriority="52"/>
-    <w:lsdException w:name="Grid Table 1 Light Accent 3" w:uiPriority="46"/>
-    <w:lsdException w:name="Grid Table 2 Accent 3" w:uiPriority="47"/>
-    <w:lsdException w:name="Grid Table 3 Accent 3" w:uiPriority="48"/>
-    <w:lsdException w:name="Grid Table 4 Accent 3" w:uiPriority="49"/>
-    <w:lsdException w:name="Grid Table 5 Dark Accent 3" w:uiPriority="50"/>
-    <w:lsdException w:name="Grid Table 6 Colorful Accent 3" w:uiPriority="51"/>
-    <w:lsdException w:name="Grid Table 7 Colorful Accent 3" w:uiPriority="52"/>
-    <w:lsdException w:name="Grid Table 1 Light Accent 4" w:uiPriority="46"/>
-    <w:lsdException w:name="Grid Table 2 Accent 4" w:uiPriority="47"/>
-    <w:lsdException w:name="Grid Table 3 Accent 4" w:uiPriority="48"/>
-    <w:lsdException w:name="Grid Table 4 Accent 4" w:uiPriority="49"/>
-    <w:lsdException w:name="Grid Table 5 Dark Accent 4" w:uiPriority="50"/>
-    <w:lsdException w:name="Grid Table 6 Colorful Accent 4" w:uiPriority="51"/>
-    <w:lsdException w:name="Grid Table 7 Colorful Accent 4" w:uiPriority="52"/>
-    <w:lsdException w:name="Grid Table 1 Light Accent 5" w:uiPriority="46"/>
-    <w:lsdException w:name="Grid Table 2 Accent 5" w:uiPriority="47"/>
-    <w:lsdException w:name="Grid Table 3 Accent 5" w:uiPriority="48"/>
-    <w:lsdException w:name="Grid Table 4 Accent 5" w:uiPriority="49"/>
-    <w:lsdException w:name="Grid Table 5 Dark Accent 5" w:uiPriority="50"/>
-    <w:lsdException w:name="Grid Table 6 Colorful Accent 5" w:uiPriority="51"/>
-    <w:lsdException w:name="Grid Table 7 Colorful Accent 5" w:uiPriority="52"/>
-    <w:lsdException w:name="Grid Table 1 Light Accent 6" w:uiPriority="46"/>
-    <w:lsdException w:name="Grid Table 2 Accent 6" w:uiPriority="47"/>
-    <w:lsdException w:name="Grid Table 3 Accent 6" w:uiPriority="48"/>
-    <w:lsdException w:name="Grid Table 4 Accent 6" w:uiPriority="49"/>
-    <w:lsdException w:name="Grid Table 5 Dark Accent 6" w:uiPriority="50"/>
-    <w:lsdException w:name="Grid Table 6 Colorful Accent 6" w:uiPriority="51"/>
-    <w:lsdException w:name="Grid Table 7 Colorful Accent 6" w:uiPriority="52"/>
-    <w:lsdException w:name="List Table 1 Light" w:uiPriority="46"/>
-    <w:lsdException w:name="List Table 2" w:uiPriority="47"/>
-    <w:lsdException w:name="List Table 3" w:uiPriority="48"/>
-    <w:lsdException w:name="List Table 4" w:uiPriority="49"/>
-    <w:lsdException w:name="List Table 5 Dark" w:uiPriority="50"/>
-    <w:lsdException w:name="List Table 6 Colorful" w:uiPriority="51"/>
-    <w:lsdException w:name="List Table 7 Colorful" w:uiPriority="52"/>
-    <w:lsdException w:name="List Table 1 Light Accent 1" w:uiPriority="46"/>
-    <w:lsdException w:name="List Table 2 Accent 1" w:uiPriority="47"/>
-    <w:lsdException w:name="List Table 3 Accent 1" w:uiPriority="48"/>
-    <w:lsdException w:name="List Table 4 Accent 1" w:uiPriority="49"/>
-    <w:lsdException w:name="List Table 5 Dark Accent 1" w:uiPriority="50"/>
-    <w:lsdException w:name="List Table 6 Colorful Accent 1" w:uiPriority="51"/>
-    <w:lsdException w:name="List Table 7 Colorful Accent 1" w:uiPriority="52"/>
-    <w:lsdException w:name="List Table 1 Light Accent 2" w:uiPriority="46"/>
-    <w:lsdException w:name="List Table 2 Accent 2" w:uiPriority="47"/>
-    <w:lsdException w:name="List Table 3 Accent 2" w:uiPriority="48"/>
-    <w:lsdException w:name="List Table 4 Accent 2" w:uiPriority="49"/>
-    <w:lsdException w:name="List Table 5 Dark Accent 2" w:uiPriority="50"/>
-    <w:lsdException w:name="List Table 6 Colorful Accent 2" w:uiPriority="51"/>
-    <w:lsdException w:name="List Table 7 Colorful Accent 2" w:uiPriority="52"/>
-    <w:lsdException w:name="List Table 1 Light Accent 3" w:uiPriority="46"/>
-    <w:lsdException w:name="List Table 2 Accent 3" w:uiPriority="47"/>
-    <w:lsdException w:name="List Table 3 Accent 3" w:uiPriority="48"/>
-    <w:lsdException w:name="List Table 4 Accent 3" w:uiPriority="49"/>
-    <w:lsdException w:name="List Table 5 Dark Accent 3" w:uiPriority="50"/>
-    <w:lsdException w:name="List Table 6 Colorful Accent 3" w:uiPriority="51"/>
-    <w:lsdException w:name="List Table 7 Colorful Accent 3" w:uiPriority="52"/>
-    <w:lsdException w:name="List Table 1 Light Accent 4" w:uiPriority="46"/>
-    <w:lsdException w:name="List Table 2 Accent 4" w:uiPriority="47"/>
-    <w:lsdException w:name="List Table 3 Accent 4" w:uiPriority="48"/>
-    <w:lsdException w:name="List Table 4 Accent 4" w:uiPriority="49"/>
-    <w:lsdException w:name="List Table 5 Dark Accent 4" w:uiPriority="50"/>
-    <w:lsdException w:name="List Table 6 Colorful Accent 4" w:uiPriority="51"/>
-    <w:lsdException w:name="List Table 7 Colorful Accent 4" w:uiPriority="52"/>
-    <w:lsdException w:name="List Table 1 Light Accent 5" w:uiPriority="46"/>
-    <w:lsdException w:name="List Table 2 Accent 5" w:uiPriority="47"/>
-    <w:lsdException w:name="List Table 3 Accent 5" w:uiPriority="48"/>
-    <w:lsdException w:name="List Table 4 Accent 5" w:uiPriority="49"/>
-    <w:lsdException w:name="List Table 5 Dark Accent 5" w:uiPriority="50"/>
-    <w:lsdException w:name="List Table 6 Colorful Accent 5" w:uiPriority="51"/>
-    <w:lsdException w:name="List Table 7 Colorful Accent 5" w:uiPriority="52"/>
-    <w:lsdException w:name="List Table 1 Light Accent 6" w:uiPriority="46"/>
-    <w:lsdException w:name="List Table 2 Accent 6" w:uiPriority="47"/>
-    <w:lsdException w:name="List Table 3 Accent 6" w:uiPriority="48"/>
-    <w:lsdException w:name="List Table 4 Accent 6" w:uiPriority="49"/>
-    <w:lsdException w:name="List Table 5 Dark Accent 6" w:uiPriority="50"/>
-    <w:lsdException w:name="List Table 6 Colorful Accent 6" w:uiPriority="51"/>
-    <w:lsdException w:name="List Table 7 Colorful Accent 6" w:uiPriority="52"/>
-    <w:lsdException w:name="Mention" w:semiHidden="1" w:unhideWhenUsed="1"/>
-    <w:lsdException w:name="Smart Hyperlink" w:semiHidden="1" w:unhideWhenUsed="1"/>
-    <w:lsdException w:name="Hashtag" w:semiHidden="1" w:unhideWhenUsed="1"/>
-    <w:lsdException w:name="Unresolved Mention" w:semiHidden="1" w:unhideWhenUsed="1"/>
-    <w:lsdException w:name="Smart Link" w:semiHidden="1" w:unhideWhenUsed="1"/>
-  </w:latentStyles>
-  <w:style w:type="paragraph" w:default="1" w:styleId="Normal">
+  <w:style w:type="paragraph" w:styleId="P0" w:default="1">
     <w:name w:val="Normal"/>
     <w:qFormat/>
     <w:pPr>
-      <w:spacing w:line="360" w:lineRule="auto"/>
+      <w:spacing w:lineRule="auto" w:line="360" w:beforeAutospacing="0" w:afterAutospacing="0"/>
       <w:ind w:firstLine="709"/>
       <w:jc w:val="both"/>
     </w:pPr>
@@ -7596,235 +6850,610 @@
       <w:rFonts w:ascii="Times New Roman" w:hAnsi="Times New Roman"/>
     </w:rPr>
   </w:style>
-  <w:style w:type="paragraph" w:styleId="Ttulo1">
-    <w:name w:val="heading 1"/>
-    <w:basedOn w:val="Normal"/>
-    <w:next w:val="Normal"/>
-    <w:link w:val="Ttulo1Char"/>
-    <w:uiPriority w:val="9"/>
+  <w:style w:type="paragraph" w:styleId="P1">
+    <w:name w:val="Heading 1"/>
+    <w:basedOn w:val="P0"/>
+    <w:next w:val="P0"/>
+    <w:link w:val="C3"/>
     <w:qFormat/>
     <w:pPr>
-      <w:keepNext/>
-      <w:keepLines/>
-      <w:pageBreakBefore/>
+      <w:keepNext w:val="1"/>
+      <w:keepLines w:val="1"/>
+      <w:pageBreakBefore w:val="1"/>
       <w:numPr>
         <w:numId w:val="2"/>
       </w:numPr>
-      <w:spacing w:after="851"/>
+      <w:spacing w:after="851" w:beforeAutospacing="0" w:afterAutospacing="0"/>
       <w:outlineLvl w:val="0"/>
     </w:pPr>
     <w:rPr>
-      <w:rFonts w:eastAsiaTheme="majorEastAsia" w:cstheme="majorBidi"/>
-      <w:b/>
-      <w:caps/>
+      <w:rFonts w:cstheme="majorBidi" w:eastAsiaTheme="majorEastAsia"/>
+      <w:b w:val="1"/>
+      <w:caps w:val="1"/>
       <w:color w:val="000000" w:themeColor="text1"/>
       <w:szCs w:val="40"/>
     </w:rPr>
   </w:style>
-  <w:style w:type="paragraph" w:styleId="Ttulo2">
-    <w:name w:val="heading 2"/>
-    <w:basedOn w:val="Normal"/>
-    <w:next w:val="Normal"/>
-    <w:link w:val="Ttulo2Char"/>
-    <w:uiPriority w:val="9"/>
-    <w:unhideWhenUsed/>
+  <w:style w:type="paragraph" w:styleId="P2">
+    <w:name w:val="Heading 2"/>
+    <w:basedOn w:val="P0"/>
+    <w:next w:val="P0"/>
+    <w:link w:val="C4"/>
     <w:qFormat/>
     <w:pPr>
-      <w:keepNext/>
-      <w:keepLines/>
+      <w:keepNext w:val="1"/>
+      <w:keepLines w:val="1"/>
       <w:numPr>
         <w:ilvl w:val="1"/>
         <w:numId w:val="2"/>
       </w:numPr>
-      <w:spacing w:before="851" w:after="851"/>
+      <w:spacing w:before="851" w:after="851" w:beforeAutospacing="0" w:afterAutospacing="0"/>
       <w:outlineLvl w:val="1"/>
     </w:pPr>
     <w:rPr>
-      <w:rFonts w:eastAsiaTheme="majorEastAsia" w:cstheme="majorBidi"/>
-      <w:b/>
+      <w:rFonts w:cstheme="majorBidi" w:eastAsiaTheme="majorEastAsia"/>
+      <w:b w:val="1"/>
       <w:color w:val="000000" w:themeColor="text1"/>
       <w:szCs w:val="32"/>
     </w:rPr>
   </w:style>
-  <w:style w:type="paragraph" w:styleId="Ttulo3">
-    <w:name w:val="heading 3"/>
-    <w:basedOn w:val="Normal"/>
-    <w:next w:val="Normal"/>
-    <w:link w:val="Ttulo3Char"/>
-    <w:uiPriority w:val="9"/>
+  <w:style w:type="paragraph" w:styleId="P3">
+    <w:name w:val="Heading 3"/>
+    <w:basedOn w:val="P0"/>
+    <w:next w:val="P0"/>
+    <w:link w:val="C5"/>
     <w:semiHidden/>
-    <w:unhideWhenUsed/>
     <w:qFormat/>
     <w:pPr>
-      <w:keepNext/>
-      <w:keepLines/>
+      <w:keepNext w:val="1"/>
+      <w:keepLines w:val="1"/>
       <w:numPr>
         <w:ilvl w:val="2"/>
         <w:numId w:val="2"/>
       </w:numPr>
-      <w:spacing w:before="851" w:after="851"/>
+      <w:spacing w:before="851" w:after="851" w:beforeAutospacing="0" w:afterAutospacing="0"/>
       <w:outlineLvl w:val="2"/>
     </w:pPr>
     <w:rPr>
-      <w:rFonts w:eastAsiaTheme="majorEastAsia" w:cstheme="majorBidi"/>
+      <w:rFonts w:cstheme="majorBidi" w:eastAsiaTheme="majorEastAsia"/>
       <w:szCs w:val="28"/>
       <w:u w:val="single"/>
     </w:rPr>
   </w:style>
-  <w:style w:type="paragraph" w:styleId="Ttulo4">
-    <w:name w:val="heading 4"/>
-    <w:basedOn w:val="Normal"/>
-    <w:next w:val="Normal"/>
-    <w:link w:val="Ttulo4Char"/>
-    <w:uiPriority w:val="9"/>
+  <w:style w:type="paragraph" w:styleId="P4">
+    <w:name w:val="Heading 4"/>
+    <w:basedOn w:val="P0"/>
+    <w:next w:val="P0"/>
+    <w:link w:val="C6"/>
     <w:semiHidden/>
-    <w:unhideWhenUsed/>
     <w:qFormat/>
     <w:pPr>
-      <w:keepNext/>
-      <w:keepLines/>
+      <w:keepNext w:val="1"/>
+      <w:keepLines w:val="1"/>
       <w:numPr>
         <w:ilvl w:val="3"/>
         <w:numId w:val="2"/>
       </w:numPr>
-      <w:spacing w:before="80" w:after="40"/>
+      <w:spacing w:before="80" w:after="40" w:beforeAutospacing="0" w:afterAutospacing="0"/>
       <w:outlineLvl w:val="3"/>
     </w:pPr>
     <w:rPr>
-      <w:rFonts w:eastAsiaTheme="majorEastAsia" w:cstheme="majorBidi"/>
-      <w:i/>
-      <w:iCs/>
-      <w:color w:val="0F4761" w:themeColor="accent1" w:themeShade="BF"/>
+      <w:rFonts w:cstheme="majorBidi" w:eastAsiaTheme="majorEastAsia"/>
+      <w:i w:val="1"/>
+      <w:iCs w:val="1"/>
+      <w:color w:val="104861" w:themeColor="accent1" w:themeShade="BF"/>
     </w:rPr>
   </w:style>
-  <w:style w:type="paragraph" w:styleId="Ttulo5">
-    <w:name w:val="heading 5"/>
-    <w:basedOn w:val="Normal"/>
-    <w:next w:val="Normal"/>
-    <w:link w:val="Ttulo5Char"/>
-    <w:uiPriority w:val="9"/>
+  <w:style w:type="paragraph" w:styleId="P5">
+    <w:name w:val="Heading 5"/>
+    <w:basedOn w:val="P0"/>
+    <w:next w:val="P0"/>
+    <w:link w:val="C7"/>
     <w:semiHidden/>
-    <w:unhideWhenUsed/>
     <w:qFormat/>
     <w:pPr>
-      <w:keepNext/>
-      <w:keepLines/>
+      <w:keepNext w:val="1"/>
+      <w:keepLines w:val="1"/>
       <w:numPr>
         <w:ilvl w:val="4"/>
         <w:numId w:val="2"/>
       </w:numPr>
-      <w:spacing w:before="80" w:after="40"/>
+      <w:spacing w:before="80" w:after="40" w:beforeAutospacing="0" w:afterAutospacing="0"/>
       <w:outlineLvl w:val="4"/>
     </w:pPr>
     <w:rPr>
-      <w:rFonts w:eastAsiaTheme="majorEastAsia" w:cstheme="majorBidi"/>
-      <w:color w:val="0F4761" w:themeColor="accent1" w:themeShade="BF"/>
+      <w:rFonts w:cstheme="majorBidi" w:eastAsiaTheme="majorEastAsia"/>
+      <w:color w:val="104861" w:themeColor="accent1" w:themeShade="BF"/>
     </w:rPr>
   </w:style>
-  <w:style w:type="paragraph" w:styleId="Ttulo6">
-    <w:name w:val="heading 6"/>
-    <w:basedOn w:val="Normal"/>
-    <w:next w:val="Normal"/>
-    <w:link w:val="Ttulo6Char"/>
-    <w:uiPriority w:val="9"/>
+  <w:style w:type="paragraph" w:styleId="P6">
+    <w:name w:val="Heading 6"/>
+    <w:basedOn w:val="P0"/>
+    <w:next w:val="P0"/>
+    <w:link w:val="C8"/>
     <w:semiHidden/>
-    <w:unhideWhenUsed/>
     <w:qFormat/>
     <w:pPr>
-      <w:keepNext/>
-      <w:keepLines/>
+      <w:keepNext w:val="1"/>
+      <w:keepLines w:val="1"/>
       <w:numPr>
         <w:ilvl w:val="5"/>
         <w:numId w:val="2"/>
       </w:numPr>
-      <w:spacing w:before="40" w:after="0"/>
+      <w:spacing w:before="40" w:after="0" w:beforeAutospacing="0" w:afterAutospacing="0"/>
       <w:outlineLvl w:val="5"/>
     </w:pPr>
     <w:rPr>
-      <w:rFonts w:eastAsiaTheme="majorEastAsia" w:cstheme="majorBidi"/>
-      <w:i/>
-      <w:iCs/>
+      <w:rFonts w:cstheme="majorBidi" w:eastAsiaTheme="majorEastAsia"/>
+      <w:i w:val="1"/>
+      <w:iCs w:val="1"/>
       <w:color w:val="595959" w:themeColor="text1" w:themeTint="A6"/>
     </w:rPr>
   </w:style>
-  <w:style w:type="paragraph" w:styleId="Ttulo7">
-    <w:name w:val="heading 7"/>
-    <w:basedOn w:val="Normal"/>
-    <w:next w:val="Normal"/>
-    <w:link w:val="Ttulo7Char"/>
+  <w:style w:type="paragraph" w:styleId="P7">
+    <w:name w:val="Heading 7"/>
+    <w:basedOn w:val="P0"/>
+    <w:next w:val="P0"/>
+    <w:link w:val="C9"/>
     <w:semiHidden/>
     <w:qFormat/>
     <w:pPr>
-      <w:keepNext/>
-      <w:keepLines/>
+      <w:keepNext w:val="1"/>
+      <w:keepLines w:val="1"/>
       <w:numPr>
         <w:ilvl w:val="6"/>
         <w:numId w:val="2"/>
       </w:numPr>
-      <w:spacing w:before="40" w:after="0"/>
+      <w:spacing w:before="40" w:after="0" w:beforeAutospacing="0" w:afterAutospacing="0"/>
       <w:outlineLvl w:val="6"/>
     </w:pPr>
     <w:rPr>
-      <w:rFonts w:eastAsiaTheme="majorEastAsia" w:cstheme="majorBidi"/>
+      <w:rFonts w:cstheme="majorBidi" w:eastAsiaTheme="majorEastAsia"/>
       <w:color w:val="595959" w:themeColor="text1" w:themeTint="A6"/>
     </w:rPr>
   </w:style>
-  <w:style w:type="paragraph" w:styleId="Ttulo8">
-    <w:name w:val="heading 8"/>
-    <w:basedOn w:val="Normal"/>
-    <w:next w:val="Normal"/>
-    <w:link w:val="Ttulo8Char"/>
+  <w:style w:type="paragraph" w:styleId="P8">
+    <w:name w:val="Heading 8"/>
+    <w:basedOn w:val="P0"/>
+    <w:next w:val="P0"/>
+    <w:link w:val="C10"/>
     <w:semiHidden/>
     <w:qFormat/>
     <w:pPr>
-      <w:keepNext/>
-      <w:keepLines/>
+      <w:keepNext w:val="1"/>
+      <w:keepLines w:val="1"/>
       <w:numPr>
         <w:ilvl w:val="7"/>
         <w:numId w:val="2"/>
       </w:numPr>
-      <w:spacing w:after="0"/>
+      <w:spacing w:after="0" w:beforeAutospacing="0" w:afterAutospacing="0"/>
       <w:outlineLvl w:val="7"/>
     </w:pPr>
     <w:rPr>
-      <w:rFonts w:eastAsiaTheme="majorEastAsia" w:cstheme="majorBidi"/>
-      <w:i/>
-      <w:iCs/>
+      <w:rFonts w:cstheme="majorBidi" w:eastAsiaTheme="majorEastAsia"/>
+      <w:i w:val="1"/>
+      <w:iCs w:val="1"/>
       <w:color w:val="272727" w:themeColor="text1" w:themeTint="D8"/>
     </w:rPr>
   </w:style>
-  <w:style w:type="paragraph" w:styleId="Ttulo9">
-    <w:name w:val="heading 9"/>
-    <w:basedOn w:val="Normal"/>
-    <w:next w:val="Normal"/>
-    <w:link w:val="Ttulo9Char"/>
+  <w:style w:type="paragraph" w:styleId="P9">
+    <w:name w:val="Heading 9"/>
+    <w:basedOn w:val="P0"/>
+    <w:next w:val="P0"/>
+    <w:link w:val="C11"/>
     <w:semiHidden/>
     <w:qFormat/>
     <w:pPr>
-      <w:keepNext/>
-      <w:keepLines/>
+      <w:keepNext w:val="1"/>
+      <w:keepLines w:val="1"/>
       <w:numPr>
         <w:ilvl w:val="8"/>
         <w:numId w:val="2"/>
       </w:numPr>
-      <w:spacing w:after="0"/>
+      <w:spacing w:after="0" w:beforeAutospacing="0" w:afterAutospacing="0"/>
       <w:outlineLvl w:val="8"/>
     </w:pPr>
     <w:rPr>
-      <w:rFonts w:eastAsiaTheme="majorEastAsia" w:cstheme="majorBidi"/>
+      <w:rFonts w:cstheme="majorBidi" w:eastAsiaTheme="majorEastAsia"/>
       <w:color w:val="272727" w:themeColor="text1" w:themeTint="D8"/>
     </w:rPr>
   </w:style>
-  <w:style w:type="character" w:default="1" w:styleId="Fontepargpadro">
+  <w:style w:type="paragraph" w:styleId="P10">
+    <w:name w:val="Title"/>
+    <w:basedOn w:val="P0"/>
+    <w:next w:val="P0"/>
+    <w:link w:val="C12"/>
+    <w:qFormat/>
+    <w:pPr>
+      <w:spacing w:lineRule="auto" w:line="240" w:after="80" w:beforeAutospacing="0" w:afterAutospacing="0"/>
+      <w:contextualSpacing w:val="1"/>
+    </w:pPr>
+    <w:rPr>
+      <w:rFonts w:asciiTheme="majorHAnsi" w:hAnsiTheme="majorHAnsi" w:cstheme="majorBidi" w:eastAsiaTheme="majorEastAsia"/>
+      <w:sz w:val="56"/>
+      <w:szCs w:val="56"/>
+      <w:spacing w:val="-10"/>
+      <w:kern w:val="28"/>
+    </w:rPr>
+  </w:style>
+  <w:style w:type="paragraph" w:styleId="P11">
+    <w:name w:val="Subtitle"/>
+    <w:basedOn w:val="P0"/>
+    <w:next w:val="P0"/>
+    <w:link w:val="C13"/>
+    <w:qFormat/>
+    <w:pPr/>
+    <w:rPr>
+      <w:rFonts w:cstheme="majorBidi" w:eastAsiaTheme="majorEastAsia"/>
+      <w:color w:val="595959" w:themeColor="text1" w:themeTint="A6"/>
+      <w:sz w:val="28"/>
+      <w:szCs w:val="28"/>
+      <w:spacing w:val="15"/>
+    </w:rPr>
+  </w:style>
+  <w:style w:type="paragraph" w:styleId="P12">
+    <w:name w:val="Quote"/>
+    <w:basedOn w:val="P0"/>
+    <w:next w:val="P0"/>
+    <w:link w:val="C14"/>
+    <w:qFormat/>
+    <w:pPr>
+      <w:spacing w:before="160" w:beforeAutospacing="0" w:afterAutospacing="0"/>
+    </w:pPr>
+    <w:rPr>
+      <w:i w:val="1"/>
+      <w:iCs w:val="1"/>
+      <w:color w:val="404040" w:themeColor="text1" w:themeTint="BF"/>
+      <w:sz w:val="20"/>
+    </w:rPr>
+  </w:style>
+  <w:style w:type="paragraph" w:styleId="P13">
+    <w:name w:val="List Paragraph"/>
+    <w:basedOn w:val="P0"/>
+    <w:qFormat/>
+    <w:pPr>
+      <w:ind w:left="720"/>
+      <w:contextualSpacing w:val="1"/>
+    </w:pPr>
+    <w:rPr/>
+  </w:style>
+  <w:style w:type="paragraph" w:styleId="P14">
+    <w:name w:val="Intense Quote"/>
+    <w:basedOn w:val="P0"/>
+    <w:next w:val="P0"/>
+    <w:link w:val="C16"/>
+    <w:qFormat/>
+    <w:pPr>
+      <w:pBdr>
+        <w:top w:val="single" w:sz="4" w:space="10" w:shadow="0" w:frame="0" w:color="104861" w:themeColor="accent1" w:themeShade="BF"/>
+        <w:left w:val="none" w:sz="0" w:space="0" w:shadow="0" w:frame="0" w:color="auto"/>
+        <w:bottom w:val="single" w:sz="4" w:space="10" w:shadow="0" w:frame="0" w:color="104861" w:themeColor="accent1" w:themeShade="BF"/>
+        <w:right w:val="none" w:sz="0" w:space="0" w:shadow="0" w:frame="0" w:color="auto"/>
+        <w:between w:val="none" w:sz="0" w:space="0" w:shadow="0" w:frame="0" w:color="auto"/>
+      </w:pBdr>
+      <w:spacing w:before="360" w:after="360" w:beforeAutospacing="0" w:afterAutospacing="0"/>
+      <w:ind w:left="864" w:right="864"/>
+      <w:jc w:val="center"/>
+    </w:pPr>
+    <w:rPr>
+      <w:i w:val="1"/>
+      <w:iCs w:val="1"/>
+      <w:color w:val="104861" w:themeColor="accent1" w:themeShade="BF"/>
+    </w:rPr>
+  </w:style>
+  <w:style w:type="paragraph" w:styleId="P15">
+    <w:name w:val="TOC Heading"/>
+    <w:basedOn w:val="P1"/>
+    <w:next w:val="P0"/>
+    <w:qFormat/>
+    <w:pPr>
+      <w:pageBreakBefore w:val="0"/>
+      <w:numPr>
+        <w:numId w:val="0"/>
+      </w:numPr>
+      <w:spacing w:lineRule="auto" w:line="259" w:before="240" w:after="0" w:beforeAutospacing="0" w:afterAutospacing="0"/>
+      <w:jc w:val="left"/>
+      <w:outlineLvl w:val="9"/>
+    </w:pPr>
+    <w:rPr>
+      <w:rFonts w:asciiTheme="majorHAnsi" w:hAnsiTheme="majorHAnsi"/>
+      <w:b w:val="0"/>
+      <w:caps w:val="0"/>
+      <w:color w:val="104861" w:themeColor="accent1" w:themeShade="BF"/>
+      <w:sz w:val="32"/>
+      <w:szCs w:val="32"/>
+      <w:lang w:eastAsia="pt-BR"/>
+    </w:rPr>
+  </w:style>
+  <w:style w:type="paragraph" w:styleId="P16">
+    <w:name w:val="TOC 1"/>
+    <w:basedOn w:val="P0"/>
+    <w:next w:val="P0"/>
+    <w:autoRedefine w:val="1"/>
+    <w:pPr>
+      <w:spacing w:after="100" w:beforeAutospacing="0" w:afterAutospacing="0"/>
+    </w:pPr>
+    <w:rPr/>
+  </w:style>
+  <w:style w:type="paragraph" w:styleId="P17">
+    <w:name w:val="TOC 2"/>
+    <w:basedOn w:val="P0"/>
+    <w:next w:val="P0"/>
+    <w:autoRedefine w:val="1"/>
+    <w:pPr>
+      <w:spacing w:after="100" w:beforeAutospacing="0" w:afterAutospacing="0"/>
+      <w:ind w:left="240"/>
+    </w:pPr>
+    <w:rPr/>
+  </w:style>
+  <w:style w:type="paragraph" w:styleId="P18">
+    <w:name w:val="Normal (Web)"/>
+    <w:basedOn w:val="P0"/>
+    <w:pPr>
+      <w:spacing w:lineRule="auto" w:line="240" w:before="100" w:after="100" w:beforeAutospacing="1" w:afterAutospacing="1"/>
+      <w:ind w:firstLine="0"/>
+      <w:jc w:val="left"/>
+    </w:pPr>
+    <w:rPr>
+      <w:rFonts w:cs="Times New Roman" w:eastAsia="Times New Roman"/>
+      <w:lang w:eastAsia="pt-BR"/>
+    </w:rPr>
+  </w:style>
+  <w:style w:type="paragraph" w:styleId="P19">
+    <w:name w:val="No Spacing"/>
+    <w:qFormat/>
+    <w:pPr>
+      <w:spacing w:lineRule="auto" w:line="240" w:after="0" w:beforeAutospacing="0" w:afterAutospacing="0"/>
+      <w:ind w:firstLine="709"/>
+      <w:jc w:val="both"/>
+    </w:pPr>
+    <w:rPr>
+      <w:rFonts w:ascii="Times New Roman" w:hAnsi="Times New Roman"/>
+    </w:rPr>
+  </w:style>
+  <w:style w:type="paragraph" w:styleId="P20">
+    <w:name w:val="TOC 3"/>
+    <w:basedOn w:val="P0"/>
+    <w:next w:val="P0"/>
+    <w:autoRedefine w:val="1"/>
+    <w:pPr>
+      <w:spacing w:after="100" w:beforeAutospacing="0" w:afterAutospacing="0"/>
+      <w:ind w:left="480"/>
+    </w:pPr>
+    <w:rPr/>
+  </w:style>
+  <w:style w:type="paragraph" w:styleId="P21">
+    <w:name w:val="Body Text"/>
+    <w:basedOn w:val="P0"/>
+    <w:link w:val="C20"/>
+    <w:qFormat/>
+    <w:pPr>
+      <w:widowControl w:val="0"/>
+      <w:spacing w:after="0" w:beforeAutospacing="0" w:afterAutospacing="0"/>
+      <w:ind w:firstLine="720"/>
+    </w:pPr>
+    <w:rPr>
+      <w:rFonts w:ascii="Trebuchet MS" w:hAnsi="Trebuchet MS" w:cs="Trebuchet MS" w:eastAsia="Trebuchet MS"/>
+      <w:color w:val="000000" w:themeColor="text1"/>
+      <w:lang w:val="pt-PT"/>
+    </w:rPr>
+  </w:style>
+  <w:style w:type="character" w:styleId="C0" w:default="1">
     <w:name w:val="Default Paragraph Font"/>
-    <w:uiPriority w:val="1"/>
-    <w:unhideWhenUsed/>
+    <w:rPr/>
   </w:style>
-  <w:style w:type="table" w:default="1" w:styleId="Tabelanormal">
+  <w:style w:type="character" w:styleId="C1">
+    <w:name w:val="Line Number"/>
+    <w:basedOn w:val="C0"/>
+    <w:semiHidden/>
+    <w:rPr/>
+  </w:style>
+  <w:style w:type="character" w:styleId="C2">
+    <w:name w:val="Hyperlink"/>
+    <w:basedOn w:val="C0"/>
+    <w:rPr>
+      <w:color w:val="467886" w:themeColor="hyperlink"/>
+      <w:u w:val="single"/>
+    </w:rPr>
+  </w:style>
+  <w:style w:type="character" w:styleId="C3">
+    <w:name w:val="Título 1 Char"/>
+    <w:basedOn w:val="C0"/>
+    <w:link w:val="P1"/>
+    <w:rPr>
+      <w:rFonts w:ascii="Times New Roman" w:hAnsi="Times New Roman" w:cstheme="majorBidi" w:eastAsiaTheme="majorEastAsia"/>
+      <w:b w:val="1"/>
+      <w:caps w:val="1"/>
+      <w:color w:val="000000" w:themeColor="text1"/>
+      <w:szCs w:val="40"/>
+    </w:rPr>
+  </w:style>
+  <w:style w:type="character" w:styleId="C4">
+    <w:name w:val="Título 2 Char"/>
+    <w:basedOn w:val="C0"/>
+    <w:link w:val="P2"/>
+    <w:rPr>
+      <w:rFonts w:ascii="Times New Roman" w:hAnsi="Times New Roman" w:cstheme="majorBidi" w:eastAsiaTheme="majorEastAsia"/>
+      <w:b w:val="1"/>
+      <w:color w:val="000000" w:themeColor="text1"/>
+      <w:szCs w:val="32"/>
+    </w:rPr>
+  </w:style>
+  <w:style w:type="character" w:styleId="C5">
+    <w:name w:val="Título 3 Char"/>
+    <w:basedOn w:val="C0"/>
+    <w:link w:val="P3"/>
+    <w:rPr>
+      <w:rFonts w:ascii="Times New Roman" w:hAnsi="Times New Roman" w:cstheme="majorBidi" w:eastAsiaTheme="majorEastAsia"/>
+      <w:szCs w:val="28"/>
+      <w:u w:val="single"/>
+    </w:rPr>
+  </w:style>
+  <w:style w:type="character" w:styleId="C6">
+    <w:name w:val="Título 4 Char"/>
+    <w:basedOn w:val="C0"/>
+    <w:link w:val="P4"/>
+    <w:semiHidden/>
+    <w:rPr>
+      <w:rFonts w:cstheme="majorBidi" w:eastAsiaTheme="majorEastAsia"/>
+      <w:i w:val="1"/>
+      <w:iCs w:val="1"/>
+      <w:color w:val="104861" w:themeColor="accent1" w:themeShade="BF"/>
+    </w:rPr>
+  </w:style>
+  <w:style w:type="character" w:styleId="C7">
+    <w:name w:val="Título 5 Char"/>
+    <w:basedOn w:val="C0"/>
+    <w:link w:val="P5"/>
+    <w:semiHidden/>
+    <w:rPr>
+      <w:rFonts w:cstheme="majorBidi" w:eastAsiaTheme="majorEastAsia"/>
+      <w:color w:val="104861" w:themeColor="accent1" w:themeShade="BF"/>
+    </w:rPr>
+  </w:style>
+  <w:style w:type="character" w:styleId="C8">
+    <w:name w:val="Título 6 Char"/>
+    <w:basedOn w:val="C0"/>
+    <w:link w:val="P6"/>
+    <w:semiHidden/>
+    <w:rPr>
+      <w:rFonts w:cstheme="majorBidi" w:eastAsiaTheme="majorEastAsia"/>
+      <w:i w:val="1"/>
+      <w:iCs w:val="1"/>
+      <w:color w:val="595959" w:themeColor="text1" w:themeTint="A6"/>
+    </w:rPr>
+  </w:style>
+  <w:style w:type="character" w:styleId="C9">
+    <w:name w:val="Título 7 Char"/>
+    <w:basedOn w:val="C0"/>
+    <w:link w:val="P7"/>
+    <w:semiHidden/>
+    <w:rPr>
+      <w:rFonts w:cstheme="majorBidi" w:eastAsiaTheme="majorEastAsia"/>
+      <w:color w:val="595959" w:themeColor="text1" w:themeTint="A6"/>
+    </w:rPr>
+  </w:style>
+  <w:style w:type="character" w:styleId="C10">
+    <w:name w:val="Título 8 Char"/>
+    <w:basedOn w:val="C0"/>
+    <w:link w:val="P8"/>
+    <w:semiHidden/>
+    <w:rPr>
+      <w:rFonts w:cstheme="majorBidi" w:eastAsiaTheme="majorEastAsia"/>
+      <w:i w:val="1"/>
+      <w:iCs w:val="1"/>
+      <w:color w:val="272727" w:themeColor="text1" w:themeTint="D8"/>
+    </w:rPr>
+  </w:style>
+  <w:style w:type="character" w:styleId="C11">
+    <w:name w:val="Título 9 Char"/>
+    <w:basedOn w:val="C0"/>
+    <w:link w:val="P9"/>
+    <w:semiHidden/>
+    <w:rPr>
+      <w:rFonts w:cstheme="majorBidi" w:eastAsiaTheme="majorEastAsia"/>
+      <w:color w:val="272727" w:themeColor="text1" w:themeTint="D8"/>
+    </w:rPr>
+  </w:style>
+  <w:style w:type="character" w:styleId="C12">
+    <w:name w:val="Título Char"/>
+    <w:basedOn w:val="C0"/>
+    <w:link w:val="P10"/>
+    <w:rPr>
+      <w:rFonts w:asciiTheme="majorHAnsi" w:hAnsiTheme="majorHAnsi" w:cstheme="majorBidi" w:eastAsiaTheme="majorEastAsia"/>
+      <w:sz w:val="56"/>
+      <w:szCs w:val="56"/>
+      <w:spacing w:val="-10"/>
+      <w:kern w:val="28"/>
+    </w:rPr>
+  </w:style>
+  <w:style w:type="character" w:styleId="C13">
+    <w:name w:val="Subtítulo Char"/>
+    <w:basedOn w:val="C0"/>
+    <w:link w:val="P11"/>
+    <w:rPr>
+      <w:rFonts w:cstheme="majorBidi" w:eastAsiaTheme="majorEastAsia"/>
+      <w:color w:val="595959" w:themeColor="text1" w:themeTint="A6"/>
+      <w:sz w:val="28"/>
+      <w:szCs w:val="28"/>
+      <w:spacing w:val="15"/>
+    </w:rPr>
+  </w:style>
+  <w:style w:type="character" w:styleId="C14">
+    <w:name w:val="Citação Char"/>
+    <w:basedOn w:val="C0"/>
+    <w:link w:val="P12"/>
+    <w:rPr>
+      <w:rFonts w:ascii="Times New Roman" w:hAnsi="Times New Roman"/>
+      <w:i w:val="1"/>
+      <w:iCs w:val="1"/>
+      <w:color w:val="404040" w:themeColor="text1" w:themeTint="BF"/>
+      <w:sz w:val="20"/>
+    </w:rPr>
+  </w:style>
+  <w:style w:type="character" w:styleId="C15">
+    <w:name w:val="Intense Emphasis"/>
+    <w:basedOn w:val="C0"/>
+    <w:qFormat/>
+    <w:rPr>
+      <w:i w:val="1"/>
+      <w:iCs w:val="1"/>
+      <w:color w:val="104861" w:themeColor="accent1" w:themeShade="BF"/>
+    </w:rPr>
+  </w:style>
+  <w:style w:type="character" w:styleId="C16">
+    <w:name w:val="Citação Intensa Char"/>
+    <w:basedOn w:val="C0"/>
+    <w:link w:val="P14"/>
+    <w:rPr>
+      <w:i w:val="1"/>
+      <w:iCs w:val="1"/>
+      <w:color w:val="104861" w:themeColor="accent1" w:themeShade="BF"/>
+    </w:rPr>
+  </w:style>
+  <w:style w:type="character" w:styleId="C17">
+    <w:name w:val="Intense Reference1"/>
+    <w:basedOn w:val="C0"/>
+    <w:qFormat/>
+    <w:rPr>
+      <w:b w:val="1"/>
+      <w:bCs w:val="1"/>
+      <w:smallCaps w:val="1"/>
+      <w:color w:val="104861" w:themeColor="accent1" w:themeShade="BF"/>
+      <w:spacing w:val="5"/>
+    </w:rPr>
+  </w:style>
+  <w:style w:type="character" w:styleId="C18">
+    <w:name w:val="Unresolved Mention1"/>
+    <w:basedOn w:val="C0"/>
+    <w:semiHidden/>
+    <w:rPr>
+      <w:color w:val="605E5C"/>
+      <w:shd w:val="clear" w:color="auto" w:fill="E1DFDD"/>
+    </w:rPr>
+  </w:style>
+  <w:style w:type="character" w:styleId="C19">
+    <w:name w:val="FollowedHyperlink"/>
+    <w:basedOn w:val="C0"/>
+    <w:semiHidden/>
+    <w:rPr>
+      <w:color w:val="96607D" w:themeColor="followedHyperlink"/>
+      <w:u w:val="single"/>
+    </w:rPr>
+  </w:style>
+  <w:style w:type="character" w:styleId="C20">
+    <w:name w:val="Corpo de texto Char"/>
+    <w:basedOn w:val="C0"/>
+    <w:link w:val="P21"/>
+    <w:rPr>
+      <w:rFonts w:ascii="Trebuchet MS" w:hAnsi="Trebuchet MS" w:cs="Trebuchet MS" w:eastAsia="Trebuchet MS"/>
+      <w:color w:val="000000" w:themeColor="text1"/>
+      <w:lang w:val="pt-PT"/>
+    </w:rPr>
+  </w:style>
+  <w:style w:type="table" w:styleId="T0" w:default="1">
     <w:name w:val="Normal Table"/>
-    <w:uiPriority w:val="99"/>
     <w:semiHidden/>
-    <w:unhideWhenUsed/>
     <w:tblPr>
       <w:tblInd w:w="0" w:type="dxa"/>
       <w:tblCellMar>
@@ -7834,417 +7463,30 @@
         <w:right w:w="108" w:type="dxa"/>
       </w:tblCellMar>
     </w:tblPr>
+    <w:trPr/>
+    <w:tcPr/>
   </w:style>
-  <w:style w:type="numbering" w:default="1" w:styleId="Semlista">
-    <w:name w:val="No List"/>
-    <w:uiPriority w:val="99"/>
-    <w:semiHidden/>
-    <w:unhideWhenUsed/>
-  </w:style>
-  <w:style w:type="paragraph" w:styleId="Ttulo">
-    <w:name w:val="Title"/>
-    <w:basedOn w:val="Normal"/>
-    <w:next w:val="Normal"/>
-    <w:link w:val="TtuloChar"/>
-    <w:uiPriority w:val="10"/>
-    <w:qFormat/>
-    <w:pPr>
-      <w:spacing w:after="80" w:line="240" w:lineRule="auto"/>
-      <w:contextualSpacing/>
-    </w:pPr>
-    <w:rPr>
-      <w:rFonts w:asciiTheme="majorHAnsi" w:eastAsiaTheme="majorEastAsia" w:hAnsiTheme="majorHAnsi" w:cstheme="majorBidi"/>
-      <w:spacing w:val="-10"/>
-      <w:kern w:val="28"/>
-      <w:sz w:val="56"/>
-      <w:szCs w:val="56"/>
-    </w:rPr>
-  </w:style>
-  <w:style w:type="paragraph" w:styleId="Subttulo">
-    <w:name w:val="Subtitle"/>
-    <w:basedOn w:val="Normal"/>
-    <w:next w:val="Normal"/>
-    <w:link w:val="SubttuloChar"/>
-    <w:uiPriority w:val="11"/>
-    <w:qFormat/>
-    <w:rPr>
-      <w:rFonts w:eastAsiaTheme="majorEastAsia" w:cstheme="majorBidi"/>
-      <w:color w:val="595959" w:themeColor="text1" w:themeTint="A6"/>
-      <w:spacing w:val="15"/>
-      <w:sz w:val="28"/>
-      <w:szCs w:val="28"/>
-    </w:rPr>
-  </w:style>
-  <w:style w:type="paragraph" w:styleId="Citao">
-    <w:name w:val="Quote"/>
-    <w:basedOn w:val="Normal"/>
-    <w:next w:val="Normal"/>
-    <w:link w:val="CitaoChar"/>
-    <w:qFormat/>
-    <w:pPr>
-      <w:spacing w:before="160"/>
-    </w:pPr>
-    <w:rPr>
-      <w:i/>
-      <w:iCs/>
-      <w:color w:val="404040" w:themeColor="text1" w:themeTint="BF"/>
-      <w:sz w:val="20"/>
-    </w:rPr>
-  </w:style>
-  <w:style w:type="paragraph" w:styleId="PargrafodaLista">
-    <w:name w:val="List Paragraph"/>
-    <w:basedOn w:val="Normal"/>
-    <w:qFormat/>
-    <w:pPr>
-      <w:ind w:left="720"/>
-      <w:contextualSpacing/>
-    </w:pPr>
-  </w:style>
-  <w:style w:type="paragraph" w:styleId="CitaoIntensa">
-    <w:name w:val="Intense Quote"/>
-    <w:basedOn w:val="Normal"/>
-    <w:next w:val="Normal"/>
-    <w:link w:val="CitaoIntensaChar"/>
-    <w:qFormat/>
-    <w:pPr>
-      <w:pBdr>
-        <w:top w:val="single" w:sz="4" w:space="10" w:color="0F4761" w:themeColor="accent1" w:themeShade="BF"/>
-        <w:bottom w:val="single" w:sz="4" w:space="10" w:color="0F4761" w:themeColor="accent1" w:themeShade="BF"/>
-      </w:pBdr>
-      <w:spacing w:before="360" w:after="360"/>
-      <w:ind w:left="864" w:right="864"/>
-      <w:jc w:val="center"/>
-    </w:pPr>
-    <w:rPr>
-      <w:i/>
-      <w:iCs/>
-      <w:color w:val="0F4761" w:themeColor="accent1" w:themeShade="BF"/>
-    </w:rPr>
-  </w:style>
-  <w:style w:type="paragraph" w:styleId="CabealhodoSumrio">
-    <w:name w:val="TOC Heading"/>
-    <w:basedOn w:val="Ttulo1"/>
-    <w:next w:val="Normal"/>
-    <w:qFormat/>
-    <w:pPr>
-      <w:pageBreakBefore w:val="0"/>
-      <w:numPr>
-        <w:numId w:val="0"/>
-      </w:numPr>
-      <w:spacing w:before="240" w:after="0" w:line="259" w:lineRule="auto"/>
-      <w:jc w:val="left"/>
-      <w:outlineLvl w:val="9"/>
-    </w:pPr>
-    <w:rPr>
-      <w:rFonts w:asciiTheme="majorHAnsi" w:hAnsiTheme="majorHAnsi"/>
-      <w:b w:val="0"/>
-      <w:caps w:val="0"/>
-      <w:color w:val="0F4761" w:themeColor="accent1" w:themeShade="BF"/>
-      <w:sz w:val="32"/>
-      <w:szCs w:val="32"/>
-      <w:lang w:eastAsia="pt-BR"/>
-    </w:rPr>
-  </w:style>
-  <w:style w:type="paragraph" w:styleId="Sumrio1">
-    <w:name w:val="toc 1"/>
-    <w:basedOn w:val="Normal"/>
-    <w:next w:val="Normal"/>
-    <w:autoRedefine/>
-    <w:uiPriority w:val="39"/>
-    <w:pPr>
-      <w:spacing w:after="100"/>
-    </w:pPr>
-  </w:style>
-  <w:style w:type="paragraph" w:styleId="Sumrio2">
-    <w:name w:val="toc 2"/>
-    <w:basedOn w:val="Normal"/>
-    <w:next w:val="Normal"/>
-    <w:autoRedefine/>
-    <w:uiPriority w:val="39"/>
-    <w:pPr>
-      <w:spacing w:after="100"/>
-      <w:ind w:left="240"/>
-    </w:pPr>
-  </w:style>
-  <w:style w:type="paragraph" w:styleId="NormalWeb">
-    <w:name w:val="Normal (Web)"/>
-    <w:basedOn w:val="Normal"/>
-    <w:pPr>
-      <w:spacing w:before="100" w:beforeAutospacing="1" w:after="100" w:afterAutospacing="1" w:line="240" w:lineRule="auto"/>
-      <w:ind w:firstLine="0"/>
-      <w:jc w:val="left"/>
-    </w:pPr>
-    <w:rPr>
-      <w:rFonts w:eastAsia="Times New Roman" w:cs="Times New Roman"/>
-      <w:lang w:eastAsia="pt-BR"/>
-    </w:rPr>
-  </w:style>
-  <w:style w:type="paragraph" w:styleId="SemEspaamento">
-    <w:name w:val="No Spacing"/>
-    <w:qFormat/>
-    <w:pPr>
-      <w:spacing w:after="0" w:line="240" w:lineRule="auto"/>
-      <w:ind w:firstLine="709"/>
-      <w:jc w:val="both"/>
-    </w:pPr>
-    <w:rPr>
-      <w:rFonts w:ascii="Times New Roman" w:hAnsi="Times New Roman"/>
-    </w:rPr>
-  </w:style>
-  <w:style w:type="paragraph" w:styleId="Sumrio3">
-    <w:name w:val="toc 3"/>
-    <w:basedOn w:val="Normal"/>
-    <w:next w:val="Normal"/>
-    <w:autoRedefine/>
-    <w:pPr>
-      <w:spacing w:after="100"/>
-      <w:ind w:left="480"/>
-    </w:pPr>
-  </w:style>
-  <w:style w:type="paragraph" w:styleId="Corpodetexto">
-    <w:name w:val="Body Text"/>
-    <w:basedOn w:val="Normal"/>
-    <w:link w:val="CorpodetextoChar"/>
-    <w:qFormat/>
-    <w:pPr>
-      <w:widowControl w:val="0"/>
-      <w:spacing w:after="0"/>
-      <w:ind w:firstLine="720"/>
-    </w:pPr>
-    <w:rPr>
-      <w:rFonts w:ascii="Trebuchet MS" w:eastAsia="Trebuchet MS" w:hAnsi="Trebuchet MS" w:cs="Trebuchet MS"/>
-      <w:color w:val="000000" w:themeColor="text1"/>
-      <w:lang w:val="pt-PT"/>
-    </w:rPr>
-  </w:style>
-  <w:style w:type="character" w:styleId="Nmerodelinha">
-    <w:name w:val="line number"/>
-    <w:basedOn w:val="Fontepargpadro"/>
-    <w:semiHidden/>
-  </w:style>
-  <w:style w:type="character" w:styleId="Hyperlink">
-    <w:name w:val="Hyperlink"/>
-    <w:basedOn w:val="Fontepargpadro"/>
-    <w:uiPriority w:val="99"/>
-    <w:rPr>
-      <w:color w:val="467886" w:themeColor="hyperlink"/>
-      <w:u w:val="single"/>
-    </w:rPr>
-  </w:style>
-  <w:style w:type="character" w:customStyle="1" w:styleId="Ttulo1Char">
-    <w:name w:val="Título 1 Char"/>
-    <w:basedOn w:val="Fontepargpadro"/>
-    <w:link w:val="Ttulo1"/>
-    <w:rPr>
-      <w:rFonts w:ascii="Times New Roman" w:eastAsiaTheme="majorEastAsia" w:hAnsi="Times New Roman" w:cstheme="majorBidi"/>
-      <w:b/>
-      <w:caps/>
-      <w:color w:val="000000" w:themeColor="text1"/>
-      <w:szCs w:val="40"/>
-    </w:rPr>
-  </w:style>
-  <w:style w:type="character" w:customStyle="1" w:styleId="Ttulo2Char">
-    <w:name w:val="Título 2 Char"/>
-    <w:basedOn w:val="Fontepargpadro"/>
-    <w:link w:val="Ttulo2"/>
-    <w:rPr>
-      <w:rFonts w:ascii="Times New Roman" w:eastAsiaTheme="majorEastAsia" w:hAnsi="Times New Roman" w:cstheme="majorBidi"/>
-      <w:b/>
-      <w:color w:val="000000" w:themeColor="text1"/>
-      <w:szCs w:val="32"/>
-    </w:rPr>
-  </w:style>
-  <w:style w:type="character" w:customStyle="1" w:styleId="Ttulo3Char">
-    <w:name w:val="Título 3 Char"/>
-    <w:basedOn w:val="Fontepargpadro"/>
-    <w:link w:val="Ttulo3"/>
-    <w:rPr>
-      <w:rFonts w:ascii="Times New Roman" w:eastAsiaTheme="majorEastAsia" w:hAnsi="Times New Roman" w:cstheme="majorBidi"/>
-      <w:szCs w:val="28"/>
-      <w:u w:val="single"/>
-    </w:rPr>
-  </w:style>
-  <w:style w:type="character" w:customStyle="1" w:styleId="Ttulo4Char">
-    <w:name w:val="Título 4 Char"/>
-    <w:basedOn w:val="Fontepargpadro"/>
-    <w:link w:val="Ttulo4"/>
-    <w:semiHidden/>
-    <w:rPr>
-      <w:rFonts w:eastAsiaTheme="majorEastAsia" w:cstheme="majorBidi"/>
-      <w:i/>
-      <w:iCs/>
-      <w:color w:val="0F4761" w:themeColor="accent1" w:themeShade="BF"/>
-    </w:rPr>
-  </w:style>
-  <w:style w:type="character" w:customStyle="1" w:styleId="Ttulo5Char">
-    <w:name w:val="Título 5 Char"/>
-    <w:basedOn w:val="Fontepargpadro"/>
-    <w:link w:val="Ttulo5"/>
-    <w:semiHidden/>
-    <w:rPr>
-      <w:rFonts w:eastAsiaTheme="majorEastAsia" w:cstheme="majorBidi"/>
-      <w:color w:val="0F4761" w:themeColor="accent1" w:themeShade="BF"/>
-    </w:rPr>
-  </w:style>
-  <w:style w:type="character" w:customStyle="1" w:styleId="Ttulo6Char">
-    <w:name w:val="Título 6 Char"/>
-    <w:basedOn w:val="Fontepargpadro"/>
-    <w:link w:val="Ttulo6"/>
-    <w:semiHidden/>
-    <w:rPr>
-      <w:rFonts w:eastAsiaTheme="majorEastAsia" w:cstheme="majorBidi"/>
-      <w:i/>
-      <w:iCs/>
-      <w:color w:val="595959" w:themeColor="text1" w:themeTint="A6"/>
-    </w:rPr>
-  </w:style>
-  <w:style w:type="character" w:customStyle="1" w:styleId="Ttulo7Char">
-    <w:name w:val="Título 7 Char"/>
-    <w:basedOn w:val="Fontepargpadro"/>
-    <w:link w:val="Ttulo7"/>
-    <w:semiHidden/>
-    <w:rPr>
-      <w:rFonts w:eastAsiaTheme="majorEastAsia" w:cstheme="majorBidi"/>
-      <w:color w:val="595959" w:themeColor="text1" w:themeTint="A6"/>
-    </w:rPr>
-  </w:style>
-  <w:style w:type="character" w:customStyle="1" w:styleId="Ttulo8Char">
-    <w:name w:val="Título 8 Char"/>
-    <w:basedOn w:val="Fontepargpadro"/>
-    <w:link w:val="Ttulo8"/>
-    <w:semiHidden/>
-    <w:rPr>
-      <w:rFonts w:eastAsiaTheme="majorEastAsia" w:cstheme="majorBidi"/>
-      <w:i/>
-      <w:iCs/>
-      <w:color w:val="272727" w:themeColor="text1" w:themeTint="D8"/>
-    </w:rPr>
-  </w:style>
-  <w:style w:type="character" w:customStyle="1" w:styleId="Ttulo9Char">
-    <w:name w:val="Título 9 Char"/>
-    <w:basedOn w:val="Fontepargpadro"/>
-    <w:link w:val="Ttulo9"/>
-    <w:semiHidden/>
-    <w:rPr>
-      <w:rFonts w:eastAsiaTheme="majorEastAsia" w:cstheme="majorBidi"/>
-      <w:color w:val="272727" w:themeColor="text1" w:themeTint="D8"/>
-    </w:rPr>
-  </w:style>
-  <w:style w:type="character" w:customStyle="1" w:styleId="TtuloChar">
-    <w:name w:val="Título Char"/>
-    <w:basedOn w:val="Fontepargpadro"/>
-    <w:link w:val="Ttulo"/>
-    <w:rPr>
-      <w:rFonts w:asciiTheme="majorHAnsi" w:eastAsiaTheme="majorEastAsia" w:hAnsiTheme="majorHAnsi" w:cstheme="majorBidi"/>
-      <w:spacing w:val="-10"/>
-      <w:kern w:val="28"/>
-      <w:sz w:val="56"/>
-      <w:szCs w:val="56"/>
-    </w:rPr>
-  </w:style>
-  <w:style w:type="character" w:customStyle="1" w:styleId="SubttuloChar">
-    <w:name w:val="Subtítulo Char"/>
-    <w:basedOn w:val="Fontepargpadro"/>
-    <w:link w:val="Subttulo"/>
-    <w:rPr>
-      <w:rFonts w:eastAsiaTheme="majorEastAsia" w:cstheme="majorBidi"/>
-      <w:color w:val="595959" w:themeColor="text1" w:themeTint="A6"/>
-      <w:spacing w:val="15"/>
-      <w:sz w:val="28"/>
-      <w:szCs w:val="28"/>
-    </w:rPr>
-  </w:style>
-  <w:style w:type="character" w:customStyle="1" w:styleId="CitaoChar">
-    <w:name w:val="Citação Char"/>
-    <w:basedOn w:val="Fontepargpadro"/>
-    <w:link w:val="Citao"/>
-    <w:rPr>
-      <w:rFonts w:ascii="Times New Roman" w:hAnsi="Times New Roman"/>
-      <w:i/>
-      <w:iCs/>
-      <w:color w:val="404040" w:themeColor="text1" w:themeTint="BF"/>
-      <w:sz w:val="20"/>
-    </w:rPr>
-  </w:style>
-  <w:style w:type="character" w:styleId="nfaseIntensa">
-    <w:name w:val="Intense Emphasis"/>
-    <w:basedOn w:val="Fontepargpadro"/>
-    <w:qFormat/>
-    <w:rPr>
-      <w:i/>
-      <w:iCs/>
-      <w:color w:val="0F4761" w:themeColor="accent1" w:themeShade="BF"/>
-    </w:rPr>
-  </w:style>
-  <w:style w:type="character" w:customStyle="1" w:styleId="CitaoIntensaChar">
-    <w:name w:val="Citação Intensa Char"/>
-    <w:basedOn w:val="Fontepargpadro"/>
-    <w:link w:val="CitaoIntensa"/>
-    <w:rPr>
-      <w:i/>
-      <w:iCs/>
-      <w:color w:val="0F4761" w:themeColor="accent1" w:themeShade="BF"/>
-    </w:rPr>
-  </w:style>
-  <w:style w:type="character" w:customStyle="1" w:styleId="IntenseReference1">
-    <w:name w:val="Intense Reference1"/>
-    <w:basedOn w:val="Fontepargpadro"/>
-    <w:qFormat/>
-    <w:rPr>
-      <w:b/>
-      <w:bCs/>
-      <w:smallCaps/>
-      <w:color w:val="0F4761" w:themeColor="accent1" w:themeShade="BF"/>
-      <w:spacing w:val="5"/>
-    </w:rPr>
-  </w:style>
-  <w:style w:type="character" w:customStyle="1" w:styleId="UnresolvedMention1">
-    <w:name w:val="Unresolved Mention1"/>
-    <w:basedOn w:val="Fontepargpadro"/>
-    <w:semiHidden/>
-    <w:rPr>
-      <w:color w:val="605E5C"/>
-      <w:shd w:val="clear" w:color="auto" w:fill="E1DFDD"/>
-    </w:rPr>
-  </w:style>
-  <w:style w:type="character" w:styleId="HiperlinkVisitado">
-    <w:name w:val="FollowedHyperlink"/>
-    <w:basedOn w:val="Fontepargpadro"/>
-    <w:semiHidden/>
-    <w:rPr>
-      <w:color w:val="96607D" w:themeColor="followedHyperlink"/>
-      <w:u w:val="single"/>
-    </w:rPr>
-  </w:style>
-  <w:style w:type="character" w:customStyle="1" w:styleId="CorpodetextoChar">
-    <w:name w:val="Corpo de texto Char"/>
-    <w:basedOn w:val="Fontepargpadro"/>
-    <w:link w:val="Corpodetexto"/>
-    <w:rPr>
-      <w:rFonts w:ascii="Trebuchet MS" w:eastAsia="Trebuchet MS" w:hAnsi="Trebuchet MS" w:cs="Trebuchet MS"/>
-      <w:color w:val="000000" w:themeColor="text1"/>
-      <w:lang w:val="pt-PT"/>
-    </w:rPr>
-  </w:style>
-  <w:style w:type="table" w:styleId="TabelaSimples-1">
+  <w:style w:type="table" w:styleId="T1">
     <w:name w:val="Table Simple 1"/>
-    <w:basedOn w:val="Tabelanormal"/>
+    <w:basedOn w:val="T0"/>
     <w:tblPr>
       <w:tblBorders>
-        <w:top w:val="single" w:sz="4" w:space="0" w:color="000000"/>
-        <w:left w:val="single" w:sz="4" w:space="0" w:color="000000"/>
-        <w:bottom w:val="single" w:sz="4" w:space="0" w:color="000000"/>
-        <w:right w:val="single" w:sz="4" w:space="0" w:color="000000"/>
-        <w:insideH w:val="single" w:sz="4" w:space="0" w:color="000000"/>
-        <w:insideV w:val="single" w:sz="4" w:space="0" w:color="000000"/>
+        <w:top w:val="single" w:sz="4" w:space="0" w:shadow="0" w:frame="0" w:color="000000"/>
+        <w:left w:val="single" w:sz="4" w:space="0" w:shadow="0" w:frame="0" w:color="000000"/>
+        <w:bottom w:val="single" w:sz="4" w:space="0" w:shadow="0" w:frame="0" w:color="000000"/>
+        <w:right w:val="single" w:sz="4" w:space="0" w:shadow="0" w:frame="0" w:color="000000"/>
+        <w:insideH w:val="single" w:sz="4" w:space="0" w:shadow="0" w:frame="0" w:color="000000"/>
+        <w:insideV w:val="single" w:sz="4" w:space="0" w:shadow="0" w:frame="0" w:color="000000"/>
       </w:tblBorders>
     </w:tblPr>
+    <w:trPr/>
+    <w:tcPr/>
   </w:style>
-  <w:style w:type="table" w:customStyle="1" w:styleId="Tabelacomgrade1">
+  <w:style w:type="table" w:styleId="T2">
     <w:name w:val="Tabela com grade1"/>
-    <w:basedOn w:val="Tabelanormal"/>
+    <w:basedOn w:val="T0"/>
     <w:pPr>
-      <w:spacing w:after="0" w:line="240" w:lineRule="auto"/>
+      <w:spacing w:lineRule="auto" w:line="240" w:after="0" w:beforeAutospacing="0" w:afterAutospacing="0"/>
     </w:pPr>
     <w:rPr>
       <w:sz w:val="22"/>
@@ -8252,38 +7494,41 @@
     </w:rPr>
     <w:tblPr>
       <w:tblBorders>
-        <w:top w:val="single" w:sz="4" w:space="0" w:color="auto"/>
-        <w:left w:val="single" w:sz="4" w:space="0" w:color="auto"/>
-        <w:bottom w:val="single" w:sz="4" w:space="0" w:color="auto"/>
-        <w:right w:val="single" w:sz="4" w:space="0" w:color="auto"/>
-        <w:insideH w:val="single" w:sz="4" w:space="0" w:color="auto"/>
-        <w:insideV w:val="single" w:sz="4" w:space="0" w:color="auto"/>
+        <w:top w:val="single" w:sz="4" w:space="0" w:shadow="0" w:frame="0" w:color="auto"/>
+        <w:left w:val="single" w:sz="4" w:space="0" w:shadow="0" w:frame="0" w:color="auto"/>
+        <w:bottom w:val="single" w:sz="4" w:space="0" w:shadow="0" w:frame="0" w:color="auto"/>
+        <w:right w:val="single" w:sz="4" w:space="0" w:shadow="0" w:frame="0" w:color="auto"/>
+        <w:insideH w:val="single" w:sz="4" w:space="0" w:shadow="0" w:frame="0" w:color="auto"/>
+        <w:insideV w:val="single" w:sz="4" w:space="0" w:shadow="0" w:frame="0" w:color="auto"/>
       </w:tblBorders>
     </w:tblPr>
+    <w:trPr/>
+    <w:tcPr/>
   </w:style>
-  <w:style w:type="table" w:styleId="Tabelacomgrade">
+  <w:style w:type="table" w:styleId="T3">
     <w:name w:val="Table Grid"/>
-    <w:basedOn w:val="Tabelanormal"/>
+    <w:basedOn w:val="T0"/>
     <w:pPr>
-      <w:spacing w:after="0" w:line="240" w:lineRule="auto"/>
+      <w:spacing w:lineRule="auto" w:line="240" w:after="0" w:beforeAutospacing="0" w:afterAutospacing="0"/>
     </w:pPr>
     <w:tblPr>
       <w:tblBorders>
-        <w:top w:val="single" w:sz="4" w:space="0" w:color="auto"/>
-        <w:left w:val="single" w:sz="4" w:space="0" w:color="auto"/>
-        <w:bottom w:val="single" w:sz="4" w:space="0" w:color="auto"/>
-        <w:right w:val="single" w:sz="4" w:space="0" w:color="auto"/>
-        <w:insideH w:val="single" w:sz="4" w:space="0" w:color="auto"/>
-        <w:insideV w:val="single" w:sz="4" w:space="0" w:color="auto"/>
+        <w:top w:val="single" w:sz="4" w:space="0" w:shadow="0" w:frame="0" w:color="auto"/>
+        <w:left w:val="single" w:sz="4" w:space="0" w:shadow="0" w:frame="0" w:color="auto"/>
+        <w:bottom w:val="single" w:sz="4" w:space="0" w:shadow="0" w:frame="0" w:color="auto"/>
+        <w:right w:val="single" w:sz="4" w:space="0" w:shadow="0" w:frame="0" w:color="auto"/>
+        <w:insideH w:val="single" w:sz="4" w:space="0" w:shadow="0" w:frame="0" w:color="auto"/>
+        <w:insideV w:val="single" w:sz="4" w:space="0" w:shadow="0" w:frame="0" w:color="auto"/>
       </w:tblBorders>
     </w:tblPr>
+    <w:trPr/>
+    <w:tcPr/>
   </w:style>
-  <w:style w:type="table" w:customStyle="1" w:styleId="Tabelacomgrade2">
+  <w:style w:type="table" w:styleId="T4">
     <w:name w:val="Tabela com grade2"/>
-    <w:basedOn w:val="Tabelanormal"/>
-    <w:uiPriority w:val="39"/>
+    <w:basedOn w:val="T0"/>
     <w:pPr>
-      <w:spacing w:after="0" w:line="240" w:lineRule="auto"/>
+      <w:spacing w:lineRule="auto" w:line="240" w:after="0" w:beforeAutospacing="0" w:afterAutospacing="0"/>
     </w:pPr>
     <w:rPr>
       <w:sz w:val="22"/>
@@ -8291,21 +7536,22 @@
     </w:rPr>
     <w:tblPr>
       <w:tblBorders>
-        <w:top w:val="single" w:sz="4" w:space="0" w:color="auto"/>
-        <w:left w:val="single" w:sz="4" w:space="0" w:color="auto"/>
-        <w:bottom w:val="single" w:sz="4" w:space="0" w:color="auto"/>
-        <w:right w:val="single" w:sz="4" w:space="0" w:color="auto"/>
-        <w:insideH w:val="single" w:sz="4" w:space="0" w:color="auto"/>
-        <w:insideV w:val="single" w:sz="4" w:space="0" w:color="auto"/>
+        <w:top w:val="single" w:sz="4" w:space="0" w:shadow="0" w:frame="0" w:color="auto"/>
+        <w:left w:val="single" w:sz="4" w:space="0" w:shadow="0" w:frame="0" w:color="auto"/>
+        <w:bottom w:val="single" w:sz="4" w:space="0" w:shadow="0" w:frame="0" w:color="auto"/>
+        <w:right w:val="single" w:sz="4" w:space="0" w:shadow="0" w:frame="0" w:color="auto"/>
+        <w:insideH w:val="single" w:sz="4" w:space="0" w:shadow="0" w:frame="0" w:color="auto"/>
+        <w:insideV w:val="single" w:sz="4" w:space="0" w:shadow="0" w:frame="0" w:color="auto"/>
       </w:tblBorders>
     </w:tblPr>
+    <w:trPr/>
+    <w:tcPr/>
   </w:style>
-  <w:style w:type="table" w:customStyle="1" w:styleId="Tabelacomgrade3">
+  <w:style w:type="table" w:styleId="T5">
     <w:name w:val="Tabela com grade3"/>
-    <w:basedOn w:val="Tabelanormal"/>
-    <w:uiPriority w:val="39"/>
+    <w:basedOn w:val="T0"/>
     <w:pPr>
-      <w:spacing w:after="0" w:line="240" w:lineRule="auto"/>
+      <w:spacing w:lineRule="auto" w:line="240" w:after="0" w:beforeAutospacing="0" w:afterAutospacing="0"/>
     </w:pPr>
     <w:rPr>
       <w:sz w:val="22"/>
@@ -8313,14 +7559,19 @@
     </w:rPr>
     <w:tblPr>
       <w:tblBorders>
-        <w:top w:val="single" w:sz="4" w:space="0" w:color="auto"/>
-        <w:left w:val="single" w:sz="4" w:space="0" w:color="auto"/>
-        <w:bottom w:val="single" w:sz="4" w:space="0" w:color="auto"/>
-        <w:right w:val="single" w:sz="4" w:space="0" w:color="auto"/>
-        <w:insideH w:val="single" w:sz="4" w:space="0" w:color="auto"/>
-        <w:insideV w:val="single" w:sz="4" w:space="0" w:color="auto"/>
+        <w:top w:val="single" w:sz="4" w:space="0" w:shadow="0" w:frame="0" w:color="auto"/>
+        <w:left w:val="single" w:sz="4" w:space="0" w:shadow="0" w:frame="0" w:color="auto"/>
+        <w:bottom w:val="single" w:sz="4" w:space="0" w:shadow="0" w:frame="0" w:color="auto"/>
+        <w:right w:val="single" w:sz="4" w:space="0" w:shadow="0" w:frame="0" w:color="auto"/>
+        <w:insideH w:val="single" w:sz="4" w:space="0" w:shadow="0" w:frame="0" w:color="auto"/>
+        <w:insideV w:val="single" w:sz="4" w:space="0" w:shadow="0" w:frame="0" w:color="auto"/>
       </w:tblBorders>
     </w:tblPr>
+    <w:trPr/>
+    <w:tcPr/>
+  </w:style>
+  <w:style w:type="numbering" w:styleId="N0">
+    <w:name w:val="No List"/>
   </w:style>
 </w:styles>
 </file>
@@ -8613,8 +7864,6 @@
       </a:bgFillStyleLst>
     </a:fmtScheme>
   </a:themeElements>
-  <a:objectDefaults/>
-  <a:extraClrSchemeLst/>
 </a:theme>
 </file>
 
@@ -8623,9 +7872,9 @@
 </file>
 
 <file path=customXml/itemProps1.xml><?xml version="1.0" encoding="utf-8"?>
-<ds:datastoreItem xmlns:ds="http://schemas.openxmlformats.org/officeDocument/2006/customXml" ds:itemID="{F7110A94-F85D-4D0A-8693-346C7E32819C}">
+<ds:datastoreItem xmlns:ds="http://schemas.openxmlformats.org/officeDocument/2006/customXml" ds:itemID="{f7110a94-f85d-4d0a-8693-346c7e32819c}">
   <ds:schemaRefs>
-    <ds:schemaRef ds:uri="http://schemas.openxmlformats.org/officeDocument/2006/bibliography"/>
+    <ds:schemaRef ds:uri="http://schemas.microsoft.com/vsto/samples"/>
   </ds:schemaRefs>
 </ds:datastoreItem>
 </file>